--- a/taniguchi/api/Fix/API設計書_修理申請.docx
+++ b/taniguchi/api/Fix/API設計書_修理申請.docx
@@ -224,7 +224,7 @@
                                     <w:sz w:val="28"/>
                                     <w:szCs w:val="28"/>
                                   </w:rPr>
-                                  <w:t>2026年5月19日</w:t>
+                                  <w:t>2026年5月20日</w:t>
                                 </w:r>
                               </w:p>
                               <w:p>
@@ -422,7 +422,7 @@
                               <w:sz w:val="28"/>
                               <w:szCs w:val="28"/>
                             </w:rPr>
-                            <w:t>2026年5月19日</w:t>
+                            <w:t>2026年5月20日</w:t>
                           </w:r>
                         </w:p>
                         <w:p>
@@ -669,7 +669,7 @@
                   <w:spacing w:line="240" w:lineRule="auto"/>
                 </w:pPr>
                 <w:r>
-                  <w:t>2026/5/19</w:t>
+                  <w:t>2026/5/20</w:t>
                 </w:r>
               </w:p>
             </w:tc>
@@ -1029,7 +1029,7 @@
       <w:r>
         <w:fldChar w:fldCharType="separate"/>
       </w:r>
-      <w:hyperlink w:anchor="_Toc230121079" w:history="1">
+      <w:hyperlink w:anchor="_Toc230168137" w:history="1">
         <w:r>
           <w:rPr>
             <w:rStyle w:val="afffffff5"/>
@@ -1056,7 +1056,7 @@
             <w:noProof/>
             <w:webHidden/>
           </w:rPr>
-          <w:instrText xml:space="preserve"> PAGEREF _Toc230121079 \h </w:instrText>
+          <w:instrText xml:space="preserve"> PAGEREF _Toc230168137 \h </w:instrText>
         </w:r>
         <w:r>
           <w:rPr>
@@ -1104,7 +1104,7 @@
           <w14:ligatures w14:val="standardContextual"/>
         </w:rPr>
       </w:pPr>
-      <w:hyperlink w:anchor="_Toc230121080" w:history="1">
+      <w:hyperlink w:anchor="_Toc230168138" w:history="1">
         <w:r>
           <w:rPr>
             <w:rStyle w:val="afffffff5"/>
@@ -1131,7 +1131,7 @@
             <w:noProof/>
             <w:webHidden/>
           </w:rPr>
-          <w:instrText xml:space="preserve"> PAGEREF _Toc230121080 \h </w:instrText>
+          <w:instrText xml:space="preserve"> PAGEREF _Toc230168138 \h </w:instrText>
         </w:r>
         <w:r>
           <w:rPr>
@@ -1179,7 +1179,7 @@
           <w14:ligatures w14:val="standardContextual"/>
         </w:rPr>
       </w:pPr>
-      <w:hyperlink w:anchor="_Toc230121081" w:history="1">
+      <w:hyperlink w:anchor="_Toc230168139" w:history="1">
         <w:r>
           <w:rPr>
             <w:rStyle w:val="afffffff5"/>
@@ -1206,7 +1206,7 @@
             <w:noProof/>
             <w:webHidden/>
           </w:rPr>
-          <w:instrText xml:space="preserve"> PAGEREF _Toc230121081 \h </w:instrText>
+          <w:instrText xml:space="preserve"> PAGEREF _Toc230168139 \h </w:instrText>
         </w:r>
         <w:r>
           <w:rPr>
@@ -1254,7 +1254,7 @@
           <w14:ligatures w14:val="standardContextual"/>
         </w:rPr>
       </w:pPr>
-      <w:hyperlink w:anchor="_Toc230121082" w:history="1">
+      <w:hyperlink w:anchor="_Toc230168140" w:history="1">
         <w:r>
           <w:rPr>
             <w:rStyle w:val="afffffff5"/>
@@ -1281,7 +1281,7 @@
             <w:noProof/>
             <w:webHidden/>
           </w:rPr>
-          <w:instrText xml:space="preserve"> PAGEREF _Toc230121082 \h </w:instrText>
+          <w:instrText xml:space="preserve"> PAGEREF _Toc230168140 \h </w:instrText>
         </w:r>
         <w:r>
           <w:rPr>
@@ -1329,7 +1329,7 @@
           <w14:ligatures w14:val="standardContextual"/>
         </w:rPr>
       </w:pPr>
-      <w:hyperlink w:anchor="_Toc230121083" w:history="1">
+      <w:hyperlink w:anchor="_Toc230168141" w:history="1">
         <w:r>
           <w:rPr>
             <w:rStyle w:val="afffffff5"/>
@@ -1356,7 +1356,7 @@
             <w:noProof/>
             <w:webHidden/>
           </w:rPr>
-          <w:instrText xml:space="preserve"> PAGEREF _Toc230121083 \h </w:instrText>
+          <w:instrText xml:space="preserve"> PAGEREF _Toc230168141 \h </w:instrText>
         </w:r>
         <w:r>
           <w:rPr>
@@ -1376,7 +1376,7 @@
             <w:noProof/>
             <w:webHidden/>
           </w:rPr>
-          <w:t>4</w:t>
+          <w:t>5</w:t>
         </w:r>
         <w:r>
           <w:rPr>
@@ -1405,7 +1405,7 @@
           <w14:ligatures w14:val="standardContextual"/>
         </w:rPr>
       </w:pPr>
-      <w:hyperlink w:anchor="_Toc230121084" w:history="1">
+      <w:hyperlink w:anchor="_Toc230168142" w:history="1">
         <w:r>
           <w:rPr>
             <w:rStyle w:val="afffffff5"/>
@@ -1432,7 +1432,7 @@
             <w:noProof/>
             <w:webHidden/>
           </w:rPr>
-          <w:instrText xml:space="preserve"> PAGEREF _Toc230121084 \h </w:instrText>
+          <w:instrText xml:space="preserve"> PAGEREF _Toc230168142 \h </w:instrText>
         </w:r>
         <w:r>
           <w:rPr>
@@ -1480,7 +1480,7 @@
           <w14:ligatures w14:val="standardContextual"/>
         </w:rPr>
       </w:pPr>
-      <w:hyperlink w:anchor="_Toc230121085" w:history="1">
+      <w:hyperlink w:anchor="_Toc230168143" w:history="1">
         <w:r>
           <w:rPr>
             <w:rStyle w:val="afffffff5"/>
@@ -1507,7 +1507,7 @@
             <w:noProof/>
             <w:webHidden/>
           </w:rPr>
-          <w:instrText xml:space="preserve"> PAGEREF _Toc230121085 \h </w:instrText>
+          <w:instrText xml:space="preserve"> PAGEREF _Toc230168143 \h </w:instrText>
         </w:r>
         <w:r>
           <w:rPr>
@@ -1555,7 +1555,7 @@
           <w14:ligatures w14:val="standardContextual"/>
         </w:rPr>
       </w:pPr>
-      <w:hyperlink w:anchor="_Toc230121086" w:history="1">
+      <w:hyperlink w:anchor="_Toc230168144" w:history="1">
         <w:r>
           <w:rPr>
             <w:rStyle w:val="afffffff5"/>
@@ -1582,7 +1582,7 @@
             <w:noProof/>
             <w:webHidden/>
           </w:rPr>
-          <w:instrText xml:space="preserve"> PAGEREF _Toc230121086 \h </w:instrText>
+          <w:instrText xml:space="preserve"> PAGEREF _Toc230168144 \h </w:instrText>
         </w:r>
         <w:r>
           <w:rPr>
@@ -1630,7 +1630,7 @@
           <w14:ligatures w14:val="standardContextual"/>
         </w:rPr>
       </w:pPr>
-      <w:hyperlink w:anchor="_Toc230121087" w:history="1">
+      <w:hyperlink w:anchor="_Toc230168145" w:history="1">
         <w:r>
           <w:rPr>
             <w:rStyle w:val="afffffff5"/>
@@ -1657,7 +1657,7 @@
             <w:noProof/>
             <w:webHidden/>
           </w:rPr>
-          <w:instrText xml:space="preserve"> PAGEREF _Toc230121087 \h </w:instrText>
+          <w:instrText xml:space="preserve"> PAGEREF _Toc230168145 \h </w:instrText>
         </w:r>
         <w:r>
           <w:rPr>
@@ -1677,7 +1677,7 @@
             <w:noProof/>
             <w:webHidden/>
           </w:rPr>
-          <w:t>5</w:t>
+          <w:t>6</w:t>
         </w:r>
         <w:r>
           <w:rPr>
@@ -1706,7 +1706,7 @@
           <w14:ligatures w14:val="standardContextual"/>
         </w:rPr>
       </w:pPr>
-      <w:hyperlink w:anchor="_Toc230121088" w:history="1">
+      <w:hyperlink w:anchor="_Toc230168146" w:history="1">
         <w:r>
           <w:rPr>
             <w:rStyle w:val="afffffff5"/>
@@ -1733,7 +1733,7 @@
             <w:noProof/>
             <w:webHidden/>
           </w:rPr>
-          <w:instrText xml:space="preserve"> PAGEREF _Toc230121088 \h </w:instrText>
+          <w:instrText xml:space="preserve"> PAGEREF _Toc230168146 \h </w:instrText>
         </w:r>
         <w:r>
           <w:rPr>
@@ -1753,7 +1753,7 @@
             <w:noProof/>
             <w:webHidden/>
           </w:rPr>
-          <w:t>6</w:t>
+          <w:t>7</w:t>
         </w:r>
         <w:r>
           <w:rPr>
@@ -1781,7 +1781,7 @@
           <w14:ligatures w14:val="standardContextual"/>
         </w:rPr>
       </w:pPr>
-      <w:hyperlink w:anchor="_Toc230121089" w:history="1">
+      <w:hyperlink w:anchor="_Toc230168147" w:history="1">
         <w:r>
           <w:rPr>
             <w:rStyle w:val="afffffff5"/>
@@ -1808,7 +1808,7 @@
             <w:noProof/>
             <w:webHidden/>
           </w:rPr>
-          <w:instrText xml:space="preserve"> PAGEREF _Toc230121089 \h </w:instrText>
+          <w:instrText xml:space="preserve"> PAGEREF _Toc230168147 \h </w:instrText>
         </w:r>
         <w:r>
           <w:rPr>
@@ -1828,7 +1828,7 @@
             <w:noProof/>
             <w:webHidden/>
           </w:rPr>
-          <w:t>6</w:t>
+          <w:t>7</w:t>
         </w:r>
         <w:r>
           <w:rPr>
@@ -1856,7 +1856,7 @@
           <w14:ligatures w14:val="standardContextual"/>
         </w:rPr>
       </w:pPr>
-      <w:hyperlink w:anchor="_Toc230121090" w:history="1">
+      <w:hyperlink w:anchor="_Toc230168148" w:history="1">
         <w:r>
           <w:rPr>
             <w:rStyle w:val="afffffff5"/>
@@ -1883,7 +1883,7 @@
             <w:noProof/>
             <w:webHidden/>
           </w:rPr>
-          <w:instrText xml:space="preserve"> PAGEREF _Toc230121090 \h </w:instrText>
+          <w:instrText xml:space="preserve"> PAGEREF _Toc230168148 \h </w:instrText>
         </w:r>
         <w:r>
           <w:rPr>
@@ -1931,7 +1931,7 @@
           <w14:ligatures w14:val="standardContextual"/>
         </w:rPr>
       </w:pPr>
-      <w:hyperlink w:anchor="_Toc230121091" w:history="1">
+      <w:hyperlink w:anchor="_Toc230168149" w:history="1">
         <w:r>
           <w:rPr>
             <w:rStyle w:val="afffffff5"/>
@@ -1958,7 +1958,7 @@
             <w:noProof/>
             <w:webHidden/>
           </w:rPr>
-          <w:instrText xml:space="preserve"> PAGEREF _Toc230121091 \h </w:instrText>
+          <w:instrText xml:space="preserve"> PAGEREF _Toc230168149 \h </w:instrText>
         </w:r>
         <w:r>
           <w:rPr>
@@ -2006,7 +2006,7 @@
           <w14:ligatures w14:val="standardContextual"/>
         </w:rPr>
       </w:pPr>
-      <w:hyperlink w:anchor="_Toc230121092" w:history="1">
+      <w:hyperlink w:anchor="_Toc230168150" w:history="1">
         <w:r>
           <w:rPr>
             <w:rStyle w:val="afffffff5"/>
@@ -2033,7 +2033,7 @@
             <w:noProof/>
             <w:webHidden/>
           </w:rPr>
-          <w:instrText xml:space="preserve"> PAGEREF _Toc230121092 \h </w:instrText>
+          <w:instrText xml:space="preserve"> PAGEREF _Toc230168150 \h </w:instrText>
         </w:r>
         <w:r>
           <w:rPr>
@@ -2053,7 +2053,7 @@
             <w:noProof/>
             <w:webHidden/>
           </w:rPr>
-          <w:t>7</w:t>
+          <w:t>8</w:t>
         </w:r>
         <w:r>
           <w:rPr>
@@ -2081,7 +2081,7 @@
           <w14:ligatures w14:val="standardContextual"/>
         </w:rPr>
       </w:pPr>
-      <w:hyperlink w:anchor="_Toc230121093" w:history="1">
+      <w:hyperlink w:anchor="_Toc230168151" w:history="1">
         <w:r>
           <w:rPr>
             <w:rStyle w:val="afffffff5"/>
@@ -2108,7 +2108,7 @@
             <w:noProof/>
             <w:webHidden/>
           </w:rPr>
-          <w:instrText xml:space="preserve"> PAGEREF _Toc230121093 \h </w:instrText>
+          <w:instrText xml:space="preserve"> PAGEREF _Toc230168151 \h </w:instrText>
         </w:r>
         <w:r>
           <w:rPr>
@@ -2156,7 +2156,7 @@
           <w14:ligatures w14:val="standardContextual"/>
         </w:rPr>
       </w:pPr>
-      <w:hyperlink w:anchor="_Toc230121094" w:history="1">
+      <w:hyperlink w:anchor="_Toc230168152" w:history="1">
         <w:r>
           <w:rPr>
             <w:rStyle w:val="afffffff5"/>
@@ -2183,7 +2183,7 @@
             <w:noProof/>
             <w:webHidden/>
           </w:rPr>
-          <w:instrText xml:space="preserve"> PAGEREF _Toc230121094 \h </w:instrText>
+          <w:instrText xml:space="preserve"> PAGEREF _Toc230168152 \h </w:instrText>
         </w:r>
         <w:r>
           <w:rPr>
@@ -2230,7 +2230,7 @@
           <w14:ligatures w14:val="standardContextual"/>
         </w:rPr>
       </w:pPr>
-      <w:hyperlink w:anchor="_Toc230121095" w:history="1">
+      <w:hyperlink w:anchor="_Toc230168153" w:history="1">
         <w:r>
           <w:rPr>
             <w:rStyle w:val="afffffff5"/>
@@ -2257,7 +2257,7 @@
             <w:noProof/>
             <w:webHidden/>
           </w:rPr>
-          <w:instrText xml:space="preserve"> PAGEREF _Toc230121095 \h </w:instrText>
+          <w:instrText xml:space="preserve"> PAGEREF _Toc230168153 \h </w:instrText>
         </w:r>
         <w:r>
           <w:rPr>
@@ -2277,7 +2277,7 @@
             <w:noProof/>
             <w:webHidden/>
           </w:rPr>
-          <w:t>8</w:t>
+          <w:t>9</w:t>
         </w:r>
         <w:r>
           <w:rPr>
@@ -2304,7 +2304,7 @@
           <w14:ligatures w14:val="standardContextual"/>
         </w:rPr>
       </w:pPr>
-      <w:hyperlink w:anchor="_Toc230121096" w:history="1">
+      <w:hyperlink w:anchor="_Toc230168154" w:history="1">
         <w:r>
           <w:rPr>
             <w:rStyle w:val="afffffff5"/>
@@ -2331,7 +2331,7 @@
             <w:noProof/>
             <w:webHidden/>
           </w:rPr>
-          <w:instrText xml:space="preserve"> PAGEREF _Toc230121096 \h </w:instrText>
+          <w:instrText xml:space="preserve"> PAGEREF _Toc230168154 \h </w:instrText>
         </w:r>
         <w:r>
           <w:rPr>
@@ -2378,7 +2378,7 @@
           <w14:ligatures w14:val="standardContextual"/>
         </w:rPr>
       </w:pPr>
-      <w:hyperlink w:anchor="_Toc230121097" w:history="1">
+      <w:hyperlink w:anchor="_Toc230168155" w:history="1">
         <w:r>
           <w:rPr>
             <w:rStyle w:val="afffffff5"/>
@@ -2405,7 +2405,7 @@
             <w:noProof/>
             <w:webHidden/>
           </w:rPr>
-          <w:instrText xml:space="preserve"> PAGEREF _Toc230121097 \h </w:instrText>
+          <w:instrText xml:space="preserve"> PAGEREF _Toc230168155 \h </w:instrText>
         </w:r>
         <w:r>
           <w:rPr>
@@ -2425,7 +2425,7 @@
             <w:noProof/>
             <w:webHidden/>
           </w:rPr>
-          <w:t>9</w:t>
+          <w:t>10</w:t>
         </w:r>
         <w:r>
           <w:rPr>
@@ -2452,7 +2452,7 @@
           <w14:ligatures w14:val="standardContextual"/>
         </w:rPr>
       </w:pPr>
-      <w:hyperlink w:anchor="_Toc230121098" w:history="1">
+      <w:hyperlink w:anchor="_Toc230168156" w:history="1">
         <w:r>
           <w:rPr>
             <w:rStyle w:val="afffffff5"/>
@@ -2479,7 +2479,7 @@
             <w:noProof/>
             <w:webHidden/>
           </w:rPr>
-          <w:instrText xml:space="preserve"> PAGEREF _Toc230121098 \h </w:instrText>
+          <w:instrText xml:space="preserve"> PAGEREF _Toc230168156 \h </w:instrText>
         </w:r>
         <w:r>
           <w:rPr>
@@ -2528,7 +2528,7 @@
           <w14:ligatures w14:val="standardContextual"/>
         </w:rPr>
       </w:pPr>
-      <w:hyperlink w:anchor="_Toc230121099" w:history="1">
+      <w:hyperlink w:anchor="_Toc230168157" w:history="1">
         <w:r>
           <w:rPr>
             <w:rStyle w:val="afffffff5"/>
@@ -2555,7 +2555,7 @@
             <w:noProof/>
             <w:webHidden/>
           </w:rPr>
-          <w:instrText xml:space="preserve"> PAGEREF _Toc230121099 \h </w:instrText>
+          <w:instrText xml:space="preserve"> PAGEREF _Toc230168157 \h </w:instrText>
         </w:r>
         <w:r>
           <w:rPr>
@@ -2604,7 +2604,7 @@
           <w14:ligatures w14:val="standardContextual"/>
         </w:rPr>
       </w:pPr>
-      <w:hyperlink w:anchor="_Toc230121100" w:history="1">
+      <w:hyperlink w:anchor="_Toc230168158" w:history="1">
         <w:r>
           <w:rPr>
             <w:rStyle w:val="afffffff5"/>
@@ -2631,7 +2631,7 @@
             <w:noProof/>
             <w:webHidden/>
           </w:rPr>
-          <w:instrText xml:space="preserve"> PAGEREF _Toc230121100 \h </w:instrText>
+          <w:instrText xml:space="preserve"> PAGEREF _Toc230168158 \h </w:instrText>
         </w:r>
         <w:r>
           <w:rPr>
@@ -2651,7 +2651,7 @@
             <w:noProof/>
             <w:webHidden/>
           </w:rPr>
-          <w:t>10</w:t>
+          <w:t>11</w:t>
         </w:r>
         <w:r>
           <w:rPr>
@@ -2679,7 +2679,7 @@
           <w14:ligatures w14:val="standardContextual"/>
         </w:rPr>
       </w:pPr>
-      <w:hyperlink w:anchor="_Toc230121101" w:history="1">
+      <w:hyperlink w:anchor="_Toc230168159" w:history="1">
         <w:r>
           <w:rPr>
             <w:rStyle w:val="afffffff5"/>
@@ -2706,7 +2706,7 @@
             <w:noProof/>
             <w:webHidden/>
           </w:rPr>
-          <w:instrText xml:space="preserve"> PAGEREF _Toc230121101 \h </w:instrText>
+          <w:instrText xml:space="preserve"> PAGEREF _Toc230168159 \h </w:instrText>
         </w:r>
         <w:r>
           <w:rPr>
@@ -2726,7 +2726,7 @@
             <w:noProof/>
             <w:webHidden/>
           </w:rPr>
-          <w:t>10</w:t>
+          <w:t>11</w:t>
         </w:r>
         <w:r>
           <w:rPr>
@@ -2753,7 +2753,7 @@
           <w14:ligatures w14:val="standardContextual"/>
         </w:rPr>
       </w:pPr>
-      <w:hyperlink w:anchor="_Toc230121102" w:history="1">
+      <w:hyperlink w:anchor="_Toc230168160" w:history="1">
         <w:r>
           <w:rPr>
             <w:rStyle w:val="afffffff5"/>
@@ -2780,7 +2780,7 @@
             <w:noProof/>
             <w:webHidden/>
           </w:rPr>
-          <w:instrText xml:space="preserve"> PAGEREF _Toc230121102 \h </w:instrText>
+          <w:instrText xml:space="preserve"> PAGEREF _Toc230168160 \h </w:instrText>
         </w:r>
         <w:r>
           <w:rPr>
@@ -2827,7 +2827,7 @@
           <w14:ligatures w14:val="standardContextual"/>
         </w:rPr>
       </w:pPr>
-      <w:hyperlink w:anchor="_Toc230121103" w:history="1">
+      <w:hyperlink w:anchor="_Toc230168161" w:history="1">
         <w:r>
           <w:rPr>
             <w:rStyle w:val="afffffff5"/>
@@ -2854,7 +2854,7 @@
             <w:noProof/>
             <w:webHidden/>
           </w:rPr>
-          <w:instrText xml:space="preserve"> PAGEREF _Toc230121103 \h </w:instrText>
+          <w:instrText xml:space="preserve"> PAGEREF _Toc230168161 \h </w:instrText>
         </w:r>
         <w:r>
           <w:rPr>
@@ -2901,7 +2901,7 @@
           <w14:ligatures w14:val="standardContextual"/>
         </w:rPr>
       </w:pPr>
-      <w:hyperlink w:anchor="_Toc230121104" w:history="1">
+      <w:hyperlink w:anchor="_Toc230168162" w:history="1">
         <w:r>
           <w:rPr>
             <w:rStyle w:val="afffffff5"/>
@@ -2928,7 +2928,7 @@
             <w:noProof/>
             <w:webHidden/>
           </w:rPr>
-          <w:instrText xml:space="preserve"> PAGEREF _Toc230121104 \h </w:instrText>
+          <w:instrText xml:space="preserve"> PAGEREF _Toc230168162 \h </w:instrText>
         </w:r>
         <w:r>
           <w:rPr>
@@ -2948,7 +2948,7 @@
             <w:noProof/>
             <w:webHidden/>
           </w:rPr>
-          <w:t>12</w:t>
+          <w:t>13</w:t>
         </w:r>
         <w:r>
           <w:rPr>
@@ -2976,7 +2976,7 @@
           <w14:ligatures w14:val="standardContextual"/>
         </w:rPr>
       </w:pPr>
-      <w:hyperlink w:anchor="_Toc230121105" w:history="1">
+      <w:hyperlink w:anchor="_Toc230168163" w:history="1">
         <w:r>
           <w:rPr>
             <w:rStyle w:val="afffffff5"/>
@@ -3003,7 +3003,7 @@
             <w:noProof/>
             <w:webHidden/>
           </w:rPr>
-          <w:instrText xml:space="preserve"> PAGEREF _Toc230121105 \h </w:instrText>
+          <w:instrText xml:space="preserve"> PAGEREF _Toc230168163 \h </w:instrText>
         </w:r>
         <w:r>
           <w:rPr>
@@ -3050,7 +3050,7 @@
           <w14:ligatures w14:val="standardContextual"/>
         </w:rPr>
       </w:pPr>
-      <w:hyperlink w:anchor="_Toc230121106" w:history="1">
+      <w:hyperlink w:anchor="_Toc230168164" w:history="1">
         <w:r>
           <w:rPr>
             <w:rStyle w:val="afffffff5"/>
@@ -3077,7 +3077,7 @@
             <w:noProof/>
             <w:webHidden/>
           </w:rPr>
-          <w:instrText xml:space="preserve"> PAGEREF _Toc230121106 \h </w:instrText>
+          <w:instrText xml:space="preserve"> PAGEREF _Toc230168164 \h </w:instrText>
         </w:r>
         <w:r>
           <w:rPr>
@@ -3124,7 +3124,7 @@
           <w14:ligatures w14:val="standardContextual"/>
         </w:rPr>
       </w:pPr>
-      <w:hyperlink w:anchor="_Toc230121107" w:history="1">
+      <w:hyperlink w:anchor="_Toc230168165" w:history="1">
         <w:r>
           <w:rPr>
             <w:rStyle w:val="afffffff5"/>
@@ -3151,7 +3151,7 @@
             <w:noProof/>
             <w:webHidden/>
           </w:rPr>
-          <w:instrText xml:space="preserve"> PAGEREF _Toc230121107 \h </w:instrText>
+          <w:instrText xml:space="preserve"> PAGEREF _Toc230168165 \h </w:instrText>
         </w:r>
         <w:r>
           <w:rPr>
@@ -3198,7 +3198,7 @@
           <w14:ligatures w14:val="standardContextual"/>
         </w:rPr>
       </w:pPr>
-      <w:hyperlink w:anchor="_Toc230121108" w:history="1">
+      <w:hyperlink w:anchor="_Toc230168166" w:history="1">
         <w:r>
           <w:rPr>
             <w:rStyle w:val="afffffff5"/>
@@ -3225,7 +3225,7 @@
             <w:noProof/>
             <w:webHidden/>
           </w:rPr>
-          <w:instrText xml:space="preserve"> PAGEREF _Toc230121108 \h </w:instrText>
+          <w:instrText xml:space="preserve"> PAGEREF _Toc230168166 \h </w:instrText>
         </w:r>
         <w:r>
           <w:rPr>
@@ -3273,7 +3273,7 @@
           <w14:ligatures w14:val="standardContextual"/>
         </w:rPr>
       </w:pPr>
-      <w:hyperlink w:anchor="_Toc230121109" w:history="1">
+      <w:hyperlink w:anchor="_Toc230168167" w:history="1">
         <w:r>
           <w:rPr>
             <w:rStyle w:val="afffffff5"/>
@@ -3300,7 +3300,7 @@
             <w:noProof/>
             <w:webHidden/>
           </w:rPr>
-          <w:instrText xml:space="preserve"> PAGEREF _Toc230121109 \h </w:instrText>
+          <w:instrText xml:space="preserve"> PAGEREF _Toc230168167 \h </w:instrText>
         </w:r>
         <w:r>
           <w:rPr>
@@ -3320,7 +3320,7 @@
             <w:noProof/>
             <w:webHidden/>
           </w:rPr>
-          <w:t>14</w:t>
+          <w:t>15</w:t>
         </w:r>
         <w:r>
           <w:rPr>
@@ -3347,7 +3347,7 @@
           <w14:ligatures w14:val="standardContextual"/>
         </w:rPr>
       </w:pPr>
-      <w:hyperlink w:anchor="_Toc230121110" w:history="1">
+      <w:hyperlink w:anchor="_Toc230168168" w:history="1">
         <w:r>
           <w:rPr>
             <w:rStyle w:val="afffffff5"/>
@@ -3374,7 +3374,7 @@
             <w:noProof/>
             <w:webHidden/>
           </w:rPr>
-          <w:instrText xml:space="preserve"> PAGEREF _Toc230121110 \h </w:instrText>
+          <w:instrText xml:space="preserve"> PAGEREF _Toc230168168 \h </w:instrText>
         </w:r>
         <w:r>
           <w:rPr>
@@ -3421,7 +3421,7 @@
           <w14:ligatures w14:val="standardContextual"/>
         </w:rPr>
       </w:pPr>
-      <w:hyperlink w:anchor="_Toc230121111" w:history="1">
+      <w:hyperlink w:anchor="_Toc230168169" w:history="1">
         <w:r>
           <w:rPr>
             <w:rStyle w:val="afffffff5"/>
@@ -3448,7 +3448,7 @@
             <w:noProof/>
             <w:webHidden/>
           </w:rPr>
-          <w:instrText xml:space="preserve"> PAGEREF _Toc230121111 \h </w:instrText>
+          <w:instrText xml:space="preserve"> PAGEREF _Toc230168169 \h </w:instrText>
         </w:r>
         <w:r>
           <w:rPr>
@@ -3495,7 +3495,7 @@
           <w14:ligatures w14:val="standardContextual"/>
         </w:rPr>
       </w:pPr>
-      <w:hyperlink w:anchor="_Toc230121112" w:history="1">
+      <w:hyperlink w:anchor="_Toc230168170" w:history="1">
         <w:r>
           <w:rPr>
             <w:rStyle w:val="afffffff5"/>
@@ -3522,7 +3522,7 @@
             <w:noProof/>
             <w:webHidden/>
           </w:rPr>
-          <w:instrText xml:space="preserve"> PAGEREF _Toc230121112 \h </w:instrText>
+          <w:instrText xml:space="preserve"> PAGEREF _Toc230168170 \h </w:instrText>
         </w:r>
         <w:r>
           <w:rPr>
@@ -3571,7 +3571,7 @@
           <w14:ligatures w14:val="standardContextual"/>
         </w:rPr>
       </w:pPr>
-      <w:hyperlink w:anchor="_Toc230121113" w:history="1">
+      <w:hyperlink w:anchor="_Toc230168171" w:history="1">
         <w:r>
           <w:rPr>
             <w:rStyle w:val="afffffff5"/>
@@ -3598,7 +3598,7 @@
             <w:noProof/>
             <w:webHidden/>
           </w:rPr>
-          <w:instrText xml:space="preserve"> PAGEREF _Toc230121113 \h </w:instrText>
+          <w:instrText xml:space="preserve"> PAGEREF _Toc230168171 \h </w:instrText>
         </w:r>
         <w:r>
           <w:rPr>
@@ -3646,7 +3646,7 @@
           <w14:ligatures w14:val="standardContextual"/>
         </w:rPr>
       </w:pPr>
-      <w:hyperlink w:anchor="_Toc230121114" w:history="1">
+      <w:hyperlink w:anchor="_Toc230168172" w:history="1">
         <w:r>
           <w:rPr>
             <w:rStyle w:val="afffffff5"/>
@@ -3673,7 +3673,7 @@
             <w:noProof/>
             <w:webHidden/>
           </w:rPr>
-          <w:instrText xml:space="preserve"> PAGEREF _Toc230121114 \h </w:instrText>
+          <w:instrText xml:space="preserve"> PAGEREF _Toc230168172 \h </w:instrText>
         </w:r>
         <w:r>
           <w:rPr>
@@ -3721,7 +3721,7 @@
           <w14:ligatures w14:val="standardContextual"/>
         </w:rPr>
       </w:pPr>
-      <w:hyperlink w:anchor="_Toc230121115" w:history="1">
+      <w:hyperlink w:anchor="_Toc230168173" w:history="1">
         <w:r>
           <w:rPr>
             <w:rStyle w:val="afffffff5"/>
@@ -3748,7 +3748,7 @@
             <w:noProof/>
             <w:webHidden/>
           </w:rPr>
-          <w:instrText xml:space="preserve"> PAGEREF _Toc230121115 \h </w:instrText>
+          <w:instrText xml:space="preserve"> PAGEREF _Toc230168173 \h </w:instrText>
         </w:r>
         <w:r>
           <w:rPr>
@@ -3796,7 +3796,7 @@
           <w14:ligatures w14:val="standardContextual"/>
         </w:rPr>
       </w:pPr>
-      <w:hyperlink w:anchor="_Toc230121116" w:history="1">
+      <w:hyperlink w:anchor="_Toc230168174" w:history="1">
         <w:r>
           <w:rPr>
             <w:rStyle w:val="afffffff5"/>
@@ -3823,7 +3823,7 @@
             <w:noProof/>
             <w:webHidden/>
           </w:rPr>
-          <w:instrText xml:space="preserve"> PAGEREF _Toc230121116 \h </w:instrText>
+          <w:instrText xml:space="preserve"> PAGEREF _Toc230168174 \h </w:instrText>
         </w:r>
         <w:r>
           <w:rPr>
@@ -3843,7 +3843,7 @@
             <w:noProof/>
             <w:webHidden/>
           </w:rPr>
-          <w:t>18</w:t>
+          <w:t>19</w:t>
         </w:r>
         <w:r>
           <w:rPr>
@@ -3872,7 +3872,7 @@
           <w14:ligatures w14:val="standardContextual"/>
         </w:rPr>
       </w:pPr>
-      <w:hyperlink w:anchor="_Toc230121117" w:history="1">
+      <w:hyperlink w:anchor="_Toc230168175" w:history="1">
         <w:r>
           <w:rPr>
             <w:rStyle w:val="afffffff5"/>
@@ -3899,7 +3899,7 @@
             <w:noProof/>
             <w:webHidden/>
           </w:rPr>
-          <w:instrText xml:space="preserve"> PAGEREF _Toc230121117 \h </w:instrText>
+          <w:instrText xml:space="preserve"> PAGEREF _Toc230168175 \h </w:instrText>
         </w:r>
         <w:r>
           <w:rPr>
@@ -3948,7 +3948,7 @@
           <w14:ligatures w14:val="standardContextual"/>
         </w:rPr>
       </w:pPr>
-      <w:hyperlink w:anchor="_Toc230121118" w:history="1">
+      <w:hyperlink w:anchor="_Toc230168176" w:history="1">
         <w:r>
           <w:rPr>
             <w:rStyle w:val="afffffff5"/>
@@ -3975,7 +3975,7 @@
             <w:noProof/>
             <w:webHidden/>
           </w:rPr>
-          <w:instrText xml:space="preserve"> PAGEREF _Toc230121118 \h </w:instrText>
+          <w:instrText xml:space="preserve"> PAGEREF _Toc230168176 \h </w:instrText>
         </w:r>
         <w:r>
           <w:rPr>
@@ -4016,7 +4016,7 @@
       <w:r>
         <w:fldChar w:fldCharType="end"/>
       </w:r>
-      <w:bookmarkStart w:id="1" w:name="_Toc230121079"/>
+      <w:bookmarkStart w:id="1" w:name="_Toc230168137"/>
       <w:r>
         <w:rPr>
           <w:rFonts w:hint="eastAsia"/>
@@ -4032,7 +4032,7 @@
           <w:rFonts w:hint="eastAsia"/>
         </w:rPr>
       </w:pPr>
-      <w:bookmarkStart w:id="2" w:name="_Toc230121080"/>
+      <w:bookmarkStart w:id="2" w:name="_Toc230168138"/>
       <w:r>
         <w:rPr>
           <w:rFonts w:hint="eastAsia"/>
@@ -4159,7 +4159,7 @@
         <w:rPr>
           <w:rFonts w:hint="eastAsia"/>
         </w:rPr>
-        <w:t>修理依頼時の機器写真・添付を `application_documents` に保存する方針</w:t>
+        <w:t>未登録資産の対象スコープを修理申請と修理申請経由の廃棄申請のみに限定する方針</w:t>
       </w:r>
     </w:p>
     <w:p>
@@ -4178,6 +4178,25 @@
         <w:rPr>
           <w:rFonts w:hint="eastAsia"/>
         </w:rPr>
+        <w:t>修理依頼時の機器写真・添付を `application_documents` に保存する方針</w:t>
+      </w:r>
+    </w:p>
+    <w:p>
+      <w:pPr>
+        <w:pStyle w:val="afffffff8"/>
+        <w:numPr>
+          <w:ilvl w:val="0"/>
+          <w:numId w:val="2"/>
+        </w:numPr>
+        <w:ind w:leftChars="0"/>
+        <w:rPr>
+          <w:rFonts w:hint="eastAsia"/>
+        </w:rPr>
+      </w:pPr>
+      <w:r>
+        <w:rPr>
+          <w:rFonts w:hint="eastAsia"/>
+        </w:rPr>
         <w:t>修理管理（`/quotation-data-box/repair-requests`、`/repair-task`）との feature_code とAPI設計書の分離</w:t>
       </w:r>
     </w:p>
@@ -4188,7 +4207,7 @@
           <w:rFonts w:hint="eastAsia"/>
         </w:rPr>
       </w:pPr>
-      <w:bookmarkStart w:id="3" w:name="_Toc230121081"/>
+      <w:bookmarkStart w:id="3" w:name="_Toc230168139"/>
       <w:r>
         <w:rPr>
           <w:rFonts w:hint="eastAsia"/>
@@ -4221,7 +4240,7 @@
         <w:rPr>
           <w:rFonts w:hint="eastAsia"/>
         </w:rPr>
-        <w:t>修理申請では、資産台帳に登録済みの資産だけでなく未登録資産も受け付ける。ただし未登録資産は `asset_ledgers` へ登録せず、申請内の手入力情報および `application_assets` の表示用スナップショットとして保持する。未登録資産の修理が完了しても資産台帳に対する CRUD は行わない。</w:t>
+        <w:t>修理申請では、資産台帳に登録済みの資産だけでなく未登録資産も受け付ける。ただし未登録資産は `asset_ledgers` へ登録せず、申請内の手入力情報および `application_assets` の表示用スナップショットとして保持する。本システム未登録資産の対象スコープは修理申請と修理申請経由の廃棄申請のみであり、未登録資産の修理が完了しても資産台帳に対する CRUD は行わない。</w:t>
       </w:r>
     </w:p>
     <w:p>
@@ -4231,7 +4250,7 @@
           <w:rFonts w:hint="eastAsia"/>
         </w:rPr>
       </w:pPr>
-      <w:bookmarkStart w:id="4" w:name="_Toc230121082"/>
+      <w:bookmarkStart w:id="4" w:name="_Toc230168140"/>
       <w:r>
         <w:rPr>
           <w:rFonts w:hint="eastAsia"/>
@@ -4452,11 +4471,12 @@
           <w:rFonts w:hint="eastAsia"/>
         </w:rPr>
       </w:pPr>
-      <w:bookmarkStart w:id="5" w:name="_Toc230121083"/>
+      <w:bookmarkStart w:id="5" w:name="_Toc230168141"/>
       <w:r>
         <w:rPr>
           <w:rFonts w:hint="eastAsia"/>
         </w:rPr>
+        <w:lastRenderedPageBreak/>
         <w:t>対象画面</w:t>
       </w:r>
       <w:bookmarkEnd w:id="5"/>
@@ -4592,12 +4612,11 @@
           <w:rFonts w:hint="eastAsia"/>
         </w:rPr>
       </w:pPr>
-      <w:bookmarkStart w:id="6" w:name="_Toc230121084"/>
+      <w:bookmarkStart w:id="6" w:name="_Toc230168142"/>
       <w:r>
         <w:rPr>
           <w:rFonts w:hint="eastAsia"/>
         </w:rPr>
-        <w:lastRenderedPageBreak/>
         <w:t>第2章 システム全体構成</w:t>
       </w:r>
       <w:bookmarkEnd w:id="6"/>
@@ -4609,7 +4628,7 @@
           <w:rFonts w:hint="eastAsia"/>
         </w:rPr>
       </w:pPr>
-      <w:bookmarkStart w:id="7" w:name="_Toc230121085"/>
+      <w:bookmarkStart w:id="7" w:name="_Toc230168143"/>
       <w:r>
         <w:rPr>
           <w:rFonts w:hint="eastAsia"/>
@@ -4641,7 +4660,7 @@
         <w:rPr>
           <w:rFonts w:hint="eastAsia"/>
         </w:rPr>
-        <w:t>起票後の修理管理タブ表示、修理タスク詳細、受付判定、却下、見積依頼、見積登録、発注、検収、完了、廃棄申請接続は No.27 修理管理API設計書を正本とし、本書では定義しない。</w:t>
+        <w:t>起票後の修理管理タブ表示、修理タスク詳細、受付判定、却下、見積依頼、見積登録、発注、検収、完了、修理不能からの廃棄申請接続は No.27 修理管理API設計書を正本とし、本書では定義しない。修理申請を経由しない未登録資産の単独廃棄申請はPhase1対象外であり、本書にも入口UI/APIを設けない。</w:t>
       </w:r>
     </w:p>
     <w:p>
@@ -4651,7 +4670,7 @@
           <w:rFonts w:hint="eastAsia"/>
         </w:rPr>
       </w:pPr>
-      <w:bookmarkStart w:id="8" w:name="_Toc230121086"/>
+      <w:bookmarkStart w:id="8" w:name="_Toc230168144"/>
       <w:r>
         <w:rPr>
           <w:rFonts w:hint="eastAsia"/>
@@ -4866,11 +4885,12 @@
           <w:rFonts w:hint="eastAsia"/>
         </w:rPr>
       </w:pPr>
-      <w:bookmarkStart w:id="9" w:name="_Toc230121087"/>
+      <w:bookmarkStart w:id="9" w:name="_Toc230168145"/>
       <w:r>
         <w:rPr>
           <w:rFonts w:hint="eastAsia"/>
         </w:rPr>
+        <w:lastRenderedPageBreak/>
         <w:t>使用テーブル</w:t>
       </w:r>
       <w:bookmarkEnd w:id="9"/>
@@ -5036,7 +5056,6 @@
           </w:tcPr>
           <w:p>
             <w:r>
-              <w:lastRenderedPageBreak/>
               <w:t>`application_assets`</w:t>
             </w:r>
           </w:p>
@@ -5319,11 +5338,12 @@
           <w:rFonts w:hint="eastAsia"/>
         </w:rPr>
       </w:pPr>
-      <w:bookmarkStart w:id="10" w:name="_Toc230121088"/>
+      <w:bookmarkStart w:id="10" w:name="_Toc230168146"/>
       <w:r>
         <w:rPr>
           <w:rFonts w:hint="eastAsia"/>
         </w:rPr>
+        <w:lastRenderedPageBreak/>
         <w:t>第3章 共通仕様</w:t>
       </w:r>
       <w:bookmarkEnd w:id="10"/>
@@ -5335,7 +5355,7 @@
           <w:rFonts w:hint="eastAsia"/>
         </w:rPr>
       </w:pPr>
-      <w:bookmarkStart w:id="11" w:name="_Toc230121089"/>
+      <w:bookmarkStart w:id="11" w:name="_Toc230168147"/>
       <w:r>
         <w:rPr>
           <w:rFonts w:hint="eastAsia"/>
@@ -5455,7 +5475,6 @@
         <w:rPr>
           <w:rFonts w:hint="eastAsia"/>
         </w:rPr>
-        <w:lastRenderedPageBreak/>
         <w:t>認証済みAPIは Bearer トークンを `Authorization` ヘッダーに付与する</w:t>
       </w:r>
     </w:p>
@@ -5485,7 +5504,7 @@
           <w:rFonts w:hint="eastAsia"/>
         </w:rPr>
       </w:pPr>
-      <w:bookmarkStart w:id="12" w:name="_Toc230121090"/>
+      <w:bookmarkStart w:id="12" w:name="_Toc230168148"/>
       <w:r>
         <w:rPr>
           <w:rFonts w:hint="eastAsia"/>
@@ -5669,7 +5688,7 @@
           <w:rFonts w:hint="eastAsia"/>
         </w:rPr>
       </w:pPr>
-      <w:bookmarkStart w:id="13" w:name="_Toc230121091"/>
+      <w:bookmarkStart w:id="13" w:name="_Toc230168149"/>
       <w:r>
         <w:rPr>
           <w:rFonts w:hint="eastAsia"/>
@@ -5751,6 +5770,7 @@
         <w:rPr>
           <w:rFonts w:hint="eastAsia"/>
         </w:rPr>
+        <w:lastRenderedPageBreak/>
         <w:t>申請部署、申請者、申請者連絡先はログインユーザー情報から自動取得し、リクエスト本文からは受け取らない</w:t>
       </w:r>
     </w:p>
@@ -5780,7 +5800,7 @@
           <w:rFonts w:hint="eastAsia"/>
         </w:rPr>
       </w:pPr>
-      <w:bookmarkStart w:id="14" w:name="_Toc230121092"/>
+      <w:bookmarkStart w:id="14" w:name="_Toc230168150"/>
       <w:r>
         <w:rPr>
           <w:rFonts w:hint="eastAsia"/>
@@ -5824,14 +5844,7 @@
         <w:rPr>
           <w:rFonts w:hint="eastAsia"/>
         </w:rPr>
-        <w:t>未登録資産は `asset_ledgers` へ登録しない。`repair_request_details.manual_item_name`、`manual_maker_name`、`manual_model_name`、`manual_serial_no</w:t>
-      </w:r>
-      <w:r>
-        <w:rPr>
-          <w:rFonts w:hint="eastAsia"/>
-        </w:rPr>
-        <w:lastRenderedPageBreak/>
-        <w:t>`、`manual_department_name`、`manual_room_name` と `application_assets` の表示用スナップショットに保持する</w:t>
+        <w:t>未登録資産は `asset_ledgers` へ登録しない。`repair_request_details.manual_item_name`、`manual_maker_name`、`manual_model_name`、`manual_serial_no`、`manual_department_name`、`manual_room_name` と `application_assets` の表示用スナップショットに保持する</w:t>
       </w:r>
     </w:p>
     <w:p>
@@ -5874,12 +5887,31 @@
     </w:p>
     <w:p>
       <w:pPr>
+        <w:pStyle w:val="afffffff8"/>
+        <w:numPr>
+          <w:ilvl w:val="0"/>
+          <w:numId w:val="5"/>
+        </w:numPr>
+        <w:ind w:leftChars="0"/>
+        <w:rPr>
+          <w:rFonts w:hint="eastAsia"/>
+        </w:rPr>
+      </w:pPr>
+      <w:r>
+        <w:rPr>
+          <w:rFonts w:hint="eastAsia"/>
+        </w:rPr>
+        <w:t>未登録資産が修理不能となった場合の廃棄申請接続は No.27 修理管理API設計書で扱い、元修理申請の手入力情報と `application_assets` スナップショットを廃棄対象物品情報として引き継ぐ</w:t>
+      </w:r>
+    </w:p>
+    <w:p>
+      <w:pPr>
         <w:pStyle w:val="2"/>
         <w:rPr>
           <w:rFonts w:hint="eastAsia"/>
         </w:rPr>
       </w:pPr>
-      <w:bookmarkStart w:id="15" w:name="_Toc230121093"/>
+      <w:bookmarkStart w:id="15" w:name="_Toc230168151"/>
       <w:r>
         <w:rPr>
           <w:rFonts w:hint="eastAsia"/>
@@ -6137,7 +6169,7 @@
           <w:rFonts w:hint="eastAsia"/>
         </w:rPr>
       </w:pPr>
-      <w:bookmarkStart w:id="16" w:name="_Toc230121094"/>
+      <w:bookmarkStart w:id="16" w:name="_Toc230168152"/>
       <w:r>
         <w:rPr>
           <w:rFonts w:hint="eastAsia"/>
@@ -6163,8 +6195,9 @@
       <w:pPr>
         <w:pStyle w:val="3"/>
       </w:pPr>
-      <w:bookmarkStart w:id="17" w:name="_Toc230121095"/>
+      <w:bookmarkStart w:id="17" w:name="_Toc230168153"/>
       <w:r>
+        <w:lastRenderedPageBreak/>
         <w:t>DocumentCreateInput</w:t>
       </w:r>
       <w:bookmarkEnd w:id="17"/>
@@ -6506,7 +6539,6 @@
           </w:tcPr>
           <w:p>
             <w:r>
-              <w:lastRenderedPageBreak/>
               <w:t>storageKey</w:t>
             </w:r>
           </w:p>
@@ -6686,7 +6718,7 @@
       <w:pPr>
         <w:pStyle w:val="3"/>
       </w:pPr>
-      <w:bookmarkStart w:id="18" w:name="_Toc230121096"/>
+      <w:bookmarkStart w:id="18" w:name="_Toc230168154"/>
       <w:r>
         <w:t>RepairAssetSnapshot</w:t>
       </w:r>
@@ -7253,8 +7285,9 @@
       <w:pPr>
         <w:pStyle w:val="3"/>
       </w:pPr>
-      <w:bookmarkStart w:id="19" w:name="_Toc230121097"/>
+      <w:bookmarkStart w:id="19" w:name="_Toc230168155"/>
       <w:r>
+        <w:lastRenderedPageBreak/>
         <w:t>RepairRequestSeed</w:t>
       </w:r>
       <w:bookmarkEnd w:id="19"/>
@@ -7595,9 +7628,8 @@
       <w:pPr>
         <w:pStyle w:val="3"/>
       </w:pPr>
-      <w:bookmarkStart w:id="20" w:name="_Toc230121098"/>
+      <w:bookmarkStart w:id="20" w:name="_Toc230168156"/>
       <w:r>
-        <w:lastRenderedPageBreak/>
         <w:t>RepairRequestCreatedResponse</w:t>
       </w:r>
       <w:bookmarkEnd w:id="20"/>
@@ -7896,7 +7928,7 @@
           <w:rFonts w:hint="eastAsia"/>
         </w:rPr>
       </w:pPr>
-      <w:bookmarkStart w:id="21" w:name="_Toc230121099"/>
+      <w:bookmarkStart w:id="21" w:name="_Toc230168157"/>
       <w:r>
         <w:rPr>
           <w:rFonts w:hint="eastAsia"/>
@@ -7983,9 +8015,10 @@
             </w:pPr>
             <w:r>
               <w:rPr>
-                <w:b/>
-              </w:rPr>
-              <w:t>Method</w:t>
+                <w:rFonts w:hint="eastAsia"/>
+                <w:b/>
+              </w:rPr>
+              <w:t>メソッド</w:t>
             </w:r>
           </w:p>
         </w:tc>
@@ -8002,9 +8035,10 @@
             </w:pPr>
             <w:r>
               <w:rPr>
-                <w:b/>
-              </w:rPr>
-              <w:t>Path</w:t>
+                <w:rFonts w:hint="eastAsia"/>
+                <w:b/>
+              </w:rPr>
+              <w:t>パス</w:t>
             </w:r>
           </w:p>
         </w:tc>
@@ -8192,6 +8226,7 @@
           </w:tcPr>
           <w:p>
             <w:r>
+              <w:lastRenderedPageBreak/>
               <w:t>3</w:t>
             </w:r>
           </w:p>
@@ -8262,7 +8297,7 @@
           <w:rFonts w:hint="eastAsia"/>
         </w:rPr>
       </w:pPr>
-      <w:bookmarkStart w:id="22" w:name="_Toc230121100"/>
+      <w:bookmarkStart w:id="22" w:name="_Toc230168158"/>
       <w:r>
         <w:rPr>
           <w:rFonts w:hint="eastAsia"/>
@@ -8278,7 +8313,7 @@
           <w:rFonts w:hint="eastAsia"/>
         </w:rPr>
       </w:pPr>
-      <w:bookmarkStart w:id="23" w:name="_Toc230121101"/>
+      <w:bookmarkStart w:id="23" w:name="_Toc230168159"/>
       <w:r>
         <w:rPr>
           <w:rFonts w:hint="eastAsia"/>
@@ -8311,7 +8346,6 @@
         <w:rPr>
           <w:rFonts w:hint="eastAsia"/>
         </w:rPr>
-        <w:lastRenderedPageBreak/>
         <w:t>エンドポイント</w:t>
       </w:r>
     </w:p>
@@ -8345,7 +8379,7 @@
           <w:rFonts w:hint="eastAsia"/>
         </w:rPr>
       </w:pPr>
-      <w:bookmarkStart w:id="24" w:name="_Toc230121102"/>
+      <w:bookmarkStart w:id="24" w:name="_Toc230168160"/>
       <w:r>
         <w:rPr>
           <w:rFonts w:hint="eastAsia"/>
@@ -8642,6 +8676,7 @@
         <w:rPr>
           <w:rFonts w:hint="eastAsia"/>
         </w:rPr>
+        <w:lastRenderedPageBreak/>
         <w:t>処理仕様</w:t>
       </w:r>
     </w:p>
@@ -8717,12 +8752,11 @@
           <w:rFonts w:hint="eastAsia"/>
         </w:rPr>
       </w:pPr>
-      <w:bookmarkStart w:id="25" w:name="_Toc230121103"/>
+      <w:bookmarkStart w:id="25" w:name="_Toc230168161"/>
       <w:r>
         <w:rPr>
           <w:rFonts w:hint="eastAsia"/>
         </w:rPr>
-        <w:lastRenderedPageBreak/>
         <w:t>レスポンス（200：RepairRequestContextResponse）</w:t>
       </w:r>
       <w:bookmarkEnd w:id="25"/>
@@ -9457,7 +9491,7 @@
           <w:rFonts w:hint="eastAsia"/>
         </w:rPr>
       </w:pPr>
-      <w:bookmarkStart w:id="26" w:name="_Toc230121104"/>
+      <w:bookmarkStart w:id="26" w:name="_Toc230168162"/>
       <w:r>
         <w:rPr>
           <w:rFonts w:hint="eastAsia"/>
@@ -9696,7 +9730,6 @@
           </w:tcPr>
           <w:p>
             <w:r>
-              <w:lastRenderedPageBreak/>
               <w:t>404</w:t>
             </w:r>
           </w:p>
@@ -9769,7 +9802,7 @@
           <w:rFonts w:hint="eastAsia"/>
         </w:rPr>
       </w:pPr>
-      <w:bookmarkStart w:id="27" w:name="_Toc230121105"/>
+      <w:bookmarkStart w:id="27" w:name="_Toc230168163"/>
       <w:r>
         <w:rPr>
           <w:rFonts w:hint="eastAsia"/>
@@ -9835,7 +9868,7 @@
           <w:rFonts w:hint="eastAsia"/>
         </w:rPr>
       </w:pPr>
-      <w:bookmarkStart w:id="28" w:name="_Toc230121106"/>
+      <w:bookmarkStart w:id="28" w:name="_Toc230168164"/>
       <w:r>
         <w:rPr>
           <w:rFonts w:hint="eastAsia"/>
@@ -10037,6 +10070,7 @@
         <w:rPr>
           <w:rFonts w:hint="eastAsia"/>
         </w:rPr>
+        <w:lastRenderedPageBreak/>
         <w:t>権限チェック</w:t>
       </w:r>
     </w:p>
@@ -10129,7 +10163,6 @@
         <w:rPr>
           <w:rFonts w:hint="eastAsia"/>
         </w:rPr>
-        <w:lastRenderedPageBreak/>
         <w:t>未登録資産は本APIの対象外であり、画面上の手入力欄で扱う</w:t>
       </w:r>
     </w:p>
@@ -10140,7 +10173,7 @@
           <w:rFonts w:hint="eastAsia"/>
         </w:rPr>
       </w:pPr>
-      <w:bookmarkStart w:id="29" w:name="_Toc230121107"/>
+      <w:bookmarkStart w:id="29" w:name="_Toc230168165"/>
       <w:r>
         <w:rPr>
           <w:rFonts w:hint="eastAsia"/>
@@ -10713,7 +10746,7 @@
           <w:rFonts w:hint="eastAsia"/>
         </w:rPr>
       </w:pPr>
-      <w:bookmarkStart w:id="30" w:name="_Toc230121108"/>
+      <w:bookmarkStart w:id="30" w:name="_Toc230168166"/>
       <w:r>
         <w:rPr>
           <w:rFonts w:hint="eastAsia"/>
@@ -10917,6 +10950,7 @@
           </w:tcPr>
           <w:p>
             <w:r>
+              <w:lastRenderedPageBreak/>
               <w:t>403</w:t>
             </w:r>
           </w:p>
@@ -11024,7 +11058,7 @@
           <w:rFonts w:hint="eastAsia"/>
         </w:rPr>
       </w:pPr>
-      <w:bookmarkStart w:id="31" w:name="_Toc230121109"/>
+      <w:bookmarkStart w:id="31" w:name="_Toc230168167"/>
       <w:r>
         <w:rPr>
           <w:rFonts w:hint="eastAsia"/>
@@ -11057,7 +11091,6 @@
         <w:rPr>
           <w:rFonts w:hint="eastAsia"/>
         </w:rPr>
-        <w:lastRenderedPageBreak/>
         <w:t>エンドポイント</w:t>
       </w:r>
     </w:p>
@@ -11091,7 +11124,7 @@
           <w:rFonts w:hint="eastAsia"/>
         </w:rPr>
       </w:pPr>
-      <w:bookmarkStart w:id="32" w:name="_Toc230121110"/>
+      <w:bookmarkStart w:id="32" w:name="_Toc230168168"/>
       <w:r>
         <w:rPr>
           <w:rFonts w:hint="eastAsia"/>
@@ -11572,6 +11605,7 @@
           </w:tcPr>
           <w:p>
             <w:r>
+              <w:lastRenderedPageBreak/>
               <w:t>manualRoomName</w:t>
             </w:r>
           </w:p>
@@ -11839,7 +11873,6 @@
           </w:tcPr>
           <w:p>
             <w:r>
-              <w:lastRenderedPageBreak/>
               <w:t>attachmentDocuments</w:t>
             </w:r>
           </w:p>
@@ -11996,7 +12029,14 @@
         <w:rPr>
           <w:rFonts w:hint="eastAsia"/>
         </w:rPr>
-        <w:t>`repair_request_details` に `application_type='REPAIR'`、`is_registered_asset`、症状、代替機要否、点検結果ID、手入力 `manual_item_name`、`manual_maker_name`、`manual_model_name`、`manual_serial_no`、`manual_department_name`、`manual_room_name` を保存する</w:t>
+        <w:t>`repair_request_details` に `application_type='REPAIR'`、`is_registered_asset`、症状、代替機要否、点検結果ID、手入力 `manual_item_name`、`manual_maker_name`、</w:t>
+      </w:r>
+      <w:r>
+        <w:rPr>
+          <w:rFonts w:hint="eastAsia"/>
+        </w:rPr>
+        <w:lastRenderedPageBreak/>
+        <w:t>`manual_model_name`、`manual_serial_no`、`manual_department_name`、`manual_room_name` を保存する</w:t>
       </w:r>
     </w:p>
     <w:p>
@@ -12061,8 +12101,7 @@
         <w:rPr>
           <w:rFonts w:hint="eastAsia"/>
         </w:rPr>
-        <w:lastRenderedPageBreak/>
-        <w:t>`DocumentCreateInput.storageKey` は `application_documents.file_path`、`contentType` は `mime_type`、`fileSize` は `file_size_bytes` に保存し、生成列 `owner_key` は直接書き込まない</w:t>
+        <w:t>`storageKey` は `application_documents.file_path`、`contentType` は `mime_type`、`fileSize` は `file_size_bytes` に保存し、生成列 `owner_key` は直接書き込まない</w:t>
       </w:r>
     </w:p>
     <w:p>
@@ -12111,7 +12150,7 @@
           <w:rFonts w:hint="eastAsia"/>
         </w:rPr>
       </w:pPr>
-      <w:bookmarkStart w:id="33" w:name="_Toc230121111"/>
+      <w:bookmarkStart w:id="33" w:name="_Toc230168169"/>
       <w:r>
         <w:rPr>
           <w:rFonts w:hint="eastAsia"/>
@@ -12414,7 +12453,7 @@
           <w:rFonts w:hint="eastAsia"/>
         </w:rPr>
       </w:pPr>
-      <w:bookmarkStart w:id="34" w:name="_Toc230121112"/>
+      <w:bookmarkStart w:id="34" w:name="_Toc230168170"/>
       <w:r>
         <w:rPr>
           <w:rFonts w:hint="eastAsia"/>
@@ -12583,6 +12622,7 @@
           </w:tcPr>
           <w:p>
             <w:r>
+              <w:lastRenderedPageBreak/>
               <w:t>401</w:t>
             </w:r>
           </w:p>
@@ -12760,12 +12800,11 @@
           <w:rFonts w:hint="eastAsia"/>
         </w:rPr>
       </w:pPr>
-      <w:bookmarkStart w:id="35" w:name="_Toc230121113"/>
+      <w:bookmarkStart w:id="35" w:name="_Toc230168171"/>
       <w:r>
         <w:rPr>
           <w:rFonts w:hint="eastAsia"/>
         </w:rPr>
-        <w:lastRenderedPageBreak/>
         <w:t>第6章 権限・業務ルール</w:t>
       </w:r>
       <w:bookmarkEnd w:id="35"/>
@@ -12777,7 +12816,7 @@
           <w:rFonts w:hint="eastAsia"/>
         </w:rPr>
       </w:pPr>
-      <w:bookmarkStart w:id="36" w:name="_Toc230121114"/>
+      <w:bookmarkStart w:id="36" w:name="_Toc230168172"/>
       <w:r>
         <w:rPr>
           <w:rFonts w:hint="eastAsia"/>
@@ -13052,7 +13091,7 @@
           <w:rFonts w:hint="eastAsia"/>
         </w:rPr>
       </w:pPr>
-      <w:bookmarkStart w:id="37" w:name="_Toc230121115"/>
+      <w:bookmarkStart w:id="37" w:name="_Toc230168173"/>
       <w:r>
         <w:rPr>
           <w:rFonts w:hint="eastAsia"/>
@@ -13115,6 +13154,7 @@
         <w:rPr>
           <w:rFonts w:hint="eastAsia"/>
         </w:rPr>
+        <w:lastRenderedPageBreak/>
         <w:t>申請者情報はログインユーザー情報から自動取得するため、画面入力項目としては扱わない</w:t>
       </w:r>
     </w:p>
@@ -13163,7 +13203,7 @@
           <w:rFonts w:hint="eastAsia"/>
         </w:rPr>
       </w:pPr>
-      <w:bookmarkStart w:id="38" w:name="_Toc230121116"/>
+      <w:bookmarkStart w:id="38" w:name="_Toc230168174"/>
       <w:r>
         <w:rPr>
           <w:rFonts w:hint="eastAsia"/>
@@ -13226,7 +13266,25 @@
         <w:rPr>
           <w:rFonts w:hint="eastAsia"/>
         </w:rPr>
-        <w:lastRenderedPageBreak/>
+        <w:t>未登録資産が修理不能となった場合は、No.27 修理管理API設計書の廃棄申請接続APIで修理申請経由の廃棄申請を作成する</w:t>
+      </w:r>
+    </w:p>
+    <w:p>
+      <w:pPr>
+        <w:pStyle w:val="afffffff8"/>
+        <w:numPr>
+          <w:ilvl w:val="0"/>
+          <w:numId w:val="7"/>
+        </w:numPr>
+        <w:ind w:leftChars="0"/>
+        <w:rPr>
+          <w:rFonts w:hint="eastAsia"/>
+        </w:rPr>
+      </w:pPr>
+      <w:r>
+        <w:rPr>
+          <w:rFonts w:hint="eastAsia"/>
+        </w:rPr>
         <w:t>修理申請を経由しない未登録資産の単独廃棄申請はPhase1対象外であり、本書では定義しない</w:t>
       </w:r>
     </w:p>
@@ -13237,7 +13295,7 @@
           <w:rFonts w:hint="eastAsia"/>
         </w:rPr>
       </w:pPr>
-      <w:bookmarkStart w:id="39" w:name="_Toc230121117"/>
+      <w:bookmarkStart w:id="39" w:name="_Toc230168175"/>
       <w:r>
         <w:rPr>
           <w:rFonts w:hint="eastAsia"/>
@@ -13615,6 +13673,7 @@
                 <w:rFonts w:hint="eastAsia"/>
                 <w:b/>
               </w:rPr>
+              <w:lastRenderedPageBreak/>
               <w:t>HTTPステータス</w:t>
             </w:r>
           </w:p>
@@ -13955,12 +14014,11 @@
           <w:rFonts w:hint="eastAsia"/>
         </w:rPr>
       </w:pPr>
-      <w:bookmarkStart w:id="40" w:name="_Toc230121118"/>
+      <w:bookmarkStart w:id="40" w:name="_Toc230168176"/>
       <w:r>
         <w:rPr>
           <w:rFonts w:hint="eastAsia"/>
         </w:rPr>
-        <w:lastRenderedPageBreak/>
         <w:t>第8章 運用・保守方針</w:t>
       </w:r>
       <w:bookmarkEnd w:id="40"/>
@@ -14019,7 +14077,7 @@
         <w:rPr>
           <w:rFonts w:hint="eastAsia"/>
         </w:rPr>
-        <w:t>未登録資産は修理申請内の履歴として保持し、資産台帳への自動登録や原本資産CRUDを行わない</w:t>
+        <w:t>未登録資産は修理申請内の履歴として保持し、修理申請経由の廃棄申請へ接続する場合を除いて他申請種別の入口には展開しない。資産台帳への自動登録や原本資産CRUDは行わない</w:t>
       </w:r>
     </w:p>
     <w:p>
@@ -14126,10 +14184,10 @@
 <file path=word/numbering.xml><?xml version="1.0" encoding="utf-8"?>
 <w:numbering xmlns:wpc="http://schemas.microsoft.com/office/word/2010/wordprocessingCanvas" xmlns:cx="http://schemas.microsoft.com/office/drawing/2014/chartex" xmlns:cx1="http://schemas.microsoft.com/office/drawing/2015/9/8/chartex" xmlns:cx2="http://schemas.microsoft.com/office/drawing/2015/10/21/chartex" xmlns:cx3="http://schemas.microsoft.com/office/drawing/2016/5/9/chartex" xmlns:cx4="http://schemas.microsoft.com/office/drawing/2016/5/10/chartex" xmlns:cx5="http://schemas.microsoft.com/office/drawing/2016/5/11/chartex" xmlns:cx6="http://schemas.microsoft.com/office/drawing/2016/5/12/chartex" xmlns:cx7="http://schemas.microsoft.com/office/drawing/2016/5/13/chartex" xmlns:cx8="http://schemas.microsoft.com/office/drawing/2016/5/14/chartex" xmlns:mc="http://schemas.openxmlformats.org/markup-compatibility/2006" xmlns:aink="http://schemas.microsoft.com/office/drawing/2016/ink" xmlns:am3d="http://schemas.microsoft.com/office/drawing/2017/model3d" xmlns:o="urn:schemas-microsoft-com:office:office" xmlns:oel="http://schemas.microsoft.com/office/2019/extlst" xmlns:r="http://schemas.openxmlformats.org/officeDocument/2006/relationships" xmlns:m="http://schemas.openxmlformats.org/officeDocument/2006/math" xmlns:v="urn:schemas-microsoft-com:vml" xmlns:wp14="http://schemas.microsoft.com/office/word/2010/wordprocessingDrawing" xmlns:wp="http://schemas.openxmlformats.org/drawingml/2006/wordprocessingDrawing" xmlns:w10="urn:schemas-microsoft-com:office:word" xmlns:w="http://schemas.openxmlformats.org/wordprocessingml/2006/main" xmlns:w14="http://schemas.microsoft.com/office/word/2010/wordml" xmlns:w15="http://schemas.microsoft.com/office/word/2012/wordml" xmlns:w16cex="http://schemas.microsoft.com/office/word/2018/wordml/cex" xmlns:w16cid="http://schemas.microsoft.com/office/word/2016/wordml/cid" xmlns:w16="http://schemas.microsoft.com/office/word/2018/wordml" xmlns:w16du="http://schemas.microsoft.com/office/word/2023/wordml/word16du" xmlns:w16sdtdh="http://schemas.microsoft.com/office/word/2020/wordml/sdtdatahash" xmlns:w16sdtfl="http://schemas.microsoft.com/office/word/2024/wordml/sdtformatlock" xmlns:w16se="http://schemas.microsoft.com/office/word/2015/wordml/symex" xmlns:wpg="http://schemas.microsoft.com/office/word/2010/wordprocessingGroup" xmlns:wpi="http://schemas.microsoft.com/office/word/2010/wordprocessingInk" xmlns:wne="http://schemas.microsoft.com/office/word/2006/wordml" xmlns:wps="http://schemas.microsoft.com/office/word/2010/wordprocessingShape" mc:Ignorable="w14 w15 w16se w16cid w16 w16cex w16sdtdh w16sdtfl w16du wp14">
   <w:abstractNum w:abstractNumId="0" w15:restartNumberingAfterBreak="0">
-    <w:nsid w:val="1ECD6397"/>
+    <w:nsid w:val="03017D59"/>
     <w:multiLevelType w:val="hybridMultilevel"/>
-    <w:tmpl w:val="D27C6F42"/>
-    <w:name w:val="__API_DOC_SQUARE_BULLET__2222"/>
+    <w:tmpl w:val="32E879E2"/>
+    <w:name w:val="__API_DOC_SQUARE_BULLET__222"/>
     <w:lvl w:ilvl="0" w:tplc="0409000F">
       <w:start w:val="1"/>
       <w:numFmt w:val="decimal"/>
@@ -14213,372 +14271,7 @@
     </w:lvl>
   </w:abstractNum>
   <w:abstractNum w:abstractNumId="1" w15:restartNumberingAfterBreak="0">
-    <w:nsid w:val="216E4067"/>
-    <w:multiLevelType w:val="hybridMultilevel"/>
-    <w:tmpl w:val="CDD85076"/>
-    <w:name w:val="__API_DOC_SQUARE_BULLET__222"/>
-    <w:lvl w:ilvl="0" w:tplc="0409000F">
-      <w:start w:val="1"/>
-      <w:numFmt w:val="decimal"/>
-      <w:lvlText w:val="%1."/>
-      <w:lvlJc w:val="left"/>
-      <w:pPr>
-        <w:ind w:left="440" w:hanging="440"/>
-      </w:pPr>
-    </w:lvl>
-    <w:lvl w:ilvl="1" w:tplc="04090017" w:tentative="1">
-      <w:start w:val="1"/>
-      <w:numFmt w:val="aiueoFullWidth"/>
-      <w:lvlText w:val="(%2)"/>
-      <w:lvlJc w:val="left"/>
-      <w:pPr>
-        <w:ind w:left="880" w:hanging="440"/>
-      </w:pPr>
-    </w:lvl>
-    <w:lvl w:ilvl="2" w:tplc="04090011" w:tentative="1">
-      <w:start w:val="1"/>
-      <w:numFmt w:val="decimalEnclosedCircle"/>
-      <w:lvlText w:val="%3"/>
-      <w:lvlJc w:val="left"/>
-      <w:pPr>
-        <w:ind w:left="1320" w:hanging="440"/>
-      </w:pPr>
-    </w:lvl>
-    <w:lvl w:ilvl="3" w:tplc="0409000F" w:tentative="1">
-      <w:start w:val="1"/>
-      <w:numFmt w:val="decimal"/>
-      <w:lvlText w:val="%4."/>
-      <w:lvlJc w:val="left"/>
-      <w:pPr>
-        <w:ind w:left="1760" w:hanging="440"/>
-      </w:pPr>
-    </w:lvl>
-    <w:lvl w:ilvl="4" w:tplc="04090017" w:tentative="1">
-      <w:start w:val="1"/>
-      <w:numFmt w:val="aiueoFullWidth"/>
-      <w:lvlText w:val="(%5)"/>
-      <w:lvlJc w:val="left"/>
-      <w:pPr>
-        <w:ind w:left="2200" w:hanging="440"/>
-      </w:pPr>
-    </w:lvl>
-    <w:lvl w:ilvl="5" w:tplc="04090011" w:tentative="1">
-      <w:start w:val="1"/>
-      <w:numFmt w:val="decimalEnclosedCircle"/>
-      <w:lvlText w:val="%6"/>
-      <w:lvlJc w:val="left"/>
-      <w:pPr>
-        <w:ind w:left="2640" w:hanging="440"/>
-      </w:pPr>
-    </w:lvl>
-    <w:lvl w:ilvl="6" w:tplc="0409000F" w:tentative="1">
-      <w:start w:val="1"/>
-      <w:numFmt w:val="decimal"/>
-      <w:lvlText w:val="%7."/>
-      <w:lvlJc w:val="left"/>
-      <w:pPr>
-        <w:ind w:left="3080" w:hanging="440"/>
-      </w:pPr>
-    </w:lvl>
-    <w:lvl w:ilvl="7" w:tplc="04090017" w:tentative="1">
-      <w:start w:val="1"/>
-      <w:numFmt w:val="aiueoFullWidth"/>
-      <w:lvlText w:val="(%8)"/>
-      <w:lvlJc w:val="left"/>
-      <w:pPr>
-        <w:ind w:left="3520" w:hanging="440"/>
-      </w:pPr>
-    </w:lvl>
-    <w:lvl w:ilvl="8" w:tplc="04090011" w:tentative="1">
-      <w:start w:val="1"/>
-      <w:numFmt w:val="decimalEnclosedCircle"/>
-      <w:lvlText w:val="%9"/>
-      <w:lvlJc w:val="left"/>
-      <w:pPr>
-        <w:ind w:left="3960" w:hanging="440"/>
-      </w:pPr>
-    </w:lvl>
-  </w:abstractNum>
-  <w:abstractNum w:abstractNumId="2" w15:restartNumberingAfterBreak="0">
-    <w:nsid w:val="27593831"/>
-    <w:multiLevelType w:val="hybridMultilevel"/>
-    <w:tmpl w:val="CE369554"/>
-    <w:name w:val="__API_DOC_SQUARE_BULLET__22222"/>
-    <w:lvl w:ilvl="0" w:tplc="0409000F">
-      <w:start w:val="1"/>
-      <w:numFmt w:val="decimal"/>
-      <w:lvlText w:val="%1."/>
-      <w:lvlJc w:val="left"/>
-      <w:pPr>
-        <w:ind w:left="440" w:hanging="440"/>
-      </w:pPr>
-    </w:lvl>
-    <w:lvl w:ilvl="1" w:tplc="04090017" w:tentative="1">
-      <w:start w:val="1"/>
-      <w:numFmt w:val="aiueoFullWidth"/>
-      <w:lvlText w:val="(%2)"/>
-      <w:lvlJc w:val="left"/>
-      <w:pPr>
-        <w:ind w:left="880" w:hanging="440"/>
-      </w:pPr>
-    </w:lvl>
-    <w:lvl w:ilvl="2" w:tplc="04090011" w:tentative="1">
-      <w:start w:val="1"/>
-      <w:numFmt w:val="decimalEnclosedCircle"/>
-      <w:lvlText w:val="%3"/>
-      <w:lvlJc w:val="left"/>
-      <w:pPr>
-        <w:ind w:left="1320" w:hanging="440"/>
-      </w:pPr>
-    </w:lvl>
-    <w:lvl w:ilvl="3" w:tplc="0409000F" w:tentative="1">
-      <w:start w:val="1"/>
-      <w:numFmt w:val="decimal"/>
-      <w:lvlText w:val="%4."/>
-      <w:lvlJc w:val="left"/>
-      <w:pPr>
-        <w:ind w:left="1760" w:hanging="440"/>
-      </w:pPr>
-    </w:lvl>
-    <w:lvl w:ilvl="4" w:tplc="04090017" w:tentative="1">
-      <w:start w:val="1"/>
-      <w:numFmt w:val="aiueoFullWidth"/>
-      <w:lvlText w:val="(%5)"/>
-      <w:lvlJc w:val="left"/>
-      <w:pPr>
-        <w:ind w:left="2200" w:hanging="440"/>
-      </w:pPr>
-    </w:lvl>
-    <w:lvl w:ilvl="5" w:tplc="04090011" w:tentative="1">
-      <w:start w:val="1"/>
-      <w:numFmt w:val="decimalEnclosedCircle"/>
-      <w:lvlText w:val="%6"/>
-      <w:lvlJc w:val="left"/>
-      <w:pPr>
-        <w:ind w:left="2640" w:hanging="440"/>
-      </w:pPr>
-    </w:lvl>
-    <w:lvl w:ilvl="6" w:tplc="0409000F" w:tentative="1">
-      <w:start w:val="1"/>
-      <w:numFmt w:val="decimal"/>
-      <w:lvlText w:val="%7."/>
-      <w:lvlJc w:val="left"/>
-      <w:pPr>
-        <w:ind w:left="3080" w:hanging="440"/>
-      </w:pPr>
-    </w:lvl>
-    <w:lvl w:ilvl="7" w:tplc="04090017" w:tentative="1">
-      <w:start w:val="1"/>
-      <w:numFmt w:val="aiueoFullWidth"/>
-      <w:lvlText w:val="(%8)"/>
-      <w:lvlJc w:val="left"/>
-      <w:pPr>
-        <w:ind w:left="3520" w:hanging="440"/>
-      </w:pPr>
-    </w:lvl>
-    <w:lvl w:ilvl="8" w:tplc="04090011" w:tentative="1">
-      <w:start w:val="1"/>
-      <w:numFmt w:val="decimalEnclosedCircle"/>
-      <w:lvlText w:val="%9"/>
-      <w:lvlJc w:val="left"/>
-      <w:pPr>
-        <w:ind w:left="3960" w:hanging="440"/>
-      </w:pPr>
-    </w:lvl>
-  </w:abstractNum>
-  <w:abstractNum w:abstractNumId="3" w15:restartNumberingAfterBreak="0">
-    <w:nsid w:val="30741DFD"/>
-    <w:multiLevelType w:val="hybridMultilevel"/>
-    <w:tmpl w:val="3F2E15B0"/>
-    <w:name w:val="__API_DOC_SQUARE_BULLET__2"/>
-    <w:lvl w:ilvl="0" w:tplc="0409000F">
-      <w:start w:val="1"/>
-      <w:numFmt w:val="decimal"/>
-      <w:lvlText w:val="%1."/>
-      <w:lvlJc w:val="left"/>
-      <w:pPr>
-        <w:ind w:left="440" w:hanging="440"/>
-      </w:pPr>
-    </w:lvl>
-    <w:lvl w:ilvl="1" w:tplc="04090017" w:tentative="1">
-      <w:start w:val="1"/>
-      <w:numFmt w:val="aiueoFullWidth"/>
-      <w:lvlText w:val="(%2)"/>
-      <w:lvlJc w:val="left"/>
-      <w:pPr>
-        <w:ind w:left="880" w:hanging="440"/>
-      </w:pPr>
-    </w:lvl>
-    <w:lvl w:ilvl="2" w:tplc="04090011" w:tentative="1">
-      <w:start w:val="1"/>
-      <w:numFmt w:val="decimalEnclosedCircle"/>
-      <w:lvlText w:val="%3"/>
-      <w:lvlJc w:val="left"/>
-      <w:pPr>
-        <w:ind w:left="1320" w:hanging="440"/>
-      </w:pPr>
-    </w:lvl>
-    <w:lvl w:ilvl="3" w:tplc="0409000F" w:tentative="1">
-      <w:start w:val="1"/>
-      <w:numFmt w:val="decimal"/>
-      <w:lvlText w:val="%4."/>
-      <w:lvlJc w:val="left"/>
-      <w:pPr>
-        <w:ind w:left="1760" w:hanging="440"/>
-      </w:pPr>
-    </w:lvl>
-    <w:lvl w:ilvl="4" w:tplc="04090017" w:tentative="1">
-      <w:start w:val="1"/>
-      <w:numFmt w:val="aiueoFullWidth"/>
-      <w:lvlText w:val="(%5)"/>
-      <w:lvlJc w:val="left"/>
-      <w:pPr>
-        <w:ind w:left="2200" w:hanging="440"/>
-      </w:pPr>
-    </w:lvl>
-    <w:lvl w:ilvl="5" w:tplc="04090011" w:tentative="1">
-      <w:start w:val="1"/>
-      <w:numFmt w:val="decimalEnclosedCircle"/>
-      <w:lvlText w:val="%6"/>
-      <w:lvlJc w:val="left"/>
-      <w:pPr>
-        <w:ind w:left="2640" w:hanging="440"/>
-      </w:pPr>
-    </w:lvl>
-    <w:lvl w:ilvl="6" w:tplc="0409000F" w:tentative="1">
-      <w:start w:val="1"/>
-      <w:numFmt w:val="decimal"/>
-      <w:lvlText w:val="%7."/>
-      <w:lvlJc w:val="left"/>
-      <w:pPr>
-        <w:ind w:left="3080" w:hanging="440"/>
-      </w:pPr>
-    </w:lvl>
-    <w:lvl w:ilvl="7" w:tplc="04090017" w:tentative="1">
-      <w:start w:val="1"/>
-      <w:numFmt w:val="aiueoFullWidth"/>
-      <w:lvlText w:val="(%8)"/>
-      <w:lvlJc w:val="left"/>
-      <w:pPr>
-        <w:ind w:left="3520" w:hanging="440"/>
-      </w:pPr>
-    </w:lvl>
-    <w:lvl w:ilvl="8" w:tplc="04090011" w:tentative="1">
-      <w:start w:val="1"/>
-      <w:numFmt w:val="decimalEnclosedCircle"/>
-      <w:lvlText w:val="%9"/>
-      <w:lvlJc w:val="left"/>
-      <w:pPr>
-        <w:ind w:left="3960" w:hanging="440"/>
-      </w:pPr>
-    </w:lvl>
-  </w:abstractNum>
-  <w:abstractNum w:abstractNumId="4" w15:restartNumberingAfterBreak="0">
-    <w:nsid w:val="3BF1507D"/>
-    <w:multiLevelType w:val="singleLevel"/>
-    <w:tmpl w:val="04090001"/>
-    <w:lvl w:ilvl="0">
-      <w:start w:val="1"/>
-      <w:numFmt w:val="bullet"/>
-      <w:lvlText w:val="■"/>
-      <w:lvlJc w:val="left"/>
-      <w:pPr>
-        <w:ind w:left="440" w:hanging="440"/>
-      </w:pPr>
-      <w:rPr>
-        <w:rFonts w:ascii="Meiryo UI" w:hAnsi="Meiryo UI" w:eastAsia="Meiryo UI" w:cs="Meiryo UI" w:hint="default"/>
-      </w:rPr>
-    </w:lvl>
-  </w:abstractNum>
-  <w:abstractNum w:abstractNumId="5" w15:restartNumberingAfterBreak="0">
-    <w:nsid w:val="527478EC"/>
-    <w:multiLevelType w:val="hybridMultilevel"/>
-    <w:tmpl w:val="B26C7596"/>
-    <w:name w:val="__API_DOC_SQUARE_BULLET__22"/>
-    <w:lvl w:ilvl="0" w:tplc="0409000F">
-      <w:start w:val="1"/>
-      <w:numFmt w:val="decimal"/>
-      <w:lvlText w:val="%1."/>
-      <w:lvlJc w:val="left"/>
-      <w:pPr>
-        <w:ind w:left="440" w:hanging="440"/>
-      </w:pPr>
-    </w:lvl>
-    <w:lvl w:ilvl="1" w:tplc="04090017" w:tentative="1">
-      <w:start w:val="1"/>
-      <w:numFmt w:val="aiueoFullWidth"/>
-      <w:lvlText w:val="(%2)"/>
-      <w:lvlJc w:val="left"/>
-      <w:pPr>
-        <w:ind w:left="880" w:hanging="440"/>
-      </w:pPr>
-    </w:lvl>
-    <w:lvl w:ilvl="2" w:tplc="04090011" w:tentative="1">
-      <w:start w:val="1"/>
-      <w:numFmt w:val="decimalEnclosedCircle"/>
-      <w:lvlText w:val="%3"/>
-      <w:lvlJc w:val="left"/>
-      <w:pPr>
-        <w:ind w:left="1320" w:hanging="440"/>
-      </w:pPr>
-    </w:lvl>
-    <w:lvl w:ilvl="3" w:tplc="0409000F" w:tentative="1">
-      <w:start w:val="1"/>
-      <w:numFmt w:val="decimal"/>
-      <w:lvlText w:val="%4."/>
-      <w:lvlJc w:val="left"/>
-      <w:pPr>
-        <w:ind w:left="1760" w:hanging="440"/>
-      </w:pPr>
-    </w:lvl>
-    <w:lvl w:ilvl="4" w:tplc="04090017" w:tentative="1">
-      <w:start w:val="1"/>
-      <w:numFmt w:val="aiueoFullWidth"/>
-      <w:lvlText w:val="(%5)"/>
-      <w:lvlJc w:val="left"/>
-      <w:pPr>
-        <w:ind w:left="2200" w:hanging="440"/>
-      </w:pPr>
-    </w:lvl>
-    <w:lvl w:ilvl="5" w:tplc="04090011" w:tentative="1">
-      <w:start w:val="1"/>
-      <w:numFmt w:val="decimalEnclosedCircle"/>
-      <w:lvlText w:val="%6"/>
-      <w:lvlJc w:val="left"/>
-      <w:pPr>
-        <w:ind w:left="2640" w:hanging="440"/>
-      </w:pPr>
-    </w:lvl>
-    <w:lvl w:ilvl="6" w:tplc="0409000F" w:tentative="1">
-      <w:start w:val="1"/>
-      <w:numFmt w:val="decimal"/>
-      <w:lvlText w:val="%7."/>
-      <w:lvlJc w:val="left"/>
-      <w:pPr>
-        <w:ind w:left="3080" w:hanging="440"/>
-      </w:pPr>
-    </w:lvl>
-    <w:lvl w:ilvl="7" w:tplc="04090017" w:tentative="1">
-      <w:start w:val="1"/>
-      <w:numFmt w:val="aiueoFullWidth"/>
-      <w:lvlText w:val="(%8)"/>
-      <w:lvlJc w:val="left"/>
-      <w:pPr>
-        <w:ind w:left="3520" w:hanging="440"/>
-      </w:pPr>
-    </w:lvl>
-    <w:lvl w:ilvl="8" w:tplc="04090011" w:tentative="1">
-      <w:start w:val="1"/>
-      <w:numFmt w:val="decimalEnclosedCircle"/>
-      <w:lvlText w:val="%9"/>
-      <w:lvlJc w:val="left"/>
-      <w:pPr>
-        <w:ind w:left="3960" w:hanging="440"/>
-      </w:pPr>
-    </w:lvl>
-  </w:abstractNum>
-  <w:abstractNum w:abstractNumId="6" w15:restartNumberingAfterBreak="0">
-    <w:nsid w:val="63630B68"/>
+    <w:nsid w:val="35B647FB"/>
     <w:multiLevelType w:val="singleLevel"/>
     <w:tmpl w:val="0409000F"/>
     <w:name w:val="__API_DOC_SQUARE_BULLET__"/>
@@ -14589,6 +14282,371 @@
       <w:lvlJc w:val="left"/>
       <w:pPr>
         <w:ind w:left="440" w:hanging="440"/>
+      </w:pPr>
+    </w:lvl>
+  </w:abstractNum>
+  <w:abstractNum w:abstractNumId="2" w15:restartNumberingAfterBreak="0">
+    <w:nsid w:val="393F74C9"/>
+    <w:multiLevelType w:val="hybridMultilevel"/>
+    <w:tmpl w:val="27F06F76"/>
+    <w:name w:val="__API_DOC_SQUARE_BULLET__2222"/>
+    <w:lvl w:ilvl="0" w:tplc="0409000F">
+      <w:start w:val="1"/>
+      <w:numFmt w:val="decimal"/>
+      <w:lvlText w:val="%1."/>
+      <w:lvlJc w:val="left"/>
+      <w:pPr>
+        <w:ind w:left="440" w:hanging="440"/>
+      </w:pPr>
+    </w:lvl>
+    <w:lvl w:ilvl="1" w:tplc="04090017" w:tentative="1">
+      <w:start w:val="1"/>
+      <w:numFmt w:val="aiueoFullWidth"/>
+      <w:lvlText w:val="(%2)"/>
+      <w:lvlJc w:val="left"/>
+      <w:pPr>
+        <w:ind w:left="880" w:hanging="440"/>
+      </w:pPr>
+    </w:lvl>
+    <w:lvl w:ilvl="2" w:tplc="04090011" w:tentative="1">
+      <w:start w:val="1"/>
+      <w:numFmt w:val="decimalEnclosedCircle"/>
+      <w:lvlText w:val="%3"/>
+      <w:lvlJc w:val="left"/>
+      <w:pPr>
+        <w:ind w:left="1320" w:hanging="440"/>
+      </w:pPr>
+    </w:lvl>
+    <w:lvl w:ilvl="3" w:tplc="0409000F" w:tentative="1">
+      <w:start w:val="1"/>
+      <w:numFmt w:val="decimal"/>
+      <w:lvlText w:val="%4."/>
+      <w:lvlJc w:val="left"/>
+      <w:pPr>
+        <w:ind w:left="1760" w:hanging="440"/>
+      </w:pPr>
+    </w:lvl>
+    <w:lvl w:ilvl="4" w:tplc="04090017" w:tentative="1">
+      <w:start w:val="1"/>
+      <w:numFmt w:val="aiueoFullWidth"/>
+      <w:lvlText w:val="(%5)"/>
+      <w:lvlJc w:val="left"/>
+      <w:pPr>
+        <w:ind w:left="2200" w:hanging="440"/>
+      </w:pPr>
+    </w:lvl>
+    <w:lvl w:ilvl="5" w:tplc="04090011" w:tentative="1">
+      <w:start w:val="1"/>
+      <w:numFmt w:val="decimalEnclosedCircle"/>
+      <w:lvlText w:val="%6"/>
+      <w:lvlJc w:val="left"/>
+      <w:pPr>
+        <w:ind w:left="2640" w:hanging="440"/>
+      </w:pPr>
+    </w:lvl>
+    <w:lvl w:ilvl="6" w:tplc="0409000F" w:tentative="1">
+      <w:start w:val="1"/>
+      <w:numFmt w:val="decimal"/>
+      <w:lvlText w:val="%7."/>
+      <w:lvlJc w:val="left"/>
+      <w:pPr>
+        <w:ind w:left="3080" w:hanging="440"/>
+      </w:pPr>
+    </w:lvl>
+    <w:lvl w:ilvl="7" w:tplc="04090017" w:tentative="1">
+      <w:start w:val="1"/>
+      <w:numFmt w:val="aiueoFullWidth"/>
+      <w:lvlText w:val="(%8)"/>
+      <w:lvlJc w:val="left"/>
+      <w:pPr>
+        <w:ind w:left="3520" w:hanging="440"/>
+      </w:pPr>
+    </w:lvl>
+    <w:lvl w:ilvl="8" w:tplc="04090011" w:tentative="1">
+      <w:start w:val="1"/>
+      <w:numFmt w:val="decimalEnclosedCircle"/>
+      <w:lvlText w:val="%9"/>
+      <w:lvlJc w:val="left"/>
+      <w:pPr>
+        <w:ind w:left="3960" w:hanging="440"/>
+      </w:pPr>
+    </w:lvl>
+  </w:abstractNum>
+  <w:abstractNum w:abstractNumId="3" w15:restartNumberingAfterBreak="0">
+    <w:nsid w:val="3FA9000B"/>
+    <w:multiLevelType w:val="hybridMultilevel"/>
+    <w:tmpl w:val="A524F996"/>
+    <w:name w:val="__API_DOC_SQUARE_BULLET__22"/>
+    <w:lvl w:ilvl="0" w:tplc="0409000F">
+      <w:start w:val="1"/>
+      <w:numFmt w:val="decimal"/>
+      <w:lvlText w:val="%1."/>
+      <w:lvlJc w:val="left"/>
+      <w:pPr>
+        <w:ind w:left="440" w:hanging="440"/>
+      </w:pPr>
+    </w:lvl>
+    <w:lvl w:ilvl="1" w:tplc="04090017" w:tentative="1">
+      <w:start w:val="1"/>
+      <w:numFmt w:val="aiueoFullWidth"/>
+      <w:lvlText w:val="(%2)"/>
+      <w:lvlJc w:val="left"/>
+      <w:pPr>
+        <w:ind w:left="880" w:hanging="440"/>
+      </w:pPr>
+    </w:lvl>
+    <w:lvl w:ilvl="2" w:tplc="04090011" w:tentative="1">
+      <w:start w:val="1"/>
+      <w:numFmt w:val="decimalEnclosedCircle"/>
+      <w:lvlText w:val="%3"/>
+      <w:lvlJc w:val="left"/>
+      <w:pPr>
+        <w:ind w:left="1320" w:hanging="440"/>
+      </w:pPr>
+    </w:lvl>
+    <w:lvl w:ilvl="3" w:tplc="0409000F" w:tentative="1">
+      <w:start w:val="1"/>
+      <w:numFmt w:val="decimal"/>
+      <w:lvlText w:val="%4."/>
+      <w:lvlJc w:val="left"/>
+      <w:pPr>
+        <w:ind w:left="1760" w:hanging="440"/>
+      </w:pPr>
+    </w:lvl>
+    <w:lvl w:ilvl="4" w:tplc="04090017" w:tentative="1">
+      <w:start w:val="1"/>
+      <w:numFmt w:val="aiueoFullWidth"/>
+      <w:lvlText w:val="(%5)"/>
+      <w:lvlJc w:val="left"/>
+      <w:pPr>
+        <w:ind w:left="2200" w:hanging="440"/>
+      </w:pPr>
+    </w:lvl>
+    <w:lvl w:ilvl="5" w:tplc="04090011" w:tentative="1">
+      <w:start w:val="1"/>
+      <w:numFmt w:val="decimalEnclosedCircle"/>
+      <w:lvlText w:val="%6"/>
+      <w:lvlJc w:val="left"/>
+      <w:pPr>
+        <w:ind w:left="2640" w:hanging="440"/>
+      </w:pPr>
+    </w:lvl>
+    <w:lvl w:ilvl="6" w:tplc="0409000F" w:tentative="1">
+      <w:start w:val="1"/>
+      <w:numFmt w:val="decimal"/>
+      <w:lvlText w:val="%7."/>
+      <w:lvlJc w:val="left"/>
+      <w:pPr>
+        <w:ind w:left="3080" w:hanging="440"/>
+      </w:pPr>
+    </w:lvl>
+    <w:lvl w:ilvl="7" w:tplc="04090017" w:tentative="1">
+      <w:start w:val="1"/>
+      <w:numFmt w:val="aiueoFullWidth"/>
+      <w:lvlText w:val="(%8)"/>
+      <w:lvlJc w:val="left"/>
+      <w:pPr>
+        <w:ind w:left="3520" w:hanging="440"/>
+      </w:pPr>
+    </w:lvl>
+    <w:lvl w:ilvl="8" w:tplc="04090011" w:tentative="1">
+      <w:start w:val="1"/>
+      <w:numFmt w:val="decimalEnclosedCircle"/>
+      <w:lvlText w:val="%9"/>
+      <w:lvlJc w:val="left"/>
+      <w:pPr>
+        <w:ind w:left="3960" w:hanging="440"/>
+      </w:pPr>
+    </w:lvl>
+  </w:abstractNum>
+  <w:abstractNum w:abstractNumId="4" w15:restartNumberingAfterBreak="0">
+    <w:nsid w:val="425D3826"/>
+    <w:multiLevelType w:val="singleLevel"/>
+    <w:tmpl w:val="04090001"/>
+    <w:lvl w:ilvl="0">
+      <w:start w:val="1"/>
+      <w:numFmt w:val="bullet"/>
+      <w:lvlText w:val="■"/>
+      <w:lvlJc w:val="left"/>
+      <w:pPr>
+        <w:ind w:left="440" w:hanging="440"/>
+      </w:pPr>
+      <w:rPr>
+        <w:rFonts w:ascii="Meiryo UI" w:hAnsi="Meiryo UI" w:eastAsia="Meiryo UI" w:cs="Meiryo UI" w:hint="default"/>
+      </w:rPr>
+    </w:lvl>
+  </w:abstractNum>
+  <w:abstractNum w:abstractNumId="5" w15:restartNumberingAfterBreak="0">
+    <w:nsid w:val="51805970"/>
+    <w:multiLevelType w:val="hybridMultilevel"/>
+    <w:tmpl w:val="C318255E"/>
+    <w:name w:val="__API_DOC_SQUARE_BULLET__2"/>
+    <w:lvl w:ilvl="0" w:tplc="0409000F">
+      <w:start w:val="1"/>
+      <w:numFmt w:val="decimal"/>
+      <w:lvlText w:val="%1."/>
+      <w:lvlJc w:val="left"/>
+      <w:pPr>
+        <w:ind w:left="440" w:hanging="440"/>
+      </w:pPr>
+    </w:lvl>
+    <w:lvl w:ilvl="1" w:tplc="04090017" w:tentative="1">
+      <w:start w:val="1"/>
+      <w:numFmt w:val="aiueoFullWidth"/>
+      <w:lvlText w:val="(%2)"/>
+      <w:lvlJc w:val="left"/>
+      <w:pPr>
+        <w:ind w:left="880" w:hanging="440"/>
+      </w:pPr>
+    </w:lvl>
+    <w:lvl w:ilvl="2" w:tplc="04090011" w:tentative="1">
+      <w:start w:val="1"/>
+      <w:numFmt w:val="decimalEnclosedCircle"/>
+      <w:lvlText w:val="%3"/>
+      <w:lvlJc w:val="left"/>
+      <w:pPr>
+        <w:ind w:left="1320" w:hanging="440"/>
+      </w:pPr>
+    </w:lvl>
+    <w:lvl w:ilvl="3" w:tplc="0409000F" w:tentative="1">
+      <w:start w:val="1"/>
+      <w:numFmt w:val="decimal"/>
+      <w:lvlText w:val="%4."/>
+      <w:lvlJc w:val="left"/>
+      <w:pPr>
+        <w:ind w:left="1760" w:hanging="440"/>
+      </w:pPr>
+    </w:lvl>
+    <w:lvl w:ilvl="4" w:tplc="04090017" w:tentative="1">
+      <w:start w:val="1"/>
+      <w:numFmt w:val="aiueoFullWidth"/>
+      <w:lvlText w:val="(%5)"/>
+      <w:lvlJc w:val="left"/>
+      <w:pPr>
+        <w:ind w:left="2200" w:hanging="440"/>
+      </w:pPr>
+    </w:lvl>
+    <w:lvl w:ilvl="5" w:tplc="04090011" w:tentative="1">
+      <w:start w:val="1"/>
+      <w:numFmt w:val="decimalEnclosedCircle"/>
+      <w:lvlText w:val="%6"/>
+      <w:lvlJc w:val="left"/>
+      <w:pPr>
+        <w:ind w:left="2640" w:hanging="440"/>
+      </w:pPr>
+    </w:lvl>
+    <w:lvl w:ilvl="6" w:tplc="0409000F" w:tentative="1">
+      <w:start w:val="1"/>
+      <w:numFmt w:val="decimal"/>
+      <w:lvlText w:val="%7."/>
+      <w:lvlJc w:val="left"/>
+      <w:pPr>
+        <w:ind w:left="3080" w:hanging="440"/>
+      </w:pPr>
+    </w:lvl>
+    <w:lvl w:ilvl="7" w:tplc="04090017" w:tentative="1">
+      <w:start w:val="1"/>
+      <w:numFmt w:val="aiueoFullWidth"/>
+      <w:lvlText w:val="(%8)"/>
+      <w:lvlJc w:val="left"/>
+      <w:pPr>
+        <w:ind w:left="3520" w:hanging="440"/>
+      </w:pPr>
+    </w:lvl>
+    <w:lvl w:ilvl="8" w:tplc="04090011" w:tentative="1">
+      <w:start w:val="1"/>
+      <w:numFmt w:val="decimalEnclosedCircle"/>
+      <w:lvlText w:val="%9"/>
+      <w:lvlJc w:val="left"/>
+      <w:pPr>
+        <w:ind w:left="3960" w:hanging="440"/>
+      </w:pPr>
+    </w:lvl>
+  </w:abstractNum>
+  <w:abstractNum w:abstractNumId="6" w15:restartNumberingAfterBreak="0">
+    <w:nsid w:val="5B3D0F4E"/>
+    <w:multiLevelType w:val="hybridMultilevel"/>
+    <w:tmpl w:val="BD3AEA74"/>
+    <w:name w:val="__API_DOC_SQUARE_BULLET__22222"/>
+    <w:lvl w:ilvl="0" w:tplc="0409000F">
+      <w:start w:val="1"/>
+      <w:numFmt w:val="decimal"/>
+      <w:lvlText w:val="%1."/>
+      <w:lvlJc w:val="left"/>
+      <w:pPr>
+        <w:ind w:left="440" w:hanging="440"/>
+      </w:pPr>
+    </w:lvl>
+    <w:lvl w:ilvl="1" w:tplc="04090017" w:tentative="1">
+      <w:start w:val="1"/>
+      <w:numFmt w:val="aiueoFullWidth"/>
+      <w:lvlText w:val="(%2)"/>
+      <w:lvlJc w:val="left"/>
+      <w:pPr>
+        <w:ind w:left="880" w:hanging="440"/>
+      </w:pPr>
+    </w:lvl>
+    <w:lvl w:ilvl="2" w:tplc="04090011" w:tentative="1">
+      <w:start w:val="1"/>
+      <w:numFmt w:val="decimalEnclosedCircle"/>
+      <w:lvlText w:val="%3"/>
+      <w:lvlJc w:val="left"/>
+      <w:pPr>
+        <w:ind w:left="1320" w:hanging="440"/>
+      </w:pPr>
+    </w:lvl>
+    <w:lvl w:ilvl="3" w:tplc="0409000F" w:tentative="1">
+      <w:start w:val="1"/>
+      <w:numFmt w:val="decimal"/>
+      <w:lvlText w:val="%4."/>
+      <w:lvlJc w:val="left"/>
+      <w:pPr>
+        <w:ind w:left="1760" w:hanging="440"/>
+      </w:pPr>
+    </w:lvl>
+    <w:lvl w:ilvl="4" w:tplc="04090017" w:tentative="1">
+      <w:start w:val="1"/>
+      <w:numFmt w:val="aiueoFullWidth"/>
+      <w:lvlText w:val="(%5)"/>
+      <w:lvlJc w:val="left"/>
+      <w:pPr>
+        <w:ind w:left="2200" w:hanging="440"/>
+      </w:pPr>
+    </w:lvl>
+    <w:lvl w:ilvl="5" w:tplc="04090011" w:tentative="1">
+      <w:start w:val="1"/>
+      <w:numFmt w:val="decimalEnclosedCircle"/>
+      <w:lvlText w:val="%6"/>
+      <w:lvlJc w:val="left"/>
+      <w:pPr>
+        <w:ind w:left="2640" w:hanging="440"/>
+      </w:pPr>
+    </w:lvl>
+    <w:lvl w:ilvl="6" w:tplc="0409000F" w:tentative="1">
+      <w:start w:val="1"/>
+      <w:numFmt w:val="decimal"/>
+      <w:lvlText w:val="%7."/>
+      <w:lvlJc w:val="left"/>
+      <w:pPr>
+        <w:ind w:left="3080" w:hanging="440"/>
+      </w:pPr>
+    </w:lvl>
+    <w:lvl w:ilvl="7" w:tplc="04090017" w:tentative="1">
+      <w:start w:val="1"/>
+      <w:numFmt w:val="aiueoFullWidth"/>
+      <w:lvlText w:val="(%8)"/>
+      <w:lvlJc w:val="left"/>
+      <w:pPr>
+        <w:ind w:left="3520" w:hanging="440"/>
+      </w:pPr>
+    </w:lvl>
+    <w:lvl w:ilvl="8" w:tplc="04090011" w:tentative="1">
+      <w:start w:val="1"/>
+      <w:numFmt w:val="decimalEnclosedCircle"/>
+      <w:lvlText w:val="%9"/>
+      <w:lvlJc w:val="left"/>
+      <w:pPr>
+        <w:ind w:left="3960" w:hanging="440"/>
       </w:pPr>
     </w:lvl>
   </w:abstractNum>
@@ -14709,26 +14767,26 @@
   <w:num w:numId="1" w16cid:durableId="296302402">
     <w:abstractNumId w:val="7"/>
   </w:num>
-  <w:num w:numId="2" w16cid:durableId="1789857884">
+  <w:num w:numId="2" w16cid:durableId="1784180357">
     <w:abstractNumId w:val="4"/>
   </w:num>
-  <w:num w:numId="3" w16cid:durableId="782113499">
-    <w:abstractNumId w:val="6"/>
+  <w:num w:numId="3" w16cid:durableId="1923566309">
+    <w:abstractNumId w:val="1"/>
   </w:num>
-  <w:num w:numId="4" w16cid:durableId="2024160988">
+  <w:num w:numId="4" w16cid:durableId="1331130323">
+    <w:abstractNumId w:val="5"/>
+  </w:num>
+  <w:num w:numId="5" w16cid:durableId="137265038">
     <w:abstractNumId w:val="3"/>
   </w:num>
-  <w:num w:numId="5" w16cid:durableId="1668437202">
-    <w:abstractNumId w:val="5"/>
-  </w:num>
-  <w:num w:numId="6" w16cid:durableId="740254843">
-    <w:abstractNumId w:val="1"/>
-  </w:num>
-  <w:num w:numId="7" w16cid:durableId="1045330519">
+  <w:num w:numId="6" w16cid:durableId="588463491">
     <w:abstractNumId w:val="0"/>
   </w:num>
-  <w:num w:numId="8" w16cid:durableId="1072309124">
+  <w:num w:numId="7" w16cid:durableId="1569343360">
     <w:abstractNumId w:val="2"/>
+  </w:num>
+  <w:num w:numId="8" w16cid:durableId="478695801">
+    <w:abstractNumId w:val="6"/>
   </w:num>
   <w:numIdMacAtCleanup w:val="8"/>
 </w:numbering>

--- a/taniguchi/api/Fix/API設計書_修理申請.docx
+++ b/taniguchi/api/Fix/API設計書_修理申請.docx
@@ -491,34 +491,24 @@
         </w:p>
         <w:tbl>
           <w:tblPr>
-            <w:tblW w:w="9000" w:type="dxa"/>
-            <w:tblBorders>
-              <w:top w:val="single" w:sz="8" w:space="0" w:color="000000"/>
-              <w:left w:val="single" w:sz="8" w:space="0" w:color="000000"/>
-              <w:bottom w:val="single" w:sz="8" w:space="0" w:color="000000"/>
-              <w:right w:val="single" w:sz="8" w:space="0" w:color="000000"/>
-              <w:insideH w:val="single" w:sz="8" w:space="0" w:color="000000"/>
-              <w:insideV w:val="single" w:sz="8" w:space="0" w:color="000000"/>
-            </w:tblBorders>
-            <w:tblLayout w:type="fixed"/>
-            <w:tblLook w:val="0600" w:firstRow="0" w:lastRow="0" w:firstColumn="0" w:lastColumn="0" w:noHBand="1" w:noVBand="1"/>
+            <w:tblStyle w:val="afffffff7"/>
+            <w:tblW w:w="5000" w:type="pct"/>
+            <w:tblLook w:val="04A0" w:firstRow="1" w:lastRow="0" w:firstColumn="1" w:lastColumn="0" w:noHBand="0" w:noVBand="1"/>
           </w:tblPr>
           <w:tblGrid>
-            <w:gridCol w:w="1665"/>
-            <w:gridCol w:w="1935"/>
-            <w:gridCol w:w="5400"/>
+            <w:gridCol w:w="1043"/>
+            <w:gridCol w:w="1212"/>
+            <w:gridCol w:w="3382"/>
+            <w:gridCol w:w="3382"/>
           </w:tblGrid>
           <w:tr>
+            <w:trPr>
+              <w:tblHeader/>
+            </w:trPr>
             <w:tc>
               <w:tcPr>
-                <w:tcW w:w="1665" w:type="dxa"/>
+                <w:tcW w:w="578" w:type="pct"/>
                 <w:shd w:val="clear" w:color="auto" w:fill="DBE5F1" w:themeFill="accent1" w:themeFillTint="33"/>
-                <w:tcMar>
-                  <w:top w:w="100" w:type="dxa"/>
-                  <w:left w:w="100" w:type="dxa"/>
-                  <w:bottom w:w="100" w:type="dxa"/>
-                  <w:right w:w="100" w:type="dxa"/>
-                </w:tcMar>
               </w:tcPr>
               <w:p>
                 <w:pPr>
@@ -530,7 +520,6 @@
                     <w:right w:val="nil"/>
                     <w:between w:val="nil"/>
                   </w:pBdr>
-                  <w:spacing w:line="240" w:lineRule="auto"/>
                   <w:rPr>
                     <w:b/>
                     <w:bCs/>
@@ -538,6 +527,7 @@
                 </w:pPr>
                 <w:r>
                   <w:rPr>
+                    <w:rFonts w:hint="eastAsia"/>
                     <w:b/>
                     <w:bCs/>
                   </w:rPr>
@@ -547,14 +537,8 @@
             </w:tc>
             <w:tc>
               <w:tcPr>
-                <w:tcW w:w="1935" w:type="dxa"/>
+                <w:tcW w:w="672" w:type="pct"/>
                 <w:shd w:val="clear" w:color="auto" w:fill="DBE5F1" w:themeFill="accent1" w:themeFillTint="33"/>
-                <w:tcMar>
-                  <w:top w:w="100" w:type="dxa"/>
-                  <w:left w:w="100" w:type="dxa"/>
-                  <w:bottom w:w="100" w:type="dxa"/>
-                  <w:right w:w="100" w:type="dxa"/>
-                </w:tcMar>
               </w:tcPr>
               <w:p>
                 <w:pPr>
@@ -566,7 +550,6 @@
                     <w:right w:val="nil"/>
                     <w:between w:val="nil"/>
                   </w:pBdr>
-                  <w:spacing w:line="240" w:lineRule="auto"/>
                   <w:rPr>
                     <w:b/>
                     <w:bCs/>
@@ -574,23 +557,18 @@
                 </w:pPr>
                 <w:r>
                   <w:rPr>
+                    <w:rFonts w:hint="eastAsia"/>
                     <w:b/>
                     <w:bCs/>
                   </w:rPr>
-                  <w:t>改訂日</w:t>
+                  <w:t>日付</w:t>
                 </w:r>
               </w:p>
             </w:tc>
             <w:tc>
               <w:tcPr>
-                <w:tcW w:w="5400" w:type="dxa"/>
+                <w:tcW w:w="1875" w:type="pct"/>
                 <w:shd w:val="clear" w:color="auto" w:fill="DBE5F1" w:themeFill="accent1" w:themeFillTint="33"/>
-                <w:tcMar>
-                  <w:top w:w="100" w:type="dxa"/>
-                  <w:left w:w="100" w:type="dxa"/>
-                  <w:bottom w:w="100" w:type="dxa"/>
-                  <w:right w:w="100" w:type="dxa"/>
-                </w:tcMar>
               </w:tcPr>
               <w:p>
                 <w:pPr>
@@ -602,7 +580,6 @@
                     <w:right w:val="nil"/>
                     <w:between w:val="nil"/>
                   </w:pBdr>
-                  <w:spacing w:line="240" w:lineRule="auto"/>
                   <w:rPr>
                     <w:b/>
                     <w:bCs/>
@@ -610,24 +587,18 @@
                 </w:pPr>
                 <w:r>
                   <w:rPr>
+                    <w:rFonts w:hint="eastAsia"/>
                     <w:b/>
                     <w:bCs/>
                   </w:rPr>
-                  <w:t>改訂内容</w:t>
+                  <w:t>変更概要</w:t>
                 </w:r>
               </w:p>
             </w:tc>
-          </w:tr>
-          <w:tr>
             <w:tc>
               <w:tcPr>
-                <w:tcW w:w="1665" w:type="dxa"/>
-                <w:tcMar>
-                  <w:top w:w="100" w:type="dxa"/>
-                  <w:left w:w="100" w:type="dxa"/>
-                  <w:bottom w:w="100" w:type="dxa"/>
-                  <w:right w:w="100" w:type="dxa"/>
-                </w:tcMar>
+                <w:tcW w:w="1875" w:type="pct"/>
+                <w:shd w:val="clear" w:color="auto" w:fill="DBE5F1" w:themeFill="accent1" w:themeFillTint="33"/>
               </w:tcPr>
               <w:p>
                 <w:pPr>
@@ -639,22 +610,26 @@
                     <w:right w:val="nil"/>
                     <w:between w:val="nil"/>
                   </w:pBdr>
-                  <w:spacing w:line="240" w:lineRule="auto"/>
+                  <w:rPr>
+                    <w:b/>
+                    <w:bCs/>
+                  </w:rPr>
                 </w:pPr>
                 <w:r>
-                  <w:t>1.00</w:t>
+                  <w:rPr>
+                    <w:rFonts w:hint="eastAsia"/>
+                    <w:b/>
+                    <w:bCs/>
+                  </w:rPr>
+                  <w:t>変更者</w:t>
                 </w:r>
               </w:p>
             </w:tc>
+          </w:tr>
+          <w:tr>
             <w:tc>
               <w:tcPr>
-                <w:tcW w:w="1935" w:type="dxa"/>
-                <w:tcMar>
-                  <w:top w:w="100" w:type="dxa"/>
-                  <w:left w:w="100" w:type="dxa"/>
-                  <w:bottom w:w="100" w:type="dxa"/>
-                  <w:right w:w="100" w:type="dxa"/>
-                </w:tcMar>
+                <w:tcW w:w="578" w:type="pct"/>
               </w:tcPr>
               <w:p>
                 <w:pPr>
@@ -666,22 +641,15 @@
                     <w:right w:val="nil"/>
                     <w:between w:val="nil"/>
                   </w:pBdr>
-                  <w:spacing w:line="240" w:lineRule="auto"/>
                 </w:pPr>
                 <w:r>
-                  <w:t>2026/5/20</w:t>
+                  <w:t>1.0</w:t>
                 </w:r>
               </w:p>
             </w:tc>
             <w:tc>
               <w:tcPr>
-                <w:tcW w:w="5400" w:type="dxa"/>
-                <w:tcMar>
-                  <w:top w:w="100" w:type="dxa"/>
-                  <w:left w:w="100" w:type="dxa"/>
-                  <w:bottom w:w="100" w:type="dxa"/>
-                  <w:right w:w="100" w:type="dxa"/>
-                </w:tcMar>
+                <w:tcW w:w="672" w:type="pct"/>
               </w:tcPr>
               <w:p>
                 <w:pPr>
@@ -693,27 +661,15 @@
                     <w:right w:val="nil"/>
                     <w:between w:val="nil"/>
                   </w:pBdr>
-                  <w:spacing w:line="240" w:lineRule="auto"/>
                 </w:pPr>
                 <w:r>
-                  <w:rPr>
-                    <w:rFonts w:hint="eastAsia"/>
-                  </w:rPr>
-                  <w:t>新規作成</w:t>
+                  <w:t>2026/5/20</w:t>
                 </w:r>
               </w:p>
             </w:tc>
-          </w:tr>
-          <w:tr>
             <w:tc>
               <w:tcPr>
-                <w:tcW w:w="1665" w:type="dxa"/>
-                <w:tcMar>
-                  <w:top w:w="100" w:type="dxa"/>
-                  <w:left w:w="100" w:type="dxa"/>
-                  <w:bottom w:w="100" w:type="dxa"/>
-                  <w:right w:w="100" w:type="dxa"/>
-                </w:tcMar>
+                <w:tcW w:w="1875" w:type="pct"/>
               </w:tcPr>
               <w:p>
                 <w:pPr>
@@ -725,19 +681,18 @@
                     <w:right w:val="nil"/>
                     <w:between w:val="nil"/>
                   </w:pBdr>
-                  <w:spacing w:line="240" w:lineRule="auto"/>
                 </w:pPr>
+                <w:r>
+                  <w:rPr>
+                    <w:rFonts w:hint="eastAsia"/>
+                  </w:rPr>
+                  <w:t>初版作成</w:t>
+                </w:r>
               </w:p>
             </w:tc>
             <w:tc>
               <w:tcPr>
-                <w:tcW w:w="1935" w:type="dxa"/>
-                <w:tcMar>
-                  <w:top w:w="100" w:type="dxa"/>
-                  <w:left w:w="100" w:type="dxa"/>
-                  <w:bottom w:w="100" w:type="dxa"/>
-                  <w:right w:w="100" w:type="dxa"/>
-                </w:tcMar>
+                <w:tcW w:w="1875" w:type="pct"/>
               </w:tcPr>
               <w:p>
                 <w:pPr>
@@ -749,19 +704,20 @@
                     <w:right w:val="nil"/>
                     <w:between w:val="nil"/>
                   </w:pBdr>
-                  <w:spacing w:line="240" w:lineRule="auto"/>
+                  <w:rPr>
+                    <w:rFonts w:hint="eastAsia"/>
+                  </w:rPr>
                 </w:pPr>
+                <w:r>
+                  <w:t>-</w:t>
+                </w:r>
               </w:p>
             </w:tc>
+          </w:tr>
+          <w:tr>
             <w:tc>
               <w:tcPr>
-                <w:tcW w:w="5400" w:type="dxa"/>
-                <w:tcMar>
-                  <w:top w:w="100" w:type="dxa"/>
-                  <w:left w:w="100" w:type="dxa"/>
-                  <w:bottom w:w="100" w:type="dxa"/>
-                  <w:right w:w="100" w:type="dxa"/>
-                </w:tcMar>
+                <w:tcW w:w="578" w:type="pct"/>
               </w:tcPr>
               <w:p>
                 <w:pPr>
@@ -773,21 +729,12 @@
                     <w:right w:val="nil"/>
                     <w:between w:val="nil"/>
                   </w:pBdr>
-                  <w:spacing w:line="240" w:lineRule="auto"/>
                 </w:pPr>
               </w:p>
             </w:tc>
-          </w:tr>
-          <w:tr>
             <w:tc>
               <w:tcPr>
-                <w:tcW w:w="1665" w:type="dxa"/>
-                <w:tcMar>
-                  <w:top w:w="100" w:type="dxa"/>
-                  <w:left w:w="100" w:type="dxa"/>
-                  <w:bottom w:w="100" w:type="dxa"/>
-                  <w:right w:w="100" w:type="dxa"/>
-                </w:tcMar>
+                <w:tcW w:w="672" w:type="pct"/>
               </w:tcPr>
               <w:p>
                 <w:pPr>
@@ -799,55 +746,12 @@
                     <w:right w:val="nil"/>
                     <w:between w:val="nil"/>
                   </w:pBdr>
-                  <w:spacing w:line="240" w:lineRule="auto"/>
                 </w:pPr>
               </w:p>
             </w:tc>
             <w:tc>
               <w:tcPr>
-                <w:tcW w:w="1935" w:type="dxa"/>
-                <w:tcMar>
-                  <w:top w:w="100" w:type="dxa"/>
-                  <w:left w:w="100" w:type="dxa"/>
-                  <w:bottom w:w="100" w:type="dxa"/>
-                  <w:right w:w="100" w:type="dxa"/>
-                </w:tcMar>
-              </w:tcPr>
-              <w:p>
-                <w:pPr>
-                  <w:widowControl w:val="0"/>
-                  <w:spacing w:line="240" w:lineRule="auto"/>
-                </w:pPr>
-              </w:p>
-            </w:tc>
-            <w:tc>
-              <w:tcPr>
-                <w:tcW w:w="5400" w:type="dxa"/>
-                <w:tcMar>
-                  <w:top w:w="100" w:type="dxa"/>
-                  <w:left w:w="100" w:type="dxa"/>
-                  <w:bottom w:w="100" w:type="dxa"/>
-                  <w:right w:w="100" w:type="dxa"/>
-                </w:tcMar>
-              </w:tcPr>
-              <w:p>
-                <w:pPr>
-                  <w:widowControl w:val="0"/>
-                  <w:spacing w:line="240" w:lineRule="auto"/>
-                </w:pPr>
-              </w:p>
-            </w:tc>
-          </w:tr>
-          <w:tr>
-            <w:tc>
-              <w:tcPr>
-                <w:tcW w:w="1665" w:type="dxa"/>
-                <w:tcMar>
-                  <w:top w:w="100" w:type="dxa"/>
-                  <w:left w:w="100" w:type="dxa"/>
-                  <w:bottom w:w="100" w:type="dxa"/>
-                  <w:right w:w="100" w:type="dxa"/>
-                </w:tcMar>
+                <w:tcW w:w="1875" w:type="pct"/>
               </w:tcPr>
               <w:p>
                 <w:pPr>
@@ -859,55 +763,12 @@
                     <w:right w:val="nil"/>
                     <w:between w:val="nil"/>
                   </w:pBdr>
-                  <w:spacing w:line="240" w:lineRule="auto"/>
                 </w:pPr>
               </w:p>
             </w:tc>
             <w:tc>
               <w:tcPr>
-                <w:tcW w:w="1935" w:type="dxa"/>
-                <w:tcMar>
-                  <w:top w:w="100" w:type="dxa"/>
-                  <w:left w:w="100" w:type="dxa"/>
-                  <w:bottom w:w="100" w:type="dxa"/>
-                  <w:right w:w="100" w:type="dxa"/>
-                </w:tcMar>
-              </w:tcPr>
-              <w:p>
-                <w:pPr>
-                  <w:widowControl w:val="0"/>
-                  <w:spacing w:line="240" w:lineRule="auto"/>
-                </w:pPr>
-              </w:p>
-            </w:tc>
-            <w:tc>
-              <w:tcPr>
-                <w:tcW w:w="5400" w:type="dxa"/>
-                <w:tcMar>
-                  <w:top w:w="100" w:type="dxa"/>
-                  <w:left w:w="100" w:type="dxa"/>
-                  <w:bottom w:w="100" w:type="dxa"/>
-                  <w:right w:w="100" w:type="dxa"/>
-                </w:tcMar>
-              </w:tcPr>
-              <w:p>
-                <w:pPr>
-                  <w:widowControl w:val="0"/>
-                  <w:spacing w:line="240" w:lineRule="auto"/>
-                </w:pPr>
-              </w:p>
-            </w:tc>
-          </w:tr>
-          <w:tr>
-            <w:tc>
-              <w:tcPr>
-                <w:tcW w:w="1665" w:type="dxa"/>
-                <w:tcMar>
-                  <w:top w:w="100" w:type="dxa"/>
-                  <w:left w:w="100" w:type="dxa"/>
-                  <w:bottom w:w="100" w:type="dxa"/>
-                  <w:right w:w="100" w:type="dxa"/>
-                </w:tcMar>
+                <w:tcW w:w="1875" w:type="pct"/>
               </w:tcPr>
               <w:p>
                 <w:pPr>
@@ -919,41 +780,153 @@
                     <w:right w:val="nil"/>
                     <w:between w:val="nil"/>
                   </w:pBdr>
-                  <w:spacing w:line="240" w:lineRule="auto"/>
+                </w:pPr>
+              </w:p>
+            </w:tc>
+          </w:tr>
+          <w:tr>
+            <w:tc>
+              <w:tcPr>
+                <w:tcW w:w="578" w:type="pct"/>
+              </w:tcPr>
+              <w:p>
+                <w:pPr>
+                  <w:widowControl w:val="0"/>
+                  <w:pBdr>
+                    <w:top w:val="nil"/>
+                    <w:left w:val="nil"/>
+                    <w:bottom w:val="nil"/>
+                    <w:right w:val="nil"/>
+                    <w:between w:val="nil"/>
+                  </w:pBdr>
                 </w:pPr>
               </w:p>
             </w:tc>
             <w:tc>
               <w:tcPr>
-                <w:tcW w:w="1935" w:type="dxa"/>
-                <w:tcMar>
-                  <w:top w:w="100" w:type="dxa"/>
-                  <w:left w:w="100" w:type="dxa"/>
-                  <w:bottom w:w="100" w:type="dxa"/>
-                  <w:right w:w="100" w:type="dxa"/>
-                </w:tcMar>
+                <w:tcW w:w="672" w:type="pct"/>
               </w:tcPr>
               <w:p>
                 <w:pPr>
                   <w:widowControl w:val="0"/>
-                  <w:spacing w:line="240" w:lineRule="auto"/>
                 </w:pPr>
               </w:p>
             </w:tc>
             <w:tc>
               <w:tcPr>
-                <w:tcW w:w="5400" w:type="dxa"/>
-                <w:tcMar>
-                  <w:top w:w="100" w:type="dxa"/>
-                  <w:left w:w="100" w:type="dxa"/>
-                  <w:bottom w:w="100" w:type="dxa"/>
-                  <w:right w:w="100" w:type="dxa"/>
-                </w:tcMar>
+                <w:tcW w:w="1875" w:type="pct"/>
               </w:tcPr>
               <w:p>
                 <w:pPr>
                   <w:widowControl w:val="0"/>
-                  <w:spacing w:line="240" w:lineRule="auto"/>
+                </w:pPr>
+              </w:p>
+            </w:tc>
+            <w:tc>
+              <w:tcPr>
+                <w:tcW w:w="1875" w:type="pct"/>
+              </w:tcPr>
+              <w:p>
+                <w:pPr>
+                  <w:widowControl w:val="0"/>
+                </w:pPr>
+              </w:p>
+            </w:tc>
+          </w:tr>
+          <w:tr>
+            <w:tc>
+              <w:tcPr>
+                <w:tcW w:w="578" w:type="pct"/>
+              </w:tcPr>
+              <w:p>
+                <w:pPr>
+                  <w:widowControl w:val="0"/>
+                  <w:pBdr>
+                    <w:top w:val="nil"/>
+                    <w:left w:val="nil"/>
+                    <w:bottom w:val="nil"/>
+                    <w:right w:val="nil"/>
+                    <w:between w:val="nil"/>
+                  </w:pBdr>
+                </w:pPr>
+              </w:p>
+            </w:tc>
+            <w:tc>
+              <w:tcPr>
+                <w:tcW w:w="672" w:type="pct"/>
+              </w:tcPr>
+              <w:p>
+                <w:pPr>
+                  <w:widowControl w:val="0"/>
+                </w:pPr>
+              </w:p>
+            </w:tc>
+            <w:tc>
+              <w:tcPr>
+                <w:tcW w:w="1875" w:type="pct"/>
+              </w:tcPr>
+              <w:p>
+                <w:pPr>
+                  <w:widowControl w:val="0"/>
+                </w:pPr>
+              </w:p>
+            </w:tc>
+            <w:tc>
+              <w:tcPr>
+                <w:tcW w:w="1875" w:type="pct"/>
+              </w:tcPr>
+              <w:p>
+                <w:pPr>
+                  <w:widowControl w:val="0"/>
+                </w:pPr>
+              </w:p>
+            </w:tc>
+          </w:tr>
+          <w:tr>
+            <w:tc>
+              <w:tcPr>
+                <w:tcW w:w="578" w:type="pct"/>
+              </w:tcPr>
+              <w:p>
+                <w:pPr>
+                  <w:widowControl w:val="0"/>
+                  <w:pBdr>
+                    <w:top w:val="nil"/>
+                    <w:left w:val="nil"/>
+                    <w:bottom w:val="nil"/>
+                    <w:right w:val="nil"/>
+                    <w:between w:val="nil"/>
+                  </w:pBdr>
+                </w:pPr>
+              </w:p>
+            </w:tc>
+            <w:tc>
+              <w:tcPr>
+                <w:tcW w:w="672" w:type="pct"/>
+              </w:tcPr>
+              <w:p>
+                <w:pPr>
+                  <w:widowControl w:val="0"/>
+                </w:pPr>
+              </w:p>
+            </w:tc>
+            <w:tc>
+              <w:tcPr>
+                <w:tcW w:w="1875" w:type="pct"/>
+              </w:tcPr>
+              <w:p>
+                <w:pPr>
+                  <w:widowControl w:val="0"/>
+                </w:pPr>
+              </w:p>
+            </w:tc>
+            <w:tc>
+              <w:tcPr>
+                <w:tcW w:w="1875" w:type="pct"/>
+              </w:tcPr>
+              <w:p>
+                <w:pPr>
+                  <w:widowControl w:val="0"/>
                 </w:pPr>
               </w:p>
             </w:tc>
@@ -1029,7 +1002,7 @@
       <w:r>
         <w:fldChar w:fldCharType="separate"/>
       </w:r>
-      <w:hyperlink w:anchor="_Toc230168137" w:history="1">
+      <w:hyperlink w:anchor="_Toc231138066" w:history="1">
         <w:r>
           <w:rPr>
             <w:rStyle w:val="afffffff5"/>
@@ -1056,7 +1029,7 @@
             <w:noProof/>
             <w:webHidden/>
           </w:rPr>
-          <w:instrText xml:space="preserve"> PAGEREF _Toc230168137 \h </w:instrText>
+          <w:instrText xml:space="preserve"> PAGEREF _Toc231138066 \h </w:instrText>
         </w:r>
         <w:r>
           <w:rPr>
@@ -1104,7 +1077,7 @@
           <w14:ligatures w14:val="standardContextual"/>
         </w:rPr>
       </w:pPr>
-      <w:hyperlink w:anchor="_Toc230168138" w:history="1">
+      <w:hyperlink w:anchor="_Toc231138067" w:history="1">
         <w:r>
           <w:rPr>
             <w:rStyle w:val="afffffff5"/>
@@ -1131,7 +1104,7 @@
             <w:noProof/>
             <w:webHidden/>
           </w:rPr>
-          <w:instrText xml:space="preserve"> PAGEREF _Toc230168138 \h </w:instrText>
+          <w:instrText xml:space="preserve"> PAGEREF _Toc231138067 \h </w:instrText>
         </w:r>
         <w:r>
           <w:rPr>
@@ -1179,7 +1152,7 @@
           <w14:ligatures w14:val="standardContextual"/>
         </w:rPr>
       </w:pPr>
-      <w:hyperlink w:anchor="_Toc230168139" w:history="1">
+      <w:hyperlink w:anchor="_Toc231138068" w:history="1">
         <w:r>
           <w:rPr>
             <w:rStyle w:val="afffffff5"/>
@@ -1206,7 +1179,7 @@
             <w:noProof/>
             <w:webHidden/>
           </w:rPr>
-          <w:instrText xml:space="preserve"> PAGEREF _Toc230168139 \h </w:instrText>
+          <w:instrText xml:space="preserve"> PAGEREF _Toc231138068 \h </w:instrText>
         </w:r>
         <w:r>
           <w:rPr>
@@ -1254,7 +1227,7 @@
           <w14:ligatures w14:val="standardContextual"/>
         </w:rPr>
       </w:pPr>
-      <w:hyperlink w:anchor="_Toc230168140" w:history="1">
+      <w:hyperlink w:anchor="_Toc231138069" w:history="1">
         <w:r>
           <w:rPr>
             <w:rStyle w:val="afffffff5"/>
@@ -1281,7 +1254,7 @@
             <w:noProof/>
             <w:webHidden/>
           </w:rPr>
-          <w:instrText xml:space="preserve"> PAGEREF _Toc230168140 \h </w:instrText>
+          <w:instrText xml:space="preserve"> PAGEREF _Toc231138069 \h </w:instrText>
         </w:r>
         <w:r>
           <w:rPr>
@@ -1329,7 +1302,7 @@
           <w14:ligatures w14:val="standardContextual"/>
         </w:rPr>
       </w:pPr>
-      <w:hyperlink w:anchor="_Toc230168141" w:history="1">
+      <w:hyperlink w:anchor="_Toc231138070" w:history="1">
         <w:r>
           <w:rPr>
             <w:rStyle w:val="afffffff5"/>
@@ -1356,7 +1329,7 @@
             <w:noProof/>
             <w:webHidden/>
           </w:rPr>
-          <w:instrText xml:space="preserve"> PAGEREF _Toc230168141 \h </w:instrText>
+          <w:instrText xml:space="preserve"> PAGEREF _Toc231138070 \h </w:instrText>
         </w:r>
         <w:r>
           <w:rPr>
@@ -1405,7 +1378,7 @@
           <w14:ligatures w14:val="standardContextual"/>
         </w:rPr>
       </w:pPr>
-      <w:hyperlink w:anchor="_Toc230168142" w:history="1">
+      <w:hyperlink w:anchor="_Toc231138071" w:history="1">
         <w:r>
           <w:rPr>
             <w:rStyle w:val="afffffff5"/>
@@ -1432,7 +1405,7 @@
             <w:noProof/>
             <w:webHidden/>
           </w:rPr>
-          <w:instrText xml:space="preserve"> PAGEREF _Toc230168142 \h </w:instrText>
+          <w:instrText xml:space="preserve"> PAGEREF _Toc231138071 \h </w:instrText>
         </w:r>
         <w:r>
           <w:rPr>
@@ -1480,7 +1453,7 @@
           <w14:ligatures w14:val="standardContextual"/>
         </w:rPr>
       </w:pPr>
-      <w:hyperlink w:anchor="_Toc230168143" w:history="1">
+      <w:hyperlink w:anchor="_Toc231138072" w:history="1">
         <w:r>
           <w:rPr>
             <w:rStyle w:val="afffffff5"/>
@@ -1507,7 +1480,7 @@
             <w:noProof/>
             <w:webHidden/>
           </w:rPr>
-          <w:instrText xml:space="preserve"> PAGEREF _Toc230168143 \h </w:instrText>
+          <w:instrText xml:space="preserve"> PAGEREF _Toc231138072 \h </w:instrText>
         </w:r>
         <w:r>
           <w:rPr>
@@ -1555,7 +1528,7 @@
           <w14:ligatures w14:val="standardContextual"/>
         </w:rPr>
       </w:pPr>
-      <w:hyperlink w:anchor="_Toc230168144" w:history="1">
+      <w:hyperlink w:anchor="_Toc231138073" w:history="1">
         <w:r>
           <w:rPr>
             <w:rStyle w:val="afffffff5"/>
@@ -1582,7 +1555,7 @@
             <w:noProof/>
             <w:webHidden/>
           </w:rPr>
-          <w:instrText xml:space="preserve"> PAGEREF _Toc230168144 \h </w:instrText>
+          <w:instrText xml:space="preserve"> PAGEREF _Toc231138073 \h </w:instrText>
         </w:r>
         <w:r>
           <w:rPr>
@@ -1630,7 +1603,7 @@
           <w14:ligatures w14:val="standardContextual"/>
         </w:rPr>
       </w:pPr>
-      <w:hyperlink w:anchor="_Toc230168145" w:history="1">
+      <w:hyperlink w:anchor="_Toc231138074" w:history="1">
         <w:r>
           <w:rPr>
             <w:rStyle w:val="afffffff5"/>
@@ -1657,7 +1630,7 @@
             <w:noProof/>
             <w:webHidden/>
           </w:rPr>
-          <w:instrText xml:space="preserve"> PAGEREF _Toc230168145 \h </w:instrText>
+          <w:instrText xml:space="preserve"> PAGEREF _Toc231138074 \h </w:instrText>
         </w:r>
         <w:r>
           <w:rPr>
@@ -1706,7 +1679,7 @@
           <w14:ligatures w14:val="standardContextual"/>
         </w:rPr>
       </w:pPr>
-      <w:hyperlink w:anchor="_Toc230168146" w:history="1">
+      <w:hyperlink w:anchor="_Toc231138075" w:history="1">
         <w:r>
           <w:rPr>
             <w:rStyle w:val="afffffff5"/>
@@ -1733,7 +1706,7 @@
             <w:noProof/>
             <w:webHidden/>
           </w:rPr>
-          <w:instrText xml:space="preserve"> PAGEREF _Toc230168146 \h </w:instrText>
+          <w:instrText xml:space="preserve"> PAGEREF _Toc231138075 \h </w:instrText>
         </w:r>
         <w:r>
           <w:rPr>
@@ -1781,7 +1754,7 @@
           <w14:ligatures w14:val="standardContextual"/>
         </w:rPr>
       </w:pPr>
-      <w:hyperlink w:anchor="_Toc230168147" w:history="1">
+      <w:hyperlink w:anchor="_Toc231138076" w:history="1">
         <w:r>
           <w:rPr>
             <w:rStyle w:val="afffffff5"/>
@@ -1808,7 +1781,7 @@
             <w:noProof/>
             <w:webHidden/>
           </w:rPr>
-          <w:instrText xml:space="preserve"> PAGEREF _Toc230168147 \h </w:instrText>
+          <w:instrText xml:space="preserve"> PAGEREF _Toc231138076 \h </w:instrText>
         </w:r>
         <w:r>
           <w:rPr>
@@ -1856,7 +1829,7 @@
           <w14:ligatures w14:val="standardContextual"/>
         </w:rPr>
       </w:pPr>
-      <w:hyperlink w:anchor="_Toc230168148" w:history="1">
+      <w:hyperlink w:anchor="_Toc231138077" w:history="1">
         <w:r>
           <w:rPr>
             <w:rStyle w:val="afffffff5"/>
@@ -1883,7 +1856,7 @@
             <w:noProof/>
             <w:webHidden/>
           </w:rPr>
-          <w:instrText xml:space="preserve"> PAGEREF _Toc230168148 \h </w:instrText>
+          <w:instrText xml:space="preserve"> PAGEREF _Toc231138077 \h </w:instrText>
         </w:r>
         <w:r>
           <w:rPr>
@@ -1931,7 +1904,7 @@
           <w14:ligatures w14:val="standardContextual"/>
         </w:rPr>
       </w:pPr>
-      <w:hyperlink w:anchor="_Toc230168149" w:history="1">
+      <w:hyperlink w:anchor="_Toc231138078" w:history="1">
         <w:r>
           <w:rPr>
             <w:rStyle w:val="afffffff5"/>
@@ -1958,7 +1931,7 @@
             <w:noProof/>
             <w:webHidden/>
           </w:rPr>
-          <w:instrText xml:space="preserve"> PAGEREF _Toc230168149 \h </w:instrText>
+          <w:instrText xml:space="preserve"> PAGEREF _Toc231138078 \h </w:instrText>
         </w:r>
         <w:r>
           <w:rPr>
@@ -1978,7 +1951,7 @@
             <w:noProof/>
             <w:webHidden/>
           </w:rPr>
-          <w:t>7</w:t>
+          <w:t>8</w:t>
         </w:r>
         <w:r>
           <w:rPr>
@@ -2006,7 +1979,7 @@
           <w14:ligatures w14:val="standardContextual"/>
         </w:rPr>
       </w:pPr>
-      <w:hyperlink w:anchor="_Toc230168150" w:history="1">
+      <w:hyperlink w:anchor="_Toc231138079" w:history="1">
         <w:r>
           <w:rPr>
             <w:rStyle w:val="afffffff5"/>
@@ -2033,7 +2006,7 @@
             <w:noProof/>
             <w:webHidden/>
           </w:rPr>
-          <w:instrText xml:space="preserve"> PAGEREF _Toc230168150 \h </w:instrText>
+          <w:instrText xml:space="preserve"> PAGEREF _Toc231138079 \h </w:instrText>
         </w:r>
         <w:r>
           <w:rPr>
@@ -2081,7 +2054,7 @@
           <w14:ligatures w14:val="standardContextual"/>
         </w:rPr>
       </w:pPr>
-      <w:hyperlink w:anchor="_Toc230168151" w:history="1">
+      <w:hyperlink w:anchor="_Toc231138080" w:history="1">
         <w:r>
           <w:rPr>
             <w:rStyle w:val="afffffff5"/>
@@ -2108,7 +2081,7 @@
             <w:noProof/>
             <w:webHidden/>
           </w:rPr>
-          <w:instrText xml:space="preserve"> PAGEREF _Toc230168151 \h </w:instrText>
+          <w:instrText xml:space="preserve"> PAGEREF _Toc231138080 \h </w:instrText>
         </w:r>
         <w:r>
           <w:rPr>
@@ -2156,7 +2129,7 @@
           <w14:ligatures w14:val="standardContextual"/>
         </w:rPr>
       </w:pPr>
-      <w:hyperlink w:anchor="_Toc230168152" w:history="1">
+      <w:hyperlink w:anchor="_Toc231138081" w:history="1">
         <w:r>
           <w:rPr>
             <w:rStyle w:val="afffffff5"/>
@@ -2183,7 +2156,7 @@
             <w:noProof/>
             <w:webHidden/>
           </w:rPr>
-          <w:instrText xml:space="preserve"> PAGEREF _Toc230168152 \h </w:instrText>
+          <w:instrText xml:space="preserve"> PAGEREF _Toc231138081 \h </w:instrText>
         </w:r>
         <w:r>
           <w:rPr>
@@ -2203,7 +2176,7 @@
             <w:noProof/>
             <w:webHidden/>
           </w:rPr>
-          <w:t>8</w:t>
+          <w:t>9</w:t>
         </w:r>
         <w:r>
           <w:rPr>
@@ -2230,7 +2203,7 @@
           <w14:ligatures w14:val="standardContextual"/>
         </w:rPr>
       </w:pPr>
-      <w:hyperlink w:anchor="_Toc230168153" w:history="1">
+      <w:hyperlink w:anchor="_Toc231138082" w:history="1">
         <w:r>
           <w:rPr>
             <w:rStyle w:val="afffffff5"/>
@@ -2257,7 +2230,7 @@
             <w:noProof/>
             <w:webHidden/>
           </w:rPr>
-          <w:instrText xml:space="preserve"> PAGEREF _Toc230168153 \h </w:instrText>
+          <w:instrText xml:space="preserve"> PAGEREF _Toc231138082 \h </w:instrText>
         </w:r>
         <w:r>
           <w:rPr>
@@ -2304,7 +2277,7 @@
           <w14:ligatures w14:val="standardContextual"/>
         </w:rPr>
       </w:pPr>
-      <w:hyperlink w:anchor="_Toc230168154" w:history="1">
+      <w:hyperlink w:anchor="_Toc231138083" w:history="1">
         <w:r>
           <w:rPr>
             <w:rStyle w:val="afffffff5"/>
@@ -2331,7 +2304,7 @@
             <w:noProof/>
             <w:webHidden/>
           </w:rPr>
-          <w:instrText xml:space="preserve"> PAGEREF _Toc230168154 \h </w:instrText>
+          <w:instrText xml:space="preserve"> PAGEREF _Toc231138083 \h </w:instrText>
         </w:r>
         <w:r>
           <w:rPr>
@@ -2351,7 +2324,7 @@
             <w:noProof/>
             <w:webHidden/>
           </w:rPr>
-          <w:t>9</w:t>
+          <w:t>10</w:t>
         </w:r>
         <w:r>
           <w:rPr>
@@ -2378,7 +2351,7 @@
           <w14:ligatures w14:val="standardContextual"/>
         </w:rPr>
       </w:pPr>
-      <w:hyperlink w:anchor="_Toc230168155" w:history="1">
+      <w:hyperlink w:anchor="_Toc231138084" w:history="1">
         <w:r>
           <w:rPr>
             <w:rStyle w:val="afffffff5"/>
@@ -2405,7 +2378,7 @@
             <w:noProof/>
             <w:webHidden/>
           </w:rPr>
-          <w:instrText xml:space="preserve"> PAGEREF _Toc230168155 \h </w:instrText>
+          <w:instrText xml:space="preserve"> PAGEREF _Toc231138084 \h </w:instrText>
         </w:r>
         <w:r>
           <w:rPr>
@@ -2452,7 +2425,7 @@
           <w14:ligatures w14:val="standardContextual"/>
         </w:rPr>
       </w:pPr>
-      <w:hyperlink w:anchor="_Toc230168156" w:history="1">
+      <w:hyperlink w:anchor="_Toc231138085" w:history="1">
         <w:r>
           <w:rPr>
             <w:rStyle w:val="afffffff5"/>
@@ -2479,7 +2452,7 @@
             <w:noProof/>
             <w:webHidden/>
           </w:rPr>
-          <w:instrText xml:space="preserve"> PAGEREF _Toc230168156 \h </w:instrText>
+          <w:instrText xml:space="preserve"> PAGEREF _Toc231138085 \h </w:instrText>
         </w:r>
         <w:r>
           <w:rPr>
@@ -2528,7 +2501,7 @@
           <w14:ligatures w14:val="standardContextual"/>
         </w:rPr>
       </w:pPr>
-      <w:hyperlink w:anchor="_Toc230168157" w:history="1">
+      <w:hyperlink w:anchor="_Toc231138086" w:history="1">
         <w:r>
           <w:rPr>
             <w:rStyle w:val="afffffff5"/>
@@ -2555,7 +2528,7 @@
             <w:noProof/>
             <w:webHidden/>
           </w:rPr>
-          <w:instrText xml:space="preserve"> PAGEREF _Toc230168157 \h </w:instrText>
+          <w:instrText xml:space="preserve"> PAGEREF _Toc231138086 \h </w:instrText>
         </w:r>
         <w:r>
           <w:rPr>
@@ -2575,7 +2548,7 @@
             <w:noProof/>
             <w:webHidden/>
           </w:rPr>
-          <w:t>10</w:t>
+          <w:t>11</w:t>
         </w:r>
         <w:r>
           <w:rPr>
@@ -2604,7 +2577,7 @@
           <w14:ligatures w14:val="standardContextual"/>
         </w:rPr>
       </w:pPr>
-      <w:hyperlink w:anchor="_Toc230168158" w:history="1">
+      <w:hyperlink w:anchor="_Toc231138087" w:history="1">
         <w:r>
           <w:rPr>
             <w:rStyle w:val="afffffff5"/>
@@ -2631,7 +2604,7 @@
             <w:noProof/>
             <w:webHidden/>
           </w:rPr>
-          <w:instrText xml:space="preserve"> PAGEREF _Toc230168158 \h </w:instrText>
+          <w:instrText xml:space="preserve"> PAGEREF _Toc231138087 \h </w:instrText>
         </w:r>
         <w:r>
           <w:rPr>
@@ -2679,7 +2652,7 @@
           <w14:ligatures w14:val="standardContextual"/>
         </w:rPr>
       </w:pPr>
-      <w:hyperlink w:anchor="_Toc230168159" w:history="1">
+      <w:hyperlink w:anchor="_Toc231138088" w:history="1">
         <w:r>
           <w:rPr>
             <w:rStyle w:val="afffffff5"/>
@@ -2706,7 +2679,7 @@
             <w:noProof/>
             <w:webHidden/>
           </w:rPr>
-          <w:instrText xml:space="preserve"> PAGEREF _Toc230168159 \h </w:instrText>
+          <w:instrText xml:space="preserve"> PAGEREF _Toc231138088 \h </w:instrText>
         </w:r>
         <w:r>
           <w:rPr>
@@ -2753,7 +2726,7 @@
           <w14:ligatures w14:val="standardContextual"/>
         </w:rPr>
       </w:pPr>
-      <w:hyperlink w:anchor="_Toc230168160" w:history="1">
+      <w:hyperlink w:anchor="_Toc231138089" w:history="1">
         <w:r>
           <w:rPr>
             <w:rStyle w:val="afffffff5"/>
@@ -2780,7 +2753,7 @@
             <w:noProof/>
             <w:webHidden/>
           </w:rPr>
-          <w:instrText xml:space="preserve"> PAGEREF _Toc230168160 \h </w:instrText>
+          <w:instrText xml:space="preserve"> PAGEREF _Toc231138089 \h </w:instrText>
         </w:r>
         <w:r>
           <w:rPr>
@@ -2827,7 +2800,7 @@
           <w14:ligatures w14:val="standardContextual"/>
         </w:rPr>
       </w:pPr>
-      <w:hyperlink w:anchor="_Toc230168161" w:history="1">
+      <w:hyperlink w:anchor="_Toc231138090" w:history="1">
         <w:r>
           <w:rPr>
             <w:rStyle w:val="afffffff5"/>
@@ -2854,7 +2827,7 @@
             <w:noProof/>
             <w:webHidden/>
           </w:rPr>
-          <w:instrText xml:space="preserve"> PAGEREF _Toc230168161 \h </w:instrText>
+          <w:instrText xml:space="preserve"> PAGEREF _Toc231138090 \h </w:instrText>
         </w:r>
         <w:r>
           <w:rPr>
@@ -2901,7 +2874,7 @@
           <w14:ligatures w14:val="standardContextual"/>
         </w:rPr>
       </w:pPr>
-      <w:hyperlink w:anchor="_Toc230168162" w:history="1">
+      <w:hyperlink w:anchor="_Toc231138091" w:history="1">
         <w:r>
           <w:rPr>
             <w:rStyle w:val="afffffff5"/>
@@ -2928,7 +2901,7 @@
             <w:noProof/>
             <w:webHidden/>
           </w:rPr>
-          <w:instrText xml:space="preserve"> PAGEREF _Toc230168162 \h </w:instrText>
+          <w:instrText xml:space="preserve"> PAGEREF _Toc231138091 \h </w:instrText>
         </w:r>
         <w:r>
           <w:rPr>
@@ -2976,7 +2949,7 @@
           <w14:ligatures w14:val="standardContextual"/>
         </w:rPr>
       </w:pPr>
-      <w:hyperlink w:anchor="_Toc230168163" w:history="1">
+      <w:hyperlink w:anchor="_Toc231138092" w:history="1">
         <w:r>
           <w:rPr>
             <w:rStyle w:val="afffffff5"/>
@@ -3003,7 +2976,7 @@
             <w:noProof/>
             <w:webHidden/>
           </w:rPr>
-          <w:instrText xml:space="preserve"> PAGEREF _Toc230168163 \h </w:instrText>
+          <w:instrText xml:space="preserve"> PAGEREF _Toc231138092 \h </w:instrText>
         </w:r>
         <w:r>
           <w:rPr>
@@ -3023,7 +2996,7 @@
             <w:noProof/>
             <w:webHidden/>
           </w:rPr>
-          <w:t>13</w:t>
+          <w:t>14</w:t>
         </w:r>
         <w:r>
           <w:rPr>
@@ -3050,7 +3023,7 @@
           <w14:ligatures w14:val="standardContextual"/>
         </w:rPr>
       </w:pPr>
-      <w:hyperlink w:anchor="_Toc230168164" w:history="1">
+      <w:hyperlink w:anchor="_Toc231138093" w:history="1">
         <w:r>
           <w:rPr>
             <w:rStyle w:val="afffffff5"/>
@@ -3077,7 +3050,7 @@
             <w:noProof/>
             <w:webHidden/>
           </w:rPr>
-          <w:instrText xml:space="preserve"> PAGEREF _Toc230168164 \h </w:instrText>
+          <w:instrText xml:space="preserve"> PAGEREF _Toc231138093 \h </w:instrText>
         </w:r>
         <w:r>
           <w:rPr>
@@ -3097,7 +3070,7 @@
             <w:noProof/>
             <w:webHidden/>
           </w:rPr>
-          <w:t>13</w:t>
+          <w:t>14</w:t>
         </w:r>
         <w:r>
           <w:rPr>
@@ -3124,7 +3097,7 @@
           <w14:ligatures w14:val="standardContextual"/>
         </w:rPr>
       </w:pPr>
-      <w:hyperlink w:anchor="_Toc230168165" w:history="1">
+      <w:hyperlink w:anchor="_Toc231138094" w:history="1">
         <w:r>
           <w:rPr>
             <w:rStyle w:val="afffffff5"/>
@@ -3151,7 +3124,7 @@
             <w:noProof/>
             <w:webHidden/>
           </w:rPr>
-          <w:instrText xml:space="preserve"> PAGEREF _Toc230168165 \h </w:instrText>
+          <w:instrText xml:space="preserve"> PAGEREF _Toc231138094 \h </w:instrText>
         </w:r>
         <w:r>
           <w:rPr>
@@ -3171,7 +3144,7 @@
             <w:noProof/>
             <w:webHidden/>
           </w:rPr>
-          <w:t>14</w:t>
+          <w:t>15</w:t>
         </w:r>
         <w:r>
           <w:rPr>
@@ -3198,7 +3171,7 @@
           <w14:ligatures w14:val="standardContextual"/>
         </w:rPr>
       </w:pPr>
-      <w:hyperlink w:anchor="_Toc230168166" w:history="1">
+      <w:hyperlink w:anchor="_Toc231138095" w:history="1">
         <w:r>
           <w:rPr>
             <w:rStyle w:val="afffffff5"/>
@@ -3225,7 +3198,7 @@
             <w:noProof/>
             <w:webHidden/>
           </w:rPr>
-          <w:instrText xml:space="preserve"> PAGEREF _Toc230168166 \h </w:instrText>
+          <w:instrText xml:space="preserve"> PAGEREF _Toc231138095 \h </w:instrText>
         </w:r>
         <w:r>
           <w:rPr>
@@ -3245,7 +3218,7 @@
             <w:noProof/>
             <w:webHidden/>
           </w:rPr>
-          <w:t>14</w:t>
+          <w:t>15</w:t>
         </w:r>
         <w:r>
           <w:rPr>
@@ -3273,7 +3246,7 @@
           <w14:ligatures w14:val="standardContextual"/>
         </w:rPr>
       </w:pPr>
-      <w:hyperlink w:anchor="_Toc230168167" w:history="1">
+      <w:hyperlink w:anchor="_Toc231138096" w:history="1">
         <w:r>
           <w:rPr>
             <w:rStyle w:val="afffffff5"/>
@@ -3300,7 +3273,7 @@
             <w:noProof/>
             <w:webHidden/>
           </w:rPr>
-          <w:instrText xml:space="preserve"> PAGEREF _Toc230168167 \h </w:instrText>
+          <w:instrText xml:space="preserve"> PAGEREF _Toc231138096 \h </w:instrText>
         </w:r>
         <w:r>
           <w:rPr>
@@ -3320,7 +3293,7 @@
             <w:noProof/>
             <w:webHidden/>
           </w:rPr>
-          <w:t>15</w:t>
+          <w:t>16</w:t>
         </w:r>
         <w:r>
           <w:rPr>
@@ -3347,7 +3320,7 @@
           <w14:ligatures w14:val="standardContextual"/>
         </w:rPr>
       </w:pPr>
-      <w:hyperlink w:anchor="_Toc230168168" w:history="1">
+      <w:hyperlink w:anchor="_Toc231138097" w:history="1">
         <w:r>
           <w:rPr>
             <w:rStyle w:val="afffffff5"/>
@@ -3374,7 +3347,7 @@
             <w:noProof/>
             <w:webHidden/>
           </w:rPr>
-          <w:instrText xml:space="preserve"> PAGEREF _Toc230168168 \h </w:instrText>
+          <w:instrText xml:space="preserve"> PAGEREF _Toc231138097 \h </w:instrText>
         </w:r>
         <w:r>
           <w:rPr>
@@ -3394,7 +3367,7 @@
             <w:noProof/>
             <w:webHidden/>
           </w:rPr>
-          <w:t>15</w:t>
+          <w:t>16</w:t>
         </w:r>
         <w:r>
           <w:rPr>
@@ -3421,7 +3394,7 @@
           <w14:ligatures w14:val="standardContextual"/>
         </w:rPr>
       </w:pPr>
-      <w:hyperlink w:anchor="_Toc230168169" w:history="1">
+      <w:hyperlink w:anchor="_Toc231138098" w:history="1">
         <w:r>
           <w:rPr>
             <w:rStyle w:val="afffffff5"/>
@@ -3448,7 +3421,7 @@
             <w:noProof/>
             <w:webHidden/>
           </w:rPr>
-          <w:instrText xml:space="preserve"> PAGEREF _Toc230168169 \h </w:instrText>
+          <w:instrText xml:space="preserve"> PAGEREF _Toc231138098 \h </w:instrText>
         </w:r>
         <w:r>
           <w:rPr>
@@ -3468,7 +3441,7 @@
             <w:noProof/>
             <w:webHidden/>
           </w:rPr>
-          <w:t>17</w:t>
+          <w:t>18</w:t>
         </w:r>
         <w:r>
           <w:rPr>
@@ -3495,7 +3468,7 @@
           <w14:ligatures w14:val="standardContextual"/>
         </w:rPr>
       </w:pPr>
-      <w:hyperlink w:anchor="_Toc230168170" w:history="1">
+      <w:hyperlink w:anchor="_Toc231138099" w:history="1">
         <w:r>
           <w:rPr>
             <w:rStyle w:val="afffffff5"/>
@@ -3522,7 +3495,7 @@
             <w:noProof/>
             <w:webHidden/>
           </w:rPr>
-          <w:instrText xml:space="preserve"> PAGEREF _Toc230168170 \h </w:instrText>
+          <w:instrText xml:space="preserve"> PAGEREF _Toc231138099 \h </w:instrText>
         </w:r>
         <w:r>
           <w:rPr>
@@ -3542,7 +3515,7 @@
             <w:noProof/>
             <w:webHidden/>
           </w:rPr>
-          <w:t>17</w:t>
+          <w:t>18</w:t>
         </w:r>
         <w:r>
           <w:rPr>
@@ -3571,7 +3544,7 @@
           <w14:ligatures w14:val="standardContextual"/>
         </w:rPr>
       </w:pPr>
-      <w:hyperlink w:anchor="_Toc230168171" w:history="1">
+      <w:hyperlink w:anchor="_Toc231138100" w:history="1">
         <w:r>
           <w:rPr>
             <w:rStyle w:val="afffffff5"/>
@@ -3598,7 +3571,7 @@
             <w:noProof/>
             <w:webHidden/>
           </w:rPr>
-          <w:instrText xml:space="preserve"> PAGEREF _Toc230168171 \h </w:instrText>
+          <w:instrText xml:space="preserve"> PAGEREF _Toc231138100 \h </w:instrText>
         </w:r>
         <w:r>
           <w:rPr>
@@ -3618,7 +3591,7 @@
             <w:noProof/>
             <w:webHidden/>
           </w:rPr>
-          <w:t>18</w:t>
+          <w:t>19</w:t>
         </w:r>
         <w:r>
           <w:rPr>
@@ -3646,7 +3619,7 @@
           <w14:ligatures w14:val="standardContextual"/>
         </w:rPr>
       </w:pPr>
-      <w:hyperlink w:anchor="_Toc230168172" w:history="1">
+      <w:hyperlink w:anchor="_Toc231138101" w:history="1">
         <w:r>
           <w:rPr>
             <w:rStyle w:val="afffffff5"/>
@@ -3673,7 +3646,7 @@
             <w:noProof/>
             <w:webHidden/>
           </w:rPr>
-          <w:instrText xml:space="preserve"> PAGEREF _Toc230168172 \h </w:instrText>
+          <w:instrText xml:space="preserve"> PAGEREF _Toc231138101 \h </w:instrText>
         </w:r>
         <w:r>
           <w:rPr>
@@ -3693,7 +3666,7 @@
             <w:noProof/>
             <w:webHidden/>
           </w:rPr>
-          <w:t>18</w:t>
+          <w:t>19</w:t>
         </w:r>
         <w:r>
           <w:rPr>
@@ -3721,7 +3694,7 @@
           <w14:ligatures w14:val="standardContextual"/>
         </w:rPr>
       </w:pPr>
-      <w:hyperlink w:anchor="_Toc230168173" w:history="1">
+      <w:hyperlink w:anchor="_Toc231138102" w:history="1">
         <w:r>
           <w:rPr>
             <w:rStyle w:val="afffffff5"/>
@@ -3748,7 +3721,7 @@
             <w:noProof/>
             <w:webHidden/>
           </w:rPr>
-          <w:instrText xml:space="preserve"> PAGEREF _Toc230168173 \h </w:instrText>
+          <w:instrText xml:space="preserve"> PAGEREF _Toc231138102 \h </w:instrText>
         </w:r>
         <w:r>
           <w:rPr>
@@ -3768,7 +3741,7 @@
             <w:noProof/>
             <w:webHidden/>
           </w:rPr>
-          <w:t>18</w:t>
+          <w:t>20</w:t>
         </w:r>
         <w:r>
           <w:rPr>
@@ -3796,7 +3769,7 @@
           <w14:ligatures w14:val="standardContextual"/>
         </w:rPr>
       </w:pPr>
-      <w:hyperlink w:anchor="_Toc230168174" w:history="1">
+      <w:hyperlink w:anchor="_Toc231138103" w:history="1">
         <w:r>
           <w:rPr>
             <w:rStyle w:val="afffffff5"/>
@@ -3823,7 +3796,7 @@
             <w:noProof/>
             <w:webHidden/>
           </w:rPr>
-          <w:instrText xml:space="preserve"> PAGEREF _Toc230168174 \h </w:instrText>
+          <w:instrText xml:space="preserve"> PAGEREF _Toc231138103 \h </w:instrText>
         </w:r>
         <w:r>
           <w:rPr>
@@ -3843,7 +3816,7 @@
             <w:noProof/>
             <w:webHidden/>
           </w:rPr>
-          <w:t>19</w:t>
+          <w:t>20</w:t>
         </w:r>
         <w:r>
           <w:rPr>
@@ -3872,7 +3845,7 @@
           <w14:ligatures w14:val="standardContextual"/>
         </w:rPr>
       </w:pPr>
-      <w:hyperlink w:anchor="_Toc230168175" w:history="1">
+      <w:hyperlink w:anchor="_Toc231138104" w:history="1">
         <w:r>
           <w:rPr>
             <w:rStyle w:val="afffffff5"/>
@@ -3899,7 +3872,7 @@
             <w:noProof/>
             <w:webHidden/>
           </w:rPr>
-          <w:instrText xml:space="preserve"> PAGEREF _Toc230168175 \h </w:instrText>
+          <w:instrText xml:space="preserve"> PAGEREF _Toc231138104 \h </w:instrText>
         </w:r>
         <w:r>
           <w:rPr>
@@ -3919,7 +3892,7 @@
             <w:noProof/>
             <w:webHidden/>
           </w:rPr>
-          <w:t>19</w:t>
+          <w:t>21</w:t>
         </w:r>
         <w:r>
           <w:rPr>
@@ -3948,7 +3921,7 @@
           <w14:ligatures w14:val="standardContextual"/>
         </w:rPr>
       </w:pPr>
-      <w:hyperlink w:anchor="_Toc230168176" w:history="1">
+      <w:hyperlink w:anchor="_Toc231138105" w:history="1">
         <w:r>
           <w:rPr>
             <w:rStyle w:val="afffffff5"/>
@@ -3975,7 +3948,7 @@
             <w:noProof/>
             <w:webHidden/>
           </w:rPr>
-          <w:instrText xml:space="preserve"> PAGEREF _Toc230168176 \h </w:instrText>
+          <w:instrText xml:space="preserve"> PAGEREF _Toc231138105 \h </w:instrText>
         </w:r>
         <w:r>
           <w:rPr>
@@ -3995,7 +3968,7 @@
             <w:noProof/>
             <w:webHidden/>
           </w:rPr>
-          <w:t>20</w:t>
+          <w:t>22</w:t>
         </w:r>
         <w:r>
           <w:rPr>
@@ -4016,7 +3989,7 @@
       <w:r>
         <w:fldChar w:fldCharType="end"/>
       </w:r>
-      <w:bookmarkStart w:id="1" w:name="_Toc230168137"/>
+      <w:bookmarkStart w:id="1" w:name="_Toc231138066"/>
       <w:r>
         <w:rPr>
           <w:rFonts w:hint="eastAsia"/>
@@ -4032,7 +4005,7 @@
           <w:rFonts w:hint="eastAsia"/>
         </w:rPr>
       </w:pPr>
-      <w:bookmarkStart w:id="2" w:name="_Toc230168138"/>
+      <w:bookmarkStart w:id="2" w:name="_Toc231138067"/>
       <w:r>
         <w:rPr>
           <w:rFonts w:hint="eastAsia"/>
@@ -4207,7 +4180,7 @@
           <w:rFonts w:hint="eastAsia"/>
         </w:rPr>
       </w:pPr>
-      <w:bookmarkStart w:id="3" w:name="_Toc230168139"/>
+      <w:bookmarkStart w:id="3" w:name="_Toc231138068"/>
       <w:r>
         <w:rPr>
           <w:rFonts w:hint="eastAsia"/>
@@ -4250,7 +4223,7 @@
           <w:rFonts w:hint="eastAsia"/>
         </w:rPr>
       </w:pPr>
-      <w:bookmarkStart w:id="4" w:name="_Toc230168140"/>
+      <w:bookmarkStart w:id="4" w:name="_Toc231138069"/>
       <w:r>
         <w:rPr>
           <w:rFonts w:hint="eastAsia"/>
@@ -4471,7 +4444,7 @@
           <w:rFonts w:hint="eastAsia"/>
         </w:rPr>
       </w:pPr>
-      <w:bookmarkStart w:id="5" w:name="_Toc230168141"/>
+      <w:bookmarkStart w:id="5" w:name="_Toc231138070"/>
       <w:r>
         <w:rPr>
           <w:rFonts w:hint="eastAsia"/>
@@ -4612,7 +4585,7 @@
           <w:rFonts w:hint="eastAsia"/>
         </w:rPr>
       </w:pPr>
-      <w:bookmarkStart w:id="6" w:name="_Toc230168142"/>
+      <w:bookmarkStart w:id="6" w:name="_Toc231138071"/>
       <w:r>
         <w:rPr>
           <w:rFonts w:hint="eastAsia"/>
@@ -4628,7 +4601,7 @@
           <w:rFonts w:hint="eastAsia"/>
         </w:rPr>
       </w:pPr>
-      <w:bookmarkStart w:id="7" w:name="_Toc230168143"/>
+      <w:bookmarkStart w:id="7" w:name="_Toc231138072"/>
       <w:r>
         <w:rPr>
           <w:rFonts w:hint="eastAsia"/>
@@ -4670,7 +4643,7 @@
           <w:rFonts w:hint="eastAsia"/>
         </w:rPr>
       </w:pPr>
-      <w:bookmarkStart w:id="8" w:name="_Toc230168144"/>
+      <w:bookmarkStart w:id="8" w:name="_Toc231138073"/>
       <w:r>
         <w:rPr>
           <w:rFonts w:hint="eastAsia"/>
@@ -4885,7 +4858,7 @@
           <w:rFonts w:hint="eastAsia"/>
         </w:rPr>
       </w:pPr>
-      <w:bookmarkStart w:id="9" w:name="_Toc230168145"/>
+      <w:bookmarkStart w:id="9" w:name="_Toc231138074"/>
       <w:r>
         <w:rPr>
           <w:rFonts w:hint="eastAsia"/>
@@ -5324,7 +5297,42 @@
               <w:rPr>
                 <w:rFonts w:hint="eastAsia"/>
               </w:rPr>
-              <w:t>ログインユーザーの表示名、所属、連絡先</w:t>
+              <w:t>ログインユーザーの表示名、所属、連絡先、共有システム管理者アカウント判定</w:t>
+            </w:r>
+          </w:p>
+        </w:tc>
+      </w:tr>
+      <w:tr>
+        <w:tc>
+          <w:tcPr>
+            <w:tcW w:w="1666" w:type="pct"/>
+          </w:tcPr>
+          <w:p>
+            <w:r>
+              <w:t>`facilities`</w:t>
+            </w:r>
+          </w:p>
+        </w:tc>
+        <w:tc>
+          <w:tcPr>
+            <w:tcW w:w="1667" w:type="pct"/>
+          </w:tcPr>
+          <w:p>
+            <w:r>
+              <w:t>READ</w:t>
+            </w:r>
+          </w:p>
+        </w:tc>
+        <w:tc>
+          <w:tcPr>
+            <w:tcW w:w="1667" w:type="pct"/>
+          </w:tcPr>
+          <w:p>
+            <w:r>
+              <w:rPr>
+                <w:rFonts w:hint="eastAsia"/>
+              </w:rPr>
+              <w:t>作業対象施設の存在確認、論理削除確認</w:t>
             </w:r>
           </w:p>
         </w:tc>
@@ -5338,7 +5346,7 @@
           <w:rFonts w:hint="eastAsia"/>
         </w:rPr>
       </w:pPr>
-      <w:bookmarkStart w:id="10" w:name="_Toc230168146"/>
+      <w:bookmarkStart w:id="10" w:name="_Toc231138075"/>
       <w:r>
         <w:rPr>
           <w:rFonts w:hint="eastAsia"/>
@@ -5355,7 +5363,7 @@
           <w:rFonts w:hint="eastAsia"/>
         </w:rPr>
       </w:pPr>
-      <w:bookmarkStart w:id="11" w:name="_Toc230168147"/>
+      <w:bookmarkStart w:id="11" w:name="_Toc231138076"/>
       <w:r>
         <w:rPr>
           <w:rFonts w:hint="eastAsia"/>
@@ -5504,7 +5512,7 @@
           <w:rFonts w:hint="eastAsia"/>
         </w:rPr>
       </w:pPr>
-      <w:bookmarkStart w:id="12" w:name="_Toc230168148"/>
+      <w:bookmarkStart w:id="12" w:name="_Toc231138077"/>
       <w:r>
         <w:rPr>
           <w:rFonts w:hint="eastAsia"/>
@@ -5523,7 +5531,7 @@
         <w:rPr>
           <w:rFonts w:hint="eastAsia"/>
         </w:rPr>
-        <w:t>本API群で使用する `feature_code` は `repair_request_create` である。タスク管理配下の修理管理APIで使用する `repair_management` とは分離し、画面表示用の `/auth/context` に依存せず各業務APIでも同条件を再判定する。</w:t>
+        <w:t>本API群で使用する `feature_code` は `repair_request_create` である。タスク管理配下の修理管理APIで使用する `repair_management` とは分離する。通常アカウントでは、画面表示用の `/auth/context` に依存せず、各業務APIで Bearer トークン上の作業対象施設に対する担当施設割当、施設提供設定、ユーザー施設別設定を再判定する。共有システム管理者アカウント（`users.account_type='SYSTEM_ADMIN'`）では、作業対象施設が未削除であることを確認できれば、担当施設割当、施設提供設定、ユーザー施設別設定による通常判定を行わず API 実行を許可する。ただし、登録済み資産や点検結果を指定する場合は、対象データが作業対象施設に属することをアカウント種別にかかわらず必ず確認する。</w:t>
       </w:r>
     </w:p>
     <w:tbl>
@@ -5661,20 +5669,31 @@
           </w:tcPr>
           <w:p>
             <w:r>
-              <w:t>`user_facility_assignments`, `facility_feature_settings`, `user_facility_feature_settings`</w:t>
-            </w:r>
-          </w:p>
-        </w:tc>
-        <w:tc>
-          <w:tcPr>
-            <w:tcW w:w="1250" w:type="pct"/>
-          </w:tcPr>
-          <w:p>
-            <w:r>
-              <w:rPr>
-                <w:rFonts w:hint="eastAsia"/>
-              </w:rPr>
-              <w:t>現場担当者が修理依頼を作成する</w:t>
+              <w:rPr>
+                <w:rFonts w:hint="eastAsia"/>
+              </w:rPr>
+              <w:t xml:space="preserve">通常アカウント: `user_facility_assignments`, `facility_feature_settings`, `user_facility_feature_settings` / 共有システム管理者: `users.account_type`, </w:t>
+            </w:r>
+            <w:r>
+              <w:rPr>
+                <w:rFonts w:hint="eastAsia"/>
+              </w:rPr>
+              <w:lastRenderedPageBreak/>
+              <w:t>`facilities.deleted_at`</w:t>
+            </w:r>
+          </w:p>
+        </w:tc>
+        <w:tc>
+          <w:tcPr>
+            <w:tcW w:w="1250" w:type="pct"/>
+          </w:tcPr>
+          <w:p>
+            <w:r>
+              <w:rPr>
+                <w:rFonts w:hint="eastAsia"/>
+              </w:rPr>
+              <w:lastRenderedPageBreak/>
+              <w:t>通常アカウントは作業対象施設で `repair_request_create` が実効有効であること。共有システム管理者は作業対象施設が未削除であること</w:t>
             </w:r>
           </w:p>
         </w:tc>
@@ -5688,7 +5707,7 @@
           <w:rFonts w:hint="eastAsia"/>
         </w:rPr>
       </w:pPr>
-      <w:bookmarkStart w:id="13" w:name="_Toc230168149"/>
+      <w:bookmarkStart w:id="13" w:name="_Toc231138078"/>
       <w:r>
         <w:rPr>
           <w:rFonts w:hint="eastAsia"/>
@@ -5770,7 +5789,6 @@
         <w:rPr>
           <w:rFonts w:hint="eastAsia"/>
         </w:rPr>
-        <w:lastRenderedPageBreak/>
         <w:t>申請部署、申請者、申請者連絡先はログインユーザー情報から自動取得し、リクエスト本文からは受け取らない</w:t>
       </w:r>
     </w:p>
@@ -5800,7 +5818,7 @@
           <w:rFonts w:hint="eastAsia"/>
         </w:rPr>
       </w:pPr>
-      <w:bookmarkStart w:id="14" w:name="_Toc230168150"/>
+      <w:bookmarkStart w:id="14" w:name="_Toc231138079"/>
       <w:r>
         <w:rPr>
           <w:rFonts w:hint="eastAsia"/>
@@ -5911,7 +5929,7 @@
           <w:rFonts w:hint="eastAsia"/>
         </w:rPr>
       </w:pPr>
-      <w:bookmarkStart w:id="15" w:name="_Toc230168151"/>
+      <w:bookmarkStart w:id="15" w:name="_Toc231138080"/>
       <w:r>
         <w:rPr>
           <w:rFonts w:hint="eastAsia"/>
@@ -6077,6 +6095,7 @@
           </w:tcPr>
           <w:p>
             <w:r>
+              <w:lastRenderedPageBreak/>
               <w:t>message</w:t>
             </w:r>
           </w:p>
@@ -6169,7 +6188,7 @@
           <w:rFonts w:hint="eastAsia"/>
         </w:rPr>
       </w:pPr>
-      <w:bookmarkStart w:id="16" w:name="_Toc230168152"/>
+      <w:bookmarkStart w:id="16" w:name="_Toc231138081"/>
       <w:r>
         <w:rPr>
           <w:rFonts w:hint="eastAsia"/>
@@ -6195,9 +6214,8 @@
       <w:pPr>
         <w:pStyle w:val="3"/>
       </w:pPr>
-      <w:bookmarkStart w:id="17" w:name="_Toc230168153"/>
+      <w:bookmarkStart w:id="17" w:name="_Toc231138082"/>
       <w:r>
-        <w:lastRenderedPageBreak/>
         <w:t>DocumentCreateInput</w:t>
       </w:r>
       <w:bookmarkEnd w:id="17"/>
@@ -6718,8 +6736,9 @@
       <w:pPr>
         <w:pStyle w:val="3"/>
       </w:pPr>
-      <w:bookmarkStart w:id="18" w:name="_Toc230168154"/>
+      <w:bookmarkStart w:id="18" w:name="_Toc231138083"/>
       <w:r>
+        <w:lastRenderedPageBreak/>
         <w:t>RepairAssetSnapshot</w:t>
       </w:r>
       <w:bookmarkEnd w:id="18"/>
@@ -7285,9 +7304,8 @@
       <w:pPr>
         <w:pStyle w:val="3"/>
       </w:pPr>
-      <w:bookmarkStart w:id="19" w:name="_Toc230168155"/>
+      <w:bookmarkStart w:id="19" w:name="_Toc231138084"/>
       <w:r>
-        <w:lastRenderedPageBreak/>
         <w:t>RepairRequestSeed</w:t>
       </w:r>
       <w:bookmarkEnd w:id="19"/>
@@ -7628,7 +7646,7 @@
       <w:pPr>
         <w:pStyle w:val="3"/>
       </w:pPr>
-      <w:bookmarkStart w:id="20" w:name="_Toc230168156"/>
+      <w:bookmarkStart w:id="20" w:name="_Toc231138085"/>
       <w:r>
         <w:t>RepairRequestCreatedResponse</w:t>
       </w:r>
@@ -7928,11 +7946,12 @@
           <w:rFonts w:hint="eastAsia"/>
         </w:rPr>
       </w:pPr>
-      <w:bookmarkStart w:id="21" w:name="_Toc230168157"/>
+      <w:bookmarkStart w:id="21" w:name="_Toc231138086"/>
       <w:r>
         <w:rPr>
           <w:rFonts w:hint="eastAsia"/>
         </w:rPr>
+        <w:lastRenderedPageBreak/>
         <w:t>第4章 API 一覧</w:t>
       </w:r>
       <w:bookmarkEnd w:id="21"/>
@@ -8226,7 +8245,6 @@
           </w:tcPr>
           <w:p>
             <w:r>
-              <w:lastRenderedPageBreak/>
               <w:t>3</w:t>
             </w:r>
           </w:p>
@@ -8297,7 +8315,7 @@
           <w:rFonts w:hint="eastAsia"/>
         </w:rPr>
       </w:pPr>
-      <w:bookmarkStart w:id="22" w:name="_Toc230168158"/>
+      <w:bookmarkStart w:id="22" w:name="_Toc231138087"/>
       <w:r>
         <w:rPr>
           <w:rFonts w:hint="eastAsia"/>
@@ -8313,7 +8331,7 @@
           <w:rFonts w:hint="eastAsia"/>
         </w:rPr>
       </w:pPr>
-      <w:bookmarkStart w:id="23" w:name="_Toc230168159"/>
+      <w:bookmarkStart w:id="23" w:name="_Toc231138088"/>
       <w:r>
         <w:rPr>
           <w:rFonts w:hint="eastAsia"/>
@@ -8379,7 +8397,7 @@
           <w:rFonts w:hint="eastAsia"/>
         </w:rPr>
       </w:pPr>
-      <w:bookmarkStart w:id="24" w:name="_Toc230168160"/>
+      <w:bookmarkStart w:id="24" w:name="_Toc231138089"/>
       <w:r>
         <w:rPr>
           <w:rFonts w:hint="eastAsia"/>
@@ -8563,7 +8581,14 @@
               <w:rPr>
                 <w:rFonts w:hint="eastAsia"/>
               </w:rPr>
-              <w:t>点検結果から修理申請へ遷移した場合の連携元点検結果ID</w:t>
+              <w:t>点検結果から修理申請へ遷移し</w:t>
+            </w:r>
+            <w:r>
+              <w:rPr>
+                <w:rFonts w:hint="eastAsia"/>
+              </w:rPr>
+              <w:lastRenderedPageBreak/>
+              <w:t>た場合の連携元点検結果ID</w:t>
             </w:r>
           </w:p>
         </w:tc>
@@ -8575,6 +8600,7 @@
           </w:tcPr>
           <w:p>
             <w:r>
+              <w:lastRenderedPageBreak/>
               <w:t>assetLedgerId</w:t>
             </w:r>
           </w:p>
@@ -8649,7 +8675,7 @@
         <w:rPr>
           <w:rFonts w:hint="eastAsia"/>
         </w:rPr>
-        <w:t>認可条件: Bearer トークン上の作業対象施設について `user_facility_assignments` に有効割当があること</w:t>
+        <w:t>認可条件: 共有システム管理者アカウント（`users.account_type='SYSTEM_ADMIN'`）の場合は、作業対象施設が未削除であることを確認し、通常アカウント向けの担当施設割当・施設提供設定・ユーザー施設別設定による判定をバイパスする</w:t>
       </w:r>
     </w:p>
     <w:p>
@@ -8662,11 +8688,24 @@
         <w:rPr>
           <w:rFonts w:hint="eastAsia"/>
         </w:rPr>
-        <w:t>認可条件: Bearer トークン上の作業対象施設について `facility_feature_settings` と `user_facility_feature_settings` の両方で `repair_request_create` が有効であること</w:t>
+        <w:t>認可条件: 通常アカウントの場合、Bearer トークン上の作業対象施設について `user_facility_assignments` に有効割当があること</w:t>
       </w:r>
     </w:p>
     <w:p>
       <w:pPr>
+        <w:rPr>
+          <w:rFonts w:hint="eastAsia"/>
+        </w:rPr>
+      </w:pPr>
+      <w:r>
+        <w:rPr>
+          <w:rFonts w:hint="eastAsia"/>
+        </w:rPr>
+        <w:t>認可条件: 通常アカウントの場合、Bearer トークン上の作業対象施設について `facility_feature_settings` と `user_facility_feature_settings` の両方で `repair_request_create` が有効であること</w:t>
+      </w:r>
+    </w:p>
+    <w:p>
+      <w:pPr>
         <w:pStyle w:val="4"/>
         <w:rPr>
           <w:rFonts w:hint="eastAsia"/>
@@ -8676,7 +8715,6 @@
         <w:rPr>
           <w:rFonts w:hint="eastAsia"/>
         </w:rPr>
-        <w:lastRenderedPageBreak/>
         <w:t>処理仕様</w:t>
       </w:r>
     </w:p>
@@ -8752,7 +8790,7 @@
           <w:rFonts w:hint="eastAsia"/>
         </w:rPr>
       </w:pPr>
-      <w:bookmarkStart w:id="25" w:name="_Toc230168161"/>
+      <w:bookmarkStart w:id="25" w:name="_Toc231138090"/>
       <w:r>
         <w:rPr>
           <w:rFonts w:hint="eastAsia"/>
@@ -8918,6 +8956,7 @@
           </w:tcPr>
           <w:p>
             <w:r>
+              <w:lastRenderedPageBreak/>
               <w:t>requestedByUserId</w:t>
             </w:r>
           </w:p>
@@ -9491,7 +9530,7 @@
           <w:rFonts w:hint="eastAsia"/>
         </w:rPr>
       </w:pPr>
-      <w:bookmarkStart w:id="26" w:name="_Toc230168162"/>
+      <w:bookmarkStart w:id="26" w:name="_Toc231138091"/>
       <w:r>
         <w:rPr>
           <w:rFonts w:hint="eastAsia"/>
@@ -9708,7 +9747,7 @@
               <w:rPr>
                 <w:rFonts w:hint="eastAsia"/>
               </w:rPr>
-              <w:t>作業対象施設に対する実効 `repair_request_create` なし</w:t>
+              <w:t>通常アカウントで作業対象施設に対する実効 `repair_request_create` なし、共有システム管理者で作業対象施設が削除済み、または対象施設不一致</w:t>
             </w:r>
           </w:p>
         </w:tc>
@@ -9730,6 +9769,7 @@
           </w:tcPr>
           <w:p>
             <w:r>
+              <w:lastRenderedPageBreak/>
               <w:t>404</w:t>
             </w:r>
           </w:p>
@@ -9802,7 +9842,7 @@
           <w:rFonts w:hint="eastAsia"/>
         </w:rPr>
       </w:pPr>
-      <w:bookmarkStart w:id="27" w:name="_Toc230168163"/>
+      <w:bookmarkStart w:id="27" w:name="_Toc231138092"/>
       <w:r>
         <w:rPr>
           <w:rFonts w:hint="eastAsia"/>
@@ -9868,7 +9908,7 @@
           <w:rFonts w:hint="eastAsia"/>
         </w:rPr>
       </w:pPr>
-      <w:bookmarkStart w:id="28" w:name="_Toc230168164"/>
+      <w:bookmarkStart w:id="28" w:name="_Toc231138093"/>
       <w:r>
         <w:rPr>
           <w:rFonts w:hint="eastAsia"/>
@@ -10070,7 +10110,6 @@
         <w:rPr>
           <w:rFonts w:hint="eastAsia"/>
         </w:rPr>
-        <w:lastRenderedPageBreak/>
         <w:t>権限チェック</w:t>
       </w:r>
     </w:p>
@@ -10084,7 +10123,7 @@
         <w:rPr>
           <w:rFonts w:hint="eastAsia"/>
         </w:rPr>
-        <w:t>認可条件: Bearer トークン上の作業対象施設について `user_facility_assignments` に有効割当があること</w:t>
+        <w:t>認可条件: 共有システム管理者アカウント（`users.account_type='SYSTEM_ADMIN'`）の場合は、作業対象施設が未削除であることを確認し、通常アカウント向けの担当施設割当・施設提供設定・ユーザー施設別設定による判定をバイパスする</w:t>
       </w:r>
     </w:p>
     <w:p>
@@ -10097,11 +10136,24 @@
         <w:rPr>
           <w:rFonts w:hint="eastAsia"/>
         </w:rPr>
-        <w:t>認可条件: Bearer トークン上の作業対象施設について `facility_feature_settings` と `user_facility_feature_settings` の両方で `repair_request_create` が有効であること</w:t>
+        <w:t>認可条件: 通常アカウントの場合、Bearer トークン上の作業対象施設について `user_facility_assignments` に有効割当があること</w:t>
       </w:r>
     </w:p>
     <w:p>
       <w:pPr>
+        <w:rPr>
+          <w:rFonts w:hint="eastAsia"/>
+        </w:rPr>
+      </w:pPr>
+      <w:r>
+        <w:rPr>
+          <w:rFonts w:hint="eastAsia"/>
+        </w:rPr>
+        <w:t>認可条件: 通常アカウントの場合、Bearer トークン上の作業対象施設について `facility_feature_settings` と `user_facility_feature_settings` の両方で `repair_request_create` が有効であること</w:t>
+      </w:r>
+    </w:p>
+    <w:p>
+      <w:pPr>
         <w:pStyle w:val="4"/>
         <w:rPr>
           <w:rFonts w:hint="eastAsia"/>
@@ -10111,6 +10163,7 @@
         <w:rPr>
           <w:rFonts w:hint="eastAsia"/>
         </w:rPr>
+        <w:lastRenderedPageBreak/>
         <w:t>処理仕様</w:t>
       </w:r>
     </w:p>
@@ -10173,7 +10226,7 @@
           <w:rFonts w:hint="eastAsia"/>
         </w:rPr>
       </w:pPr>
-      <w:bookmarkStart w:id="29" w:name="_Toc230168165"/>
+      <w:bookmarkStart w:id="29" w:name="_Toc231138094"/>
       <w:r>
         <w:rPr>
           <w:rFonts w:hint="eastAsia"/>
@@ -10746,7 +10799,7 @@
           <w:rFonts w:hint="eastAsia"/>
         </w:rPr>
       </w:pPr>
-      <w:bookmarkStart w:id="30" w:name="_Toc230168166"/>
+      <w:bookmarkStart w:id="30" w:name="_Toc231138095"/>
       <w:r>
         <w:rPr>
           <w:rFonts w:hint="eastAsia"/>
@@ -10950,7 +11003,6 @@
           </w:tcPr>
           <w:p>
             <w:r>
-              <w:lastRenderedPageBreak/>
               <w:t>403</w:t>
             </w:r>
           </w:p>
@@ -10964,7 +11016,7 @@
               <w:rPr>
                 <w:rFonts w:hint="eastAsia"/>
               </w:rPr>
-              <w:t>作業対象施設に対する実効 `repair_request_create` なし</w:t>
+              <w:t>通常アカウントで作業対象施設に対する実効 `repair_request_create` なし、共有システム管理者で作業対象施設が削除済み、または対象施設不一致</w:t>
             </w:r>
           </w:p>
         </w:tc>
@@ -11021,6 +11073,7 @@
           </w:tcPr>
           <w:p>
             <w:r>
+              <w:lastRenderedPageBreak/>
               <w:t>500</w:t>
             </w:r>
           </w:p>
@@ -11058,7 +11111,7 @@
           <w:rFonts w:hint="eastAsia"/>
         </w:rPr>
       </w:pPr>
-      <w:bookmarkStart w:id="31" w:name="_Toc230168167"/>
+      <w:bookmarkStart w:id="31" w:name="_Toc231138096"/>
       <w:r>
         <w:rPr>
           <w:rFonts w:hint="eastAsia"/>
@@ -11124,7 +11177,7 @@
           <w:rFonts w:hint="eastAsia"/>
         </w:rPr>
       </w:pPr>
-      <w:bookmarkStart w:id="32" w:name="_Toc230168168"/>
+      <w:bookmarkStart w:id="32" w:name="_Toc231138097"/>
       <w:r>
         <w:rPr>
           <w:rFonts w:hint="eastAsia"/>
@@ -11605,7 +11658,6 @@
           </w:tcPr>
           <w:p>
             <w:r>
-              <w:lastRenderedPageBreak/>
               <w:t>manualRoomName</w:t>
             </w:r>
           </w:p>
@@ -11696,6 +11748,7 @@
           </w:tcPr>
           <w:p>
             <w:r>
+              <w:lastRenderedPageBreak/>
               <w:t>alternativeDeviceStatus</w:t>
             </w:r>
           </w:p>
@@ -11937,7 +11990,7 @@
         <w:rPr>
           <w:rFonts w:hint="eastAsia"/>
         </w:rPr>
-        <w:t>認可条件: Bearer トークン上の作業対象施設について `user_facility_assignments` に有効割当があること</w:t>
+        <w:t>認可条件: 共有システム管理者アカウント（`users.account_type='SYSTEM_ADMIN'`）の場合は、作業対象施設が未削除であることを確認し、通常アカウント向けの担当施設割当・施設提供設定・ユーザー施設別設定による判定をバイパスする</w:t>
       </w:r>
     </w:p>
     <w:p>
@@ -11950,7 +12003,20 @@
         <w:rPr>
           <w:rFonts w:hint="eastAsia"/>
         </w:rPr>
-        <w:t>認可条件: Bearer トークン上の作業対象施設について `facility_feature_settings` と `user_facility_feature_settings` の両方で `repair_request_create` が有効であること</w:t>
+        <w:t>認可条件: 通常アカウントの場合、Bearer トークン上の作業対象施設について `user_facility_assignments` に有効割当があること</w:t>
+      </w:r>
+    </w:p>
+    <w:p>
+      <w:pPr>
+        <w:rPr>
+          <w:rFonts w:hint="eastAsia"/>
+        </w:rPr>
+      </w:pPr>
+      <w:r>
+        <w:rPr>
+          <w:rFonts w:hint="eastAsia"/>
+        </w:rPr>
+        <w:t>認可条件: 通常アカウントの場合、Bearer トークン上の作業対象施設について `facility_feature_settings` と `user_facility_feature_settings` の両方で `repair_request_create` が有効であること</w:t>
       </w:r>
     </w:p>
     <w:p>
@@ -12150,7 +12216,7 @@
           <w:rFonts w:hint="eastAsia"/>
         </w:rPr>
       </w:pPr>
-      <w:bookmarkStart w:id="33" w:name="_Toc230168169"/>
+      <w:bookmarkStart w:id="33" w:name="_Toc231138098"/>
       <w:r>
         <w:rPr>
           <w:rFonts w:hint="eastAsia"/>
@@ -12453,7 +12519,7 @@
           <w:rFonts w:hint="eastAsia"/>
         </w:rPr>
       </w:pPr>
-      <w:bookmarkStart w:id="34" w:name="_Toc230168170"/>
+      <w:bookmarkStart w:id="34" w:name="_Toc231138099"/>
       <w:r>
         <w:rPr>
           <w:rFonts w:hint="eastAsia"/>
@@ -12671,7 +12737,7 @@
               <w:rPr>
                 <w:rFonts w:hint="eastAsia"/>
               </w:rPr>
-              <w:t>作業対象施設に対する実効 `repair_request_create` なし</w:t>
+              <w:t>通常アカウントで作業対象施設に対する実効 `repair_request_create` なし、共有システム管理者で作業対象施設が削除済み、または対象施設不一致</w:t>
             </w:r>
           </w:p>
         </w:tc>
@@ -12800,7 +12866,7 @@
           <w:rFonts w:hint="eastAsia"/>
         </w:rPr>
       </w:pPr>
-      <w:bookmarkStart w:id="35" w:name="_Toc230168171"/>
+      <w:bookmarkStart w:id="35" w:name="_Toc231138100"/>
       <w:r>
         <w:rPr>
           <w:rFonts w:hint="eastAsia"/>
@@ -12816,7 +12882,7 @@
           <w:rFonts w:hint="eastAsia"/>
         </w:rPr>
       </w:pPr>
-      <w:bookmarkStart w:id="36" w:name="_Toc230168172"/>
+      <w:bookmarkStart w:id="36" w:name="_Toc231138101"/>
       <w:r>
         <w:rPr>
           <w:rFonts w:hint="eastAsia"/>
@@ -12962,7 +13028,7 @@
               <w:rPr>
                 <w:rFonts w:hint="eastAsia"/>
               </w:rPr>
-              <w:t>作業対象施設に対して実効 `repair_request_create` を持つこと</w:t>
+              <w:t>通常アカウントは作業対象施設に対して実効 `repair_request_create` を持つこと。共有システム管理者は作業対象施設が未削除であること</w:t>
             </w:r>
           </w:p>
         </w:tc>
@@ -13013,7 +13079,7 @@
               <w:rPr>
                 <w:rFonts w:hint="eastAsia"/>
               </w:rPr>
-              <w:t>作業対象施設に対して実効 `repair_request_create` を持つこと</w:t>
+              <w:t>通常アカウントは作業対象施設に対して実効 `repair_request_create` を持つこと。共有システム管理者は作業対象施設が未削除であること。対象資産は作業対象施設内に限定する</w:t>
             </w:r>
           </w:p>
         </w:tc>
@@ -13041,6 +13107,7 @@
               <w:rPr>
                 <w:rFonts w:hint="eastAsia"/>
               </w:rPr>
+              <w:lastRenderedPageBreak/>
               <w:t>修理依頼起票</w:t>
             </w:r>
           </w:p>
@@ -13064,7 +13131,7 @@
               <w:rPr>
                 <w:rFonts w:hint="eastAsia"/>
               </w:rPr>
-              <w:t>作業対象施設に対して実効 `repair_request_create` を持つこと</w:t>
+              <w:t>通常アカウントは作業対象施設に対して実効 `repair_request_create` を持つこと。共有システム管理者は作業対象施設が未削除であること。登録済み資産または点検結果を指定する場合は対象施設一致を確認する</w:t>
             </w:r>
           </w:p>
         </w:tc>
@@ -13091,7 +13158,7 @@
           <w:rFonts w:hint="eastAsia"/>
         </w:rPr>
       </w:pPr>
-      <w:bookmarkStart w:id="37" w:name="_Toc230168173"/>
+      <w:bookmarkStart w:id="37" w:name="_Toc231138102"/>
       <w:r>
         <w:rPr>
           <w:rFonts w:hint="eastAsia"/>
@@ -13154,7 +13221,6 @@
         <w:rPr>
           <w:rFonts w:hint="eastAsia"/>
         </w:rPr>
-        <w:lastRenderedPageBreak/>
         <w:t>申請者情報はログインユーザー情報から自動取得するため、画面入力項目としては扱わない</w:t>
       </w:r>
     </w:p>
@@ -13203,7 +13269,7 @@
           <w:rFonts w:hint="eastAsia"/>
         </w:rPr>
       </w:pPr>
-      <w:bookmarkStart w:id="38" w:name="_Toc230168174"/>
+      <w:bookmarkStart w:id="38" w:name="_Toc231138103"/>
       <w:r>
         <w:rPr>
           <w:rFonts w:hint="eastAsia"/>
@@ -13295,11 +13361,12 @@
           <w:rFonts w:hint="eastAsia"/>
         </w:rPr>
       </w:pPr>
-      <w:bookmarkStart w:id="39" w:name="_Toc230168175"/>
+      <w:bookmarkStart w:id="39" w:name="_Toc231138104"/>
       <w:r>
         <w:rPr>
           <w:rFonts w:hint="eastAsia"/>
         </w:rPr>
+        <w:lastRenderedPageBreak/>
         <w:t>第7章 エラーコード一覧</w:t>
       </w:r>
       <w:bookmarkEnd w:id="39"/>
@@ -13452,7 +13519,7 @@
               <w:rPr>
                 <w:rFonts w:hint="eastAsia"/>
               </w:rPr>
-              <w:t>作業対象施設に対する実効 `repair_request_create` がない</w:t>
+              <w:t>通常アカウントで作業対象施設に対する実効 `repair_request_create` がない、共有システム管理者で作業対象施設が削除済み、または対象施設不一致</w:t>
             </w:r>
           </w:p>
         </w:tc>
@@ -13673,7 +13740,6 @@
                 <w:rFonts w:hint="eastAsia"/>
                 <w:b/>
               </w:rPr>
-              <w:lastRenderedPageBreak/>
               <w:t>HTTPステータス</w:t>
             </w:r>
           </w:p>
@@ -13885,7 +13951,7 @@
               <w:rPr>
                 <w:rFonts w:hint="eastAsia"/>
               </w:rPr>
-              <w:t>作業対象施設に対する実効 `repair_request_create` なし</w:t>
+              <w:t>通常アカウントで作業対象施設に対する実効 `repair_request_create` なし、または共有システム管理者で作業対象施設が削除済み</w:t>
             </w:r>
           </w:p>
         </w:tc>
@@ -14014,7 +14080,7 @@
           <w:rFonts w:hint="eastAsia"/>
         </w:rPr>
       </w:pPr>
-      <w:bookmarkStart w:id="40" w:name="_Toc230168176"/>
+      <w:bookmarkStart w:id="40" w:name="_Toc231138105"/>
       <w:r>
         <w:rPr>
           <w:rFonts w:hint="eastAsia"/>
@@ -14184,9 +14250,287 @@
 <file path=word/numbering.xml><?xml version="1.0" encoding="utf-8"?>
 <w:numbering xmlns:wpc="http://schemas.microsoft.com/office/word/2010/wordprocessingCanvas" xmlns:cx="http://schemas.microsoft.com/office/drawing/2014/chartex" xmlns:cx1="http://schemas.microsoft.com/office/drawing/2015/9/8/chartex" xmlns:cx2="http://schemas.microsoft.com/office/drawing/2015/10/21/chartex" xmlns:cx3="http://schemas.microsoft.com/office/drawing/2016/5/9/chartex" xmlns:cx4="http://schemas.microsoft.com/office/drawing/2016/5/10/chartex" xmlns:cx5="http://schemas.microsoft.com/office/drawing/2016/5/11/chartex" xmlns:cx6="http://schemas.microsoft.com/office/drawing/2016/5/12/chartex" xmlns:cx7="http://schemas.microsoft.com/office/drawing/2016/5/13/chartex" xmlns:cx8="http://schemas.microsoft.com/office/drawing/2016/5/14/chartex" xmlns:mc="http://schemas.openxmlformats.org/markup-compatibility/2006" xmlns:aink="http://schemas.microsoft.com/office/drawing/2016/ink" xmlns:am3d="http://schemas.microsoft.com/office/drawing/2017/model3d" xmlns:o="urn:schemas-microsoft-com:office:office" xmlns:oel="http://schemas.microsoft.com/office/2019/extlst" xmlns:r="http://schemas.openxmlformats.org/officeDocument/2006/relationships" xmlns:m="http://schemas.openxmlformats.org/officeDocument/2006/math" xmlns:v="urn:schemas-microsoft-com:vml" xmlns:wp14="http://schemas.microsoft.com/office/word/2010/wordprocessingDrawing" xmlns:wp="http://schemas.openxmlformats.org/drawingml/2006/wordprocessingDrawing" xmlns:w10="urn:schemas-microsoft-com:office:word" xmlns:w="http://schemas.openxmlformats.org/wordprocessingml/2006/main" xmlns:w14="http://schemas.microsoft.com/office/word/2010/wordml" xmlns:w15="http://schemas.microsoft.com/office/word/2012/wordml" xmlns:w16cex="http://schemas.microsoft.com/office/word/2018/wordml/cex" xmlns:w16cid="http://schemas.microsoft.com/office/word/2016/wordml/cid" xmlns:w16="http://schemas.microsoft.com/office/word/2018/wordml" xmlns:w16du="http://schemas.microsoft.com/office/word/2023/wordml/word16du" xmlns:w16sdtdh="http://schemas.microsoft.com/office/word/2020/wordml/sdtdatahash" xmlns:w16sdtfl="http://schemas.microsoft.com/office/word/2024/wordml/sdtformatlock" xmlns:w16se="http://schemas.microsoft.com/office/word/2015/wordml/symex" xmlns:wpg="http://schemas.microsoft.com/office/word/2010/wordprocessingGroup" xmlns:wpi="http://schemas.microsoft.com/office/word/2010/wordprocessingInk" xmlns:wne="http://schemas.microsoft.com/office/word/2006/wordml" xmlns:wps="http://schemas.microsoft.com/office/word/2010/wordprocessingShape" mc:Ignorable="w14 w15 w16se w16cid w16 w16cex w16sdtdh w16sdtfl w16du wp14">
   <w:abstractNum w:abstractNumId="0" w15:restartNumberingAfterBreak="0">
-    <w:nsid w:val="03017D59"/>
+    <w:nsid w:val="178631CB"/>
     <w:multiLevelType w:val="hybridMultilevel"/>
-    <w:tmpl w:val="32E879E2"/>
+    <w:tmpl w:val="F85EB810"/>
+    <w:name w:val="__API_DOC_SQUARE_BULLET__22"/>
+    <w:lvl w:ilvl="0" w:tplc="0409000F">
+      <w:start w:val="1"/>
+      <w:numFmt w:val="decimal"/>
+      <w:lvlText w:val="%1."/>
+      <w:lvlJc w:val="left"/>
+      <w:pPr>
+        <w:ind w:left="440" w:hanging="440"/>
+      </w:pPr>
+    </w:lvl>
+    <w:lvl w:ilvl="1" w:tplc="04090017" w:tentative="1">
+      <w:start w:val="1"/>
+      <w:numFmt w:val="aiueoFullWidth"/>
+      <w:lvlText w:val="(%2)"/>
+      <w:lvlJc w:val="left"/>
+      <w:pPr>
+        <w:ind w:left="880" w:hanging="440"/>
+      </w:pPr>
+    </w:lvl>
+    <w:lvl w:ilvl="2" w:tplc="04090011" w:tentative="1">
+      <w:start w:val="1"/>
+      <w:numFmt w:val="decimalEnclosedCircle"/>
+      <w:lvlText w:val="%3"/>
+      <w:lvlJc w:val="left"/>
+      <w:pPr>
+        <w:ind w:left="1320" w:hanging="440"/>
+      </w:pPr>
+    </w:lvl>
+    <w:lvl w:ilvl="3" w:tplc="0409000F" w:tentative="1">
+      <w:start w:val="1"/>
+      <w:numFmt w:val="decimal"/>
+      <w:lvlText w:val="%4."/>
+      <w:lvlJc w:val="left"/>
+      <w:pPr>
+        <w:ind w:left="1760" w:hanging="440"/>
+      </w:pPr>
+    </w:lvl>
+    <w:lvl w:ilvl="4" w:tplc="04090017" w:tentative="1">
+      <w:start w:val="1"/>
+      <w:numFmt w:val="aiueoFullWidth"/>
+      <w:lvlText w:val="(%5)"/>
+      <w:lvlJc w:val="left"/>
+      <w:pPr>
+        <w:ind w:left="2200" w:hanging="440"/>
+      </w:pPr>
+    </w:lvl>
+    <w:lvl w:ilvl="5" w:tplc="04090011" w:tentative="1">
+      <w:start w:val="1"/>
+      <w:numFmt w:val="decimalEnclosedCircle"/>
+      <w:lvlText w:val="%6"/>
+      <w:lvlJc w:val="left"/>
+      <w:pPr>
+        <w:ind w:left="2640" w:hanging="440"/>
+      </w:pPr>
+    </w:lvl>
+    <w:lvl w:ilvl="6" w:tplc="0409000F" w:tentative="1">
+      <w:start w:val="1"/>
+      <w:numFmt w:val="decimal"/>
+      <w:lvlText w:val="%7."/>
+      <w:lvlJc w:val="left"/>
+      <w:pPr>
+        <w:ind w:left="3080" w:hanging="440"/>
+      </w:pPr>
+    </w:lvl>
+    <w:lvl w:ilvl="7" w:tplc="04090017" w:tentative="1">
+      <w:start w:val="1"/>
+      <w:numFmt w:val="aiueoFullWidth"/>
+      <w:lvlText w:val="(%8)"/>
+      <w:lvlJc w:val="left"/>
+      <w:pPr>
+        <w:ind w:left="3520" w:hanging="440"/>
+      </w:pPr>
+    </w:lvl>
+    <w:lvl w:ilvl="8" w:tplc="04090011" w:tentative="1">
+      <w:start w:val="1"/>
+      <w:numFmt w:val="decimalEnclosedCircle"/>
+      <w:lvlText w:val="%9"/>
+      <w:lvlJc w:val="left"/>
+      <w:pPr>
+        <w:ind w:left="3960" w:hanging="440"/>
+      </w:pPr>
+    </w:lvl>
+  </w:abstractNum>
+  <w:abstractNum w:abstractNumId="1" w15:restartNumberingAfterBreak="0">
+    <w:nsid w:val="21700C88"/>
+    <w:multiLevelType w:val="singleLevel"/>
+    <w:tmpl w:val="04090001"/>
+    <w:lvl w:ilvl="0">
+      <w:start w:val="1"/>
+      <w:numFmt w:val="bullet"/>
+      <w:lvlText w:val="■"/>
+      <w:lvlJc w:val="left"/>
+      <w:pPr>
+        <w:ind w:left="440" w:hanging="440"/>
+      </w:pPr>
+      <w:rPr>
+        <w:rFonts w:ascii="Meiryo UI" w:hAnsi="Meiryo UI" w:eastAsia="Meiryo UI" w:cs="Meiryo UI" w:hint="default"/>
+      </w:rPr>
+    </w:lvl>
+  </w:abstractNum>
+  <w:abstractNum w:abstractNumId="2" w15:restartNumberingAfterBreak="0">
+    <w:nsid w:val="27B50FC3"/>
+    <w:multiLevelType w:val="hybridMultilevel"/>
+    <w:tmpl w:val="C58ADA54"/>
+    <w:name w:val="__API_DOC_SQUARE_BULLET__22222"/>
+    <w:lvl w:ilvl="0" w:tplc="0409000F">
+      <w:start w:val="1"/>
+      <w:numFmt w:val="decimal"/>
+      <w:lvlText w:val="%1."/>
+      <w:lvlJc w:val="left"/>
+      <w:pPr>
+        <w:ind w:left="440" w:hanging="440"/>
+      </w:pPr>
+    </w:lvl>
+    <w:lvl w:ilvl="1" w:tplc="04090017" w:tentative="1">
+      <w:start w:val="1"/>
+      <w:numFmt w:val="aiueoFullWidth"/>
+      <w:lvlText w:val="(%2)"/>
+      <w:lvlJc w:val="left"/>
+      <w:pPr>
+        <w:ind w:left="880" w:hanging="440"/>
+      </w:pPr>
+    </w:lvl>
+    <w:lvl w:ilvl="2" w:tplc="04090011" w:tentative="1">
+      <w:start w:val="1"/>
+      <w:numFmt w:val="decimalEnclosedCircle"/>
+      <w:lvlText w:val="%3"/>
+      <w:lvlJc w:val="left"/>
+      <w:pPr>
+        <w:ind w:left="1320" w:hanging="440"/>
+      </w:pPr>
+    </w:lvl>
+    <w:lvl w:ilvl="3" w:tplc="0409000F" w:tentative="1">
+      <w:start w:val="1"/>
+      <w:numFmt w:val="decimal"/>
+      <w:lvlText w:val="%4."/>
+      <w:lvlJc w:val="left"/>
+      <w:pPr>
+        <w:ind w:left="1760" w:hanging="440"/>
+      </w:pPr>
+    </w:lvl>
+    <w:lvl w:ilvl="4" w:tplc="04090017" w:tentative="1">
+      <w:start w:val="1"/>
+      <w:numFmt w:val="aiueoFullWidth"/>
+      <w:lvlText w:val="(%5)"/>
+      <w:lvlJc w:val="left"/>
+      <w:pPr>
+        <w:ind w:left="2200" w:hanging="440"/>
+      </w:pPr>
+    </w:lvl>
+    <w:lvl w:ilvl="5" w:tplc="04090011" w:tentative="1">
+      <w:start w:val="1"/>
+      <w:numFmt w:val="decimalEnclosedCircle"/>
+      <w:lvlText w:val="%6"/>
+      <w:lvlJc w:val="left"/>
+      <w:pPr>
+        <w:ind w:left="2640" w:hanging="440"/>
+      </w:pPr>
+    </w:lvl>
+    <w:lvl w:ilvl="6" w:tplc="0409000F" w:tentative="1">
+      <w:start w:val="1"/>
+      <w:numFmt w:val="decimal"/>
+      <w:lvlText w:val="%7."/>
+      <w:lvlJc w:val="left"/>
+      <w:pPr>
+        <w:ind w:left="3080" w:hanging="440"/>
+      </w:pPr>
+    </w:lvl>
+    <w:lvl w:ilvl="7" w:tplc="04090017" w:tentative="1">
+      <w:start w:val="1"/>
+      <w:numFmt w:val="aiueoFullWidth"/>
+      <w:lvlText w:val="(%8)"/>
+      <w:lvlJc w:val="left"/>
+      <w:pPr>
+        <w:ind w:left="3520" w:hanging="440"/>
+      </w:pPr>
+    </w:lvl>
+    <w:lvl w:ilvl="8" w:tplc="04090011" w:tentative="1">
+      <w:start w:val="1"/>
+      <w:numFmt w:val="decimalEnclosedCircle"/>
+      <w:lvlText w:val="%9"/>
+      <w:lvlJc w:val="left"/>
+      <w:pPr>
+        <w:ind w:left="3960" w:hanging="440"/>
+      </w:pPr>
+    </w:lvl>
+  </w:abstractNum>
+  <w:abstractNum w:abstractNumId="3" w15:restartNumberingAfterBreak="0">
+    <w:nsid w:val="3CDA3A27"/>
+    <w:multiLevelType w:val="hybridMultilevel"/>
+    <w:tmpl w:val="57CE04A6"/>
+    <w:name w:val="__API_DOC_SQUARE_BULLET__2"/>
+    <w:lvl w:ilvl="0" w:tplc="0409000F">
+      <w:start w:val="1"/>
+      <w:numFmt w:val="decimal"/>
+      <w:lvlText w:val="%1."/>
+      <w:lvlJc w:val="left"/>
+      <w:pPr>
+        <w:ind w:left="440" w:hanging="440"/>
+      </w:pPr>
+    </w:lvl>
+    <w:lvl w:ilvl="1" w:tplc="04090017" w:tentative="1">
+      <w:start w:val="1"/>
+      <w:numFmt w:val="aiueoFullWidth"/>
+      <w:lvlText w:val="(%2)"/>
+      <w:lvlJc w:val="left"/>
+      <w:pPr>
+        <w:ind w:left="880" w:hanging="440"/>
+      </w:pPr>
+    </w:lvl>
+    <w:lvl w:ilvl="2" w:tplc="04090011" w:tentative="1">
+      <w:start w:val="1"/>
+      <w:numFmt w:val="decimalEnclosedCircle"/>
+      <w:lvlText w:val="%3"/>
+      <w:lvlJc w:val="left"/>
+      <w:pPr>
+        <w:ind w:left="1320" w:hanging="440"/>
+      </w:pPr>
+    </w:lvl>
+    <w:lvl w:ilvl="3" w:tplc="0409000F" w:tentative="1">
+      <w:start w:val="1"/>
+      <w:numFmt w:val="decimal"/>
+      <w:lvlText w:val="%4."/>
+      <w:lvlJc w:val="left"/>
+      <w:pPr>
+        <w:ind w:left="1760" w:hanging="440"/>
+      </w:pPr>
+    </w:lvl>
+    <w:lvl w:ilvl="4" w:tplc="04090017" w:tentative="1">
+      <w:start w:val="1"/>
+      <w:numFmt w:val="aiueoFullWidth"/>
+      <w:lvlText w:val="(%5)"/>
+      <w:lvlJc w:val="left"/>
+      <w:pPr>
+        <w:ind w:left="2200" w:hanging="440"/>
+      </w:pPr>
+    </w:lvl>
+    <w:lvl w:ilvl="5" w:tplc="04090011" w:tentative="1">
+      <w:start w:val="1"/>
+      <w:numFmt w:val="decimalEnclosedCircle"/>
+      <w:lvlText w:val="%6"/>
+      <w:lvlJc w:val="left"/>
+      <w:pPr>
+        <w:ind w:left="2640" w:hanging="440"/>
+      </w:pPr>
+    </w:lvl>
+    <w:lvl w:ilvl="6" w:tplc="0409000F" w:tentative="1">
+      <w:start w:val="1"/>
+      <w:numFmt w:val="decimal"/>
+      <w:lvlText w:val="%7."/>
+      <w:lvlJc w:val="left"/>
+      <w:pPr>
+        <w:ind w:left="3080" w:hanging="440"/>
+      </w:pPr>
+    </w:lvl>
+    <w:lvl w:ilvl="7" w:tplc="04090017" w:tentative="1">
+      <w:start w:val="1"/>
+      <w:numFmt w:val="aiueoFullWidth"/>
+      <w:lvlText w:val="(%8)"/>
+      <w:lvlJc w:val="left"/>
+      <w:pPr>
+        <w:ind w:left="3520" w:hanging="440"/>
+      </w:pPr>
+    </w:lvl>
+    <w:lvl w:ilvl="8" w:tplc="04090011" w:tentative="1">
+      <w:start w:val="1"/>
+      <w:numFmt w:val="decimalEnclosedCircle"/>
+      <w:lvlText w:val="%9"/>
+      <w:lvlJc w:val="left"/>
+      <w:pPr>
+        <w:ind w:left="3960" w:hanging="440"/>
+      </w:pPr>
+    </w:lvl>
+  </w:abstractNum>
+  <w:abstractNum w:abstractNumId="4" w15:restartNumberingAfterBreak="0">
+    <w:nsid w:val="4D894B5C"/>
+    <w:multiLevelType w:val="hybridMultilevel"/>
+    <w:tmpl w:val="ADDEA508"/>
     <w:name w:val="__API_DOC_SQUARE_BULLET__222"/>
     <w:lvl w:ilvl="0" w:tplc="0409000F">
       <w:start w:val="1"/>
@@ -14270,8 +14614,8 @@
       </w:pPr>
     </w:lvl>
   </w:abstractNum>
-  <w:abstractNum w:abstractNumId="1" w15:restartNumberingAfterBreak="0">
-    <w:nsid w:val="35B647FB"/>
+  <w:abstractNum w:abstractNumId="5" w15:restartNumberingAfterBreak="0">
+    <w:nsid w:val="603D4B0D"/>
     <w:multiLevelType w:val="singleLevel"/>
     <w:tmpl w:val="0409000F"/>
     <w:name w:val="__API_DOC_SQUARE_BULLET__"/>
@@ -14285,289 +14629,11 @@
       </w:pPr>
     </w:lvl>
   </w:abstractNum>
-  <w:abstractNum w:abstractNumId="2" w15:restartNumberingAfterBreak="0">
-    <w:nsid w:val="393F74C9"/>
+  <w:abstractNum w:abstractNumId="6" w15:restartNumberingAfterBreak="0">
+    <w:nsid w:val="7A1305CE"/>
     <w:multiLevelType w:val="hybridMultilevel"/>
-    <w:tmpl w:val="27F06F76"/>
+    <w:tmpl w:val="BEC2A0CA"/>
     <w:name w:val="__API_DOC_SQUARE_BULLET__2222"/>
-    <w:lvl w:ilvl="0" w:tplc="0409000F">
-      <w:start w:val="1"/>
-      <w:numFmt w:val="decimal"/>
-      <w:lvlText w:val="%1."/>
-      <w:lvlJc w:val="left"/>
-      <w:pPr>
-        <w:ind w:left="440" w:hanging="440"/>
-      </w:pPr>
-    </w:lvl>
-    <w:lvl w:ilvl="1" w:tplc="04090017" w:tentative="1">
-      <w:start w:val="1"/>
-      <w:numFmt w:val="aiueoFullWidth"/>
-      <w:lvlText w:val="(%2)"/>
-      <w:lvlJc w:val="left"/>
-      <w:pPr>
-        <w:ind w:left="880" w:hanging="440"/>
-      </w:pPr>
-    </w:lvl>
-    <w:lvl w:ilvl="2" w:tplc="04090011" w:tentative="1">
-      <w:start w:val="1"/>
-      <w:numFmt w:val="decimalEnclosedCircle"/>
-      <w:lvlText w:val="%3"/>
-      <w:lvlJc w:val="left"/>
-      <w:pPr>
-        <w:ind w:left="1320" w:hanging="440"/>
-      </w:pPr>
-    </w:lvl>
-    <w:lvl w:ilvl="3" w:tplc="0409000F" w:tentative="1">
-      <w:start w:val="1"/>
-      <w:numFmt w:val="decimal"/>
-      <w:lvlText w:val="%4."/>
-      <w:lvlJc w:val="left"/>
-      <w:pPr>
-        <w:ind w:left="1760" w:hanging="440"/>
-      </w:pPr>
-    </w:lvl>
-    <w:lvl w:ilvl="4" w:tplc="04090017" w:tentative="1">
-      <w:start w:val="1"/>
-      <w:numFmt w:val="aiueoFullWidth"/>
-      <w:lvlText w:val="(%5)"/>
-      <w:lvlJc w:val="left"/>
-      <w:pPr>
-        <w:ind w:left="2200" w:hanging="440"/>
-      </w:pPr>
-    </w:lvl>
-    <w:lvl w:ilvl="5" w:tplc="04090011" w:tentative="1">
-      <w:start w:val="1"/>
-      <w:numFmt w:val="decimalEnclosedCircle"/>
-      <w:lvlText w:val="%6"/>
-      <w:lvlJc w:val="left"/>
-      <w:pPr>
-        <w:ind w:left="2640" w:hanging="440"/>
-      </w:pPr>
-    </w:lvl>
-    <w:lvl w:ilvl="6" w:tplc="0409000F" w:tentative="1">
-      <w:start w:val="1"/>
-      <w:numFmt w:val="decimal"/>
-      <w:lvlText w:val="%7."/>
-      <w:lvlJc w:val="left"/>
-      <w:pPr>
-        <w:ind w:left="3080" w:hanging="440"/>
-      </w:pPr>
-    </w:lvl>
-    <w:lvl w:ilvl="7" w:tplc="04090017" w:tentative="1">
-      <w:start w:val="1"/>
-      <w:numFmt w:val="aiueoFullWidth"/>
-      <w:lvlText w:val="(%8)"/>
-      <w:lvlJc w:val="left"/>
-      <w:pPr>
-        <w:ind w:left="3520" w:hanging="440"/>
-      </w:pPr>
-    </w:lvl>
-    <w:lvl w:ilvl="8" w:tplc="04090011" w:tentative="1">
-      <w:start w:val="1"/>
-      <w:numFmt w:val="decimalEnclosedCircle"/>
-      <w:lvlText w:val="%9"/>
-      <w:lvlJc w:val="left"/>
-      <w:pPr>
-        <w:ind w:left="3960" w:hanging="440"/>
-      </w:pPr>
-    </w:lvl>
-  </w:abstractNum>
-  <w:abstractNum w:abstractNumId="3" w15:restartNumberingAfterBreak="0">
-    <w:nsid w:val="3FA9000B"/>
-    <w:multiLevelType w:val="hybridMultilevel"/>
-    <w:tmpl w:val="A524F996"/>
-    <w:name w:val="__API_DOC_SQUARE_BULLET__22"/>
-    <w:lvl w:ilvl="0" w:tplc="0409000F">
-      <w:start w:val="1"/>
-      <w:numFmt w:val="decimal"/>
-      <w:lvlText w:val="%1."/>
-      <w:lvlJc w:val="left"/>
-      <w:pPr>
-        <w:ind w:left="440" w:hanging="440"/>
-      </w:pPr>
-    </w:lvl>
-    <w:lvl w:ilvl="1" w:tplc="04090017" w:tentative="1">
-      <w:start w:val="1"/>
-      <w:numFmt w:val="aiueoFullWidth"/>
-      <w:lvlText w:val="(%2)"/>
-      <w:lvlJc w:val="left"/>
-      <w:pPr>
-        <w:ind w:left="880" w:hanging="440"/>
-      </w:pPr>
-    </w:lvl>
-    <w:lvl w:ilvl="2" w:tplc="04090011" w:tentative="1">
-      <w:start w:val="1"/>
-      <w:numFmt w:val="decimalEnclosedCircle"/>
-      <w:lvlText w:val="%3"/>
-      <w:lvlJc w:val="left"/>
-      <w:pPr>
-        <w:ind w:left="1320" w:hanging="440"/>
-      </w:pPr>
-    </w:lvl>
-    <w:lvl w:ilvl="3" w:tplc="0409000F" w:tentative="1">
-      <w:start w:val="1"/>
-      <w:numFmt w:val="decimal"/>
-      <w:lvlText w:val="%4."/>
-      <w:lvlJc w:val="left"/>
-      <w:pPr>
-        <w:ind w:left="1760" w:hanging="440"/>
-      </w:pPr>
-    </w:lvl>
-    <w:lvl w:ilvl="4" w:tplc="04090017" w:tentative="1">
-      <w:start w:val="1"/>
-      <w:numFmt w:val="aiueoFullWidth"/>
-      <w:lvlText w:val="(%5)"/>
-      <w:lvlJc w:val="left"/>
-      <w:pPr>
-        <w:ind w:left="2200" w:hanging="440"/>
-      </w:pPr>
-    </w:lvl>
-    <w:lvl w:ilvl="5" w:tplc="04090011" w:tentative="1">
-      <w:start w:val="1"/>
-      <w:numFmt w:val="decimalEnclosedCircle"/>
-      <w:lvlText w:val="%6"/>
-      <w:lvlJc w:val="left"/>
-      <w:pPr>
-        <w:ind w:left="2640" w:hanging="440"/>
-      </w:pPr>
-    </w:lvl>
-    <w:lvl w:ilvl="6" w:tplc="0409000F" w:tentative="1">
-      <w:start w:val="1"/>
-      <w:numFmt w:val="decimal"/>
-      <w:lvlText w:val="%7."/>
-      <w:lvlJc w:val="left"/>
-      <w:pPr>
-        <w:ind w:left="3080" w:hanging="440"/>
-      </w:pPr>
-    </w:lvl>
-    <w:lvl w:ilvl="7" w:tplc="04090017" w:tentative="1">
-      <w:start w:val="1"/>
-      <w:numFmt w:val="aiueoFullWidth"/>
-      <w:lvlText w:val="(%8)"/>
-      <w:lvlJc w:val="left"/>
-      <w:pPr>
-        <w:ind w:left="3520" w:hanging="440"/>
-      </w:pPr>
-    </w:lvl>
-    <w:lvl w:ilvl="8" w:tplc="04090011" w:tentative="1">
-      <w:start w:val="1"/>
-      <w:numFmt w:val="decimalEnclosedCircle"/>
-      <w:lvlText w:val="%9"/>
-      <w:lvlJc w:val="left"/>
-      <w:pPr>
-        <w:ind w:left="3960" w:hanging="440"/>
-      </w:pPr>
-    </w:lvl>
-  </w:abstractNum>
-  <w:abstractNum w:abstractNumId="4" w15:restartNumberingAfterBreak="0">
-    <w:nsid w:val="425D3826"/>
-    <w:multiLevelType w:val="singleLevel"/>
-    <w:tmpl w:val="04090001"/>
-    <w:lvl w:ilvl="0">
-      <w:start w:val="1"/>
-      <w:numFmt w:val="bullet"/>
-      <w:lvlText w:val="■"/>
-      <w:lvlJc w:val="left"/>
-      <w:pPr>
-        <w:ind w:left="440" w:hanging="440"/>
-      </w:pPr>
-      <w:rPr>
-        <w:rFonts w:ascii="Meiryo UI" w:hAnsi="Meiryo UI" w:eastAsia="Meiryo UI" w:cs="Meiryo UI" w:hint="default"/>
-      </w:rPr>
-    </w:lvl>
-  </w:abstractNum>
-  <w:abstractNum w:abstractNumId="5" w15:restartNumberingAfterBreak="0">
-    <w:nsid w:val="51805970"/>
-    <w:multiLevelType w:val="hybridMultilevel"/>
-    <w:tmpl w:val="C318255E"/>
-    <w:name w:val="__API_DOC_SQUARE_BULLET__2"/>
-    <w:lvl w:ilvl="0" w:tplc="0409000F">
-      <w:start w:val="1"/>
-      <w:numFmt w:val="decimal"/>
-      <w:lvlText w:val="%1."/>
-      <w:lvlJc w:val="left"/>
-      <w:pPr>
-        <w:ind w:left="440" w:hanging="440"/>
-      </w:pPr>
-    </w:lvl>
-    <w:lvl w:ilvl="1" w:tplc="04090017" w:tentative="1">
-      <w:start w:val="1"/>
-      <w:numFmt w:val="aiueoFullWidth"/>
-      <w:lvlText w:val="(%2)"/>
-      <w:lvlJc w:val="left"/>
-      <w:pPr>
-        <w:ind w:left="880" w:hanging="440"/>
-      </w:pPr>
-    </w:lvl>
-    <w:lvl w:ilvl="2" w:tplc="04090011" w:tentative="1">
-      <w:start w:val="1"/>
-      <w:numFmt w:val="decimalEnclosedCircle"/>
-      <w:lvlText w:val="%3"/>
-      <w:lvlJc w:val="left"/>
-      <w:pPr>
-        <w:ind w:left="1320" w:hanging="440"/>
-      </w:pPr>
-    </w:lvl>
-    <w:lvl w:ilvl="3" w:tplc="0409000F" w:tentative="1">
-      <w:start w:val="1"/>
-      <w:numFmt w:val="decimal"/>
-      <w:lvlText w:val="%4."/>
-      <w:lvlJc w:val="left"/>
-      <w:pPr>
-        <w:ind w:left="1760" w:hanging="440"/>
-      </w:pPr>
-    </w:lvl>
-    <w:lvl w:ilvl="4" w:tplc="04090017" w:tentative="1">
-      <w:start w:val="1"/>
-      <w:numFmt w:val="aiueoFullWidth"/>
-      <w:lvlText w:val="(%5)"/>
-      <w:lvlJc w:val="left"/>
-      <w:pPr>
-        <w:ind w:left="2200" w:hanging="440"/>
-      </w:pPr>
-    </w:lvl>
-    <w:lvl w:ilvl="5" w:tplc="04090011" w:tentative="1">
-      <w:start w:val="1"/>
-      <w:numFmt w:val="decimalEnclosedCircle"/>
-      <w:lvlText w:val="%6"/>
-      <w:lvlJc w:val="left"/>
-      <w:pPr>
-        <w:ind w:left="2640" w:hanging="440"/>
-      </w:pPr>
-    </w:lvl>
-    <w:lvl w:ilvl="6" w:tplc="0409000F" w:tentative="1">
-      <w:start w:val="1"/>
-      <w:numFmt w:val="decimal"/>
-      <w:lvlText w:val="%7."/>
-      <w:lvlJc w:val="left"/>
-      <w:pPr>
-        <w:ind w:left="3080" w:hanging="440"/>
-      </w:pPr>
-    </w:lvl>
-    <w:lvl w:ilvl="7" w:tplc="04090017" w:tentative="1">
-      <w:start w:val="1"/>
-      <w:numFmt w:val="aiueoFullWidth"/>
-      <w:lvlText w:val="(%8)"/>
-      <w:lvlJc w:val="left"/>
-      <w:pPr>
-        <w:ind w:left="3520" w:hanging="440"/>
-      </w:pPr>
-    </w:lvl>
-    <w:lvl w:ilvl="8" w:tplc="04090011" w:tentative="1">
-      <w:start w:val="1"/>
-      <w:numFmt w:val="decimalEnclosedCircle"/>
-      <w:lvlText w:val="%9"/>
-      <w:lvlJc w:val="left"/>
-      <w:pPr>
-        <w:ind w:left="3960" w:hanging="440"/>
-      </w:pPr>
-    </w:lvl>
-  </w:abstractNum>
-  <w:abstractNum w:abstractNumId="6" w15:restartNumberingAfterBreak="0">
-    <w:nsid w:val="5B3D0F4E"/>
-    <w:multiLevelType w:val="hybridMultilevel"/>
-    <w:tmpl w:val="BD3AEA74"/>
-    <w:name w:val="__API_DOC_SQUARE_BULLET__22222"/>
     <w:lvl w:ilvl="0" w:tplc="0409000F">
       <w:start w:val="1"/>
       <w:numFmt w:val="decimal"/>
@@ -14767,26 +14833,26 @@
   <w:num w:numId="1" w16cid:durableId="296302402">
     <w:abstractNumId w:val="7"/>
   </w:num>
-  <w:num w:numId="2" w16cid:durableId="1784180357">
+  <w:num w:numId="2" w16cid:durableId="1606380218">
+    <w:abstractNumId w:val="1"/>
+  </w:num>
+  <w:num w:numId="3" w16cid:durableId="596449755">
+    <w:abstractNumId w:val="5"/>
+  </w:num>
+  <w:num w:numId="4" w16cid:durableId="1204178053">
+    <w:abstractNumId w:val="3"/>
+  </w:num>
+  <w:num w:numId="5" w16cid:durableId="1540127922">
+    <w:abstractNumId w:val="0"/>
+  </w:num>
+  <w:num w:numId="6" w16cid:durableId="2097483511">
     <w:abstractNumId w:val="4"/>
   </w:num>
-  <w:num w:numId="3" w16cid:durableId="1923566309">
-    <w:abstractNumId w:val="1"/>
+  <w:num w:numId="7" w16cid:durableId="374155876">
+    <w:abstractNumId w:val="6"/>
   </w:num>
-  <w:num w:numId="4" w16cid:durableId="1331130323">
-    <w:abstractNumId w:val="5"/>
-  </w:num>
-  <w:num w:numId="5" w16cid:durableId="137265038">
-    <w:abstractNumId w:val="3"/>
-  </w:num>
-  <w:num w:numId="6" w16cid:durableId="588463491">
-    <w:abstractNumId w:val="0"/>
-  </w:num>
-  <w:num w:numId="7" w16cid:durableId="1569343360">
+  <w:num w:numId="8" w16cid:durableId="1795907968">
     <w:abstractNumId w:val="2"/>
-  </w:num>
-  <w:num w:numId="8" w16cid:durableId="478695801">
-    <w:abstractNumId w:val="6"/>
   </w:num>
   <w:numIdMacAtCleanup w:val="8"/>
 </w:numbering>

--- a/taniguchi/api/Fix/API設計書_修理申請.docx
+++ b/taniguchi/api/Fix/API設計書_修理申請.docx
@@ -1002,7 +1002,7 @@
       <w:r>
         <w:fldChar w:fldCharType="separate"/>
       </w:r>
-      <w:hyperlink w:anchor="_Toc231138066" w:history="1">
+      <w:hyperlink w:anchor="_Toc231316254" w:history="1">
         <w:r>
           <w:rPr>
             <w:rStyle w:val="afffffff5"/>
@@ -1029,7 +1029,7 @@
             <w:noProof/>
             <w:webHidden/>
           </w:rPr>
-          <w:instrText xml:space="preserve"> PAGEREF _Toc231138066 \h </w:instrText>
+          <w:instrText xml:space="preserve"> PAGEREF _Toc231316254 \h </w:instrText>
         </w:r>
         <w:r>
           <w:rPr>
@@ -1077,7 +1077,7 @@
           <w14:ligatures w14:val="standardContextual"/>
         </w:rPr>
       </w:pPr>
-      <w:hyperlink w:anchor="_Toc231138067" w:history="1">
+      <w:hyperlink w:anchor="_Toc231316255" w:history="1">
         <w:r>
           <w:rPr>
             <w:rStyle w:val="afffffff5"/>
@@ -1104,7 +1104,7 @@
             <w:noProof/>
             <w:webHidden/>
           </w:rPr>
-          <w:instrText xml:space="preserve"> PAGEREF _Toc231138067 \h </w:instrText>
+          <w:instrText xml:space="preserve"> PAGEREF _Toc231316255 \h </w:instrText>
         </w:r>
         <w:r>
           <w:rPr>
@@ -1152,7 +1152,7 @@
           <w14:ligatures w14:val="standardContextual"/>
         </w:rPr>
       </w:pPr>
-      <w:hyperlink w:anchor="_Toc231138068" w:history="1">
+      <w:hyperlink w:anchor="_Toc231316256" w:history="1">
         <w:r>
           <w:rPr>
             <w:rStyle w:val="afffffff5"/>
@@ -1179,7 +1179,7 @@
             <w:noProof/>
             <w:webHidden/>
           </w:rPr>
-          <w:instrText xml:space="preserve"> PAGEREF _Toc231138068 \h </w:instrText>
+          <w:instrText xml:space="preserve"> PAGEREF _Toc231316256 \h </w:instrText>
         </w:r>
         <w:r>
           <w:rPr>
@@ -1227,7 +1227,7 @@
           <w14:ligatures w14:val="standardContextual"/>
         </w:rPr>
       </w:pPr>
-      <w:hyperlink w:anchor="_Toc231138069" w:history="1">
+      <w:hyperlink w:anchor="_Toc231316257" w:history="1">
         <w:r>
           <w:rPr>
             <w:rStyle w:val="afffffff5"/>
@@ -1254,7 +1254,7 @@
             <w:noProof/>
             <w:webHidden/>
           </w:rPr>
-          <w:instrText xml:space="preserve"> PAGEREF _Toc231138069 \h </w:instrText>
+          <w:instrText xml:space="preserve"> PAGEREF _Toc231316257 \h </w:instrText>
         </w:r>
         <w:r>
           <w:rPr>
@@ -1302,7 +1302,7 @@
           <w14:ligatures w14:val="standardContextual"/>
         </w:rPr>
       </w:pPr>
-      <w:hyperlink w:anchor="_Toc231138070" w:history="1">
+      <w:hyperlink w:anchor="_Toc231316258" w:history="1">
         <w:r>
           <w:rPr>
             <w:rStyle w:val="afffffff5"/>
@@ -1329,7 +1329,7 @@
             <w:noProof/>
             <w:webHidden/>
           </w:rPr>
-          <w:instrText xml:space="preserve"> PAGEREF _Toc231138070 \h </w:instrText>
+          <w:instrText xml:space="preserve"> PAGEREF _Toc231316258 \h </w:instrText>
         </w:r>
         <w:r>
           <w:rPr>
@@ -1378,7 +1378,7 @@
           <w14:ligatures w14:val="standardContextual"/>
         </w:rPr>
       </w:pPr>
-      <w:hyperlink w:anchor="_Toc231138071" w:history="1">
+      <w:hyperlink w:anchor="_Toc231316259" w:history="1">
         <w:r>
           <w:rPr>
             <w:rStyle w:val="afffffff5"/>
@@ -1405,7 +1405,7 @@
             <w:noProof/>
             <w:webHidden/>
           </w:rPr>
-          <w:instrText xml:space="preserve"> PAGEREF _Toc231138071 \h </w:instrText>
+          <w:instrText xml:space="preserve"> PAGEREF _Toc231316259 \h </w:instrText>
         </w:r>
         <w:r>
           <w:rPr>
@@ -1453,7 +1453,7 @@
           <w14:ligatures w14:val="standardContextual"/>
         </w:rPr>
       </w:pPr>
-      <w:hyperlink w:anchor="_Toc231138072" w:history="1">
+      <w:hyperlink w:anchor="_Toc231316260" w:history="1">
         <w:r>
           <w:rPr>
             <w:rStyle w:val="afffffff5"/>
@@ -1480,7 +1480,7 @@
             <w:noProof/>
             <w:webHidden/>
           </w:rPr>
-          <w:instrText xml:space="preserve"> PAGEREF _Toc231138072 \h </w:instrText>
+          <w:instrText xml:space="preserve"> PAGEREF _Toc231316260 \h </w:instrText>
         </w:r>
         <w:r>
           <w:rPr>
@@ -1528,7 +1528,7 @@
           <w14:ligatures w14:val="standardContextual"/>
         </w:rPr>
       </w:pPr>
-      <w:hyperlink w:anchor="_Toc231138073" w:history="1">
+      <w:hyperlink w:anchor="_Toc231316261" w:history="1">
         <w:r>
           <w:rPr>
             <w:rStyle w:val="afffffff5"/>
@@ -1555,7 +1555,7 @@
             <w:noProof/>
             <w:webHidden/>
           </w:rPr>
-          <w:instrText xml:space="preserve"> PAGEREF _Toc231138073 \h </w:instrText>
+          <w:instrText xml:space="preserve"> PAGEREF _Toc231316261 \h </w:instrText>
         </w:r>
         <w:r>
           <w:rPr>
@@ -1603,7 +1603,7 @@
           <w14:ligatures w14:val="standardContextual"/>
         </w:rPr>
       </w:pPr>
-      <w:hyperlink w:anchor="_Toc231138074" w:history="1">
+      <w:hyperlink w:anchor="_Toc231316262" w:history="1">
         <w:r>
           <w:rPr>
             <w:rStyle w:val="afffffff5"/>
@@ -1630,7 +1630,7 @@
             <w:noProof/>
             <w:webHidden/>
           </w:rPr>
-          <w:instrText xml:space="preserve"> PAGEREF _Toc231138074 \h </w:instrText>
+          <w:instrText xml:space="preserve"> PAGEREF _Toc231316262 \h </w:instrText>
         </w:r>
         <w:r>
           <w:rPr>
@@ -1679,7 +1679,7 @@
           <w14:ligatures w14:val="standardContextual"/>
         </w:rPr>
       </w:pPr>
-      <w:hyperlink w:anchor="_Toc231138075" w:history="1">
+      <w:hyperlink w:anchor="_Toc231316263" w:history="1">
         <w:r>
           <w:rPr>
             <w:rStyle w:val="afffffff5"/>
@@ -1706,7 +1706,7 @@
             <w:noProof/>
             <w:webHidden/>
           </w:rPr>
-          <w:instrText xml:space="preserve"> PAGEREF _Toc231138075 \h </w:instrText>
+          <w:instrText xml:space="preserve"> PAGEREF _Toc231316263 \h </w:instrText>
         </w:r>
         <w:r>
           <w:rPr>
@@ -1754,7 +1754,7 @@
           <w14:ligatures w14:val="standardContextual"/>
         </w:rPr>
       </w:pPr>
-      <w:hyperlink w:anchor="_Toc231138076" w:history="1">
+      <w:hyperlink w:anchor="_Toc231316264" w:history="1">
         <w:r>
           <w:rPr>
             <w:rStyle w:val="afffffff5"/>
@@ -1781,7 +1781,7 @@
             <w:noProof/>
             <w:webHidden/>
           </w:rPr>
-          <w:instrText xml:space="preserve"> PAGEREF _Toc231138076 \h </w:instrText>
+          <w:instrText xml:space="preserve"> PAGEREF _Toc231316264 \h </w:instrText>
         </w:r>
         <w:r>
           <w:rPr>
@@ -1829,7 +1829,7 @@
           <w14:ligatures w14:val="standardContextual"/>
         </w:rPr>
       </w:pPr>
-      <w:hyperlink w:anchor="_Toc231138077" w:history="1">
+      <w:hyperlink w:anchor="_Toc231316265" w:history="1">
         <w:r>
           <w:rPr>
             <w:rStyle w:val="afffffff5"/>
@@ -1856,7 +1856,7 @@
             <w:noProof/>
             <w:webHidden/>
           </w:rPr>
-          <w:instrText xml:space="preserve"> PAGEREF _Toc231138077 \h </w:instrText>
+          <w:instrText xml:space="preserve"> PAGEREF _Toc231316265 \h </w:instrText>
         </w:r>
         <w:r>
           <w:rPr>
@@ -1904,7 +1904,7 @@
           <w14:ligatures w14:val="standardContextual"/>
         </w:rPr>
       </w:pPr>
-      <w:hyperlink w:anchor="_Toc231138078" w:history="1">
+      <w:hyperlink w:anchor="_Toc231316266" w:history="1">
         <w:r>
           <w:rPr>
             <w:rStyle w:val="afffffff5"/>
@@ -1931,7 +1931,7 @@
             <w:noProof/>
             <w:webHidden/>
           </w:rPr>
-          <w:instrText xml:space="preserve"> PAGEREF _Toc231138078 \h </w:instrText>
+          <w:instrText xml:space="preserve"> PAGEREF _Toc231316266 \h </w:instrText>
         </w:r>
         <w:r>
           <w:rPr>
@@ -1979,7 +1979,7 @@
           <w14:ligatures w14:val="standardContextual"/>
         </w:rPr>
       </w:pPr>
-      <w:hyperlink w:anchor="_Toc231138079" w:history="1">
+      <w:hyperlink w:anchor="_Toc231316267" w:history="1">
         <w:r>
           <w:rPr>
             <w:rStyle w:val="afffffff5"/>
@@ -2006,7 +2006,7 @@
             <w:noProof/>
             <w:webHidden/>
           </w:rPr>
-          <w:instrText xml:space="preserve"> PAGEREF _Toc231138079 \h </w:instrText>
+          <w:instrText xml:space="preserve"> PAGEREF _Toc231316267 \h </w:instrText>
         </w:r>
         <w:r>
           <w:rPr>
@@ -2054,7 +2054,7 @@
           <w14:ligatures w14:val="standardContextual"/>
         </w:rPr>
       </w:pPr>
-      <w:hyperlink w:anchor="_Toc231138080" w:history="1">
+      <w:hyperlink w:anchor="_Toc231316268" w:history="1">
         <w:r>
           <w:rPr>
             <w:rStyle w:val="afffffff5"/>
@@ -2081,7 +2081,7 @@
             <w:noProof/>
             <w:webHidden/>
           </w:rPr>
-          <w:instrText xml:space="preserve"> PAGEREF _Toc231138080 \h </w:instrText>
+          <w:instrText xml:space="preserve"> PAGEREF _Toc231316268 \h </w:instrText>
         </w:r>
         <w:r>
           <w:rPr>
@@ -2129,7 +2129,7 @@
           <w14:ligatures w14:val="standardContextual"/>
         </w:rPr>
       </w:pPr>
-      <w:hyperlink w:anchor="_Toc231138081" w:history="1">
+      <w:hyperlink w:anchor="_Toc231316269" w:history="1">
         <w:r>
           <w:rPr>
             <w:rStyle w:val="afffffff5"/>
@@ -2156,7 +2156,7 @@
             <w:noProof/>
             <w:webHidden/>
           </w:rPr>
-          <w:instrText xml:space="preserve"> PAGEREF _Toc231138081 \h </w:instrText>
+          <w:instrText xml:space="preserve"> PAGEREF _Toc231316269 \h </w:instrText>
         </w:r>
         <w:r>
           <w:rPr>
@@ -2203,7 +2203,7 @@
           <w14:ligatures w14:val="standardContextual"/>
         </w:rPr>
       </w:pPr>
-      <w:hyperlink w:anchor="_Toc231138082" w:history="1">
+      <w:hyperlink w:anchor="_Toc231316270" w:history="1">
         <w:r>
           <w:rPr>
             <w:rStyle w:val="afffffff5"/>
@@ -2230,7 +2230,7 @@
             <w:noProof/>
             <w:webHidden/>
           </w:rPr>
-          <w:instrText xml:space="preserve"> PAGEREF _Toc231138082 \h </w:instrText>
+          <w:instrText xml:space="preserve"> PAGEREF _Toc231316270 \h </w:instrText>
         </w:r>
         <w:r>
           <w:rPr>
@@ -2277,7 +2277,7 @@
           <w14:ligatures w14:val="standardContextual"/>
         </w:rPr>
       </w:pPr>
-      <w:hyperlink w:anchor="_Toc231138083" w:history="1">
+      <w:hyperlink w:anchor="_Toc231316271" w:history="1">
         <w:r>
           <w:rPr>
             <w:rStyle w:val="afffffff5"/>
@@ -2304,7 +2304,7 @@
             <w:noProof/>
             <w:webHidden/>
           </w:rPr>
-          <w:instrText xml:space="preserve"> PAGEREF _Toc231138083 \h </w:instrText>
+          <w:instrText xml:space="preserve"> PAGEREF _Toc231316271 \h </w:instrText>
         </w:r>
         <w:r>
           <w:rPr>
@@ -2351,7 +2351,7 @@
           <w14:ligatures w14:val="standardContextual"/>
         </w:rPr>
       </w:pPr>
-      <w:hyperlink w:anchor="_Toc231138084" w:history="1">
+      <w:hyperlink w:anchor="_Toc231316272" w:history="1">
         <w:r>
           <w:rPr>
             <w:rStyle w:val="afffffff5"/>
@@ -2378,7 +2378,7 @@
             <w:noProof/>
             <w:webHidden/>
           </w:rPr>
-          <w:instrText xml:space="preserve"> PAGEREF _Toc231138084 \h </w:instrText>
+          <w:instrText xml:space="preserve"> PAGEREF _Toc231316272 \h </w:instrText>
         </w:r>
         <w:r>
           <w:rPr>
@@ -2425,7 +2425,7 @@
           <w14:ligatures w14:val="standardContextual"/>
         </w:rPr>
       </w:pPr>
-      <w:hyperlink w:anchor="_Toc231138085" w:history="1">
+      <w:hyperlink w:anchor="_Toc231316273" w:history="1">
         <w:r>
           <w:rPr>
             <w:rStyle w:val="afffffff5"/>
@@ -2452,7 +2452,7 @@
             <w:noProof/>
             <w:webHidden/>
           </w:rPr>
-          <w:instrText xml:space="preserve"> PAGEREF _Toc231138085 \h </w:instrText>
+          <w:instrText xml:space="preserve"> PAGEREF _Toc231316273 \h </w:instrText>
         </w:r>
         <w:r>
           <w:rPr>
@@ -2472,7 +2472,7 @@
             <w:noProof/>
             <w:webHidden/>
           </w:rPr>
-          <w:t>10</w:t>
+          <w:t>11</w:t>
         </w:r>
         <w:r>
           <w:rPr>
@@ -2501,7 +2501,7 @@
           <w14:ligatures w14:val="standardContextual"/>
         </w:rPr>
       </w:pPr>
-      <w:hyperlink w:anchor="_Toc231138086" w:history="1">
+      <w:hyperlink w:anchor="_Toc231316274" w:history="1">
         <w:r>
           <w:rPr>
             <w:rStyle w:val="afffffff5"/>
@@ -2528,7 +2528,7 @@
             <w:noProof/>
             <w:webHidden/>
           </w:rPr>
-          <w:instrText xml:space="preserve"> PAGEREF _Toc231138086 \h </w:instrText>
+          <w:instrText xml:space="preserve"> PAGEREF _Toc231316274 \h </w:instrText>
         </w:r>
         <w:r>
           <w:rPr>
@@ -2577,7 +2577,7 @@
           <w14:ligatures w14:val="standardContextual"/>
         </w:rPr>
       </w:pPr>
-      <w:hyperlink w:anchor="_Toc231138087" w:history="1">
+      <w:hyperlink w:anchor="_Toc231316275" w:history="1">
         <w:r>
           <w:rPr>
             <w:rStyle w:val="afffffff5"/>
@@ -2604,7 +2604,7 @@
             <w:noProof/>
             <w:webHidden/>
           </w:rPr>
-          <w:instrText xml:space="preserve"> PAGEREF _Toc231138087 \h </w:instrText>
+          <w:instrText xml:space="preserve"> PAGEREF _Toc231316275 \h </w:instrText>
         </w:r>
         <w:r>
           <w:rPr>
@@ -2624,7 +2624,7 @@
             <w:noProof/>
             <w:webHidden/>
           </w:rPr>
-          <w:t>11</w:t>
+          <w:t>12</w:t>
         </w:r>
         <w:r>
           <w:rPr>
@@ -2652,7 +2652,7 @@
           <w14:ligatures w14:val="standardContextual"/>
         </w:rPr>
       </w:pPr>
-      <w:hyperlink w:anchor="_Toc231138088" w:history="1">
+      <w:hyperlink w:anchor="_Toc231316276" w:history="1">
         <w:r>
           <w:rPr>
             <w:rStyle w:val="afffffff5"/>
@@ -2679,7 +2679,7 @@
             <w:noProof/>
             <w:webHidden/>
           </w:rPr>
-          <w:instrText xml:space="preserve"> PAGEREF _Toc231138088 \h </w:instrText>
+          <w:instrText xml:space="preserve"> PAGEREF _Toc231316276 \h </w:instrText>
         </w:r>
         <w:r>
           <w:rPr>
@@ -2699,7 +2699,7 @@
             <w:noProof/>
             <w:webHidden/>
           </w:rPr>
-          <w:t>11</w:t>
+          <w:t>12</w:t>
         </w:r>
         <w:r>
           <w:rPr>
@@ -2726,7 +2726,7 @@
           <w14:ligatures w14:val="standardContextual"/>
         </w:rPr>
       </w:pPr>
-      <w:hyperlink w:anchor="_Toc231138089" w:history="1">
+      <w:hyperlink w:anchor="_Toc231316277" w:history="1">
         <w:r>
           <w:rPr>
             <w:rStyle w:val="afffffff5"/>
@@ -2753,7 +2753,7 @@
             <w:noProof/>
             <w:webHidden/>
           </w:rPr>
-          <w:instrText xml:space="preserve"> PAGEREF _Toc231138089 \h </w:instrText>
+          <w:instrText xml:space="preserve"> PAGEREF _Toc231316277 \h </w:instrText>
         </w:r>
         <w:r>
           <w:rPr>
@@ -2773,7 +2773,7 @@
             <w:noProof/>
             <w:webHidden/>
           </w:rPr>
-          <w:t>11</w:t>
+          <w:t>12</w:t>
         </w:r>
         <w:r>
           <w:rPr>
@@ -2800,7 +2800,7 @@
           <w14:ligatures w14:val="standardContextual"/>
         </w:rPr>
       </w:pPr>
-      <w:hyperlink w:anchor="_Toc231138090" w:history="1">
+      <w:hyperlink w:anchor="_Toc231316278" w:history="1">
         <w:r>
           <w:rPr>
             <w:rStyle w:val="afffffff5"/>
@@ -2827,7 +2827,7 @@
             <w:noProof/>
             <w:webHidden/>
           </w:rPr>
-          <w:instrText xml:space="preserve"> PAGEREF _Toc231138090 \h </w:instrText>
+          <w:instrText xml:space="preserve"> PAGEREF _Toc231316278 \h </w:instrText>
         </w:r>
         <w:r>
           <w:rPr>
@@ -2847,7 +2847,7 @@
             <w:noProof/>
             <w:webHidden/>
           </w:rPr>
-          <w:t>12</w:t>
+          <w:t>13</w:t>
         </w:r>
         <w:r>
           <w:rPr>
@@ -2874,7 +2874,7 @@
           <w14:ligatures w14:val="standardContextual"/>
         </w:rPr>
       </w:pPr>
-      <w:hyperlink w:anchor="_Toc231138091" w:history="1">
+      <w:hyperlink w:anchor="_Toc231316279" w:history="1">
         <w:r>
           <w:rPr>
             <w:rStyle w:val="afffffff5"/>
@@ -2901,7 +2901,7 @@
             <w:noProof/>
             <w:webHidden/>
           </w:rPr>
-          <w:instrText xml:space="preserve"> PAGEREF _Toc231138091 \h </w:instrText>
+          <w:instrText xml:space="preserve"> PAGEREF _Toc231316279 \h </w:instrText>
         </w:r>
         <w:r>
           <w:rPr>
@@ -2921,7 +2921,7 @@
             <w:noProof/>
             <w:webHidden/>
           </w:rPr>
-          <w:t>13</w:t>
+          <w:t>14</w:t>
         </w:r>
         <w:r>
           <w:rPr>
@@ -2949,7 +2949,7 @@
           <w14:ligatures w14:val="standardContextual"/>
         </w:rPr>
       </w:pPr>
-      <w:hyperlink w:anchor="_Toc231138092" w:history="1">
+      <w:hyperlink w:anchor="_Toc231316280" w:history="1">
         <w:r>
           <w:rPr>
             <w:rStyle w:val="afffffff5"/>
@@ -2976,7 +2976,7 @@
             <w:noProof/>
             <w:webHidden/>
           </w:rPr>
-          <w:instrText xml:space="preserve"> PAGEREF _Toc231138092 \h </w:instrText>
+          <w:instrText xml:space="preserve"> PAGEREF _Toc231316280 \h </w:instrText>
         </w:r>
         <w:r>
           <w:rPr>
@@ -3023,7 +3023,7 @@
           <w14:ligatures w14:val="standardContextual"/>
         </w:rPr>
       </w:pPr>
-      <w:hyperlink w:anchor="_Toc231138093" w:history="1">
+      <w:hyperlink w:anchor="_Toc231316281" w:history="1">
         <w:r>
           <w:rPr>
             <w:rStyle w:val="afffffff5"/>
@@ -3050,7 +3050,7 @@
             <w:noProof/>
             <w:webHidden/>
           </w:rPr>
-          <w:instrText xml:space="preserve"> PAGEREF _Toc231138093 \h </w:instrText>
+          <w:instrText xml:space="preserve"> PAGEREF _Toc231316281 \h </w:instrText>
         </w:r>
         <w:r>
           <w:rPr>
@@ -3097,7 +3097,7 @@
           <w14:ligatures w14:val="standardContextual"/>
         </w:rPr>
       </w:pPr>
-      <w:hyperlink w:anchor="_Toc231138094" w:history="1">
+      <w:hyperlink w:anchor="_Toc231316282" w:history="1">
         <w:r>
           <w:rPr>
             <w:rStyle w:val="afffffff5"/>
@@ -3124,7 +3124,7 @@
             <w:noProof/>
             <w:webHidden/>
           </w:rPr>
-          <w:instrText xml:space="preserve"> PAGEREF _Toc231138094 \h </w:instrText>
+          <w:instrText xml:space="preserve"> PAGEREF _Toc231316282 \h </w:instrText>
         </w:r>
         <w:r>
           <w:rPr>
@@ -3171,7 +3171,7 @@
           <w14:ligatures w14:val="standardContextual"/>
         </w:rPr>
       </w:pPr>
-      <w:hyperlink w:anchor="_Toc231138095" w:history="1">
+      <w:hyperlink w:anchor="_Toc231316283" w:history="1">
         <w:r>
           <w:rPr>
             <w:rStyle w:val="afffffff5"/>
@@ -3198,7 +3198,7 @@
             <w:noProof/>
             <w:webHidden/>
           </w:rPr>
-          <w:instrText xml:space="preserve"> PAGEREF _Toc231138095 \h </w:instrText>
+          <w:instrText xml:space="preserve"> PAGEREF _Toc231316283 \h </w:instrText>
         </w:r>
         <w:r>
           <w:rPr>
@@ -3218,7 +3218,7 @@
             <w:noProof/>
             <w:webHidden/>
           </w:rPr>
-          <w:t>15</w:t>
+          <w:t>16</w:t>
         </w:r>
         <w:r>
           <w:rPr>
@@ -3246,7 +3246,7 @@
           <w14:ligatures w14:val="standardContextual"/>
         </w:rPr>
       </w:pPr>
-      <w:hyperlink w:anchor="_Toc231138096" w:history="1">
+      <w:hyperlink w:anchor="_Toc231316284" w:history="1">
         <w:r>
           <w:rPr>
             <w:rStyle w:val="afffffff5"/>
@@ -3273,7 +3273,7 @@
             <w:noProof/>
             <w:webHidden/>
           </w:rPr>
-          <w:instrText xml:space="preserve"> PAGEREF _Toc231138096 \h </w:instrText>
+          <w:instrText xml:space="preserve"> PAGEREF _Toc231316284 \h </w:instrText>
         </w:r>
         <w:r>
           <w:rPr>
@@ -3320,13 +3320,13 @@
           <w14:ligatures w14:val="standardContextual"/>
         </w:rPr>
       </w:pPr>
-      <w:hyperlink w:anchor="_Toc231138097" w:history="1">
+      <w:hyperlink w:anchor="_Toc231316285" w:history="1">
         <w:r>
           <w:rPr>
             <w:rStyle w:val="afffffff5"/>
             <w:noProof/>
           </w:rPr>
-          <w:t>リクエストボディ</w:t>
+          <w:t>リクエストボディ（multipart/form-data）</w:t>
         </w:r>
         <w:r>
           <w:rPr>
@@ -3347,7 +3347,7 @@
             <w:noProof/>
             <w:webHidden/>
           </w:rPr>
-          <w:instrText xml:space="preserve"> PAGEREF _Toc231138097 \h </w:instrText>
+          <w:instrText xml:space="preserve"> PAGEREF _Toc231316285 \h </w:instrText>
         </w:r>
         <w:r>
           <w:rPr>
@@ -3394,7 +3394,7 @@
           <w14:ligatures w14:val="standardContextual"/>
         </w:rPr>
       </w:pPr>
-      <w:hyperlink w:anchor="_Toc231138098" w:history="1">
+      <w:hyperlink w:anchor="_Toc231316286" w:history="1">
         <w:r>
           <w:rPr>
             <w:rStyle w:val="afffffff5"/>
@@ -3421,7 +3421,7 @@
             <w:noProof/>
             <w:webHidden/>
           </w:rPr>
-          <w:instrText xml:space="preserve"> PAGEREF _Toc231138098 \h </w:instrText>
+          <w:instrText xml:space="preserve"> PAGEREF _Toc231316286 \h </w:instrText>
         </w:r>
         <w:r>
           <w:rPr>
@@ -3441,7 +3441,7 @@
             <w:noProof/>
             <w:webHidden/>
           </w:rPr>
-          <w:t>18</w:t>
+          <w:t>19</w:t>
         </w:r>
         <w:r>
           <w:rPr>
@@ -3468,7 +3468,7 @@
           <w14:ligatures w14:val="standardContextual"/>
         </w:rPr>
       </w:pPr>
-      <w:hyperlink w:anchor="_Toc231138099" w:history="1">
+      <w:hyperlink w:anchor="_Toc231316287" w:history="1">
         <w:r>
           <w:rPr>
             <w:rStyle w:val="afffffff5"/>
@@ -3495,7 +3495,7 @@
             <w:noProof/>
             <w:webHidden/>
           </w:rPr>
-          <w:instrText xml:space="preserve"> PAGEREF _Toc231138099 \h </w:instrText>
+          <w:instrText xml:space="preserve"> PAGEREF _Toc231316287 \h </w:instrText>
         </w:r>
         <w:r>
           <w:rPr>
@@ -3515,7 +3515,7 @@
             <w:noProof/>
             <w:webHidden/>
           </w:rPr>
-          <w:t>18</w:t>
+          <w:t>19</w:t>
         </w:r>
         <w:r>
           <w:rPr>
@@ -3544,7 +3544,7 @@
           <w14:ligatures w14:val="standardContextual"/>
         </w:rPr>
       </w:pPr>
-      <w:hyperlink w:anchor="_Toc231138100" w:history="1">
+      <w:hyperlink w:anchor="_Toc231316288" w:history="1">
         <w:r>
           <w:rPr>
             <w:rStyle w:val="afffffff5"/>
@@ -3571,7 +3571,7 @@
             <w:noProof/>
             <w:webHidden/>
           </w:rPr>
-          <w:instrText xml:space="preserve"> PAGEREF _Toc231138100 \h </w:instrText>
+          <w:instrText xml:space="preserve"> PAGEREF _Toc231316288 \h </w:instrText>
         </w:r>
         <w:r>
           <w:rPr>
@@ -3591,7 +3591,7 @@
             <w:noProof/>
             <w:webHidden/>
           </w:rPr>
-          <w:t>19</w:t>
+          <w:t>20</w:t>
         </w:r>
         <w:r>
           <w:rPr>
@@ -3619,7 +3619,7 @@
           <w14:ligatures w14:val="standardContextual"/>
         </w:rPr>
       </w:pPr>
-      <w:hyperlink w:anchor="_Toc231138101" w:history="1">
+      <w:hyperlink w:anchor="_Toc231316289" w:history="1">
         <w:r>
           <w:rPr>
             <w:rStyle w:val="afffffff5"/>
@@ -3646,7 +3646,7 @@
             <w:noProof/>
             <w:webHidden/>
           </w:rPr>
-          <w:instrText xml:space="preserve"> PAGEREF _Toc231138101 \h </w:instrText>
+          <w:instrText xml:space="preserve"> PAGEREF _Toc231316289 \h </w:instrText>
         </w:r>
         <w:r>
           <w:rPr>
@@ -3666,7 +3666,7 @@
             <w:noProof/>
             <w:webHidden/>
           </w:rPr>
-          <w:t>19</w:t>
+          <w:t>20</w:t>
         </w:r>
         <w:r>
           <w:rPr>
@@ -3694,7 +3694,7 @@
           <w14:ligatures w14:val="standardContextual"/>
         </w:rPr>
       </w:pPr>
-      <w:hyperlink w:anchor="_Toc231138102" w:history="1">
+      <w:hyperlink w:anchor="_Toc231316290" w:history="1">
         <w:r>
           <w:rPr>
             <w:rStyle w:val="afffffff5"/>
@@ -3721,7 +3721,7 @@
             <w:noProof/>
             <w:webHidden/>
           </w:rPr>
-          <w:instrText xml:space="preserve"> PAGEREF _Toc231138102 \h </w:instrText>
+          <w:instrText xml:space="preserve"> PAGEREF _Toc231316290 \h </w:instrText>
         </w:r>
         <w:r>
           <w:rPr>
@@ -3741,7 +3741,7 @@
             <w:noProof/>
             <w:webHidden/>
           </w:rPr>
-          <w:t>20</w:t>
+          <w:t>21</w:t>
         </w:r>
         <w:r>
           <w:rPr>
@@ -3769,7 +3769,7 @@
           <w14:ligatures w14:val="standardContextual"/>
         </w:rPr>
       </w:pPr>
-      <w:hyperlink w:anchor="_Toc231138103" w:history="1">
+      <w:hyperlink w:anchor="_Toc231316291" w:history="1">
         <w:r>
           <w:rPr>
             <w:rStyle w:val="afffffff5"/>
@@ -3796,7 +3796,7 @@
             <w:noProof/>
             <w:webHidden/>
           </w:rPr>
-          <w:instrText xml:space="preserve"> PAGEREF _Toc231138103 \h </w:instrText>
+          <w:instrText xml:space="preserve"> PAGEREF _Toc231316291 \h </w:instrText>
         </w:r>
         <w:r>
           <w:rPr>
@@ -3816,7 +3816,7 @@
             <w:noProof/>
             <w:webHidden/>
           </w:rPr>
-          <w:t>20</w:t>
+          <w:t>21</w:t>
         </w:r>
         <w:r>
           <w:rPr>
@@ -3845,7 +3845,7 @@
           <w14:ligatures w14:val="standardContextual"/>
         </w:rPr>
       </w:pPr>
-      <w:hyperlink w:anchor="_Toc231138104" w:history="1">
+      <w:hyperlink w:anchor="_Toc231316292" w:history="1">
         <w:r>
           <w:rPr>
             <w:rStyle w:val="afffffff5"/>
@@ -3872,7 +3872,7 @@
             <w:noProof/>
             <w:webHidden/>
           </w:rPr>
-          <w:instrText xml:space="preserve"> PAGEREF _Toc231138104 \h </w:instrText>
+          <w:instrText xml:space="preserve"> PAGEREF _Toc231316292 \h </w:instrText>
         </w:r>
         <w:r>
           <w:rPr>
@@ -3892,7 +3892,7 @@
             <w:noProof/>
             <w:webHidden/>
           </w:rPr>
-          <w:t>21</w:t>
+          <w:t>22</w:t>
         </w:r>
         <w:r>
           <w:rPr>
@@ -3921,7 +3921,7 @@
           <w14:ligatures w14:val="standardContextual"/>
         </w:rPr>
       </w:pPr>
-      <w:hyperlink w:anchor="_Toc231138105" w:history="1">
+      <w:hyperlink w:anchor="_Toc231316293" w:history="1">
         <w:r>
           <w:rPr>
             <w:rStyle w:val="afffffff5"/>
@@ -3948,7 +3948,7 @@
             <w:noProof/>
             <w:webHidden/>
           </w:rPr>
-          <w:instrText xml:space="preserve"> PAGEREF _Toc231138105 \h </w:instrText>
+          <w:instrText xml:space="preserve"> PAGEREF _Toc231316293 \h </w:instrText>
         </w:r>
         <w:r>
           <w:rPr>
@@ -3968,7 +3968,7 @@
             <w:noProof/>
             <w:webHidden/>
           </w:rPr>
-          <w:t>22</w:t>
+          <w:t>23</w:t>
         </w:r>
         <w:r>
           <w:rPr>
@@ -3989,7 +3989,7 @@
       <w:r>
         <w:fldChar w:fldCharType="end"/>
       </w:r>
-      <w:bookmarkStart w:id="1" w:name="_Toc231138066"/>
+      <w:bookmarkStart w:id="1" w:name="_Toc231316254"/>
       <w:r>
         <w:rPr>
           <w:rFonts w:hint="eastAsia"/>
@@ -4005,7 +4005,7 @@
           <w:rFonts w:hint="eastAsia"/>
         </w:rPr>
       </w:pPr>
-      <w:bookmarkStart w:id="2" w:name="_Toc231138067"/>
+      <w:bookmarkStart w:id="2" w:name="_Toc231316255"/>
       <w:r>
         <w:rPr>
           <w:rFonts w:hint="eastAsia"/>
@@ -4180,7 +4180,7 @@
           <w:rFonts w:hint="eastAsia"/>
         </w:rPr>
       </w:pPr>
-      <w:bookmarkStart w:id="3" w:name="_Toc231138068"/>
+      <w:bookmarkStart w:id="3" w:name="_Toc231316256"/>
       <w:r>
         <w:rPr>
           <w:rFonts w:hint="eastAsia"/>
@@ -4223,7 +4223,7 @@
           <w:rFonts w:hint="eastAsia"/>
         </w:rPr>
       </w:pPr>
-      <w:bookmarkStart w:id="4" w:name="_Toc231138069"/>
+      <w:bookmarkStart w:id="4" w:name="_Toc231316257"/>
       <w:r>
         <w:rPr>
           <w:rFonts w:hint="eastAsia"/>
@@ -4444,7 +4444,7 @@
           <w:rFonts w:hint="eastAsia"/>
         </w:rPr>
       </w:pPr>
-      <w:bookmarkStart w:id="5" w:name="_Toc231138070"/>
+      <w:bookmarkStart w:id="5" w:name="_Toc231316258"/>
       <w:r>
         <w:rPr>
           <w:rFonts w:hint="eastAsia"/>
@@ -4585,7 +4585,7 @@
           <w:rFonts w:hint="eastAsia"/>
         </w:rPr>
       </w:pPr>
-      <w:bookmarkStart w:id="6" w:name="_Toc231138071"/>
+      <w:bookmarkStart w:id="6" w:name="_Toc231316259"/>
       <w:r>
         <w:rPr>
           <w:rFonts w:hint="eastAsia"/>
@@ -4601,7 +4601,7 @@
           <w:rFonts w:hint="eastAsia"/>
         </w:rPr>
       </w:pPr>
-      <w:bookmarkStart w:id="7" w:name="_Toc231138072"/>
+      <w:bookmarkStart w:id="7" w:name="_Toc231316260"/>
       <w:r>
         <w:rPr>
           <w:rFonts w:hint="eastAsia"/>
@@ -4643,7 +4643,7 @@
           <w:rFonts w:hint="eastAsia"/>
         </w:rPr>
       </w:pPr>
-      <w:bookmarkStart w:id="8" w:name="_Toc231138073"/>
+      <w:bookmarkStart w:id="8" w:name="_Toc231316261"/>
       <w:r>
         <w:rPr>
           <w:rFonts w:hint="eastAsia"/>
@@ -4858,7 +4858,7 @@
           <w:rFonts w:hint="eastAsia"/>
         </w:rPr>
       </w:pPr>
-      <w:bookmarkStart w:id="9" w:name="_Toc231138074"/>
+      <w:bookmarkStart w:id="9" w:name="_Toc231316262"/>
       <w:r>
         <w:rPr>
           <w:rFonts w:hint="eastAsia"/>
@@ -5346,7 +5346,7 @@
           <w:rFonts w:hint="eastAsia"/>
         </w:rPr>
       </w:pPr>
-      <w:bookmarkStart w:id="10" w:name="_Toc231138075"/>
+      <w:bookmarkStart w:id="10" w:name="_Toc231316263"/>
       <w:r>
         <w:rPr>
           <w:rFonts w:hint="eastAsia"/>
@@ -5363,7 +5363,7 @@
           <w:rFonts w:hint="eastAsia"/>
         </w:rPr>
       </w:pPr>
-      <w:bookmarkStart w:id="11" w:name="_Toc231138076"/>
+      <w:bookmarkStart w:id="11" w:name="_Toc231316264"/>
       <w:r>
         <w:rPr>
           <w:rFonts w:hint="eastAsia"/>
@@ -5407,7 +5407,7 @@
         <w:rPr>
           <w:rFonts w:hint="eastAsia"/>
         </w:rPr>
-        <w:t>データ形式: JSON。ファイル実体アップロードは別ストレージ連携を前提とし、本APIでは `application_documents` のメタデータを扱う</w:t>
+        <w:t>データ形式: 参照系APIは JSON。修理依頼起票APIは multipart/form-data とし、業務payload JSONと機器写真・補足添付のファイル本体を同一APIで受け付ける</w:t>
       </w:r>
     </w:p>
     <w:p>
@@ -5512,7 +5512,7 @@
           <w:rFonts w:hint="eastAsia"/>
         </w:rPr>
       </w:pPr>
-      <w:bookmarkStart w:id="12" w:name="_Toc231138077"/>
+      <w:bookmarkStart w:id="12" w:name="_Toc231316265"/>
       <w:r>
         <w:rPr>
           <w:rFonts w:hint="eastAsia"/>
@@ -5707,7 +5707,7 @@
           <w:rFonts w:hint="eastAsia"/>
         </w:rPr>
       </w:pPr>
-      <w:bookmarkStart w:id="13" w:name="_Toc231138078"/>
+      <w:bookmarkStart w:id="13" w:name="_Toc231316266"/>
       <w:r>
         <w:rPr>
           <w:rFonts w:hint="eastAsia"/>
@@ -5818,7 +5818,7 @@
           <w:rFonts w:hint="eastAsia"/>
         </w:rPr>
       </w:pPr>
-      <w:bookmarkStart w:id="14" w:name="_Toc231138079"/>
+      <w:bookmarkStart w:id="14" w:name="_Toc231316267"/>
       <w:r>
         <w:rPr>
           <w:rFonts w:hint="eastAsia"/>
@@ -5929,7 +5929,7 @@
           <w:rFonts w:hint="eastAsia"/>
         </w:rPr>
       </w:pPr>
-      <w:bookmarkStart w:id="15" w:name="_Toc231138080"/>
+      <w:bookmarkStart w:id="15" w:name="_Toc231316268"/>
       <w:r>
         <w:rPr>
           <w:rFonts w:hint="eastAsia"/>
@@ -6188,7 +6188,7 @@
           <w:rFonts w:hint="eastAsia"/>
         </w:rPr>
       </w:pPr>
-      <w:bookmarkStart w:id="16" w:name="_Toc231138081"/>
+      <w:bookmarkStart w:id="16" w:name="_Toc231316269"/>
       <w:r>
         <w:rPr>
           <w:rFonts w:hint="eastAsia"/>
@@ -6207,14 +6207,14 @@
         <w:rPr>
           <w:rFonts w:hint="eastAsia"/>
         </w:rPr>
-        <w:t>複数APIで共通利用する入出力DTOを以下に定義する。`DocumentCreateInput` を保存するAPIは、`storageKey` を `application_documents.file_path`、`contentType` を `mime_type`、`fileSize` を `file_size_bytes`、認証ユーザーIDを `uploaded_by_user_id`、現在日時を `uploaded_at` に設定する。</w:t>
+        <w:t>複数APIで共通利用する入出力DTOを以下に定義する。`DocumentCreateInput` は multipart/form-data のファイルパートに対応するメタデータであり、`filePartName` で対象ファイルを指定する。APIはファイル実体を Amazon S3 へ PutObject し、生成したS3オブジェクトキーを `application_documents.file_path` に保存する。`contentType` は `mime_type`、サーバー算出ファイルサイズは `file_size_bytes`、コンテンツハッシュは `content_hash`、認証ユーザーIDは `uploaded_by_user_id`、現在日時は `uploaded_at` に設定する。S3オブジェクトキー、バケット名、HTTPS URLはリクエスト/レスポンスで直接扱わない。</w:t>
       </w:r>
     </w:p>
     <w:p>
       <w:pPr>
         <w:pStyle w:val="3"/>
       </w:pPr>
-      <w:bookmarkStart w:id="17" w:name="_Toc231138082"/>
+      <w:bookmarkStart w:id="17" w:name="_Toc231316270"/>
       <w:r>
         <w:t>DocumentCreateInput</w:t>
       </w:r>
@@ -6422,7 +6422,7 @@
           </w:tcPr>
           <w:p>
             <w:r>
-              <w:t>fileName</w:t>
+              <w:t>filePartName</w:t>
             </w:r>
           </w:p>
         </w:tc>
@@ -6455,7 +6455,7 @@
               <w:rPr>
                 <w:rFonts w:hint="eastAsia"/>
               </w:rPr>
-              <w:t>ファイル名</w:t>
+              <w:t>multipart/form-data 内のファイルパート名。ファイル実体とメタデータを対応付ける</w:t>
             </w:r>
           </w:p>
         </w:tc>
@@ -6467,7 +6467,7 @@
           </w:tcPr>
           <w:p>
             <w:r>
-              <w:t>contentType</w:t>
+              <w:t>fileName</w:t>
             </w:r>
           </w:p>
         </w:tc>
@@ -6500,7 +6500,7 @@
               <w:rPr>
                 <w:rFonts w:hint="eastAsia"/>
               </w:rPr>
-              <w:t>MIMEタイプ</w:t>
+              <w:t>画面表示用ファイル名。未指定時はアップロードファイル名</w:t>
             </w:r>
           </w:p>
         </w:tc>
@@ -6512,17 +6512,18 @@
           </w:tcPr>
           <w:p>
             <w:r>
-              <w:t>fileSize</w:t>
-            </w:r>
-          </w:p>
-        </w:tc>
-        <w:tc>
-          <w:tcPr>
-            <w:tcW w:w="1250" w:type="pct"/>
-          </w:tcPr>
-          <w:p>
-            <w:r>
-              <w:t>int64</w:t>
+              <w:lastRenderedPageBreak/>
+              <w:t>contentType</w:t>
+            </w:r>
+          </w:p>
+        </w:tc>
+        <w:tc>
+          <w:tcPr>
+            <w:tcW w:w="1250" w:type="pct"/>
+          </w:tcPr>
+          <w:p>
+            <w:r>
+              <w:t>string</w:t>
             </w:r>
           </w:p>
         </w:tc>
@@ -6545,7 +6546,7 @@
               <w:rPr>
                 <w:rFonts w:hint="eastAsia"/>
               </w:rPr>
-              <w:t>ファイルサイズ</w:t>
+              <w:t>MIMEタイプ。未指定時はアップロードファイルまたはサーバー判定値を使用する</w:t>
             </w:r>
           </w:p>
         </w:tc>
@@ -6557,40 +6558,40 @@
           </w:tcPr>
           <w:p>
             <w:r>
-              <w:t>storageKey</w:t>
-            </w:r>
-          </w:p>
-        </w:tc>
-        <w:tc>
-          <w:tcPr>
-            <w:tcW w:w="1250" w:type="pct"/>
-          </w:tcPr>
-          <w:p>
-            <w:r>
-              <w:t>string</w:t>
-            </w:r>
-          </w:p>
-        </w:tc>
-        <w:tc>
-          <w:tcPr>
-            <w:tcW w:w="1250" w:type="pct"/>
-          </w:tcPr>
-          <w:p>
-            <w:r>
-              <w:t>✓</w:t>
-            </w:r>
-          </w:p>
-        </w:tc>
-        <w:tc>
-          <w:tcPr>
-            <w:tcW w:w="1250" w:type="pct"/>
-          </w:tcPr>
-          <w:p>
-            <w:r>
-              <w:rPr>
-                <w:rFonts w:hint="eastAsia"/>
-              </w:rPr>
-              <w:t>ファイル実体のストレージキー</w:t>
+              <w:t>fileSize</w:t>
+            </w:r>
+          </w:p>
+        </w:tc>
+        <w:tc>
+          <w:tcPr>
+            <w:tcW w:w="1250" w:type="pct"/>
+          </w:tcPr>
+          <w:p>
+            <w:r>
+              <w:t>int64</w:t>
+            </w:r>
+          </w:p>
+        </w:tc>
+        <w:tc>
+          <w:tcPr>
+            <w:tcW w:w="1250" w:type="pct"/>
+          </w:tcPr>
+          <w:p>
+            <w:r>
+              <w:t>-</w:t>
+            </w:r>
+          </w:p>
+        </w:tc>
+        <w:tc>
+          <w:tcPr>
+            <w:tcW w:w="1250" w:type="pct"/>
+          </w:tcPr>
+          <w:p>
+            <w:r>
+              <w:rPr>
+                <w:rFonts w:hint="eastAsia"/>
+              </w:rPr>
+              <w:t>画面側検証用ファイルサイズ。保存時はサーバーがファイル実体から算出した値を正本にする</w:t>
             </w:r>
           </w:p>
         </w:tc>
@@ -6736,9 +6737,8 @@
       <w:pPr>
         <w:pStyle w:val="3"/>
       </w:pPr>
-      <w:bookmarkStart w:id="18" w:name="_Toc231138083"/>
+      <w:bookmarkStart w:id="18" w:name="_Toc231316271"/>
       <w:r>
-        <w:lastRenderedPageBreak/>
         <w:t>RepairAssetSnapshot</w:t>
       </w:r>
       <w:bookmarkEnd w:id="18"/>
@@ -7304,7 +7304,7 @@
       <w:pPr>
         <w:pStyle w:val="3"/>
       </w:pPr>
-      <w:bookmarkStart w:id="19" w:name="_Toc231138084"/>
+      <w:bookmarkStart w:id="19" w:name="_Toc231316272"/>
       <w:r>
         <w:t>RepairRequestSeed</w:t>
       </w:r>
@@ -7557,6 +7557,7 @@
           </w:tcPr>
           <w:p>
             <w:r>
+              <w:lastRenderedPageBreak/>
               <w:t>symptomText</w:t>
             </w:r>
           </w:p>
@@ -7646,7 +7647,7 @@
       <w:pPr>
         <w:pStyle w:val="3"/>
       </w:pPr>
-      <w:bookmarkStart w:id="20" w:name="_Toc231138085"/>
+      <w:bookmarkStart w:id="20" w:name="_Toc231316273"/>
       <w:r>
         <w:t>RepairRequestCreatedResponse</w:t>
       </w:r>
@@ -7946,12 +7947,11 @@
           <w:rFonts w:hint="eastAsia"/>
         </w:rPr>
       </w:pPr>
-      <w:bookmarkStart w:id="21" w:name="_Toc231138086"/>
+      <w:bookmarkStart w:id="21" w:name="_Toc231316274"/>
       <w:r>
         <w:rPr>
           <w:rFonts w:hint="eastAsia"/>
         </w:rPr>
-        <w:lastRenderedPageBreak/>
         <w:t>第4章 API 一覧</w:t>
       </w:r>
       <w:bookmarkEnd w:id="21"/>
@@ -8315,11 +8315,12 @@
           <w:rFonts w:hint="eastAsia"/>
         </w:rPr>
       </w:pPr>
-      <w:bookmarkStart w:id="22" w:name="_Toc231138087"/>
+      <w:bookmarkStart w:id="22" w:name="_Toc231316275"/>
       <w:r>
         <w:rPr>
           <w:rFonts w:hint="eastAsia"/>
         </w:rPr>
+        <w:lastRenderedPageBreak/>
         <w:t>第5章 修理申請機能設計</w:t>
       </w:r>
       <w:bookmarkEnd w:id="22"/>
@@ -8331,7 +8332,7 @@
           <w:rFonts w:hint="eastAsia"/>
         </w:rPr>
       </w:pPr>
-      <w:bookmarkStart w:id="23" w:name="_Toc231138088"/>
+      <w:bookmarkStart w:id="23" w:name="_Toc231316276"/>
       <w:r>
         <w:rPr>
           <w:rFonts w:hint="eastAsia"/>
@@ -8397,7 +8398,7 @@
           <w:rFonts w:hint="eastAsia"/>
         </w:rPr>
       </w:pPr>
-      <w:bookmarkStart w:id="24" w:name="_Toc231138089"/>
+      <w:bookmarkStart w:id="24" w:name="_Toc231316277"/>
       <w:r>
         <w:rPr>
           <w:rFonts w:hint="eastAsia"/>
@@ -8581,14 +8582,7 @@
               <w:rPr>
                 <w:rFonts w:hint="eastAsia"/>
               </w:rPr>
-              <w:t>点検結果から修理申請へ遷移し</w:t>
-            </w:r>
-            <w:r>
-              <w:rPr>
-                <w:rFonts w:hint="eastAsia"/>
-              </w:rPr>
-              <w:lastRenderedPageBreak/>
-              <w:t>た場合の連携元点検結果ID</w:t>
+              <w:t>点検結果から修理申請へ遷移した場合の連携元点検結果ID</w:t>
             </w:r>
           </w:p>
         </w:tc>
@@ -8600,7 +8594,6 @@
           </w:tcPr>
           <w:p>
             <w:r>
-              <w:lastRenderedPageBreak/>
               <w:t>assetLedgerId</w:t>
             </w:r>
           </w:p>
@@ -8715,6 +8708,7 @@
         <w:rPr>
           <w:rFonts w:hint="eastAsia"/>
         </w:rPr>
+        <w:lastRenderedPageBreak/>
         <w:t>処理仕様</w:t>
       </w:r>
     </w:p>
@@ -8790,7 +8784,7 @@
           <w:rFonts w:hint="eastAsia"/>
         </w:rPr>
       </w:pPr>
-      <w:bookmarkStart w:id="25" w:name="_Toc231138090"/>
+      <w:bookmarkStart w:id="25" w:name="_Toc231316278"/>
       <w:r>
         <w:rPr>
           <w:rFonts w:hint="eastAsia"/>
@@ -8956,7 +8950,6 @@
           </w:tcPr>
           <w:p>
             <w:r>
-              <w:lastRenderedPageBreak/>
               <w:t>requestedByUserId</w:t>
             </w:r>
           </w:p>
@@ -9530,7 +9523,7 @@
           <w:rFonts w:hint="eastAsia"/>
         </w:rPr>
       </w:pPr>
-      <w:bookmarkStart w:id="26" w:name="_Toc231138091"/>
+      <w:bookmarkStart w:id="26" w:name="_Toc231316279"/>
       <w:r>
         <w:rPr>
           <w:rFonts w:hint="eastAsia"/>
@@ -9769,7 +9762,6 @@
           </w:tcPr>
           <w:p>
             <w:r>
-              <w:lastRenderedPageBreak/>
               <w:t>404</w:t>
             </w:r>
           </w:p>
@@ -9842,7 +9834,7 @@
           <w:rFonts w:hint="eastAsia"/>
         </w:rPr>
       </w:pPr>
-      <w:bookmarkStart w:id="27" w:name="_Toc231138092"/>
+      <w:bookmarkStart w:id="27" w:name="_Toc231316280"/>
       <w:r>
         <w:rPr>
           <w:rFonts w:hint="eastAsia"/>
@@ -9908,7 +9900,7 @@
           <w:rFonts w:hint="eastAsia"/>
         </w:rPr>
       </w:pPr>
-      <w:bookmarkStart w:id="28" w:name="_Toc231138093"/>
+      <w:bookmarkStart w:id="28" w:name="_Toc231316281"/>
       <w:r>
         <w:rPr>
           <w:rFonts w:hint="eastAsia"/>
@@ -10110,6 +10102,7 @@
         <w:rPr>
           <w:rFonts w:hint="eastAsia"/>
         </w:rPr>
+        <w:lastRenderedPageBreak/>
         <w:t>権限チェック</w:t>
       </w:r>
     </w:p>
@@ -10163,7 +10156,6 @@
         <w:rPr>
           <w:rFonts w:hint="eastAsia"/>
         </w:rPr>
-        <w:lastRenderedPageBreak/>
         <w:t>処理仕様</w:t>
       </w:r>
     </w:p>
@@ -10226,7 +10218,7 @@
           <w:rFonts w:hint="eastAsia"/>
         </w:rPr>
       </w:pPr>
-      <w:bookmarkStart w:id="29" w:name="_Toc231138094"/>
+      <w:bookmarkStart w:id="29" w:name="_Toc231316282"/>
       <w:r>
         <w:rPr>
           <w:rFonts w:hint="eastAsia"/>
@@ -10799,11 +10791,12 @@
           <w:rFonts w:hint="eastAsia"/>
         </w:rPr>
       </w:pPr>
-      <w:bookmarkStart w:id="30" w:name="_Toc231138095"/>
+      <w:bookmarkStart w:id="30" w:name="_Toc231316283"/>
       <w:r>
         <w:rPr>
           <w:rFonts w:hint="eastAsia"/>
         </w:rPr>
+        <w:lastRenderedPageBreak/>
         <w:t>ステータスコード</w:t>
       </w:r>
       <w:bookmarkEnd w:id="30"/>
@@ -11073,7 +11066,6 @@
           </w:tcPr>
           <w:p>
             <w:r>
-              <w:lastRenderedPageBreak/>
               <w:t>500</w:t>
             </w:r>
           </w:p>
@@ -11111,7 +11103,7 @@
           <w:rFonts w:hint="eastAsia"/>
         </w:rPr>
       </w:pPr>
-      <w:bookmarkStart w:id="31" w:name="_Toc231138096"/>
+      <w:bookmarkStart w:id="31" w:name="_Toc231316284"/>
       <w:r>
         <w:rPr>
           <w:rFonts w:hint="eastAsia"/>
@@ -11177,12 +11169,12 @@
           <w:rFonts w:hint="eastAsia"/>
         </w:rPr>
       </w:pPr>
-      <w:bookmarkStart w:id="32" w:name="_Toc231138097"/>
+      <w:bookmarkStart w:id="32" w:name="_Toc231316285"/>
       <w:r>
         <w:rPr>
           <w:rFonts w:hint="eastAsia"/>
         </w:rPr>
-        <w:t>リクエストボディ</w:t>
+        <w:t>リクエストボディ（multipart/form-data）</w:t>
       </w:r>
       <w:bookmarkEnd w:id="32"/>
     </w:p>
@@ -11298,7 +11290,7 @@
           </w:tcPr>
           <w:p>
             <w:r>
-              <w:t>isRegisteredAsset</w:t>
+              <w:t>payload.isRegisteredAsset</w:t>
             </w:r>
           </w:p>
         </w:tc>
@@ -11343,7 +11335,7 @@
           </w:tcPr>
           <w:p>
             <w:r>
-              <w:t>assetLedgerId</w:t>
+              <w:t>payload.assetLedgerId</w:t>
             </w:r>
           </w:p>
         </w:tc>
@@ -11388,7 +11380,7 @@
           </w:tcPr>
           <w:p>
             <w:r>
-              <w:t>qrCodeValue</w:t>
+              <w:t>payload.qrCodeValue</w:t>
             </w:r>
           </w:p>
         </w:tc>
@@ -11433,7 +11425,7 @@
           </w:tcPr>
           <w:p>
             <w:r>
-              <w:t>manualItemName</w:t>
+              <w:t>payload.manualItemName</w:t>
             </w:r>
           </w:p>
         </w:tc>
@@ -11478,7 +11470,8 @@
           </w:tcPr>
           <w:p>
             <w:r>
-              <w:t>manualMakerName</w:t>
+              <w:lastRenderedPageBreak/>
+              <w:t>payload.manualMakerName</w:t>
             </w:r>
           </w:p>
         </w:tc>
@@ -11523,7 +11516,7 @@
           </w:tcPr>
           <w:p>
             <w:r>
-              <w:t>manualModelName</w:t>
+              <w:t>payload.manualModelName</w:t>
             </w:r>
           </w:p>
         </w:tc>
@@ -11568,7 +11561,7 @@
           </w:tcPr>
           <w:p>
             <w:r>
-              <w:t>manualSerialNo</w:t>
+              <w:t>payload.manualSerialNo</w:t>
             </w:r>
           </w:p>
         </w:tc>
@@ -11613,7 +11606,7 @@
           </w:tcPr>
           <w:p>
             <w:r>
-              <w:t>manualDepartmentName</w:t>
+              <w:t>payload.manualDepartmentName</w:t>
             </w:r>
           </w:p>
         </w:tc>
@@ -11658,7 +11651,7 @@
           </w:tcPr>
           <w:p>
             <w:r>
-              <w:t>manualRoomName</w:t>
+              <w:t>payload.manualRoomName</w:t>
             </w:r>
           </w:p>
         </w:tc>
@@ -11703,7 +11696,7 @@
           </w:tcPr>
           <w:p>
             <w:r>
-              <w:t>symptomText</w:t>
+              <w:t>payload.symptomText</w:t>
             </w:r>
           </w:p>
         </w:tc>
@@ -11748,8 +11741,7 @@
           </w:tcPr>
           <w:p>
             <w:r>
-              <w:lastRenderedPageBreak/>
-              <w:t>alternativeDeviceStatus</w:t>
+              <w:t>payload.alternativeDeviceStatus</w:t>
             </w:r>
           </w:p>
         </w:tc>
@@ -11791,7 +11783,7 @@
           </w:tcPr>
           <w:p>
             <w:r>
-              <w:t>freeComment</w:t>
+              <w:t>payload.freeComment</w:t>
             </w:r>
           </w:p>
         </w:tc>
@@ -11836,7 +11828,7 @@
           </w:tcPr>
           <w:p>
             <w:r>
-              <w:t>inspectionResultId</w:t>
+              <w:t>payload.inspectionResultId</w:t>
             </w:r>
           </w:p>
         </w:tc>
@@ -11881,7 +11873,7 @@
           </w:tcPr>
           <w:p>
             <w:r>
-              <w:t>photoDocuments</w:t>
+              <w:t>payload.photoDocuments</w:t>
             </w:r>
           </w:p>
         </w:tc>
@@ -11914,7 +11906,7 @@
               <w:rPr>
                 <w:rFonts w:hint="eastAsia"/>
               </w:rPr>
-              <w:t>修理依頼時の機器写真メタデータ</w:t>
+              <w:t>修理依頼時の機器写真メタデータ。各要素の `filePartName` で対応するファイルパートを指定する</w:t>
             </w:r>
           </w:p>
         </w:tc>
@@ -11926,7 +11918,7 @@
           </w:tcPr>
           <w:p>
             <w:r>
-              <w:t>attachmentDocuments</w:t>
+              <w:t>payload.attachmentDocuments</w:t>
             </w:r>
           </w:p>
         </w:tc>
@@ -11959,7 +11951,52 @@
               <w:rPr>
                 <w:rFonts w:hint="eastAsia"/>
               </w:rPr>
-              <w:t>修理依頼時の補足添付メタデータ</w:t>
+              <w:t>修理依頼時の補足添付メタデータ。各要素の `filePartName` で対応するファイルパートを指定する</w:t>
+            </w:r>
+          </w:p>
+        </w:tc>
+      </w:tr>
+      <w:tr>
+        <w:tc>
+          <w:tcPr>
+            <w:tcW w:w="1250" w:type="pct"/>
+          </w:tcPr>
+          <w:p>
+            <w:r>
+              <w:t>files</w:t>
+            </w:r>
+          </w:p>
+        </w:tc>
+        <w:tc>
+          <w:tcPr>
+            <w:tcW w:w="1250" w:type="pct"/>
+          </w:tcPr>
+          <w:p>
+            <w:r>
+              <w:t>binary[]</w:t>
+            </w:r>
+          </w:p>
+        </w:tc>
+        <w:tc>
+          <w:tcPr>
+            <w:tcW w:w="1250" w:type="pct"/>
+          </w:tcPr>
+          <w:p>
+            <w:r>
+              <w:t>-</w:t>
+            </w:r>
+          </w:p>
+        </w:tc>
+        <w:tc>
+          <w:tcPr>
+            <w:tcW w:w="1250" w:type="pct"/>
+          </w:tcPr>
+          <w:p>
+            <w:r>
+              <w:rPr>
+                <w:rFonts w:hint="eastAsia"/>
+              </w:rPr>
+              <w:t>`payload.photoDocuments[].filePartName` / `payload.attachmentDocuments[].filePartName` で参照されるファイル本体</w:t>
             </w:r>
           </w:p>
         </w:tc>
@@ -12095,14 +12132,7 @@
         <w:rPr>
           <w:rFonts w:hint="eastAsia"/>
         </w:rPr>
-        <w:t>`repair_request_details` に `application_type='REPAIR'`、`is_registered_asset`、症状、代替機要否、点検結果ID、手入力 `manual_item_name`、`manual_maker_name`、</w:t>
-      </w:r>
-      <w:r>
-        <w:rPr>
-          <w:rFonts w:hint="eastAsia"/>
-        </w:rPr>
-        <w:lastRenderedPageBreak/>
-        <w:t>`manual_model_name`、`manual_serial_no`、`manual_department_name`、`manual_room_name` を保存する</w:t>
+        <w:t>`repair_request_details` に `application_type='REPAIR'`、`is_registered_asset`、症状、代替機要否、点検結果ID、手入力 `manual_item_name`、`manual_maker_name`、`manual_model_name`、`manual_serial_no`、`manual_department_name`、`manual_room_name` を保存する</w:t>
       </w:r>
     </w:p>
     <w:p>
@@ -12141,7 +12171,7 @@
         <w:rPr>
           <w:rFonts w:hint="eastAsia"/>
         </w:rPr>
-        <w:t>写真は `application_documents` に `owner_type='APPLICATION'` または `APPLICATION_ASSET`、`document_category='PHOTO'`、`document_type='機器写真'` として保存する</w:t>
+        <w:t>`payload.photoDocuments` / `payload.attachmentDocuments` の各 `filePartName` が multipart のファイルパートに存在することを検証し、不一致なら 400 (`REPAIR_REQUEST_INPUT_INVALID`) を返す</w:t>
       </w:r>
     </w:p>
     <w:p>
@@ -12154,7 +12184,8 @@
         <w:rPr>
           <w:rFonts w:hint="eastAsia"/>
         </w:rPr>
-        <w:t>補足添付は `application_documents` に `owner_type='APPLICATION'`、`document_category='REQUEST_ATTACHMENT'` として保存する</w:t>
+        <w:lastRenderedPageBreak/>
+        <w:t>ファイル本体を Amazon S3 へ PutObject する。S3オブジェクトキーは `repair-requests/{facility_id}/{application_id}/{application_asset_idまたはattachments}/{upload_uuid}.{拡張子}` 形式でAPI側が生成する</w:t>
       </w:r>
     </w:p>
     <w:p>
@@ -12167,7 +12198,46 @@
         <w:rPr>
           <w:rFonts w:hint="eastAsia"/>
         </w:rPr>
-        <w:t>`storageKey` は `application_documents.file_path`、`contentType` は `mime_type`、`fileSize` は `file_size_bytes` に保存し、生成列 `owner_key` は直接書き込まない</w:t>
+        <w:t>写真は対象機器に紐づくため `application_documents.owner_type='APPLICATION_ASSET'`、`document_category='PHOTO'`、`document_type='機器写真'` として保存する</w:t>
+      </w:r>
+    </w:p>
+    <w:p>
+      <w:pPr>
+        <w:rPr>
+          <w:rFonts w:hint="eastAsia"/>
+        </w:rPr>
+      </w:pPr>
+      <w:r>
+        <w:rPr>
+          <w:rFonts w:hint="eastAsia"/>
+        </w:rPr>
+        <w:t>補足添付は申請ヘッダーに紐づくため `application_documents.owner_type='APPLICATION'`、`document_category='REQUEST_ATTACHMENT'` として保存する</w:t>
+      </w:r>
+    </w:p>
+    <w:p>
+      <w:pPr>
+        <w:rPr>
+          <w:rFonts w:hint="eastAsia"/>
+        </w:rPr>
+      </w:pPr>
+      <w:r>
+        <w:rPr>
+          <w:rFonts w:hint="eastAsia"/>
+        </w:rPr>
+        <w:t>`application_documents.file_path` にはS3オブジェクトキーのみを保存し、バケット名やHTTPS URLはDBへ保存しない。`contentType` は `mime_type`、サーバー算出ファイルサイズは `file_size_bytes`、コンテンツハッシュは `content_hash` に保存し、生成列 `owner_key` は直接書き込まない</w:t>
+      </w:r>
+    </w:p>
+    <w:p>
+      <w:pPr>
+        <w:rPr>
+          <w:rFonts w:hint="eastAsia"/>
+        </w:rPr>
+      </w:pPr>
+      <w:r>
+        <w:rPr>
+          <w:rFonts w:hint="eastAsia"/>
+        </w:rPr>
+        <w:t>DB作成またはcommitに失敗した場合は、保存済みS3オブジェクトを Amazon S3 DeleteObject で破棄する。破棄失敗時は 502 (`REPAIR_REQUEST_502_S3_WRITE_FAILED`) を返し、失敗内容を運用ログへ記録する</w:t>
       </w:r>
     </w:p>
     <w:p>
@@ -12206,7 +12276,7 @@
         <w:rPr>
           <w:rFonts w:hint="eastAsia"/>
         </w:rPr>
-        <w:t>上記の `applications`、`repair_request_details`、`application_assets`、`application_documents`、`application_status_histories` 作成は同一トランザクションで行う</w:t>
+        <w:t>上記の `applications`、`repair_request_details`、`application_assets`、`application_documents`、`application_status_histories` 作成は同一DBトランザクションで行う。レスポンスにはS3オブジェクトキーを含めない</w:t>
       </w:r>
     </w:p>
     <w:p>
@@ -12216,7 +12286,7 @@
           <w:rFonts w:hint="eastAsia"/>
         </w:rPr>
       </w:pPr>
-      <w:bookmarkStart w:id="33" w:name="_Toc231138098"/>
+      <w:bookmarkStart w:id="33" w:name="_Toc231316286"/>
       <w:r>
         <w:rPr>
           <w:rFonts w:hint="eastAsia"/>
@@ -12519,7 +12589,7 @@
           <w:rFonts w:hint="eastAsia"/>
         </w:rPr>
       </w:pPr>
-      <w:bookmarkStart w:id="34" w:name="_Toc231138099"/>
+      <w:bookmarkStart w:id="34" w:name="_Toc231316287"/>
       <w:r>
         <w:rPr>
           <w:rFonts w:hint="eastAsia"/>
@@ -12653,6 +12723,7 @@
           </w:tcPr>
           <w:p>
             <w:r>
+              <w:lastRenderedPageBreak/>
               <w:t>400</w:t>
             </w:r>
           </w:p>
@@ -12688,7 +12759,6 @@
           </w:tcPr>
           <w:p>
             <w:r>
-              <w:lastRenderedPageBreak/>
               <w:t>401</w:t>
             </w:r>
           </w:p>
@@ -12808,6 +12878,41 @@
                 <w:rFonts w:hint="eastAsia"/>
               </w:rPr>
               <w:t>採番競合または競合更新</w:t>
+            </w:r>
+          </w:p>
+        </w:tc>
+        <w:tc>
+          <w:tcPr>
+            <w:tcW w:w="1667" w:type="pct"/>
+          </w:tcPr>
+          <w:p>
+            <w:r>
+              <w:t>ErrorResponse</w:t>
+            </w:r>
+          </w:p>
+        </w:tc>
+      </w:tr>
+      <w:tr>
+        <w:tc>
+          <w:tcPr>
+            <w:tcW w:w="1666" w:type="pct"/>
+          </w:tcPr>
+          <w:p>
+            <w:r>
+              <w:t>502</w:t>
+            </w:r>
+          </w:p>
+        </w:tc>
+        <w:tc>
+          <w:tcPr>
+            <w:tcW w:w="1667" w:type="pct"/>
+          </w:tcPr>
+          <w:p>
+            <w:r>
+              <w:rPr>
+                <w:rFonts w:hint="eastAsia"/>
+              </w:rPr>
+              <w:t>Amazon S3 への機器写真・添付保存またはロールバック削除に失敗した</w:t>
             </w:r>
           </w:p>
         </w:tc>
@@ -12866,7 +12971,7 @@
           <w:rFonts w:hint="eastAsia"/>
         </w:rPr>
       </w:pPr>
-      <w:bookmarkStart w:id="35" w:name="_Toc231138100"/>
+      <w:bookmarkStart w:id="35" w:name="_Toc231316288"/>
       <w:r>
         <w:rPr>
           <w:rFonts w:hint="eastAsia"/>
@@ -12882,7 +12987,7 @@
           <w:rFonts w:hint="eastAsia"/>
         </w:rPr>
       </w:pPr>
-      <w:bookmarkStart w:id="36" w:name="_Toc231138101"/>
+      <w:bookmarkStart w:id="36" w:name="_Toc231316289"/>
       <w:r>
         <w:rPr>
           <w:rFonts w:hint="eastAsia"/>
@@ -13079,19 +13184,27 @@
               <w:rPr>
                 <w:rFonts w:hint="eastAsia"/>
               </w:rPr>
-              <w:t>通常アカウントは作業対象施設に対して実効 `repair_request_create` を持つこと。共有システム管理者は作業対象施設が未削除であること。対象資産は作業対象施設内に限定する</w:t>
-            </w:r>
-          </w:p>
-        </w:tc>
-        <w:tc>
-          <w:tcPr>
-            <w:tcW w:w="1250" w:type="pct"/>
-          </w:tcPr>
-          <w:p>
-            <w:r>
-              <w:rPr>
-                <w:rFonts w:hint="eastAsia"/>
-              </w:rPr>
+              <w:t>通常アカウントは作業対象施設に対して実効 `repair_request_create` を持つこと。共有システム管理者は</w:t>
+            </w:r>
+            <w:r>
+              <w:rPr>
+                <w:rFonts w:hint="eastAsia"/>
+              </w:rPr>
+              <w:lastRenderedPageBreak/>
+              <w:t>作業対象施設が未削除であること。対象資産は作業対象施設内に限定する</w:t>
+            </w:r>
+          </w:p>
+        </w:tc>
+        <w:tc>
+          <w:tcPr>
+            <w:tcW w:w="1250" w:type="pct"/>
+          </w:tcPr>
+          <w:p>
+            <w:r>
+              <w:rPr>
+                <w:rFonts w:hint="eastAsia"/>
+              </w:rPr>
+              <w:lastRenderedPageBreak/>
               <w:t>修理申請起票前の資産取得</w:t>
             </w:r>
           </w:p>
@@ -13107,7 +13220,6 @@
               <w:rPr>
                 <w:rFonts w:hint="eastAsia"/>
               </w:rPr>
-              <w:lastRenderedPageBreak/>
               <w:t>修理依頼起票</w:t>
             </w:r>
           </w:p>
@@ -13158,7 +13270,7 @@
           <w:rFonts w:hint="eastAsia"/>
         </w:rPr>
       </w:pPr>
-      <w:bookmarkStart w:id="37" w:name="_Toc231138102"/>
+      <w:bookmarkStart w:id="37" w:name="_Toc231316290"/>
       <w:r>
         <w:rPr>
           <w:rFonts w:hint="eastAsia"/>
@@ -13269,7 +13381,7 @@
           <w:rFonts w:hint="eastAsia"/>
         </w:rPr>
       </w:pPr>
-      <w:bookmarkStart w:id="38" w:name="_Toc231138103"/>
+      <w:bookmarkStart w:id="38" w:name="_Toc231316291"/>
       <w:r>
         <w:rPr>
           <w:rFonts w:hint="eastAsia"/>
@@ -13351,6 +13463,7 @@
         <w:rPr>
           <w:rFonts w:hint="eastAsia"/>
         </w:rPr>
+        <w:lastRenderedPageBreak/>
         <w:t>修理申請を経由しない未登録資産の単独廃棄申請はPhase1対象外であり、本書では定義しない</w:t>
       </w:r>
     </w:p>
@@ -13361,12 +13474,11 @@
           <w:rFonts w:hint="eastAsia"/>
         </w:rPr>
       </w:pPr>
-      <w:bookmarkStart w:id="39" w:name="_Toc231138104"/>
+      <w:bookmarkStart w:id="39" w:name="_Toc231316292"/>
       <w:r>
         <w:rPr>
           <w:rFonts w:hint="eastAsia"/>
         </w:rPr>
-        <w:lastRenderedPageBreak/>
         <w:t>第7章 エラーコード一覧</w:t>
       </w:r>
       <w:bookmarkEnd w:id="39"/>
@@ -13660,6 +13772,41 @@
                 <w:rFonts w:hint="eastAsia"/>
               </w:rPr>
               <w:t>修理依頼No.採番が競合した</w:t>
+            </w:r>
+          </w:p>
+        </w:tc>
+      </w:tr>
+      <w:tr>
+        <w:tc>
+          <w:tcPr>
+            <w:tcW w:w="1666" w:type="pct"/>
+          </w:tcPr>
+          <w:p>
+            <w:r>
+              <w:t>REPAIR_REQUEST_502_S3_WRITE_FAILED</w:t>
+            </w:r>
+          </w:p>
+        </w:tc>
+        <w:tc>
+          <w:tcPr>
+            <w:tcW w:w="1667" w:type="pct"/>
+          </w:tcPr>
+          <w:p>
+            <w:r>
+              <w:t>502</w:t>
+            </w:r>
+          </w:p>
+        </w:tc>
+        <w:tc>
+          <w:tcPr>
+            <w:tcW w:w="1667" w:type="pct"/>
+          </w:tcPr>
+          <w:p>
+            <w:r>
+              <w:rPr>
+                <w:rFonts w:hint="eastAsia"/>
+              </w:rPr>
+              <w:t>機器写真・添付の Amazon S3 PutObject、またはDB失敗時の保存済みS3オブジェクト破棄に失敗した</w:t>
             </w:r>
           </w:p>
         </w:tc>
@@ -13938,6 +14085,7 @@
           </w:tcPr>
           <w:p>
             <w:r>
+              <w:lastRenderedPageBreak/>
               <w:t>403</w:t>
             </w:r>
           </w:p>
@@ -14022,6 +14170,41 @@
                 <w:rFonts w:hint="eastAsia"/>
               </w:rPr>
               <w:t>採番競合または競合更新</w:t>
+            </w:r>
+          </w:p>
+        </w:tc>
+        <w:tc>
+          <w:tcPr>
+            <w:tcW w:w="1667" w:type="pct"/>
+          </w:tcPr>
+          <w:p>
+            <w:r>
+              <w:t>ErrorResponse</w:t>
+            </w:r>
+          </w:p>
+        </w:tc>
+      </w:tr>
+      <w:tr>
+        <w:tc>
+          <w:tcPr>
+            <w:tcW w:w="1666" w:type="pct"/>
+          </w:tcPr>
+          <w:p>
+            <w:r>
+              <w:t>502</w:t>
+            </w:r>
+          </w:p>
+        </w:tc>
+        <w:tc>
+          <w:tcPr>
+            <w:tcW w:w="1667" w:type="pct"/>
+          </w:tcPr>
+          <w:p>
+            <w:r>
+              <w:rPr>
+                <w:rFonts w:hint="eastAsia"/>
+              </w:rPr>
+              <w:t>Amazon S3 への機器写真・添付保存、またはロールバック削除に失敗した</w:t>
             </w:r>
           </w:p>
         </w:tc>
@@ -14080,7 +14263,7 @@
           <w:rFonts w:hint="eastAsia"/>
         </w:rPr>
       </w:pPr>
-      <w:bookmarkStart w:id="40" w:name="_Toc231138105"/>
+      <w:bookmarkStart w:id="40" w:name="_Toc231316293"/>
       <w:r>
         <w:rPr>
           <w:rFonts w:hint="eastAsia"/>
@@ -14124,7 +14307,7 @@
         <w:rPr>
           <w:rFonts w:hint="eastAsia"/>
         </w:rPr>
-        <w:t>機器写真・添付メタデータは `application_documents` で管理し、ファイル実体は別ストレージ、DB上の保管キーは `application_documents.file_path` を正本とする</w:t>
+        <w:t>機器写真・添付メタデータは `application_documents` で管理し、ファイル実体は Amazon S3 に保存する。DB上の `application_documents.file_path` はS3オブジェクトキーを正本とし、バケット名やHTTPS URLは保存しない</w:t>
       </w:r>
     </w:p>
     <w:p>
@@ -14250,9 +14433,9 @@
 <file path=word/numbering.xml><?xml version="1.0" encoding="utf-8"?>
 <w:numbering xmlns:wpc="http://schemas.microsoft.com/office/word/2010/wordprocessingCanvas" xmlns:cx="http://schemas.microsoft.com/office/drawing/2014/chartex" xmlns:cx1="http://schemas.microsoft.com/office/drawing/2015/9/8/chartex" xmlns:cx2="http://schemas.microsoft.com/office/drawing/2015/10/21/chartex" xmlns:cx3="http://schemas.microsoft.com/office/drawing/2016/5/9/chartex" xmlns:cx4="http://schemas.microsoft.com/office/drawing/2016/5/10/chartex" xmlns:cx5="http://schemas.microsoft.com/office/drawing/2016/5/11/chartex" xmlns:cx6="http://schemas.microsoft.com/office/drawing/2016/5/12/chartex" xmlns:cx7="http://schemas.microsoft.com/office/drawing/2016/5/13/chartex" xmlns:cx8="http://schemas.microsoft.com/office/drawing/2016/5/14/chartex" xmlns:mc="http://schemas.openxmlformats.org/markup-compatibility/2006" xmlns:aink="http://schemas.microsoft.com/office/drawing/2016/ink" xmlns:am3d="http://schemas.microsoft.com/office/drawing/2017/model3d" xmlns:o="urn:schemas-microsoft-com:office:office" xmlns:oel="http://schemas.microsoft.com/office/2019/extlst" xmlns:r="http://schemas.openxmlformats.org/officeDocument/2006/relationships" xmlns:m="http://schemas.openxmlformats.org/officeDocument/2006/math" xmlns:v="urn:schemas-microsoft-com:vml" xmlns:wp14="http://schemas.microsoft.com/office/word/2010/wordprocessingDrawing" xmlns:wp="http://schemas.openxmlformats.org/drawingml/2006/wordprocessingDrawing" xmlns:w10="urn:schemas-microsoft-com:office:word" xmlns:w="http://schemas.openxmlformats.org/wordprocessingml/2006/main" xmlns:w14="http://schemas.microsoft.com/office/word/2010/wordml" xmlns:w15="http://schemas.microsoft.com/office/word/2012/wordml" xmlns:w16cex="http://schemas.microsoft.com/office/word/2018/wordml/cex" xmlns:w16cid="http://schemas.microsoft.com/office/word/2016/wordml/cid" xmlns:w16="http://schemas.microsoft.com/office/word/2018/wordml" xmlns:w16du="http://schemas.microsoft.com/office/word/2023/wordml/word16du" xmlns:w16sdtdh="http://schemas.microsoft.com/office/word/2020/wordml/sdtdatahash" xmlns:w16sdtfl="http://schemas.microsoft.com/office/word/2024/wordml/sdtformatlock" xmlns:w16se="http://schemas.microsoft.com/office/word/2015/wordml/symex" xmlns:wpg="http://schemas.microsoft.com/office/word/2010/wordprocessingGroup" xmlns:wpi="http://schemas.microsoft.com/office/word/2010/wordprocessingInk" xmlns:wne="http://schemas.microsoft.com/office/word/2006/wordml" xmlns:wps="http://schemas.microsoft.com/office/word/2010/wordprocessingShape" mc:Ignorable="w14 w15 w16se w16cid w16 w16cex w16sdtdh w16sdtfl w16du wp14">
   <w:abstractNum w:abstractNumId="0" w15:restartNumberingAfterBreak="0">
-    <w:nsid w:val="178631CB"/>
+    <w:nsid w:val="051E77E3"/>
     <w:multiLevelType w:val="hybridMultilevel"/>
-    <w:tmpl w:val="F85EB810"/>
+    <w:tmpl w:val="15AA8F92"/>
     <w:name w:val="__API_DOC_SQUARE_BULLET__22"/>
     <w:lvl w:ilvl="0" w:tplc="0409000F">
       <w:start w:val="1"/>
@@ -14337,7 +14520,7 @@
     </w:lvl>
   </w:abstractNum>
   <w:abstractNum w:abstractNumId="1" w15:restartNumberingAfterBreak="0">
-    <w:nsid w:val="21700C88"/>
+    <w:nsid w:val="10071E1D"/>
     <w:multiLevelType w:val="singleLevel"/>
     <w:tmpl w:val="04090001"/>
     <w:lvl w:ilvl="0">
@@ -14354,9 +14537,183 @@
     </w:lvl>
   </w:abstractNum>
   <w:abstractNum w:abstractNumId="2" w15:restartNumberingAfterBreak="0">
-    <w:nsid w:val="27B50FC3"/>
+    <w:nsid w:val="11897280"/>
     <w:multiLevelType w:val="hybridMultilevel"/>
-    <w:tmpl w:val="C58ADA54"/>
+    <w:tmpl w:val="AE129BAC"/>
+    <w:name w:val="__API_DOC_SQUARE_BULLET__222"/>
+    <w:lvl w:ilvl="0" w:tplc="0409000F">
+      <w:start w:val="1"/>
+      <w:numFmt w:val="decimal"/>
+      <w:lvlText w:val="%1."/>
+      <w:lvlJc w:val="left"/>
+      <w:pPr>
+        <w:ind w:left="440" w:hanging="440"/>
+      </w:pPr>
+    </w:lvl>
+    <w:lvl w:ilvl="1" w:tplc="04090017" w:tentative="1">
+      <w:start w:val="1"/>
+      <w:numFmt w:val="aiueoFullWidth"/>
+      <w:lvlText w:val="(%2)"/>
+      <w:lvlJc w:val="left"/>
+      <w:pPr>
+        <w:ind w:left="880" w:hanging="440"/>
+      </w:pPr>
+    </w:lvl>
+    <w:lvl w:ilvl="2" w:tplc="04090011" w:tentative="1">
+      <w:start w:val="1"/>
+      <w:numFmt w:val="decimalEnclosedCircle"/>
+      <w:lvlText w:val="%3"/>
+      <w:lvlJc w:val="left"/>
+      <w:pPr>
+        <w:ind w:left="1320" w:hanging="440"/>
+      </w:pPr>
+    </w:lvl>
+    <w:lvl w:ilvl="3" w:tplc="0409000F" w:tentative="1">
+      <w:start w:val="1"/>
+      <w:numFmt w:val="decimal"/>
+      <w:lvlText w:val="%4."/>
+      <w:lvlJc w:val="left"/>
+      <w:pPr>
+        <w:ind w:left="1760" w:hanging="440"/>
+      </w:pPr>
+    </w:lvl>
+    <w:lvl w:ilvl="4" w:tplc="04090017" w:tentative="1">
+      <w:start w:val="1"/>
+      <w:numFmt w:val="aiueoFullWidth"/>
+      <w:lvlText w:val="(%5)"/>
+      <w:lvlJc w:val="left"/>
+      <w:pPr>
+        <w:ind w:left="2200" w:hanging="440"/>
+      </w:pPr>
+    </w:lvl>
+    <w:lvl w:ilvl="5" w:tplc="04090011" w:tentative="1">
+      <w:start w:val="1"/>
+      <w:numFmt w:val="decimalEnclosedCircle"/>
+      <w:lvlText w:val="%6"/>
+      <w:lvlJc w:val="left"/>
+      <w:pPr>
+        <w:ind w:left="2640" w:hanging="440"/>
+      </w:pPr>
+    </w:lvl>
+    <w:lvl w:ilvl="6" w:tplc="0409000F" w:tentative="1">
+      <w:start w:val="1"/>
+      <w:numFmt w:val="decimal"/>
+      <w:lvlText w:val="%7."/>
+      <w:lvlJc w:val="left"/>
+      <w:pPr>
+        <w:ind w:left="3080" w:hanging="440"/>
+      </w:pPr>
+    </w:lvl>
+    <w:lvl w:ilvl="7" w:tplc="04090017" w:tentative="1">
+      <w:start w:val="1"/>
+      <w:numFmt w:val="aiueoFullWidth"/>
+      <w:lvlText w:val="(%8)"/>
+      <w:lvlJc w:val="left"/>
+      <w:pPr>
+        <w:ind w:left="3520" w:hanging="440"/>
+      </w:pPr>
+    </w:lvl>
+    <w:lvl w:ilvl="8" w:tplc="04090011" w:tentative="1">
+      <w:start w:val="1"/>
+      <w:numFmt w:val="decimalEnclosedCircle"/>
+      <w:lvlText w:val="%9"/>
+      <w:lvlJc w:val="left"/>
+      <w:pPr>
+        <w:ind w:left="3960" w:hanging="440"/>
+      </w:pPr>
+    </w:lvl>
+  </w:abstractNum>
+  <w:abstractNum w:abstractNumId="3" w15:restartNumberingAfterBreak="0">
+    <w:nsid w:val="1E55624E"/>
+    <w:multiLevelType w:val="hybridMultilevel"/>
+    <w:tmpl w:val="1AFED272"/>
+    <w:name w:val="__API_DOC_SQUARE_BULLET__2"/>
+    <w:lvl w:ilvl="0" w:tplc="0409000F">
+      <w:start w:val="1"/>
+      <w:numFmt w:val="decimal"/>
+      <w:lvlText w:val="%1."/>
+      <w:lvlJc w:val="left"/>
+      <w:pPr>
+        <w:ind w:left="440" w:hanging="440"/>
+      </w:pPr>
+    </w:lvl>
+    <w:lvl w:ilvl="1" w:tplc="04090017" w:tentative="1">
+      <w:start w:val="1"/>
+      <w:numFmt w:val="aiueoFullWidth"/>
+      <w:lvlText w:val="(%2)"/>
+      <w:lvlJc w:val="left"/>
+      <w:pPr>
+        <w:ind w:left="880" w:hanging="440"/>
+      </w:pPr>
+    </w:lvl>
+    <w:lvl w:ilvl="2" w:tplc="04090011" w:tentative="1">
+      <w:start w:val="1"/>
+      <w:numFmt w:val="decimalEnclosedCircle"/>
+      <w:lvlText w:val="%3"/>
+      <w:lvlJc w:val="left"/>
+      <w:pPr>
+        <w:ind w:left="1320" w:hanging="440"/>
+      </w:pPr>
+    </w:lvl>
+    <w:lvl w:ilvl="3" w:tplc="0409000F" w:tentative="1">
+      <w:start w:val="1"/>
+      <w:numFmt w:val="decimal"/>
+      <w:lvlText w:val="%4."/>
+      <w:lvlJc w:val="left"/>
+      <w:pPr>
+        <w:ind w:left="1760" w:hanging="440"/>
+      </w:pPr>
+    </w:lvl>
+    <w:lvl w:ilvl="4" w:tplc="04090017" w:tentative="1">
+      <w:start w:val="1"/>
+      <w:numFmt w:val="aiueoFullWidth"/>
+      <w:lvlText w:val="(%5)"/>
+      <w:lvlJc w:val="left"/>
+      <w:pPr>
+        <w:ind w:left="2200" w:hanging="440"/>
+      </w:pPr>
+    </w:lvl>
+    <w:lvl w:ilvl="5" w:tplc="04090011" w:tentative="1">
+      <w:start w:val="1"/>
+      <w:numFmt w:val="decimalEnclosedCircle"/>
+      <w:lvlText w:val="%6"/>
+      <w:lvlJc w:val="left"/>
+      <w:pPr>
+        <w:ind w:left="2640" w:hanging="440"/>
+      </w:pPr>
+    </w:lvl>
+    <w:lvl w:ilvl="6" w:tplc="0409000F" w:tentative="1">
+      <w:start w:val="1"/>
+      <w:numFmt w:val="decimal"/>
+      <w:lvlText w:val="%7."/>
+      <w:lvlJc w:val="left"/>
+      <w:pPr>
+        <w:ind w:left="3080" w:hanging="440"/>
+      </w:pPr>
+    </w:lvl>
+    <w:lvl w:ilvl="7" w:tplc="04090017" w:tentative="1">
+      <w:start w:val="1"/>
+      <w:numFmt w:val="aiueoFullWidth"/>
+      <w:lvlText w:val="(%8)"/>
+      <w:lvlJc w:val="left"/>
+      <w:pPr>
+        <w:ind w:left="3520" w:hanging="440"/>
+      </w:pPr>
+    </w:lvl>
+    <w:lvl w:ilvl="8" w:tplc="04090011" w:tentative="1">
+      <w:start w:val="1"/>
+      <w:numFmt w:val="decimalEnclosedCircle"/>
+      <w:lvlText w:val="%9"/>
+      <w:lvlJc w:val="left"/>
+      <w:pPr>
+        <w:ind w:left="3960" w:hanging="440"/>
+      </w:pPr>
+    </w:lvl>
+  </w:abstractNum>
+  <w:abstractNum w:abstractNumId="4" w15:restartNumberingAfterBreak="0">
+    <w:nsid w:val="3C7C311B"/>
+    <w:multiLevelType w:val="hybridMultilevel"/>
+    <w:tmpl w:val="1AAA751E"/>
     <w:name w:val="__API_DOC_SQUARE_BULLET__22222"/>
     <w:lvl w:ilvl="0" w:tplc="0409000F">
       <w:start w:val="1"/>
@@ -14440,182 +14797,8 @@
       </w:pPr>
     </w:lvl>
   </w:abstractNum>
-  <w:abstractNum w:abstractNumId="3" w15:restartNumberingAfterBreak="0">
-    <w:nsid w:val="3CDA3A27"/>
-    <w:multiLevelType w:val="hybridMultilevel"/>
-    <w:tmpl w:val="57CE04A6"/>
-    <w:name w:val="__API_DOC_SQUARE_BULLET__2"/>
-    <w:lvl w:ilvl="0" w:tplc="0409000F">
-      <w:start w:val="1"/>
-      <w:numFmt w:val="decimal"/>
-      <w:lvlText w:val="%1."/>
-      <w:lvlJc w:val="left"/>
-      <w:pPr>
-        <w:ind w:left="440" w:hanging="440"/>
-      </w:pPr>
-    </w:lvl>
-    <w:lvl w:ilvl="1" w:tplc="04090017" w:tentative="1">
-      <w:start w:val="1"/>
-      <w:numFmt w:val="aiueoFullWidth"/>
-      <w:lvlText w:val="(%2)"/>
-      <w:lvlJc w:val="left"/>
-      <w:pPr>
-        <w:ind w:left="880" w:hanging="440"/>
-      </w:pPr>
-    </w:lvl>
-    <w:lvl w:ilvl="2" w:tplc="04090011" w:tentative="1">
-      <w:start w:val="1"/>
-      <w:numFmt w:val="decimalEnclosedCircle"/>
-      <w:lvlText w:val="%3"/>
-      <w:lvlJc w:val="left"/>
-      <w:pPr>
-        <w:ind w:left="1320" w:hanging="440"/>
-      </w:pPr>
-    </w:lvl>
-    <w:lvl w:ilvl="3" w:tplc="0409000F" w:tentative="1">
-      <w:start w:val="1"/>
-      <w:numFmt w:val="decimal"/>
-      <w:lvlText w:val="%4."/>
-      <w:lvlJc w:val="left"/>
-      <w:pPr>
-        <w:ind w:left="1760" w:hanging="440"/>
-      </w:pPr>
-    </w:lvl>
-    <w:lvl w:ilvl="4" w:tplc="04090017" w:tentative="1">
-      <w:start w:val="1"/>
-      <w:numFmt w:val="aiueoFullWidth"/>
-      <w:lvlText w:val="(%5)"/>
-      <w:lvlJc w:val="left"/>
-      <w:pPr>
-        <w:ind w:left="2200" w:hanging="440"/>
-      </w:pPr>
-    </w:lvl>
-    <w:lvl w:ilvl="5" w:tplc="04090011" w:tentative="1">
-      <w:start w:val="1"/>
-      <w:numFmt w:val="decimalEnclosedCircle"/>
-      <w:lvlText w:val="%6"/>
-      <w:lvlJc w:val="left"/>
-      <w:pPr>
-        <w:ind w:left="2640" w:hanging="440"/>
-      </w:pPr>
-    </w:lvl>
-    <w:lvl w:ilvl="6" w:tplc="0409000F" w:tentative="1">
-      <w:start w:val="1"/>
-      <w:numFmt w:val="decimal"/>
-      <w:lvlText w:val="%7."/>
-      <w:lvlJc w:val="left"/>
-      <w:pPr>
-        <w:ind w:left="3080" w:hanging="440"/>
-      </w:pPr>
-    </w:lvl>
-    <w:lvl w:ilvl="7" w:tplc="04090017" w:tentative="1">
-      <w:start w:val="1"/>
-      <w:numFmt w:val="aiueoFullWidth"/>
-      <w:lvlText w:val="(%8)"/>
-      <w:lvlJc w:val="left"/>
-      <w:pPr>
-        <w:ind w:left="3520" w:hanging="440"/>
-      </w:pPr>
-    </w:lvl>
-    <w:lvl w:ilvl="8" w:tplc="04090011" w:tentative="1">
-      <w:start w:val="1"/>
-      <w:numFmt w:val="decimalEnclosedCircle"/>
-      <w:lvlText w:val="%9"/>
-      <w:lvlJc w:val="left"/>
-      <w:pPr>
-        <w:ind w:left="3960" w:hanging="440"/>
-      </w:pPr>
-    </w:lvl>
-  </w:abstractNum>
-  <w:abstractNum w:abstractNumId="4" w15:restartNumberingAfterBreak="0">
-    <w:nsid w:val="4D894B5C"/>
-    <w:multiLevelType w:val="hybridMultilevel"/>
-    <w:tmpl w:val="ADDEA508"/>
-    <w:name w:val="__API_DOC_SQUARE_BULLET__222"/>
-    <w:lvl w:ilvl="0" w:tplc="0409000F">
-      <w:start w:val="1"/>
-      <w:numFmt w:val="decimal"/>
-      <w:lvlText w:val="%1."/>
-      <w:lvlJc w:val="left"/>
-      <w:pPr>
-        <w:ind w:left="440" w:hanging="440"/>
-      </w:pPr>
-    </w:lvl>
-    <w:lvl w:ilvl="1" w:tplc="04090017" w:tentative="1">
-      <w:start w:val="1"/>
-      <w:numFmt w:val="aiueoFullWidth"/>
-      <w:lvlText w:val="(%2)"/>
-      <w:lvlJc w:val="left"/>
-      <w:pPr>
-        <w:ind w:left="880" w:hanging="440"/>
-      </w:pPr>
-    </w:lvl>
-    <w:lvl w:ilvl="2" w:tplc="04090011" w:tentative="1">
-      <w:start w:val="1"/>
-      <w:numFmt w:val="decimalEnclosedCircle"/>
-      <w:lvlText w:val="%3"/>
-      <w:lvlJc w:val="left"/>
-      <w:pPr>
-        <w:ind w:left="1320" w:hanging="440"/>
-      </w:pPr>
-    </w:lvl>
-    <w:lvl w:ilvl="3" w:tplc="0409000F" w:tentative="1">
-      <w:start w:val="1"/>
-      <w:numFmt w:val="decimal"/>
-      <w:lvlText w:val="%4."/>
-      <w:lvlJc w:val="left"/>
-      <w:pPr>
-        <w:ind w:left="1760" w:hanging="440"/>
-      </w:pPr>
-    </w:lvl>
-    <w:lvl w:ilvl="4" w:tplc="04090017" w:tentative="1">
-      <w:start w:val="1"/>
-      <w:numFmt w:val="aiueoFullWidth"/>
-      <w:lvlText w:val="(%5)"/>
-      <w:lvlJc w:val="left"/>
-      <w:pPr>
-        <w:ind w:left="2200" w:hanging="440"/>
-      </w:pPr>
-    </w:lvl>
-    <w:lvl w:ilvl="5" w:tplc="04090011" w:tentative="1">
-      <w:start w:val="1"/>
-      <w:numFmt w:val="decimalEnclosedCircle"/>
-      <w:lvlText w:val="%6"/>
-      <w:lvlJc w:val="left"/>
-      <w:pPr>
-        <w:ind w:left="2640" w:hanging="440"/>
-      </w:pPr>
-    </w:lvl>
-    <w:lvl w:ilvl="6" w:tplc="0409000F" w:tentative="1">
-      <w:start w:val="1"/>
-      <w:numFmt w:val="decimal"/>
-      <w:lvlText w:val="%7."/>
-      <w:lvlJc w:val="left"/>
-      <w:pPr>
-        <w:ind w:left="3080" w:hanging="440"/>
-      </w:pPr>
-    </w:lvl>
-    <w:lvl w:ilvl="7" w:tplc="04090017" w:tentative="1">
-      <w:start w:val="1"/>
-      <w:numFmt w:val="aiueoFullWidth"/>
-      <w:lvlText w:val="(%8)"/>
-      <w:lvlJc w:val="left"/>
-      <w:pPr>
-        <w:ind w:left="3520" w:hanging="440"/>
-      </w:pPr>
-    </w:lvl>
-    <w:lvl w:ilvl="8" w:tplc="04090011" w:tentative="1">
-      <w:start w:val="1"/>
-      <w:numFmt w:val="decimalEnclosedCircle"/>
-      <w:lvlText w:val="%9"/>
-      <w:lvlJc w:val="left"/>
-      <w:pPr>
-        <w:ind w:left="3960" w:hanging="440"/>
-      </w:pPr>
-    </w:lvl>
-  </w:abstractNum>
   <w:abstractNum w:abstractNumId="5" w15:restartNumberingAfterBreak="0">
-    <w:nsid w:val="603D4B0D"/>
+    <w:nsid w:val="424A53ED"/>
     <w:multiLevelType w:val="singleLevel"/>
     <w:tmpl w:val="0409000F"/>
     <w:name w:val="__API_DOC_SQUARE_BULLET__"/>
@@ -14630,9 +14813,9 @@
     </w:lvl>
   </w:abstractNum>
   <w:abstractNum w:abstractNumId="6" w15:restartNumberingAfterBreak="0">
-    <w:nsid w:val="7A1305CE"/>
+    <w:nsid w:val="424E6102"/>
     <w:multiLevelType w:val="hybridMultilevel"/>
-    <w:tmpl w:val="BEC2A0CA"/>
+    <w:tmpl w:val="C04491C4"/>
     <w:name w:val="__API_DOC_SQUARE_BULLET__2222"/>
     <w:lvl w:ilvl="0" w:tplc="0409000F">
       <w:start w:val="1"/>
@@ -14833,26 +15016,26 @@
   <w:num w:numId="1" w16cid:durableId="296302402">
     <w:abstractNumId w:val="7"/>
   </w:num>
-  <w:num w:numId="2" w16cid:durableId="1606380218">
+  <w:num w:numId="2" w16cid:durableId="1426654461">
     <w:abstractNumId w:val="1"/>
   </w:num>
-  <w:num w:numId="3" w16cid:durableId="596449755">
+  <w:num w:numId="3" w16cid:durableId="331951901">
     <w:abstractNumId w:val="5"/>
   </w:num>
-  <w:num w:numId="4" w16cid:durableId="1204178053">
+  <w:num w:numId="4" w16cid:durableId="791747716">
     <w:abstractNumId w:val="3"/>
   </w:num>
-  <w:num w:numId="5" w16cid:durableId="1540127922">
+  <w:num w:numId="5" w16cid:durableId="249318264">
     <w:abstractNumId w:val="0"/>
   </w:num>
-  <w:num w:numId="6" w16cid:durableId="2097483511">
-    <w:abstractNumId w:val="4"/>
+  <w:num w:numId="6" w16cid:durableId="1700624121">
+    <w:abstractNumId w:val="2"/>
   </w:num>
-  <w:num w:numId="7" w16cid:durableId="374155876">
+  <w:num w:numId="7" w16cid:durableId="1748107712">
     <w:abstractNumId w:val="6"/>
   </w:num>
-  <w:num w:numId="8" w16cid:durableId="1795907968">
-    <w:abstractNumId w:val="2"/>
+  <w:num w:numId="8" w16cid:durableId="1586718227">
+    <w:abstractNumId w:val="4"/>
   </w:num>
   <w:numIdMacAtCleanup w:val="8"/>
 </w:numbering>

--- a/taniguchi/api/Fix/API設計書_修理申請.docx
+++ b/taniguchi/api/Fix/API設計書_修理申請.docx
@@ -1002,7 +1002,7 @@
       <w:r>
         <w:fldChar w:fldCharType="separate"/>
       </w:r>
-      <w:hyperlink w:anchor="_Toc231316254" w:history="1">
+      <w:hyperlink w:anchor="_Toc231755803" w:history="1">
         <w:r>
           <w:rPr>
             <w:rStyle w:val="afffffff5"/>
@@ -1029,7 +1029,7 @@
             <w:noProof/>
             <w:webHidden/>
           </w:rPr>
-          <w:instrText xml:space="preserve"> PAGEREF _Toc231316254 \h </w:instrText>
+          <w:instrText xml:space="preserve"> PAGEREF _Toc231755803 \h </w:instrText>
         </w:r>
         <w:r>
           <w:rPr>
@@ -1077,7 +1077,7 @@
           <w14:ligatures w14:val="standardContextual"/>
         </w:rPr>
       </w:pPr>
-      <w:hyperlink w:anchor="_Toc231316255" w:history="1">
+      <w:hyperlink w:anchor="_Toc231755804" w:history="1">
         <w:r>
           <w:rPr>
             <w:rStyle w:val="afffffff5"/>
@@ -1104,7 +1104,7 @@
             <w:noProof/>
             <w:webHidden/>
           </w:rPr>
-          <w:instrText xml:space="preserve"> PAGEREF _Toc231316255 \h </w:instrText>
+          <w:instrText xml:space="preserve"> PAGEREF _Toc231755804 \h </w:instrText>
         </w:r>
         <w:r>
           <w:rPr>
@@ -1152,7 +1152,7 @@
           <w14:ligatures w14:val="standardContextual"/>
         </w:rPr>
       </w:pPr>
-      <w:hyperlink w:anchor="_Toc231316256" w:history="1">
+      <w:hyperlink w:anchor="_Toc231755805" w:history="1">
         <w:r>
           <w:rPr>
             <w:rStyle w:val="afffffff5"/>
@@ -1179,7 +1179,7 @@
             <w:noProof/>
             <w:webHidden/>
           </w:rPr>
-          <w:instrText xml:space="preserve"> PAGEREF _Toc231316256 \h </w:instrText>
+          <w:instrText xml:space="preserve"> PAGEREF _Toc231755805 \h </w:instrText>
         </w:r>
         <w:r>
           <w:rPr>
@@ -1227,7 +1227,7 @@
           <w14:ligatures w14:val="standardContextual"/>
         </w:rPr>
       </w:pPr>
-      <w:hyperlink w:anchor="_Toc231316257" w:history="1">
+      <w:hyperlink w:anchor="_Toc231755806" w:history="1">
         <w:r>
           <w:rPr>
             <w:rStyle w:val="afffffff5"/>
@@ -1254,7 +1254,7 @@
             <w:noProof/>
             <w:webHidden/>
           </w:rPr>
-          <w:instrText xml:space="preserve"> PAGEREF _Toc231316257 \h </w:instrText>
+          <w:instrText xml:space="preserve"> PAGEREF _Toc231755806 \h </w:instrText>
         </w:r>
         <w:r>
           <w:rPr>
@@ -1302,7 +1302,7 @@
           <w14:ligatures w14:val="standardContextual"/>
         </w:rPr>
       </w:pPr>
-      <w:hyperlink w:anchor="_Toc231316258" w:history="1">
+      <w:hyperlink w:anchor="_Toc231755807" w:history="1">
         <w:r>
           <w:rPr>
             <w:rStyle w:val="afffffff5"/>
@@ -1329,7 +1329,7 @@
             <w:noProof/>
             <w:webHidden/>
           </w:rPr>
-          <w:instrText xml:space="preserve"> PAGEREF _Toc231316258 \h </w:instrText>
+          <w:instrText xml:space="preserve"> PAGEREF _Toc231755807 \h </w:instrText>
         </w:r>
         <w:r>
           <w:rPr>
@@ -1378,7 +1378,7 @@
           <w14:ligatures w14:val="standardContextual"/>
         </w:rPr>
       </w:pPr>
-      <w:hyperlink w:anchor="_Toc231316259" w:history="1">
+      <w:hyperlink w:anchor="_Toc231755808" w:history="1">
         <w:r>
           <w:rPr>
             <w:rStyle w:val="afffffff5"/>
@@ -1405,7 +1405,7 @@
             <w:noProof/>
             <w:webHidden/>
           </w:rPr>
-          <w:instrText xml:space="preserve"> PAGEREF _Toc231316259 \h </w:instrText>
+          <w:instrText xml:space="preserve"> PAGEREF _Toc231755808 \h </w:instrText>
         </w:r>
         <w:r>
           <w:rPr>
@@ -1453,7 +1453,7 @@
           <w14:ligatures w14:val="standardContextual"/>
         </w:rPr>
       </w:pPr>
-      <w:hyperlink w:anchor="_Toc231316260" w:history="1">
+      <w:hyperlink w:anchor="_Toc231755809" w:history="1">
         <w:r>
           <w:rPr>
             <w:rStyle w:val="afffffff5"/>
@@ -1480,7 +1480,7 @@
             <w:noProof/>
             <w:webHidden/>
           </w:rPr>
-          <w:instrText xml:space="preserve"> PAGEREF _Toc231316260 \h </w:instrText>
+          <w:instrText xml:space="preserve"> PAGEREF _Toc231755809 \h </w:instrText>
         </w:r>
         <w:r>
           <w:rPr>
@@ -1528,7 +1528,7 @@
           <w14:ligatures w14:val="standardContextual"/>
         </w:rPr>
       </w:pPr>
-      <w:hyperlink w:anchor="_Toc231316261" w:history="1">
+      <w:hyperlink w:anchor="_Toc231755810" w:history="1">
         <w:r>
           <w:rPr>
             <w:rStyle w:val="afffffff5"/>
@@ -1555,7 +1555,7 @@
             <w:noProof/>
             <w:webHidden/>
           </w:rPr>
-          <w:instrText xml:space="preserve"> PAGEREF _Toc231316261 \h </w:instrText>
+          <w:instrText xml:space="preserve"> PAGEREF _Toc231755810 \h </w:instrText>
         </w:r>
         <w:r>
           <w:rPr>
@@ -1603,7 +1603,7 @@
           <w14:ligatures w14:val="standardContextual"/>
         </w:rPr>
       </w:pPr>
-      <w:hyperlink w:anchor="_Toc231316262" w:history="1">
+      <w:hyperlink w:anchor="_Toc231755811" w:history="1">
         <w:r>
           <w:rPr>
             <w:rStyle w:val="afffffff5"/>
@@ -1630,7 +1630,7 @@
             <w:noProof/>
             <w:webHidden/>
           </w:rPr>
-          <w:instrText xml:space="preserve"> PAGEREF _Toc231316262 \h </w:instrText>
+          <w:instrText xml:space="preserve"> PAGEREF _Toc231755811 \h </w:instrText>
         </w:r>
         <w:r>
           <w:rPr>
@@ -1679,7 +1679,7 @@
           <w14:ligatures w14:val="standardContextual"/>
         </w:rPr>
       </w:pPr>
-      <w:hyperlink w:anchor="_Toc231316263" w:history="1">
+      <w:hyperlink w:anchor="_Toc231755812" w:history="1">
         <w:r>
           <w:rPr>
             <w:rStyle w:val="afffffff5"/>
@@ -1706,7 +1706,7 @@
             <w:noProof/>
             <w:webHidden/>
           </w:rPr>
-          <w:instrText xml:space="preserve"> PAGEREF _Toc231316263 \h </w:instrText>
+          <w:instrText xml:space="preserve"> PAGEREF _Toc231755812 \h </w:instrText>
         </w:r>
         <w:r>
           <w:rPr>
@@ -1754,7 +1754,7 @@
           <w14:ligatures w14:val="standardContextual"/>
         </w:rPr>
       </w:pPr>
-      <w:hyperlink w:anchor="_Toc231316264" w:history="1">
+      <w:hyperlink w:anchor="_Toc231755813" w:history="1">
         <w:r>
           <w:rPr>
             <w:rStyle w:val="afffffff5"/>
@@ -1781,7 +1781,7 @@
             <w:noProof/>
             <w:webHidden/>
           </w:rPr>
-          <w:instrText xml:space="preserve"> PAGEREF _Toc231316264 \h </w:instrText>
+          <w:instrText xml:space="preserve"> PAGEREF _Toc231755813 \h </w:instrText>
         </w:r>
         <w:r>
           <w:rPr>
@@ -1829,7 +1829,7 @@
           <w14:ligatures w14:val="standardContextual"/>
         </w:rPr>
       </w:pPr>
-      <w:hyperlink w:anchor="_Toc231316265" w:history="1">
+      <w:hyperlink w:anchor="_Toc231755814" w:history="1">
         <w:r>
           <w:rPr>
             <w:rStyle w:val="afffffff5"/>
@@ -1856,7 +1856,7 @@
             <w:noProof/>
             <w:webHidden/>
           </w:rPr>
-          <w:instrText xml:space="preserve"> PAGEREF _Toc231316265 \h </w:instrText>
+          <w:instrText xml:space="preserve"> PAGEREF _Toc231755814 \h </w:instrText>
         </w:r>
         <w:r>
           <w:rPr>
@@ -1904,7 +1904,7 @@
           <w14:ligatures w14:val="standardContextual"/>
         </w:rPr>
       </w:pPr>
-      <w:hyperlink w:anchor="_Toc231316266" w:history="1">
+      <w:hyperlink w:anchor="_Toc231755815" w:history="1">
         <w:r>
           <w:rPr>
             <w:rStyle w:val="afffffff5"/>
@@ -1931,7 +1931,7 @@
             <w:noProof/>
             <w:webHidden/>
           </w:rPr>
-          <w:instrText xml:space="preserve"> PAGEREF _Toc231316266 \h </w:instrText>
+          <w:instrText xml:space="preserve"> PAGEREF _Toc231755815 \h </w:instrText>
         </w:r>
         <w:r>
           <w:rPr>
@@ -1979,7 +1979,7 @@
           <w14:ligatures w14:val="standardContextual"/>
         </w:rPr>
       </w:pPr>
-      <w:hyperlink w:anchor="_Toc231316267" w:history="1">
+      <w:hyperlink w:anchor="_Toc231755816" w:history="1">
         <w:r>
           <w:rPr>
             <w:rStyle w:val="afffffff5"/>
@@ -2006,7 +2006,7 @@
             <w:noProof/>
             <w:webHidden/>
           </w:rPr>
-          <w:instrText xml:space="preserve"> PAGEREF _Toc231316267 \h </w:instrText>
+          <w:instrText xml:space="preserve"> PAGEREF _Toc231755816 \h </w:instrText>
         </w:r>
         <w:r>
           <w:rPr>
@@ -2054,7 +2054,7 @@
           <w14:ligatures w14:val="standardContextual"/>
         </w:rPr>
       </w:pPr>
-      <w:hyperlink w:anchor="_Toc231316268" w:history="1">
+      <w:hyperlink w:anchor="_Toc231755817" w:history="1">
         <w:r>
           <w:rPr>
             <w:rStyle w:val="afffffff5"/>
@@ -2081,7 +2081,7 @@
             <w:noProof/>
             <w:webHidden/>
           </w:rPr>
-          <w:instrText xml:space="preserve"> PAGEREF _Toc231316268 \h </w:instrText>
+          <w:instrText xml:space="preserve"> PAGEREF _Toc231755817 \h </w:instrText>
         </w:r>
         <w:r>
           <w:rPr>
@@ -2129,7 +2129,7 @@
           <w14:ligatures w14:val="standardContextual"/>
         </w:rPr>
       </w:pPr>
-      <w:hyperlink w:anchor="_Toc231316269" w:history="1">
+      <w:hyperlink w:anchor="_Toc231755818" w:history="1">
         <w:r>
           <w:rPr>
             <w:rStyle w:val="afffffff5"/>
@@ -2156,7 +2156,7 @@
             <w:noProof/>
             <w:webHidden/>
           </w:rPr>
-          <w:instrText xml:space="preserve"> PAGEREF _Toc231316269 \h </w:instrText>
+          <w:instrText xml:space="preserve"> PAGEREF _Toc231755818 \h </w:instrText>
         </w:r>
         <w:r>
           <w:rPr>
@@ -2203,7 +2203,7 @@
           <w14:ligatures w14:val="standardContextual"/>
         </w:rPr>
       </w:pPr>
-      <w:hyperlink w:anchor="_Toc231316270" w:history="1">
+      <w:hyperlink w:anchor="_Toc231755819" w:history="1">
         <w:r>
           <w:rPr>
             <w:rStyle w:val="afffffff5"/>
@@ -2230,7 +2230,7 @@
             <w:noProof/>
             <w:webHidden/>
           </w:rPr>
-          <w:instrText xml:space="preserve"> PAGEREF _Toc231316270 \h </w:instrText>
+          <w:instrText xml:space="preserve"> PAGEREF _Toc231755819 \h </w:instrText>
         </w:r>
         <w:r>
           <w:rPr>
@@ -2277,7 +2277,7 @@
           <w14:ligatures w14:val="standardContextual"/>
         </w:rPr>
       </w:pPr>
-      <w:hyperlink w:anchor="_Toc231316271" w:history="1">
+      <w:hyperlink w:anchor="_Toc231755820" w:history="1">
         <w:r>
           <w:rPr>
             <w:rStyle w:val="afffffff5"/>
@@ -2304,7 +2304,7 @@
             <w:noProof/>
             <w:webHidden/>
           </w:rPr>
-          <w:instrText xml:space="preserve"> PAGEREF _Toc231316271 \h </w:instrText>
+          <w:instrText xml:space="preserve"> PAGEREF _Toc231755820 \h </w:instrText>
         </w:r>
         <w:r>
           <w:rPr>
@@ -2351,7 +2351,7 @@
           <w14:ligatures w14:val="standardContextual"/>
         </w:rPr>
       </w:pPr>
-      <w:hyperlink w:anchor="_Toc231316272" w:history="1">
+      <w:hyperlink w:anchor="_Toc231755821" w:history="1">
         <w:r>
           <w:rPr>
             <w:rStyle w:val="afffffff5"/>
@@ -2378,7 +2378,7 @@
             <w:noProof/>
             <w:webHidden/>
           </w:rPr>
-          <w:instrText xml:space="preserve"> PAGEREF _Toc231316272 \h </w:instrText>
+          <w:instrText xml:space="preserve"> PAGEREF _Toc231755821 \h </w:instrText>
         </w:r>
         <w:r>
           <w:rPr>
@@ -2425,7 +2425,7 @@
           <w14:ligatures w14:val="standardContextual"/>
         </w:rPr>
       </w:pPr>
-      <w:hyperlink w:anchor="_Toc231316273" w:history="1">
+      <w:hyperlink w:anchor="_Toc231755822" w:history="1">
         <w:r>
           <w:rPr>
             <w:rStyle w:val="afffffff5"/>
@@ -2452,7 +2452,7 @@
             <w:noProof/>
             <w:webHidden/>
           </w:rPr>
-          <w:instrText xml:space="preserve"> PAGEREF _Toc231316273 \h </w:instrText>
+          <w:instrText xml:space="preserve"> PAGEREF _Toc231755822 \h </w:instrText>
         </w:r>
         <w:r>
           <w:rPr>
@@ -2501,7 +2501,7 @@
           <w14:ligatures w14:val="standardContextual"/>
         </w:rPr>
       </w:pPr>
-      <w:hyperlink w:anchor="_Toc231316274" w:history="1">
+      <w:hyperlink w:anchor="_Toc231755823" w:history="1">
         <w:r>
           <w:rPr>
             <w:rStyle w:val="afffffff5"/>
@@ -2528,7 +2528,7 @@
             <w:noProof/>
             <w:webHidden/>
           </w:rPr>
-          <w:instrText xml:space="preserve"> PAGEREF _Toc231316274 \h </w:instrText>
+          <w:instrText xml:space="preserve"> PAGEREF _Toc231755823 \h </w:instrText>
         </w:r>
         <w:r>
           <w:rPr>
@@ -2577,7 +2577,7 @@
           <w14:ligatures w14:val="standardContextual"/>
         </w:rPr>
       </w:pPr>
-      <w:hyperlink w:anchor="_Toc231316275" w:history="1">
+      <w:hyperlink w:anchor="_Toc231755824" w:history="1">
         <w:r>
           <w:rPr>
             <w:rStyle w:val="afffffff5"/>
@@ -2604,7 +2604,7 @@
             <w:noProof/>
             <w:webHidden/>
           </w:rPr>
-          <w:instrText xml:space="preserve"> PAGEREF _Toc231316275 \h </w:instrText>
+          <w:instrText xml:space="preserve"> PAGEREF _Toc231755824 \h </w:instrText>
         </w:r>
         <w:r>
           <w:rPr>
@@ -2652,7 +2652,7 @@
           <w14:ligatures w14:val="standardContextual"/>
         </w:rPr>
       </w:pPr>
-      <w:hyperlink w:anchor="_Toc231316276" w:history="1">
+      <w:hyperlink w:anchor="_Toc231755825" w:history="1">
         <w:r>
           <w:rPr>
             <w:rStyle w:val="afffffff5"/>
@@ -2679,7 +2679,7 @@
             <w:noProof/>
             <w:webHidden/>
           </w:rPr>
-          <w:instrText xml:space="preserve"> PAGEREF _Toc231316276 \h </w:instrText>
+          <w:instrText xml:space="preserve"> PAGEREF _Toc231755825 \h </w:instrText>
         </w:r>
         <w:r>
           <w:rPr>
@@ -2726,7 +2726,7 @@
           <w14:ligatures w14:val="standardContextual"/>
         </w:rPr>
       </w:pPr>
-      <w:hyperlink w:anchor="_Toc231316277" w:history="1">
+      <w:hyperlink w:anchor="_Toc231755826" w:history="1">
         <w:r>
           <w:rPr>
             <w:rStyle w:val="afffffff5"/>
@@ -2753,7 +2753,7 @@
             <w:noProof/>
             <w:webHidden/>
           </w:rPr>
-          <w:instrText xml:space="preserve"> PAGEREF _Toc231316277 \h </w:instrText>
+          <w:instrText xml:space="preserve"> PAGEREF _Toc231755826 \h </w:instrText>
         </w:r>
         <w:r>
           <w:rPr>
@@ -2800,7 +2800,7 @@
           <w14:ligatures w14:val="standardContextual"/>
         </w:rPr>
       </w:pPr>
-      <w:hyperlink w:anchor="_Toc231316278" w:history="1">
+      <w:hyperlink w:anchor="_Toc231755827" w:history="1">
         <w:r>
           <w:rPr>
             <w:rStyle w:val="afffffff5"/>
@@ -2827,7 +2827,7 @@
             <w:noProof/>
             <w:webHidden/>
           </w:rPr>
-          <w:instrText xml:space="preserve"> PAGEREF _Toc231316278 \h </w:instrText>
+          <w:instrText xml:space="preserve"> PAGEREF _Toc231755827 \h </w:instrText>
         </w:r>
         <w:r>
           <w:rPr>
@@ -2874,7 +2874,7 @@
           <w14:ligatures w14:val="standardContextual"/>
         </w:rPr>
       </w:pPr>
-      <w:hyperlink w:anchor="_Toc231316279" w:history="1">
+      <w:hyperlink w:anchor="_Toc231755828" w:history="1">
         <w:r>
           <w:rPr>
             <w:rStyle w:val="afffffff5"/>
@@ -2901,7 +2901,7 @@
             <w:noProof/>
             <w:webHidden/>
           </w:rPr>
-          <w:instrText xml:space="preserve"> PAGEREF _Toc231316279 \h </w:instrText>
+          <w:instrText xml:space="preserve"> PAGEREF _Toc231755828 \h </w:instrText>
         </w:r>
         <w:r>
           <w:rPr>
@@ -2949,7 +2949,7 @@
           <w14:ligatures w14:val="standardContextual"/>
         </w:rPr>
       </w:pPr>
-      <w:hyperlink w:anchor="_Toc231316280" w:history="1">
+      <w:hyperlink w:anchor="_Toc231755829" w:history="1">
         <w:r>
           <w:rPr>
             <w:rStyle w:val="afffffff5"/>
@@ -2976,7 +2976,7 @@
             <w:noProof/>
             <w:webHidden/>
           </w:rPr>
-          <w:instrText xml:space="preserve"> PAGEREF _Toc231316280 \h </w:instrText>
+          <w:instrText xml:space="preserve"> PAGEREF _Toc231755829 \h </w:instrText>
         </w:r>
         <w:r>
           <w:rPr>
@@ -3023,7 +3023,7 @@
           <w14:ligatures w14:val="standardContextual"/>
         </w:rPr>
       </w:pPr>
-      <w:hyperlink w:anchor="_Toc231316281" w:history="1">
+      <w:hyperlink w:anchor="_Toc231755830" w:history="1">
         <w:r>
           <w:rPr>
             <w:rStyle w:val="afffffff5"/>
@@ -3050,7 +3050,7 @@
             <w:noProof/>
             <w:webHidden/>
           </w:rPr>
-          <w:instrText xml:space="preserve"> PAGEREF _Toc231316281 \h </w:instrText>
+          <w:instrText xml:space="preserve"> PAGEREF _Toc231755830 \h </w:instrText>
         </w:r>
         <w:r>
           <w:rPr>
@@ -3097,7 +3097,7 @@
           <w14:ligatures w14:val="standardContextual"/>
         </w:rPr>
       </w:pPr>
-      <w:hyperlink w:anchor="_Toc231316282" w:history="1">
+      <w:hyperlink w:anchor="_Toc231755831" w:history="1">
         <w:r>
           <w:rPr>
             <w:rStyle w:val="afffffff5"/>
@@ -3124,7 +3124,7 @@
             <w:noProof/>
             <w:webHidden/>
           </w:rPr>
-          <w:instrText xml:space="preserve"> PAGEREF _Toc231316282 \h </w:instrText>
+          <w:instrText xml:space="preserve"> PAGEREF _Toc231755831 \h </w:instrText>
         </w:r>
         <w:r>
           <w:rPr>
@@ -3171,7 +3171,7 @@
           <w14:ligatures w14:val="standardContextual"/>
         </w:rPr>
       </w:pPr>
-      <w:hyperlink w:anchor="_Toc231316283" w:history="1">
+      <w:hyperlink w:anchor="_Toc231755832" w:history="1">
         <w:r>
           <w:rPr>
             <w:rStyle w:val="afffffff5"/>
@@ -3198,7 +3198,7 @@
             <w:noProof/>
             <w:webHidden/>
           </w:rPr>
-          <w:instrText xml:space="preserve"> PAGEREF _Toc231316283 \h </w:instrText>
+          <w:instrText xml:space="preserve"> PAGEREF _Toc231755832 \h </w:instrText>
         </w:r>
         <w:r>
           <w:rPr>
@@ -3246,7 +3246,7 @@
           <w14:ligatures w14:val="standardContextual"/>
         </w:rPr>
       </w:pPr>
-      <w:hyperlink w:anchor="_Toc231316284" w:history="1">
+      <w:hyperlink w:anchor="_Toc231755833" w:history="1">
         <w:r>
           <w:rPr>
             <w:rStyle w:val="afffffff5"/>
@@ -3273,7 +3273,7 @@
             <w:noProof/>
             <w:webHidden/>
           </w:rPr>
-          <w:instrText xml:space="preserve"> PAGEREF _Toc231316284 \h </w:instrText>
+          <w:instrText xml:space="preserve"> PAGEREF _Toc231755833 \h </w:instrText>
         </w:r>
         <w:r>
           <w:rPr>
@@ -3320,7 +3320,7 @@
           <w14:ligatures w14:val="standardContextual"/>
         </w:rPr>
       </w:pPr>
-      <w:hyperlink w:anchor="_Toc231316285" w:history="1">
+      <w:hyperlink w:anchor="_Toc231755834" w:history="1">
         <w:r>
           <w:rPr>
             <w:rStyle w:val="afffffff5"/>
@@ -3347,7 +3347,7 @@
             <w:noProof/>
             <w:webHidden/>
           </w:rPr>
-          <w:instrText xml:space="preserve"> PAGEREF _Toc231316285 \h </w:instrText>
+          <w:instrText xml:space="preserve"> PAGEREF _Toc231755834 \h </w:instrText>
         </w:r>
         <w:r>
           <w:rPr>
@@ -3394,7 +3394,7 @@
           <w14:ligatures w14:val="standardContextual"/>
         </w:rPr>
       </w:pPr>
-      <w:hyperlink w:anchor="_Toc231316286" w:history="1">
+      <w:hyperlink w:anchor="_Toc231755835" w:history="1">
         <w:r>
           <w:rPr>
             <w:rStyle w:val="afffffff5"/>
@@ -3421,7 +3421,7 @@
             <w:noProof/>
             <w:webHidden/>
           </w:rPr>
-          <w:instrText xml:space="preserve"> PAGEREF _Toc231316286 \h </w:instrText>
+          <w:instrText xml:space="preserve"> PAGEREF _Toc231755835 \h </w:instrText>
         </w:r>
         <w:r>
           <w:rPr>
@@ -3468,7 +3468,7 @@
           <w14:ligatures w14:val="standardContextual"/>
         </w:rPr>
       </w:pPr>
-      <w:hyperlink w:anchor="_Toc231316287" w:history="1">
+      <w:hyperlink w:anchor="_Toc231755836" w:history="1">
         <w:r>
           <w:rPr>
             <w:rStyle w:val="afffffff5"/>
@@ -3495,7 +3495,7 @@
             <w:noProof/>
             <w:webHidden/>
           </w:rPr>
-          <w:instrText xml:space="preserve"> PAGEREF _Toc231316287 \h </w:instrText>
+          <w:instrText xml:space="preserve"> PAGEREF _Toc231755836 \h </w:instrText>
         </w:r>
         <w:r>
           <w:rPr>
@@ -3515,7 +3515,7 @@
             <w:noProof/>
             <w:webHidden/>
           </w:rPr>
-          <w:t>19</w:t>
+          <w:t>20</w:t>
         </w:r>
         <w:r>
           <w:rPr>
@@ -3544,7 +3544,7 @@
           <w14:ligatures w14:val="standardContextual"/>
         </w:rPr>
       </w:pPr>
-      <w:hyperlink w:anchor="_Toc231316288" w:history="1">
+      <w:hyperlink w:anchor="_Toc231755837" w:history="1">
         <w:r>
           <w:rPr>
             <w:rStyle w:val="afffffff5"/>
@@ -3571,7 +3571,7 @@
             <w:noProof/>
             <w:webHidden/>
           </w:rPr>
-          <w:instrText xml:space="preserve"> PAGEREF _Toc231316288 \h </w:instrText>
+          <w:instrText xml:space="preserve"> PAGEREF _Toc231755837 \h </w:instrText>
         </w:r>
         <w:r>
           <w:rPr>
@@ -3619,7 +3619,7 @@
           <w14:ligatures w14:val="standardContextual"/>
         </w:rPr>
       </w:pPr>
-      <w:hyperlink w:anchor="_Toc231316289" w:history="1">
+      <w:hyperlink w:anchor="_Toc231755838" w:history="1">
         <w:r>
           <w:rPr>
             <w:rStyle w:val="afffffff5"/>
@@ -3646,7 +3646,7 @@
             <w:noProof/>
             <w:webHidden/>
           </w:rPr>
-          <w:instrText xml:space="preserve"> PAGEREF _Toc231316289 \h </w:instrText>
+          <w:instrText xml:space="preserve"> PAGEREF _Toc231755838 \h </w:instrText>
         </w:r>
         <w:r>
           <w:rPr>
@@ -3694,7 +3694,7 @@
           <w14:ligatures w14:val="standardContextual"/>
         </w:rPr>
       </w:pPr>
-      <w:hyperlink w:anchor="_Toc231316290" w:history="1">
+      <w:hyperlink w:anchor="_Toc231755839" w:history="1">
         <w:r>
           <w:rPr>
             <w:rStyle w:val="afffffff5"/>
@@ -3721,7 +3721,7 @@
             <w:noProof/>
             <w:webHidden/>
           </w:rPr>
-          <w:instrText xml:space="preserve"> PAGEREF _Toc231316290 \h </w:instrText>
+          <w:instrText xml:space="preserve"> PAGEREF _Toc231755839 \h </w:instrText>
         </w:r>
         <w:r>
           <w:rPr>
@@ -3769,7 +3769,7 @@
           <w14:ligatures w14:val="standardContextual"/>
         </w:rPr>
       </w:pPr>
-      <w:hyperlink w:anchor="_Toc231316291" w:history="1">
+      <w:hyperlink w:anchor="_Toc231755840" w:history="1">
         <w:r>
           <w:rPr>
             <w:rStyle w:val="afffffff5"/>
@@ -3796,7 +3796,7 @@
             <w:noProof/>
             <w:webHidden/>
           </w:rPr>
-          <w:instrText xml:space="preserve"> PAGEREF _Toc231316291 \h </w:instrText>
+          <w:instrText xml:space="preserve"> PAGEREF _Toc231755840 \h </w:instrText>
         </w:r>
         <w:r>
           <w:rPr>
@@ -3845,7 +3845,7 @@
           <w14:ligatures w14:val="standardContextual"/>
         </w:rPr>
       </w:pPr>
-      <w:hyperlink w:anchor="_Toc231316292" w:history="1">
+      <w:hyperlink w:anchor="_Toc231755841" w:history="1">
         <w:r>
           <w:rPr>
             <w:rStyle w:val="afffffff5"/>
@@ -3872,7 +3872,7 @@
             <w:noProof/>
             <w:webHidden/>
           </w:rPr>
-          <w:instrText xml:space="preserve"> PAGEREF _Toc231316292 \h </w:instrText>
+          <w:instrText xml:space="preserve"> PAGEREF _Toc231755841 \h </w:instrText>
         </w:r>
         <w:r>
           <w:rPr>
@@ -3921,7 +3921,7 @@
           <w14:ligatures w14:val="standardContextual"/>
         </w:rPr>
       </w:pPr>
-      <w:hyperlink w:anchor="_Toc231316293" w:history="1">
+      <w:hyperlink w:anchor="_Toc231755842" w:history="1">
         <w:r>
           <w:rPr>
             <w:rStyle w:val="afffffff5"/>
@@ -3948,7 +3948,7 @@
             <w:noProof/>
             <w:webHidden/>
           </w:rPr>
-          <w:instrText xml:space="preserve"> PAGEREF _Toc231316293 \h </w:instrText>
+          <w:instrText xml:space="preserve"> PAGEREF _Toc231755842 \h </w:instrText>
         </w:r>
         <w:r>
           <w:rPr>
@@ -3989,7 +3989,7 @@
       <w:r>
         <w:fldChar w:fldCharType="end"/>
       </w:r>
-      <w:bookmarkStart w:id="1" w:name="_Toc231316254"/>
+      <w:bookmarkStart w:id="1" w:name="_Toc231755803"/>
       <w:r>
         <w:rPr>
           <w:rFonts w:hint="eastAsia"/>
@@ -4005,7 +4005,7 @@
           <w:rFonts w:hint="eastAsia"/>
         </w:rPr>
       </w:pPr>
-      <w:bookmarkStart w:id="2" w:name="_Toc231316255"/>
+      <w:bookmarkStart w:id="2" w:name="_Toc231755804"/>
       <w:r>
         <w:rPr>
           <w:rFonts w:hint="eastAsia"/>
@@ -4180,7 +4180,7 @@
           <w:rFonts w:hint="eastAsia"/>
         </w:rPr>
       </w:pPr>
-      <w:bookmarkStart w:id="3" w:name="_Toc231316256"/>
+      <w:bookmarkStart w:id="3" w:name="_Toc231755805"/>
       <w:r>
         <w:rPr>
           <w:rFonts w:hint="eastAsia"/>
@@ -4223,7 +4223,7 @@
           <w:rFonts w:hint="eastAsia"/>
         </w:rPr>
       </w:pPr>
-      <w:bookmarkStart w:id="4" w:name="_Toc231316257"/>
+      <w:bookmarkStart w:id="4" w:name="_Toc231755806"/>
       <w:r>
         <w:rPr>
           <w:rFonts w:hint="eastAsia"/>
@@ -4444,7 +4444,7 @@
           <w:rFonts w:hint="eastAsia"/>
         </w:rPr>
       </w:pPr>
-      <w:bookmarkStart w:id="5" w:name="_Toc231316258"/>
+      <w:bookmarkStart w:id="5" w:name="_Toc231755807"/>
       <w:r>
         <w:rPr>
           <w:rFonts w:hint="eastAsia"/>
@@ -4585,7 +4585,7 @@
           <w:rFonts w:hint="eastAsia"/>
         </w:rPr>
       </w:pPr>
-      <w:bookmarkStart w:id="6" w:name="_Toc231316259"/>
+      <w:bookmarkStart w:id="6" w:name="_Toc231755808"/>
       <w:r>
         <w:rPr>
           <w:rFonts w:hint="eastAsia"/>
@@ -4601,7 +4601,7 @@
           <w:rFonts w:hint="eastAsia"/>
         </w:rPr>
       </w:pPr>
-      <w:bookmarkStart w:id="7" w:name="_Toc231316260"/>
+      <w:bookmarkStart w:id="7" w:name="_Toc231755809"/>
       <w:r>
         <w:rPr>
           <w:rFonts w:hint="eastAsia"/>
@@ -4643,7 +4643,7 @@
           <w:rFonts w:hint="eastAsia"/>
         </w:rPr>
       </w:pPr>
-      <w:bookmarkStart w:id="8" w:name="_Toc231316261"/>
+      <w:bookmarkStart w:id="8" w:name="_Toc231755810"/>
       <w:r>
         <w:rPr>
           <w:rFonts w:hint="eastAsia"/>
@@ -4858,7 +4858,7 @@
           <w:rFonts w:hint="eastAsia"/>
         </w:rPr>
       </w:pPr>
-      <w:bookmarkStart w:id="9" w:name="_Toc231316262"/>
+      <w:bookmarkStart w:id="9" w:name="_Toc231755811"/>
       <w:r>
         <w:rPr>
           <w:rFonts w:hint="eastAsia"/>
@@ -5346,7 +5346,7 @@
           <w:rFonts w:hint="eastAsia"/>
         </w:rPr>
       </w:pPr>
-      <w:bookmarkStart w:id="10" w:name="_Toc231316263"/>
+      <w:bookmarkStart w:id="10" w:name="_Toc231755812"/>
       <w:r>
         <w:rPr>
           <w:rFonts w:hint="eastAsia"/>
@@ -5363,7 +5363,7 @@
           <w:rFonts w:hint="eastAsia"/>
         </w:rPr>
       </w:pPr>
-      <w:bookmarkStart w:id="11" w:name="_Toc231316264"/>
+      <w:bookmarkStart w:id="11" w:name="_Toc231755813"/>
       <w:r>
         <w:rPr>
           <w:rFonts w:hint="eastAsia"/>
@@ -5512,7 +5512,7 @@
           <w:rFonts w:hint="eastAsia"/>
         </w:rPr>
       </w:pPr>
-      <w:bookmarkStart w:id="12" w:name="_Toc231316265"/>
+      <w:bookmarkStart w:id="12" w:name="_Toc231755814"/>
       <w:r>
         <w:rPr>
           <w:rFonts w:hint="eastAsia"/>
@@ -5707,7 +5707,7 @@
           <w:rFonts w:hint="eastAsia"/>
         </w:rPr>
       </w:pPr>
-      <w:bookmarkStart w:id="13" w:name="_Toc231316266"/>
+      <w:bookmarkStart w:id="13" w:name="_Toc231755815"/>
       <w:r>
         <w:rPr>
           <w:rFonts w:hint="eastAsia"/>
@@ -5818,7 +5818,7 @@
           <w:rFonts w:hint="eastAsia"/>
         </w:rPr>
       </w:pPr>
-      <w:bookmarkStart w:id="14" w:name="_Toc231316267"/>
+      <w:bookmarkStart w:id="14" w:name="_Toc231755816"/>
       <w:r>
         <w:rPr>
           <w:rFonts w:hint="eastAsia"/>
@@ -5929,7 +5929,7 @@
           <w:rFonts w:hint="eastAsia"/>
         </w:rPr>
       </w:pPr>
-      <w:bookmarkStart w:id="15" w:name="_Toc231316268"/>
+      <w:bookmarkStart w:id="15" w:name="_Toc231755817"/>
       <w:r>
         <w:rPr>
           <w:rFonts w:hint="eastAsia"/>
@@ -6188,7 +6188,7 @@
           <w:rFonts w:hint="eastAsia"/>
         </w:rPr>
       </w:pPr>
-      <w:bookmarkStart w:id="16" w:name="_Toc231316269"/>
+      <w:bookmarkStart w:id="16" w:name="_Toc231755818"/>
       <w:r>
         <w:rPr>
           <w:rFonts w:hint="eastAsia"/>
@@ -6214,7 +6214,7 @@
       <w:pPr>
         <w:pStyle w:val="3"/>
       </w:pPr>
-      <w:bookmarkStart w:id="17" w:name="_Toc231316270"/>
+      <w:bookmarkStart w:id="17" w:name="_Toc231755819"/>
       <w:r>
         <w:t>DocumentCreateInput</w:t>
       </w:r>
@@ -6737,7 +6737,7 @@
       <w:pPr>
         <w:pStyle w:val="3"/>
       </w:pPr>
-      <w:bookmarkStart w:id="18" w:name="_Toc231316271"/>
+      <w:bookmarkStart w:id="18" w:name="_Toc231755820"/>
       <w:r>
         <w:t>RepairAssetSnapshot</w:t>
       </w:r>
@@ -7304,7 +7304,7 @@
       <w:pPr>
         <w:pStyle w:val="3"/>
       </w:pPr>
-      <w:bookmarkStart w:id="19" w:name="_Toc231316272"/>
+      <w:bookmarkStart w:id="19" w:name="_Toc231755821"/>
       <w:r>
         <w:t>RepairRequestSeed</w:t>
       </w:r>
@@ -7647,7 +7647,7 @@
       <w:pPr>
         <w:pStyle w:val="3"/>
       </w:pPr>
-      <w:bookmarkStart w:id="20" w:name="_Toc231316273"/>
+      <w:bookmarkStart w:id="20" w:name="_Toc231755822"/>
       <w:r>
         <w:t>RepairRequestCreatedResponse</w:t>
       </w:r>
@@ -7947,7 +7947,7 @@
           <w:rFonts w:hint="eastAsia"/>
         </w:rPr>
       </w:pPr>
-      <w:bookmarkStart w:id="21" w:name="_Toc231316274"/>
+      <w:bookmarkStart w:id="21" w:name="_Toc231755823"/>
       <w:r>
         <w:rPr>
           <w:rFonts w:hint="eastAsia"/>
@@ -8315,7 +8315,7 @@
           <w:rFonts w:hint="eastAsia"/>
         </w:rPr>
       </w:pPr>
-      <w:bookmarkStart w:id="22" w:name="_Toc231316275"/>
+      <w:bookmarkStart w:id="22" w:name="_Toc231755824"/>
       <w:r>
         <w:rPr>
           <w:rFonts w:hint="eastAsia"/>
@@ -8332,7 +8332,7 @@
           <w:rFonts w:hint="eastAsia"/>
         </w:rPr>
       </w:pPr>
-      <w:bookmarkStart w:id="23" w:name="_Toc231316276"/>
+      <w:bookmarkStart w:id="23" w:name="_Toc231755825"/>
       <w:r>
         <w:rPr>
           <w:rFonts w:hint="eastAsia"/>
@@ -8398,7 +8398,7 @@
           <w:rFonts w:hint="eastAsia"/>
         </w:rPr>
       </w:pPr>
-      <w:bookmarkStart w:id="24" w:name="_Toc231316277"/>
+      <w:bookmarkStart w:id="24" w:name="_Toc231755826"/>
       <w:r>
         <w:rPr>
           <w:rFonts w:hint="eastAsia"/>
@@ -8784,7 +8784,7 @@
           <w:rFonts w:hint="eastAsia"/>
         </w:rPr>
       </w:pPr>
-      <w:bookmarkStart w:id="25" w:name="_Toc231316278"/>
+      <w:bookmarkStart w:id="25" w:name="_Toc231755827"/>
       <w:r>
         <w:rPr>
           <w:rFonts w:hint="eastAsia"/>
@@ -9523,7 +9523,7 @@
           <w:rFonts w:hint="eastAsia"/>
         </w:rPr>
       </w:pPr>
-      <w:bookmarkStart w:id="26" w:name="_Toc231316279"/>
+      <w:bookmarkStart w:id="26" w:name="_Toc231755828"/>
       <w:r>
         <w:rPr>
           <w:rFonts w:hint="eastAsia"/>
@@ -9834,7 +9834,7 @@
           <w:rFonts w:hint="eastAsia"/>
         </w:rPr>
       </w:pPr>
-      <w:bookmarkStart w:id="27" w:name="_Toc231316280"/>
+      <w:bookmarkStart w:id="27" w:name="_Toc231755829"/>
       <w:r>
         <w:rPr>
           <w:rFonts w:hint="eastAsia"/>
@@ -9900,7 +9900,7 @@
           <w:rFonts w:hint="eastAsia"/>
         </w:rPr>
       </w:pPr>
-      <w:bookmarkStart w:id="28" w:name="_Toc231316281"/>
+      <w:bookmarkStart w:id="28" w:name="_Toc231755830"/>
       <w:r>
         <w:rPr>
           <w:rFonts w:hint="eastAsia"/>
@@ -10218,7 +10218,7 @@
           <w:rFonts w:hint="eastAsia"/>
         </w:rPr>
       </w:pPr>
-      <w:bookmarkStart w:id="29" w:name="_Toc231316282"/>
+      <w:bookmarkStart w:id="29" w:name="_Toc231755831"/>
       <w:r>
         <w:rPr>
           <w:rFonts w:hint="eastAsia"/>
@@ -10791,7 +10791,7 @@
           <w:rFonts w:hint="eastAsia"/>
         </w:rPr>
       </w:pPr>
-      <w:bookmarkStart w:id="30" w:name="_Toc231316283"/>
+      <w:bookmarkStart w:id="30" w:name="_Toc231755832"/>
       <w:r>
         <w:rPr>
           <w:rFonts w:hint="eastAsia"/>
@@ -11103,7 +11103,7 @@
           <w:rFonts w:hint="eastAsia"/>
         </w:rPr>
       </w:pPr>
-      <w:bookmarkStart w:id="31" w:name="_Toc231316284"/>
+      <w:bookmarkStart w:id="31" w:name="_Toc231755833"/>
       <w:r>
         <w:rPr>
           <w:rFonts w:hint="eastAsia"/>
@@ -11169,7 +11169,7 @@
           <w:rFonts w:hint="eastAsia"/>
         </w:rPr>
       </w:pPr>
-      <w:bookmarkStart w:id="32" w:name="_Toc231316285"/>
+      <w:bookmarkStart w:id="32" w:name="_Toc231755834"/>
       <w:r>
         <w:rPr>
           <w:rFonts w:hint="eastAsia"/>
@@ -12185,7 +12185,7 @@
           <w:rFonts w:hint="eastAsia"/>
         </w:rPr>
         <w:lastRenderedPageBreak/>
-        <w:t>ファイル本体を Amazon S3 へ PutObject する。S3オブジェクトキーは `repair-requests/{facility_id}/{application_id}/{application_asset_idまたはattachments}/{upload_uuid}.{拡張子}` 形式でAPI側が生成する</w:t>
+        <w:t>ファイル本体を Amazon S3 へ PutObject する。S3オブジェクトキーは `application-documents/facility-{facilityId}/{yyyy}/{mm}/{uploadUuid}.{拡張子}` 形式でAPI側が生成する。keyは保存場所識別子であり、`application_id` や `application_asset_id` などの業務IDを含めない</w:t>
       </w:r>
     </w:p>
     <w:p>
@@ -12286,7 +12286,7 @@
           <w:rFonts w:hint="eastAsia"/>
         </w:rPr>
       </w:pPr>
-      <w:bookmarkStart w:id="33" w:name="_Toc231316286"/>
+      <w:bookmarkStart w:id="33" w:name="_Toc231755835"/>
       <w:r>
         <w:rPr>
           <w:rFonts w:hint="eastAsia"/>
@@ -12589,11 +12589,12 @@
           <w:rFonts w:hint="eastAsia"/>
         </w:rPr>
       </w:pPr>
-      <w:bookmarkStart w:id="34" w:name="_Toc231316287"/>
+      <w:bookmarkStart w:id="34" w:name="_Toc231755836"/>
       <w:r>
         <w:rPr>
           <w:rFonts w:hint="eastAsia"/>
         </w:rPr>
+        <w:lastRenderedPageBreak/>
         <w:t>ステータスコード</w:t>
       </w:r>
       <w:bookmarkEnd w:id="34"/>
@@ -12723,7 +12724,6 @@
           </w:tcPr>
           <w:p>
             <w:r>
-              <w:lastRenderedPageBreak/>
               <w:t>400</w:t>
             </w:r>
           </w:p>
@@ -12971,7 +12971,7 @@
           <w:rFonts w:hint="eastAsia"/>
         </w:rPr>
       </w:pPr>
-      <w:bookmarkStart w:id="35" w:name="_Toc231316288"/>
+      <w:bookmarkStart w:id="35" w:name="_Toc231755837"/>
       <w:r>
         <w:rPr>
           <w:rFonts w:hint="eastAsia"/>
@@ -12987,7 +12987,7 @@
           <w:rFonts w:hint="eastAsia"/>
         </w:rPr>
       </w:pPr>
-      <w:bookmarkStart w:id="36" w:name="_Toc231316289"/>
+      <w:bookmarkStart w:id="36" w:name="_Toc231755838"/>
       <w:r>
         <w:rPr>
           <w:rFonts w:hint="eastAsia"/>
@@ -13184,14 +13184,14 @@
               <w:rPr>
                 <w:rFonts w:hint="eastAsia"/>
               </w:rPr>
-              <w:t>通常アカウントは作業対象施設に対して実効 `repair_request_create` を持つこと。共有システム管理者は</w:t>
+              <w:t>通常アカウントは作業対象施設に対して実</w:t>
             </w:r>
             <w:r>
               <w:rPr>
                 <w:rFonts w:hint="eastAsia"/>
               </w:rPr>
               <w:lastRenderedPageBreak/>
-              <w:t>作業対象施設が未削除であること。対象資産は作業対象施設内に限定する</w:t>
+              <w:t>効 `repair_request_create` を持つこと。共有システム管理者は作業対象施設が未削除であること。対象資産は作業対象施設内に限定する</w:t>
             </w:r>
           </w:p>
         </w:tc>
@@ -13270,7 +13270,7 @@
           <w:rFonts w:hint="eastAsia"/>
         </w:rPr>
       </w:pPr>
-      <w:bookmarkStart w:id="37" w:name="_Toc231316290"/>
+      <w:bookmarkStart w:id="37" w:name="_Toc231755839"/>
       <w:r>
         <w:rPr>
           <w:rFonts w:hint="eastAsia"/>
@@ -13381,7 +13381,7 @@
           <w:rFonts w:hint="eastAsia"/>
         </w:rPr>
       </w:pPr>
-      <w:bookmarkStart w:id="38" w:name="_Toc231316291"/>
+      <w:bookmarkStart w:id="38" w:name="_Toc231755840"/>
       <w:r>
         <w:rPr>
           <w:rFonts w:hint="eastAsia"/>
@@ -13444,6 +13444,7 @@
         <w:rPr>
           <w:rFonts w:hint="eastAsia"/>
         </w:rPr>
+        <w:lastRenderedPageBreak/>
         <w:t>未登録資産が修理不能となった場合は、No.27 修理管理API設計書の廃棄申請接続APIで修理申請経由の廃棄申請を作成する</w:t>
       </w:r>
     </w:p>
@@ -13463,7 +13464,6 @@
         <w:rPr>
           <w:rFonts w:hint="eastAsia"/>
         </w:rPr>
-        <w:lastRenderedPageBreak/>
         <w:t>修理申請を経由しない未登録資産の単独廃棄申請はPhase1対象外であり、本書では定義しない</w:t>
       </w:r>
     </w:p>
@@ -13474,7 +13474,7 @@
           <w:rFonts w:hint="eastAsia"/>
         </w:rPr>
       </w:pPr>
-      <w:bookmarkStart w:id="39" w:name="_Toc231316292"/>
+      <w:bookmarkStart w:id="39" w:name="_Toc231755841"/>
       <w:r>
         <w:rPr>
           <w:rFonts w:hint="eastAsia"/>
@@ -14050,6 +14050,7 @@
           </w:tcPr>
           <w:p>
             <w:r>
+              <w:lastRenderedPageBreak/>
               <w:t>401</w:t>
             </w:r>
           </w:p>
@@ -14085,7 +14086,6 @@
           </w:tcPr>
           <w:p>
             <w:r>
-              <w:lastRenderedPageBreak/>
               <w:t>403</w:t>
             </w:r>
           </w:p>
@@ -14263,7 +14263,7 @@
           <w:rFonts w:hint="eastAsia"/>
         </w:rPr>
       </w:pPr>
-      <w:bookmarkStart w:id="40" w:name="_Toc231316293"/>
+      <w:bookmarkStart w:id="40" w:name="_Toc231755842"/>
       <w:r>
         <w:rPr>
           <w:rFonts w:hint="eastAsia"/>
@@ -14433,94 +14433,7 @@
 <file path=word/numbering.xml><?xml version="1.0" encoding="utf-8"?>
 <w:numbering xmlns:wpc="http://schemas.microsoft.com/office/word/2010/wordprocessingCanvas" xmlns:cx="http://schemas.microsoft.com/office/drawing/2014/chartex" xmlns:cx1="http://schemas.microsoft.com/office/drawing/2015/9/8/chartex" xmlns:cx2="http://schemas.microsoft.com/office/drawing/2015/10/21/chartex" xmlns:cx3="http://schemas.microsoft.com/office/drawing/2016/5/9/chartex" xmlns:cx4="http://schemas.microsoft.com/office/drawing/2016/5/10/chartex" xmlns:cx5="http://schemas.microsoft.com/office/drawing/2016/5/11/chartex" xmlns:cx6="http://schemas.microsoft.com/office/drawing/2016/5/12/chartex" xmlns:cx7="http://schemas.microsoft.com/office/drawing/2016/5/13/chartex" xmlns:cx8="http://schemas.microsoft.com/office/drawing/2016/5/14/chartex" xmlns:mc="http://schemas.openxmlformats.org/markup-compatibility/2006" xmlns:aink="http://schemas.microsoft.com/office/drawing/2016/ink" xmlns:am3d="http://schemas.microsoft.com/office/drawing/2017/model3d" xmlns:o="urn:schemas-microsoft-com:office:office" xmlns:oel="http://schemas.microsoft.com/office/2019/extlst" xmlns:r="http://schemas.openxmlformats.org/officeDocument/2006/relationships" xmlns:m="http://schemas.openxmlformats.org/officeDocument/2006/math" xmlns:v="urn:schemas-microsoft-com:vml" xmlns:wp14="http://schemas.microsoft.com/office/word/2010/wordprocessingDrawing" xmlns:wp="http://schemas.openxmlformats.org/drawingml/2006/wordprocessingDrawing" xmlns:w10="urn:schemas-microsoft-com:office:word" xmlns:w="http://schemas.openxmlformats.org/wordprocessingml/2006/main" xmlns:w14="http://schemas.microsoft.com/office/word/2010/wordml" xmlns:w15="http://schemas.microsoft.com/office/word/2012/wordml" xmlns:w16cex="http://schemas.microsoft.com/office/word/2018/wordml/cex" xmlns:w16cid="http://schemas.microsoft.com/office/word/2016/wordml/cid" xmlns:w16="http://schemas.microsoft.com/office/word/2018/wordml" xmlns:w16du="http://schemas.microsoft.com/office/word/2023/wordml/word16du" xmlns:w16sdtdh="http://schemas.microsoft.com/office/word/2020/wordml/sdtdatahash" xmlns:w16sdtfl="http://schemas.microsoft.com/office/word/2024/wordml/sdtformatlock" xmlns:w16se="http://schemas.microsoft.com/office/word/2015/wordml/symex" xmlns:wpg="http://schemas.microsoft.com/office/word/2010/wordprocessingGroup" xmlns:wpi="http://schemas.microsoft.com/office/word/2010/wordprocessingInk" xmlns:wne="http://schemas.microsoft.com/office/word/2006/wordml" xmlns:wps="http://schemas.microsoft.com/office/word/2010/wordprocessingShape" mc:Ignorable="w14 w15 w16se w16cid w16 w16cex w16sdtdh w16sdtfl w16du wp14">
   <w:abstractNum w:abstractNumId="0" w15:restartNumberingAfterBreak="0">
-    <w:nsid w:val="051E77E3"/>
-    <w:multiLevelType w:val="hybridMultilevel"/>
-    <w:tmpl w:val="15AA8F92"/>
-    <w:name w:val="__API_DOC_SQUARE_BULLET__22"/>
-    <w:lvl w:ilvl="0" w:tplc="0409000F">
-      <w:start w:val="1"/>
-      <w:numFmt w:val="decimal"/>
-      <w:lvlText w:val="%1."/>
-      <w:lvlJc w:val="left"/>
-      <w:pPr>
-        <w:ind w:left="440" w:hanging="440"/>
-      </w:pPr>
-    </w:lvl>
-    <w:lvl w:ilvl="1" w:tplc="04090017" w:tentative="1">
-      <w:start w:val="1"/>
-      <w:numFmt w:val="aiueoFullWidth"/>
-      <w:lvlText w:val="(%2)"/>
-      <w:lvlJc w:val="left"/>
-      <w:pPr>
-        <w:ind w:left="880" w:hanging="440"/>
-      </w:pPr>
-    </w:lvl>
-    <w:lvl w:ilvl="2" w:tplc="04090011" w:tentative="1">
-      <w:start w:val="1"/>
-      <w:numFmt w:val="decimalEnclosedCircle"/>
-      <w:lvlText w:val="%3"/>
-      <w:lvlJc w:val="left"/>
-      <w:pPr>
-        <w:ind w:left="1320" w:hanging="440"/>
-      </w:pPr>
-    </w:lvl>
-    <w:lvl w:ilvl="3" w:tplc="0409000F" w:tentative="1">
-      <w:start w:val="1"/>
-      <w:numFmt w:val="decimal"/>
-      <w:lvlText w:val="%4."/>
-      <w:lvlJc w:val="left"/>
-      <w:pPr>
-        <w:ind w:left="1760" w:hanging="440"/>
-      </w:pPr>
-    </w:lvl>
-    <w:lvl w:ilvl="4" w:tplc="04090017" w:tentative="1">
-      <w:start w:val="1"/>
-      <w:numFmt w:val="aiueoFullWidth"/>
-      <w:lvlText w:val="(%5)"/>
-      <w:lvlJc w:val="left"/>
-      <w:pPr>
-        <w:ind w:left="2200" w:hanging="440"/>
-      </w:pPr>
-    </w:lvl>
-    <w:lvl w:ilvl="5" w:tplc="04090011" w:tentative="1">
-      <w:start w:val="1"/>
-      <w:numFmt w:val="decimalEnclosedCircle"/>
-      <w:lvlText w:val="%6"/>
-      <w:lvlJc w:val="left"/>
-      <w:pPr>
-        <w:ind w:left="2640" w:hanging="440"/>
-      </w:pPr>
-    </w:lvl>
-    <w:lvl w:ilvl="6" w:tplc="0409000F" w:tentative="1">
-      <w:start w:val="1"/>
-      <w:numFmt w:val="decimal"/>
-      <w:lvlText w:val="%7."/>
-      <w:lvlJc w:val="left"/>
-      <w:pPr>
-        <w:ind w:left="3080" w:hanging="440"/>
-      </w:pPr>
-    </w:lvl>
-    <w:lvl w:ilvl="7" w:tplc="04090017" w:tentative="1">
-      <w:start w:val="1"/>
-      <w:numFmt w:val="aiueoFullWidth"/>
-      <w:lvlText w:val="(%8)"/>
-      <w:lvlJc w:val="left"/>
-      <w:pPr>
-        <w:ind w:left="3520" w:hanging="440"/>
-      </w:pPr>
-    </w:lvl>
-    <w:lvl w:ilvl="8" w:tplc="04090011" w:tentative="1">
-      <w:start w:val="1"/>
-      <w:numFmt w:val="decimalEnclosedCircle"/>
-      <w:lvlText w:val="%9"/>
-      <w:lvlJc w:val="left"/>
-      <w:pPr>
-        <w:ind w:left="3960" w:hanging="440"/>
-      </w:pPr>
-    </w:lvl>
-  </w:abstractNum>
-  <w:abstractNum w:abstractNumId="1" w15:restartNumberingAfterBreak="0">
-    <w:nsid w:val="10071E1D"/>
+    <w:nsid w:val="18494F89"/>
     <w:multiLevelType w:val="singleLevel"/>
     <w:tmpl w:val="04090001"/>
     <w:lvl w:ilvl="0">
@@ -14536,10 +14449,271 @@
       </w:rPr>
     </w:lvl>
   </w:abstractNum>
+  <w:abstractNum w:abstractNumId="1" w15:restartNumberingAfterBreak="0">
+    <w:nsid w:val="19AF76EC"/>
+    <w:multiLevelType w:val="hybridMultilevel"/>
+    <w:tmpl w:val="F5660342"/>
+    <w:name w:val="__API_DOC_SQUARE_BULLET__22"/>
+    <w:lvl w:ilvl="0" w:tplc="0409000F">
+      <w:start w:val="1"/>
+      <w:numFmt w:val="decimal"/>
+      <w:lvlText w:val="%1."/>
+      <w:lvlJc w:val="left"/>
+      <w:pPr>
+        <w:ind w:left="440" w:hanging="440"/>
+      </w:pPr>
+    </w:lvl>
+    <w:lvl w:ilvl="1" w:tplc="04090017" w:tentative="1">
+      <w:start w:val="1"/>
+      <w:numFmt w:val="aiueoFullWidth"/>
+      <w:lvlText w:val="(%2)"/>
+      <w:lvlJc w:val="left"/>
+      <w:pPr>
+        <w:ind w:left="880" w:hanging="440"/>
+      </w:pPr>
+    </w:lvl>
+    <w:lvl w:ilvl="2" w:tplc="04090011" w:tentative="1">
+      <w:start w:val="1"/>
+      <w:numFmt w:val="decimalEnclosedCircle"/>
+      <w:lvlText w:val="%3"/>
+      <w:lvlJc w:val="left"/>
+      <w:pPr>
+        <w:ind w:left="1320" w:hanging="440"/>
+      </w:pPr>
+    </w:lvl>
+    <w:lvl w:ilvl="3" w:tplc="0409000F" w:tentative="1">
+      <w:start w:val="1"/>
+      <w:numFmt w:val="decimal"/>
+      <w:lvlText w:val="%4."/>
+      <w:lvlJc w:val="left"/>
+      <w:pPr>
+        <w:ind w:left="1760" w:hanging="440"/>
+      </w:pPr>
+    </w:lvl>
+    <w:lvl w:ilvl="4" w:tplc="04090017" w:tentative="1">
+      <w:start w:val="1"/>
+      <w:numFmt w:val="aiueoFullWidth"/>
+      <w:lvlText w:val="(%5)"/>
+      <w:lvlJc w:val="left"/>
+      <w:pPr>
+        <w:ind w:left="2200" w:hanging="440"/>
+      </w:pPr>
+    </w:lvl>
+    <w:lvl w:ilvl="5" w:tplc="04090011" w:tentative="1">
+      <w:start w:val="1"/>
+      <w:numFmt w:val="decimalEnclosedCircle"/>
+      <w:lvlText w:val="%6"/>
+      <w:lvlJc w:val="left"/>
+      <w:pPr>
+        <w:ind w:left="2640" w:hanging="440"/>
+      </w:pPr>
+    </w:lvl>
+    <w:lvl w:ilvl="6" w:tplc="0409000F" w:tentative="1">
+      <w:start w:val="1"/>
+      <w:numFmt w:val="decimal"/>
+      <w:lvlText w:val="%7."/>
+      <w:lvlJc w:val="left"/>
+      <w:pPr>
+        <w:ind w:left="3080" w:hanging="440"/>
+      </w:pPr>
+    </w:lvl>
+    <w:lvl w:ilvl="7" w:tplc="04090017" w:tentative="1">
+      <w:start w:val="1"/>
+      <w:numFmt w:val="aiueoFullWidth"/>
+      <w:lvlText w:val="(%8)"/>
+      <w:lvlJc w:val="left"/>
+      <w:pPr>
+        <w:ind w:left="3520" w:hanging="440"/>
+      </w:pPr>
+    </w:lvl>
+    <w:lvl w:ilvl="8" w:tplc="04090011" w:tentative="1">
+      <w:start w:val="1"/>
+      <w:numFmt w:val="decimalEnclosedCircle"/>
+      <w:lvlText w:val="%9"/>
+      <w:lvlJc w:val="left"/>
+      <w:pPr>
+        <w:ind w:left="3960" w:hanging="440"/>
+      </w:pPr>
+    </w:lvl>
+  </w:abstractNum>
   <w:abstractNum w:abstractNumId="2" w15:restartNumberingAfterBreak="0">
-    <w:nsid w:val="11897280"/>
+    <w:nsid w:val="23121CC4"/>
     <w:multiLevelType w:val="hybridMultilevel"/>
-    <w:tmpl w:val="AE129BAC"/>
+    <w:tmpl w:val="5DE812E4"/>
+    <w:name w:val="__API_DOC_SQUARE_BULLET__22222"/>
+    <w:lvl w:ilvl="0" w:tplc="0409000F">
+      <w:start w:val="1"/>
+      <w:numFmt w:val="decimal"/>
+      <w:lvlText w:val="%1."/>
+      <w:lvlJc w:val="left"/>
+      <w:pPr>
+        <w:ind w:left="440" w:hanging="440"/>
+      </w:pPr>
+    </w:lvl>
+    <w:lvl w:ilvl="1" w:tplc="04090017" w:tentative="1">
+      <w:start w:val="1"/>
+      <w:numFmt w:val="aiueoFullWidth"/>
+      <w:lvlText w:val="(%2)"/>
+      <w:lvlJc w:val="left"/>
+      <w:pPr>
+        <w:ind w:left="880" w:hanging="440"/>
+      </w:pPr>
+    </w:lvl>
+    <w:lvl w:ilvl="2" w:tplc="04090011" w:tentative="1">
+      <w:start w:val="1"/>
+      <w:numFmt w:val="decimalEnclosedCircle"/>
+      <w:lvlText w:val="%3"/>
+      <w:lvlJc w:val="left"/>
+      <w:pPr>
+        <w:ind w:left="1320" w:hanging="440"/>
+      </w:pPr>
+    </w:lvl>
+    <w:lvl w:ilvl="3" w:tplc="0409000F" w:tentative="1">
+      <w:start w:val="1"/>
+      <w:numFmt w:val="decimal"/>
+      <w:lvlText w:val="%4."/>
+      <w:lvlJc w:val="left"/>
+      <w:pPr>
+        <w:ind w:left="1760" w:hanging="440"/>
+      </w:pPr>
+    </w:lvl>
+    <w:lvl w:ilvl="4" w:tplc="04090017" w:tentative="1">
+      <w:start w:val="1"/>
+      <w:numFmt w:val="aiueoFullWidth"/>
+      <w:lvlText w:val="(%5)"/>
+      <w:lvlJc w:val="left"/>
+      <w:pPr>
+        <w:ind w:left="2200" w:hanging="440"/>
+      </w:pPr>
+    </w:lvl>
+    <w:lvl w:ilvl="5" w:tplc="04090011" w:tentative="1">
+      <w:start w:val="1"/>
+      <w:numFmt w:val="decimalEnclosedCircle"/>
+      <w:lvlText w:val="%6"/>
+      <w:lvlJc w:val="left"/>
+      <w:pPr>
+        <w:ind w:left="2640" w:hanging="440"/>
+      </w:pPr>
+    </w:lvl>
+    <w:lvl w:ilvl="6" w:tplc="0409000F" w:tentative="1">
+      <w:start w:val="1"/>
+      <w:numFmt w:val="decimal"/>
+      <w:lvlText w:val="%7."/>
+      <w:lvlJc w:val="left"/>
+      <w:pPr>
+        <w:ind w:left="3080" w:hanging="440"/>
+      </w:pPr>
+    </w:lvl>
+    <w:lvl w:ilvl="7" w:tplc="04090017" w:tentative="1">
+      <w:start w:val="1"/>
+      <w:numFmt w:val="aiueoFullWidth"/>
+      <w:lvlText w:val="(%8)"/>
+      <w:lvlJc w:val="left"/>
+      <w:pPr>
+        <w:ind w:left="3520" w:hanging="440"/>
+      </w:pPr>
+    </w:lvl>
+    <w:lvl w:ilvl="8" w:tplc="04090011" w:tentative="1">
+      <w:start w:val="1"/>
+      <w:numFmt w:val="decimalEnclosedCircle"/>
+      <w:lvlText w:val="%9"/>
+      <w:lvlJc w:val="left"/>
+      <w:pPr>
+        <w:ind w:left="3960" w:hanging="440"/>
+      </w:pPr>
+    </w:lvl>
+  </w:abstractNum>
+  <w:abstractNum w:abstractNumId="3" w15:restartNumberingAfterBreak="0">
+    <w:nsid w:val="26A116B8"/>
+    <w:multiLevelType w:val="hybridMultilevel"/>
+    <w:tmpl w:val="8ADA430A"/>
+    <w:name w:val="__API_DOC_SQUARE_BULLET__2222"/>
+    <w:lvl w:ilvl="0" w:tplc="0409000F">
+      <w:start w:val="1"/>
+      <w:numFmt w:val="decimal"/>
+      <w:lvlText w:val="%1."/>
+      <w:lvlJc w:val="left"/>
+      <w:pPr>
+        <w:ind w:left="440" w:hanging="440"/>
+      </w:pPr>
+    </w:lvl>
+    <w:lvl w:ilvl="1" w:tplc="04090017" w:tentative="1">
+      <w:start w:val="1"/>
+      <w:numFmt w:val="aiueoFullWidth"/>
+      <w:lvlText w:val="(%2)"/>
+      <w:lvlJc w:val="left"/>
+      <w:pPr>
+        <w:ind w:left="880" w:hanging="440"/>
+      </w:pPr>
+    </w:lvl>
+    <w:lvl w:ilvl="2" w:tplc="04090011" w:tentative="1">
+      <w:start w:val="1"/>
+      <w:numFmt w:val="decimalEnclosedCircle"/>
+      <w:lvlText w:val="%3"/>
+      <w:lvlJc w:val="left"/>
+      <w:pPr>
+        <w:ind w:left="1320" w:hanging="440"/>
+      </w:pPr>
+    </w:lvl>
+    <w:lvl w:ilvl="3" w:tplc="0409000F" w:tentative="1">
+      <w:start w:val="1"/>
+      <w:numFmt w:val="decimal"/>
+      <w:lvlText w:val="%4."/>
+      <w:lvlJc w:val="left"/>
+      <w:pPr>
+        <w:ind w:left="1760" w:hanging="440"/>
+      </w:pPr>
+    </w:lvl>
+    <w:lvl w:ilvl="4" w:tplc="04090017" w:tentative="1">
+      <w:start w:val="1"/>
+      <w:numFmt w:val="aiueoFullWidth"/>
+      <w:lvlText w:val="(%5)"/>
+      <w:lvlJc w:val="left"/>
+      <w:pPr>
+        <w:ind w:left="2200" w:hanging="440"/>
+      </w:pPr>
+    </w:lvl>
+    <w:lvl w:ilvl="5" w:tplc="04090011" w:tentative="1">
+      <w:start w:val="1"/>
+      <w:numFmt w:val="decimalEnclosedCircle"/>
+      <w:lvlText w:val="%6"/>
+      <w:lvlJc w:val="left"/>
+      <w:pPr>
+        <w:ind w:left="2640" w:hanging="440"/>
+      </w:pPr>
+    </w:lvl>
+    <w:lvl w:ilvl="6" w:tplc="0409000F" w:tentative="1">
+      <w:start w:val="1"/>
+      <w:numFmt w:val="decimal"/>
+      <w:lvlText w:val="%7."/>
+      <w:lvlJc w:val="left"/>
+      <w:pPr>
+        <w:ind w:left="3080" w:hanging="440"/>
+      </w:pPr>
+    </w:lvl>
+    <w:lvl w:ilvl="7" w:tplc="04090017" w:tentative="1">
+      <w:start w:val="1"/>
+      <w:numFmt w:val="aiueoFullWidth"/>
+      <w:lvlText w:val="(%8)"/>
+      <w:lvlJc w:val="left"/>
+      <w:pPr>
+        <w:ind w:left="3520" w:hanging="440"/>
+      </w:pPr>
+    </w:lvl>
+    <w:lvl w:ilvl="8" w:tplc="04090011" w:tentative="1">
+      <w:start w:val="1"/>
+      <w:numFmt w:val="decimalEnclosedCircle"/>
+      <w:lvlText w:val="%9"/>
+      <w:lvlJc w:val="left"/>
+      <w:pPr>
+        <w:ind w:left="3960" w:hanging="440"/>
+      </w:pPr>
+    </w:lvl>
+  </w:abstractNum>
+  <w:abstractNum w:abstractNumId="4" w15:restartNumberingAfterBreak="0">
+    <w:nsid w:val="552F4689"/>
+    <w:multiLevelType w:val="hybridMultilevel"/>
+    <w:tmpl w:val="7E8A18C8"/>
     <w:name w:val="__API_DOC_SQUARE_BULLET__222"/>
     <w:lvl w:ilvl="0" w:tplc="0409000F">
       <w:start w:val="1"/>
@@ -14623,182 +14797,8 @@
       </w:pPr>
     </w:lvl>
   </w:abstractNum>
-  <w:abstractNum w:abstractNumId="3" w15:restartNumberingAfterBreak="0">
-    <w:nsid w:val="1E55624E"/>
-    <w:multiLevelType w:val="hybridMultilevel"/>
-    <w:tmpl w:val="1AFED272"/>
-    <w:name w:val="__API_DOC_SQUARE_BULLET__2"/>
-    <w:lvl w:ilvl="0" w:tplc="0409000F">
-      <w:start w:val="1"/>
-      <w:numFmt w:val="decimal"/>
-      <w:lvlText w:val="%1."/>
-      <w:lvlJc w:val="left"/>
-      <w:pPr>
-        <w:ind w:left="440" w:hanging="440"/>
-      </w:pPr>
-    </w:lvl>
-    <w:lvl w:ilvl="1" w:tplc="04090017" w:tentative="1">
-      <w:start w:val="1"/>
-      <w:numFmt w:val="aiueoFullWidth"/>
-      <w:lvlText w:val="(%2)"/>
-      <w:lvlJc w:val="left"/>
-      <w:pPr>
-        <w:ind w:left="880" w:hanging="440"/>
-      </w:pPr>
-    </w:lvl>
-    <w:lvl w:ilvl="2" w:tplc="04090011" w:tentative="1">
-      <w:start w:val="1"/>
-      <w:numFmt w:val="decimalEnclosedCircle"/>
-      <w:lvlText w:val="%3"/>
-      <w:lvlJc w:val="left"/>
-      <w:pPr>
-        <w:ind w:left="1320" w:hanging="440"/>
-      </w:pPr>
-    </w:lvl>
-    <w:lvl w:ilvl="3" w:tplc="0409000F" w:tentative="1">
-      <w:start w:val="1"/>
-      <w:numFmt w:val="decimal"/>
-      <w:lvlText w:val="%4."/>
-      <w:lvlJc w:val="left"/>
-      <w:pPr>
-        <w:ind w:left="1760" w:hanging="440"/>
-      </w:pPr>
-    </w:lvl>
-    <w:lvl w:ilvl="4" w:tplc="04090017" w:tentative="1">
-      <w:start w:val="1"/>
-      <w:numFmt w:val="aiueoFullWidth"/>
-      <w:lvlText w:val="(%5)"/>
-      <w:lvlJc w:val="left"/>
-      <w:pPr>
-        <w:ind w:left="2200" w:hanging="440"/>
-      </w:pPr>
-    </w:lvl>
-    <w:lvl w:ilvl="5" w:tplc="04090011" w:tentative="1">
-      <w:start w:val="1"/>
-      <w:numFmt w:val="decimalEnclosedCircle"/>
-      <w:lvlText w:val="%6"/>
-      <w:lvlJc w:val="left"/>
-      <w:pPr>
-        <w:ind w:left="2640" w:hanging="440"/>
-      </w:pPr>
-    </w:lvl>
-    <w:lvl w:ilvl="6" w:tplc="0409000F" w:tentative="1">
-      <w:start w:val="1"/>
-      <w:numFmt w:val="decimal"/>
-      <w:lvlText w:val="%7."/>
-      <w:lvlJc w:val="left"/>
-      <w:pPr>
-        <w:ind w:left="3080" w:hanging="440"/>
-      </w:pPr>
-    </w:lvl>
-    <w:lvl w:ilvl="7" w:tplc="04090017" w:tentative="1">
-      <w:start w:val="1"/>
-      <w:numFmt w:val="aiueoFullWidth"/>
-      <w:lvlText w:val="(%8)"/>
-      <w:lvlJc w:val="left"/>
-      <w:pPr>
-        <w:ind w:left="3520" w:hanging="440"/>
-      </w:pPr>
-    </w:lvl>
-    <w:lvl w:ilvl="8" w:tplc="04090011" w:tentative="1">
-      <w:start w:val="1"/>
-      <w:numFmt w:val="decimalEnclosedCircle"/>
-      <w:lvlText w:val="%9"/>
-      <w:lvlJc w:val="left"/>
-      <w:pPr>
-        <w:ind w:left="3960" w:hanging="440"/>
-      </w:pPr>
-    </w:lvl>
-  </w:abstractNum>
-  <w:abstractNum w:abstractNumId="4" w15:restartNumberingAfterBreak="0">
-    <w:nsid w:val="3C7C311B"/>
-    <w:multiLevelType w:val="hybridMultilevel"/>
-    <w:tmpl w:val="1AAA751E"/>
-    <w:name w:val="__API_DOC_SQUARE_BULLET__22222"/>
-    <w:lvl w:ilvl="0" w:tplc="0409000F">
-      <w:start w:val="1"/>
-      <w:numFmt w:val="decimal"/>
-      <w:lvlText w:val="%1."/>
-      <w:lvlJc w:val="left"/>
-      <w:pPr>
-        <w:ind w:left="440" w:hanging="440"/>
-      </w:pPr>
-    </w:lvl>
-    <w:lvl w:ilvl="1" w:tplc="04090017" w:tentative="1">
-      <w:start w:val="1"/>
-      <w:numFmt w:val="aiueoFullWidth"/>
-      <w:lvlText w:val="(%2)"/>
-      <w:lvlJc w:val="left"/>
-      <w:pPr>
-        <w:ind w:left="880" w:hanging="440"/>
-      </w:pPr>
-    </w:lvl>
-    <w:lvl w:ilvl="2" w:tplc="04090011" w:tentative="1">
-      <w:start w:val="1"/>
-      <w:numFmt w:val="decimalEnclosedCircle"/>
-      <w:lvlText w:val="%3"/>
-      <w:lvlJc w:val="left"/>
-      <w:pPr>
-        <w:ind w:left="1320" w:hanging="440"/>
-      </w:pPr>
-    </w:lvl>
-    <w:lvl w:ilvl="3" w:tplc="0409000F" w:tentative="1">
-      <w:start w:val="1"/>
-      <w:numFmt w:val="decimal"/>
-      <w:lvlText w:val="%4."/>
-      <w:lvlJc w:val="left"/>
-      <w:pPr>
-        <w:ind w:left="1760" w:hanging="440"/>
-      </w:pPr>
-    </w:lvl>
-    <w:lvl w:ilvl="4" w:tplc="04090017" w:tentative="1">
-      <w:start w:val="1"/>
-      <w:numFmt w:val="aiueoFullWidth"/>
-      <w:lvlText w:val="(%5)"/>
-      <w:lvlJc w:val="left"/>
-      <w:pPr>
-        <w:ind w:left="2200" w:hanging="440"/>
-      </w:pPr>
-    </w:lvl>
-    <w:lvl w:ilvl="5" w:tplc="04090011" w:tentative="1">
-      <w:start w:val="1"/>
-      <w:numFmt w:val="decimalEnclosedCircle"/>
-      <w:lvlText w:val="%6"/>
-      <w:lvlJc w:val="left"/>
-      <w:pPr>
-        <w:ind w:left="2640" w:hanging="440"/>
-      </w:pPr>
-    </w:lvl>
-    <w:lvl w:ilvl="6" w:tplc="0409000F" w:tentative="1">
-      <w:start w:val="1"/>
-      <w:numFmt w:val="decimal"/>
-      <w:lvlText w:val="%7."/>
-      <w:lvlJc w:val="left"/>
-      <w:pPr>
-        <w:ind w:left="3080" w:hanging="440"/>
-      </w:pPr>
-    </w:lvl>
-    <w:lvl w:ilvl="7" w:tplc="04090017" w:tentative="1">
-      <w:start w:val="1"/>
-      <w:numFmt w:val="aiueoFullWidth"/>
-      <w:lvlText w:val="(%8)"/>
-      <w:lvlJc w:val="left"/>
-      <w:pPr>
-        <w:ind w:left="3520" w:hanging="440"/>
-      </w:pPr>
-    </w:lvl>
-    <w:lvl w:ilvl="8" w:tplc="04090011" w:tentative="1">
-      <w:start w:val="1"/>
-      <w:numFmt w:val="decimalEnclosedCircle"/>
-      <w:lvlText w:val="%9"/>
-      <w:lvlJc w:val="left"/>
-      <w:pPr>
-        <w:ind w:left="3960" w:hanging="440"/>
-      </w:pPr>
-    </w:lvl>
-  </w:abstractNum>
   <w:abstractNum w:abstractNumId="5" w15:restartNumberingAfterBreak="0">
-    <w:nsid w:val="424A53ED"/>
+    <w:nsid w:val="6A4E7C37"/>
     <w:multiLevelType w:val="singleLevel"/>
     <w:tmpl w:val="0409000F"/>
     <w:name w:val="__API_DOC_SQUARE_BULLET__"/>
@@ -14813,10 +14813,10 @@
     </w:lvl>
   </w:abstractNum>
   <w:abstractNum w:abstractNumId="6" w15:restartNumberingAfterBreak="0">
-    <w:nsid w:val="424E6102"/>
+    <w:nsid w:val="6A7903CA"/>
     <w:multiLevelType w:val="hybridMultilevel"/>
-    <w:tmpl w:val="C04491C4"/>
-    <w:name w:val="__API_DOC_SQUARE_BULLET__2222"/>
+    <w:tmpl w:val="FF60CEF4"/>
+    <w:name w:val="__API_DOC_SQUARE_BULLET__2"/>
     <w:lvl w:ilvl="0" w:tplc="0409000F">
       <w:start w:val="1"/>
       <w:numFmt w:val="decimal"/>
@@ -15016,26 +15016,26 @@
   <w:num w:numId="1" w16cid:durableId="296302402">
     <w:abstractNumId w:val="7"/>
   </w:num>
-  <w:num w:numId="2" w16cid:durableId="1426654461">
+  <w:num w:numId="2" w16cid:durableId="144856169">
+    <w:abstractNumId w:val="0"/>
+  </w:num>
+  <w:num w:numId="3" w16cid:durableId="1629433302">
+    <w:abstractNumId w:val="5"/>
+  </w:num>
+  <w:num w:numId="4" w16cid:durableId="1011222697">
+    <w:abstractNumId w:val="6"/>
+  </w:num>
+  <w:num w:numId="5" w16cid:durableId="1347513655">
     <w:abstractNumId w:val="1"/>
   </w:num>
-  <w:num w:numId="3" w16cid:durableId="331951901">
-    <w:abstractNumId w:val="5"/>
+  <w:num w:numId="6" w16cid:durableId="560870178">
+    <w:abstractNumId w:val="4"/>
   </w:num>
-  <w:num w:numId="4" w16cid:durableId="791747716">
+  <w:num w:numId="7" w16cid:durableId="473714924">
     <w:abstractNumId w:val="3"/>
   </w:num>
-  <w:num w:numId="5" w16cid:durableId="249318264">
-    <w:abstractNumId w:val="0"/>
-  </w:num>
-  <w:num w:numId="6" w16cid:durableId="1700624121">
+  <w:num w:numId="8" w16cid:durableId="1333143354">
     <w:abstractNumId w:val="2"/>
-  </w:num>
-  <w:num w:numId="7" w16cid:durableId="1748107712">
-    <w:abstractNumId w:val="6"/>
-  </w:num>
-  <w:num w:numId="8" w16cid:durableId="1586718227">
-    <w:abstractNumId w:val="4"/>
   </w:num>
   <w:numIdMacAtCleanup w:val="8"/>
 </w:numbering>

--- a/taniguchi/api/Fix/API設計書_修理申請.docx
+++ b/taniguchi/api/Fix/API設計書_修理申請.docx
@@ -1,6 +1,6 @@
 
 <file path=word/document.xml><?xml version="1.0" encoding="utf-8"?>
-<w:document xmlns:wpc="http://schemas.microsoft.com/office/word/2010/wordprocessingCanvas" xmlns:cx="http://schemas.microsoft.com/office/drawing/2014/chartex" xmlns:cx1="http://schemas.microsoft.com/office/drawing/2015/9/8/chartex" xmlns:cx2="http://schemas.microsoft.com/office/drawing/2015/10/21/chartex" xmlns:cx3="http://schemas.microsoft.com/office/drawing/2016/5/9/chartex" xmlns:cx4="http://schemas.microsoft.com/office/drawing/2016/5/10/chartex" xmlns:cx5="http://schemas.microsoft.com/office/drawing/2016/5/11/chartex" xmlns:cx6="http://schemas.microsoft.com/office/drawing/2016/5/12/chartex" xmlns:cx7="http://schemas.microsoft.com/office/drawing/2016/5/13/chartex" xmlns:cx8="http://schemas.microsoft.com/office/drawing/2016/5/14/chartex" xmlns:mc="http://schemas.openxmlformats.org/markup-compatibility/2006" xmlns:aink="http://schemas.microsoft.com/office/drawing/2016/ink" xmlns:am3d="http://schemas.microsoft.com/office/drawing/2017/model3d" xmlns:o="urn:schemas-microsoft-com:office:office" xmlns:oel="http://schemas.microsoft.com/office/2019/extlst" xmlns:r="http://schemas.openxmlformats.org/officeDocument/2006/relationships" xmlns:m="http://schemas.openxmlformats.org/officeDocument/2006/math" xmlns:v="urn:schemas-microsoft-com:vml" xmlns:wp14="http://schemas.microsoft.com/office/word/2010/wordprocessingDrawing" xmlns:wp="http://schemas.openxmlformats.org/drawingml/2006/wordprocessingDrawing" xmlns:w10="urn:schemas-microsoft-com:office:word" xmlns:w="http://schemas.openxmlformats.org/wordprocessingml/2006/main" xmlns:w14="http://schemas.microsoft.com/office/word/2010/wordml" xmlns:w15="http://schemas.microsoft.com/office/word/2012/wordml" xmlns:w16cex="http://schemas.microsoft.com/office/word/2018/wordml/cex" xmlns:w16cid="http://schemas.microsoft.com/office/word/2016/wordml/cid" xmlns:w16="http://schemas.microsoft.com/office/word/2018/wordml" xmlns:w16du="http://schemas.microsoft.com/office/word/2023/wordml/word16du" xmlns:w16sdtdh="http://schemas.microsoft.com/office/word/2020/wordml/sdtdatahash" xmlns:w16sdtfl="http://schemas.microsoft.com/office/word/2024/wordml/sdtformatlock" xmlns:w16se="http://schemas.microsoft.com/office/word/2015/wordml/symex" xmlns:wpg="http://schemas.microsoft.com/office/word/2010/wordprocessingGroup" xmlns:wpi="http://schemas.microsoft.com/office/word/2010/wordprocessingInk" xmlns:wne="http://schemas.microsoft.com/office/word/2006/wordml" xmlns:wps="http://schemas.microsoft.com/office/word/2010/wordprocessingShape" mc:Ignorable="w14 w15 w16se w16cid w16 w16cex w16sdtdh w16sdtfl w16du wp14">
+<w:document xmlns:wpc="http://schemas.microsoft.com/office/word/2010/wordprocessingCanvas" xmlns:cx="http://schemas.microsoft.com/office/drawing/2014/chartex" xmlns:cx1="http://schemas.microsoft.com/office/drawing/2015/9/8/chartex" xmlns:cx2="http://schemas.microsoft.com/office/drawing/2015/10/21/chartex" xmlns:cx3="http://schemas.microsoft.com/office/drawing/2016/5/9/chartex" xmlns:cx4="http://schemas.microsoft.com/office/drawing/2016/5/10/chartex" xmlns:cx5="http://schemas.microsoft.com/office/drawing/2016/5/11/chartex" xmlns:cx6="http://schemas.microsoft.com/office/drawing/2016/5/12/chartex" xmlns:cx7="http://schemas.microsoft.com/office/drawing/2016/5/13/chartex" xmlns:cx8="http://schemas.microsoft.com/office/drawing/2016/5/14/chartex" xmlns:mc="http://schemas.openxmlformats.org/markup-compatibility/2006" xmlns:aink="http://schemas.microsoft.com/office/drawing/2016/ink" xmlns:am3d="http://schemas.microsoft.com/office/drawing/2017/model3d" xmlns:o="urn:schemas-microsoft-com:office:office" xmlns:oel="http://schemas.microsoft.com/office/2019/extlst" xmlns:r="http://schemas.openxmlformats.org/officeDocument/2006/relationships" xmlns:m="http://schemas.openxmlformats.org/officeDocument/2006/math" xmlns:v="urn:schemas-microsoft-com:vml" xmlns:wp14="http://schemas.microsoft.com/office/word/2010/wordprocessingDrawing" xmlns:wp="http://schemas.openxmlformats.org/drawingml/2006/wordprocessingDrawing" xmlns:w10="urn:schemas-microsoft-com:office:word" xmlns:w="http://schemas.openxmlformats.org/wordprocessingml/2006/main" xmlns:w14="http://schemas.microsoft.com/office/word/2010/wordml" xmlns:w15="http://schemas.microsoft.com/office/word/2012/wordml" xmlns:w16cei="http://schemas.microsoft.com/office/word/2026/wordml/cei" xmlns:w16cex="http://schemas.microsoft.com/office/word/2018/wordml/cex" xmlns:w16cid="http://schemas.microsoft.com/office/word/2016/wordml/cid" xmlns:w16="http://schemas.microsoft.com/office/word/2018/wordml" xmlns:w16du="http://schemas.microsoft.com/office/word/2023/wordml/word16du" xmlns:w16sdtdh="http://schemas.microsoft.com/office/word/2020/wordml/sdtdatahash" xmlns:w16sdtfl="http://schemas.microsoft.com/office/word/2024/wordml/sdtformatlock" xmlns:w16se="http://schemas.microsoft.com/office/word/2015/wordml/symex" xmlns:wpg="http://schemas.microsoft.com/office/word/2010/wordprocessingGroup" xmlns:wpi="http://schemas.microsoft.com/office/word/2010/wordprocessingInk" xmlns:wne="http://schemas.microsoft.com/office/word/2006/wordml" xmlns:wps="http://schemas.microsoft.com/office/word/2010/wordprocessingShape" mc:Ignorable="w14 w15 w16se w16cid w16 w16cex w16sdtdh w16sdtfl w16du wp14">
   <w:body>
     <w:bookmarkStart w:id="0" w:name="_tad0l5kfozhu" w:colFirst="0" w:colLast="0" w:displacedByCustomXml="next"/>
     <w:bookmarkEnd w:id="0" w:displacedByCustomXml="next"/>
@@ -44,7 +44,7 @@
             <mc:AlternateContent>
               <mc:Choice Requires="wps">
                 <w:drawing>
-                  <wp:anchor distT="0" distB="0" distL="182880" distR="182880" simplePos="0" relativeHeight="251660288" behindDoc="0" locked="0" layoutInCell="1" allowOverlap="1" wp14:anchorId="4CE81125" wp14:editId="4991E769">
+                  <wp:anchor distT="0" distB="0" distL="182880" distR="182880" simplePos="0" relativeHeight="251660288" behindDoc="0" locked="0" layoutInCell="1" allowOverlap="1" wp14:anchorId="4CE81125" wp14:editId="2D8E6380">
                     <wp:simplePos x="0" y="0"/>
                     <wp:positionH relativeFrom="margin">
                       <wp:posOffset>568325</wp:posOffset>
@@ -53,9 +53,9 @@
                       <wp:posOffset>4146550</wp:posOffset>
                     </wp:positionV>
                     <wp:extent cx="4686300" cy="6720840"/>
-                    <wp:effectExtent l="0" t="0" r="10160" b="3810"/>
+                    <wp:effectExtent l="0" t="0" r="4445" b="2540"/>
                     <wp:wrapSquare wrapText="bothSides"/>
-                    <wp:docPr id="131" name="テキスト ボックス 10"/>
+                    <wp:docPr id="131" name="テキスト ボックス 10" descr="装飾用テキストボックス"/>
                     <wp:cNvGraphicFramePr/>
                     <a:graphic xmlns:a="http://schemas.openxmlformats.org/drawingml/2006/main">
                       <a:graphicData uri="http://schemas.microsoft.com/office/word/2010/wordprocessingShape">
@@ -224,7 +224,7 @@
                                     <w:sz w:val="28"/>
                                     <w:szCs w:val="28"/>
                                   </w:rPr>
-                                  <w:t>2026年5月20日</w:t>
+                                  <w:t>2026年8月4日</w:t>
                                 </w:r>
                               </w:p>
                               <w:p>
@@ -247,17 +247,7 @@
                                     <w:sz w:val="28"/>
                                     <w:szCs w:val="28"/>
                                   </w:rPr>
-                                  <w:t>版数：</w:t>
-                                </w:r>
-                                <w:r>
-                                  <w:rPr>
-                                    <w:rFonts w:ascii="Meiryo UI" w:hAnsi="Meiryo UI" w:cs="Meiryo UI"/>
-                                    <w:caps/>
-                                    <w:color w:val="215868" w:themeColor="accent5" w:themeShade="80"/>
-                                    <w:sz w:val="28"/>
-                                    <w:szCs w:val="28"/>
-                                  </w:rPr>
-                                  <w:t>1.0</w:t>
+                                  <w:t>版数：1.1</w:t>
                                 </w:r>
                               </w:p>
                             </w:txbxContent>
@@ -286,7 +276,7 @@
                     <v:stroke joinstyle="miter"/>
                     <v:path gradientshapeok="t" o:connecttype="rect"/>
                   </v:shapetype>
-                  <v:shape id="テキスト ボックス 10" o:spid="_x0000_s1026" type="#_x0000_t202" style="position:absolute;margin-left:44.75pt;margin-top:326.5pt;width:369pt;height:529.2pt;z-index:251660288;visibility:visible;mso-wrap-style:square;mso-width-percent:790;mso-height-percent:350;mso-wrap-distance-left:14.4pt;mso-wrap-distance-top:0;mso-wrap-distance-right:14.4pt;mso-wrap-distance-bottom:0;mso-position-horizontal:absolute;mso-position-horizontal-relative:margin;mso-position-vertical:absolute;mso-position-vertical-relative:page;mso-width-percent:790;mso-height-percent:350;mso-width-relative:margin;mso-height-relative:page;v-text-anchor:top" o:gfxdata="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" filled="f" stroked="f" strokeweight=".5pt">
+                  <v:shape id="テキスト ボックス 10" o:spid="_x0000_s1026" type="#_x0000_t202" alt="装飾用テキストボックス" style="position:absolute;margin-left:44.75pt;margin-top:326.5pt;width:369pt;height:529.2pt;z-index:251660288;visibility:visible;mso-wrap-style:square;mso-width-percent:790;mso-height-percent:350;mso-wrap-distance-left:14.4pt;mso-wrap-distance-top:0;mso-wrap-distance-right:14.4pt;mso-wrap-distance-bottom:0;mso-position-horizontal:absolute;mso-position-horizontal-relative:margin;mso-position-vertical:absolute;mso-position-vertical-relative:page;mso-width-percent:790;mso-height-percent:350;mso-width-relative:margin;mso-height-relative:page;v-text-anchor:top" o:gfxdata="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" filled="f" stroked="f" strokeweight=".5pt">
                     <v:textbox style="mso-fit-shape-to-text:t" inset="0,0,0,0">
                       <w:txbxContent>
                         <w:p>
@@ -422,7 +412,7 @@
                               <w:sz w:val="28"/>
                               <w:szCs w:val="28"/>
                             </w:rPr>
-                            <w:t>2026年5月20日</w:t>
+                            <w:t>2026年8月4日</w:t>
                           </w:r>
                         </w:p>
                         <w:p>
@@ -445,17 +435,7 @@
                               <w:sz w:val="28"/>
                               <w:szCs w:val="28"/>
                             </w:rPr>
-                            <w:t>版数：</w:t>
-                          </w:r>
-                          <w:r>
-                            <w:rPr>
-                              <w:rFonts w:ascii="Meiryo UI" w:hAnsi="Meiryo UI" w:cs="Meiryo UI"/>
-                              <w:caps/>
-                              <w:color w:val="215868" w:themeColor="accent5" w:themeShade="80"/>
-                              <w:sz w:val="28"/>
-                              <w:szCs w:val="28"/>
-                            </w:rPr>
-                            <w:t>1.0</w:t>
+                            <w:t>版数：1.1</w:t>
                           </w:r>
                         </w:p>
                       </w:txbxContent>
@@ -492,14 +472,15 @@
         <w:tbl>
           <w:tblPr>
             <w:tblStyle w:val="afffffff7"/>
-            <w:tblW w:w="5000" w:type="pct"/>
+            <w:tblW w:w="9020" w:type="dxa"/>
+            <w:tblLayout w:type="fixed"/>
             <w:tblLook w:val="04A0" w:firstRow="1" w:lastRow="0" w:firstColumn="1" w:lastColumn="0" w:noHBand="0" w:noVBand="1"/>
           </w:tblPr>
           <w:tblGrid>
-            <w:gridCol w:w="1043"/>
-            <w:gridCol w:w="1212"/>
-            <w:gridCol w:w="3382"/>
-            <w:gridCol w:w="3382"/>
+            <w:gridCol w:w="1400"/>
+            <w:gridCol w:w="1640"/>
+            <w:gridCol w:w="3600"/>
+            <w:gridCol w:w="2380"/>
           </w:tblGrid>
           <w:tr>
             <w:trPr>
@@ -507,7 +488,7 @@
             </w:trPr>
             <w:tc>
               <w:tcPr>
-                <w:tcW w:w="578" w:type="pct"/>
+                <w:tcW w:w="1400" w:type="dxa"/>
                 <w:shd w:val="clear" w:color="auto" w:fill="DBE5F1" w:themeFill="accent1" w:themeFillTint="33"/>
               </w:tcPr>
               <w:p>
@@ -537,7 +518,7 @@
             </w:tc>
             <w:tc>
               <w:tcPr>
-                <w:tcW w:w="672" w:type="pct"/>
+                <w:tcW w:w="1640" w:type="dxa"/>
                 <w:shd w:val="clear" w:color="auto" w:fill="DBE5F1" w:themeFill="accent1" w:themeFillTint="33"/>
               </w:tcPr>
               <w:p>
@@ -567,7 +548,7 @@
             </w:tc>
             <w:tc>
               <w:tcPr>
-                <w:tcW w:w="1875" w:type="pct"/>
+                <w:tcW w:w="3600" w:type="dxa"/>
                 <w:shd w:val="clear" w:color="auto" w:fill="DBE5F1" w:themeFill="accent1" w:themeFillTint="33"/>
               </w:tcPr>
               <w:p>
@@ -597,7 +578,7 @@
             </w:tc>
             <w:tc>
               <w:tcPr>
-                <w:tcW w:w="1875" w:type="pct"/>
+                <w:tcW w:w="2380" w:type="dxa"/>
                 <w:shd w:val="clear" w:color="auto" w:fill="DBE5F1" w:themeFill="accent1" w:themeFillTint="33"/>
               </w:tcPr>
               <w:p>
@@ -629,7 +610,7 @@
           <w:tr>
             <w:tc>
               <w:tcPr>
-                <w:tcW w:w="578" w:type="pct"/>
+                <w:tcW w:w="1400" w:type="dxa"/>
               </w:tcPr>
               <w:p>
                 <w:pPr>
@@ -643,13 +624,13 @@
                   </w:pBdr>
                 </w:pPr>
                 <w:r>
-                  <w:t>1.0</w:t>
+                  <w:t>1.1</w:t>
                 </w:r>
               </w:p>
             </w:tc>
             <w:tc>
               <w:tcPr>
-                <w:tcW w:w="672" w:type="pct"/>
+                <w:tcW w:w="1640" w:type="dxa"/>
               </w:tcPr>
               <w:p>
                 <w:pPr>
@@ -663,13 +644,13 @@
                   </w:pBdr>
                 </w:pPr>
                 <w:r>
-                  <w:t>2026/5/20</w:t>
+                  <w:t>2026/8/4</w:t>
                 </w:r>
               </w:p>
             </w:tc>
             <w:tc>
               <w:tcPr>
-                <w:tcW w:w="1875" w:type="pct"/>
+                <w:tcW w:w="3600" w:type="dxa"/>
               </w:tcPr>
               <w:p>
                 <w:pPr>
@@ -683,16 +664,13 @@
                   </w:pBdr>
                 </w:pPr>
                 <w:r>
-                  <w:rPr>
-                    <w:rFonts w:hint="eastAsia"/>
-                  </w:rPr>
-                  <w:t>初版作成</w:t>
+                  <w:t>OpenAPI方式へ移行（修理管理の参照番号をNo.28へ訂正）</w:t>
                 </w:r>
               </w:p>
             </w:tc>
             <w:tc>
               <w:tcPr>
-                <w:tcW w:w="1875" w:type="pct"/>
+                <w:tcW w:w="2380" w:type="dxa"/>
               </w:tcPr>
               <w:p>
                 <w:pPr>
@@ -717,7 +695,7 @@
           <w:tr>
             <w:tc>
               <w:tcPr>
-                <w:tcW w:w="578" w:type="pct"/>
+                <w:tcW w:w="1400" w:type="dxa"/>
               </w:tcPr>
               <w:p>
                 <w:pPr>
@@ -734,7 +712,7 @@
             </w:tc>
             <w:tc>
               <w:tcPr>
-                <w:tcW w:w="672" w:type="pct"/>
+                <w:tcW w:w="1640" w:type="dxa"/>
               </w:tcPr>
               <w:p>
                 <w:pPr>
@@ -751,7 +729,7 @@
             </w:tc>
             <w:tc>
               <w:tcPr>
-                <w:tcW w:w="1875" w:type="pct"/>
+                <w:tcW w:w="3600" w:type="dxa"/>
               </w:tcPr>
               <w:p>
                 <w:pPr>
@@ -768,7 +746,7 @@
             </w:tc>
             <w:tc>
               <w:tcPr>
-                <w:tcW w:w="1875" w:type="pct"/>
+                <w:tcW w:w="2380" w:type="dxa"/>
               </w:tcPr>
               <w:p>
                 <w:pPr>
@@ -787,7 +765,7 @@
           <w:tr>
             <w:tc>
               <w:tcPr>
-                <w:tcW w:w="578" w:type="pct"/>
+                <w:tcW w:w="1400" w:type="dxa"/>
               </w:tcPr>
               <w:p>
                 <w:pPr>
@@ -804,7 +782,7 @@
             </w:tc>
             <w:tc>
               <w:tcPr>
-                <w:tcW w:w="672" w:type="pct"/>
+                <w:tcW w:w="1640" w:type="dxa"/>
               </w:tcPr>
               <w:p>
                 <w:pPr>
@@ -814,7 +792,7 @@
             </w:tc>
             <w:tc>
               <w:tcPr>
-                <w:tcW w:w="1875" w:type="pct"/>
+                <w:tcW w:w="3600" w:type="dxa"/>
               </w:tcPr>
               <w:p>
                 <w:pPr>
@@ -824,7 +802,7 @@
             </w:tc>
             <w:tc>
               <w:tcPr>
-                <w:tcW w:w="1875" w:type="pct"/>
+                <w:tcW w:w="2380" w:type="dxa"/>
               </w:tcPr>
               <w:p>
                 <w:pPr>
@@ -836,7 +814,7 @@
           <w:tr>
             <w:tc>
               <w:tcPr>
-                <w:tcW w:w="578" w:type="pct"/>
+                <w:tcW w:w="1400" w:type="dxa"/>
               </w:tcPr>
               <w:p>
                 <w:pPr>
@@ -853,7 +831,7 @@
             </w:tc>
             <w:tc>
               <w:tcPr>
-                <w:tcW w:w="672" w:type="pct"/>
+                <w:tcW w:w="1640" w:type="dxa"/>
               </w:tcPr>
               <w:p>
                 <w:pPr>
@@ -863,7 +841,7 @@
             </w:tc>
             <w:tc>
               <w:tcPr>
-                <w:tcW w:w="1875" w:type="pct"/>
+                <w:tcW w:w="3600" w:type="dxa"/>
               </w:tcPr>
               <w:p>
                 <w:pPr>
@@ -873,7 +851,7 @@
             </w:tc>
             <w:tc>
               <w:tcPr>
-                <w:tcW w:w="1875" w:type="pct"/>
+                <w:tcW w:w="2380" w:type="dxa"/>
               </w:tcPr>
               <w:p>
                 <w:pPr>
@@ -885,7 +863,7 @@
           <w:tr>
             <w:tc>
               <w:tcPr>
-                <w:tcW w:w="578" w:type="pct"/>
+                <w:tcW w:w="1400" w:type="dxa"/>
               </w:tcPr>
               <w:p>
                 <w:pPr>
@@ -902,7 +880,7 @@
             </w:tc>
             <w:tc>
               <w:tcPr>
-                <w:tcW w:w="672" w:type="pct"/>
+                <w:tcW w:w="1640" w:type="dxa"/>
               </w:tcPr>
               <w:p>
                 <w:pPr>
@@ -912,7 +890,7 @@
             </w:tc>
             <w:tc>
               <w:tcPr>
-                <w:tcW w:w="1875" w:type="pct"/>
+                <w:tcW w:w="3600" w:type="dxa"/>
               </w:tcPr>
               <w:p>
                 <w:pPr>
@@ -922,7 +900,7 @@
             </w:tc>
             <w:tc>
               <w:tcPr>
-                <w:tcW w:w="1875" w:type="pct"/>
+                <w:tcW w:w="2380" w:type="dxa"/>
               </w:tcPr>
               <w:p>
                 <w:pPr>
@@ -1002,7 +980,7 @@
       <w:r>
         <w:fldChar w:fldCharType="separate"/>
       </w:r>
-      <w:hyperlink w:anchor="_Toc231755803" w:history="1">
+      <w:hyperlink w:anchor="_Toc236701020" w:history="1">
         <w:r>
           <w:rPr>
             <w:rStyle w:val="afffffff5"/>
@@ -1029,7 +1007,7 @@
             <w:noProof/>
             <w:webHidden/>
           </w:rPr>
-          <w:instrText xml:space="preserve"> PAGEREF _Toc231755803 \h </w:instrText>
+          <w:instrText xml:space="preserve"> PAGEREF _Toc236701020 \h </w:instrText>
         </w:r>
         <w:r>
           <w:rPr>
@@ -1077,7 +1055,7 @@
           <w14:ligatures w14:val="standardContextual"/>
         </w:rPr>
       </w:pPr>
-      <w:hyperlink w:anchor="_Toc231755804" w:history="1">
+      <w:hyperlink w:anchor="_Toc236701021" w:history="1">
         <w:r>
           <w:rPr>
             <w:rStyle w:val="afffffff5"/>
@@ -1104,7 +1082,7 @@
             <w:noProof/>
             <w:webHidden/>
           </w:rPr>
-          <w:instrText xml:space="preserve"> PAGEREF _Toc231755804 \h </w:instrText>
+          <w:instrText xml:space="preserve"> PAGEREF _Toc236701021 \h </w:instrText>
         </w:r>
         <w:r>
           <w:rPr>
@@ -1152,7 +1130,7 @@
           <w14:ligatures w14:val="standardContextual"/>
         </w:rPr>
       </w:pPr>
-      <w:hyperlink w:anchor="_Toc231755805" w:history="1">
+      <w:hyperlink w:anchor="_Toc236701022" w:history="1">
         <w:r>
           <w:rPr>
             <w:rStyle w:val="afffffff5"/>
@@ -1179,7 +1157,7 @@
             <w:noProof/>
             <w:webHidden/>
           </w:rPr>
-          <w:instrText xml:space="preserve"> PAGEREF _Toc231755805 \h </w:instrText>
+          <w:instrText xml:space="preserve"> PAGEREF _Toc236701022 \h </w:instrText>
         </w:r>
         <w:r>
           <w:rPr>
@@ -1227,7 +1205,7 @@
           <w14:ligatures w14:val="standardContextual"/>
         </w:rPr>
       </w:pPr>
-      <w:hyperlink w:anchor="_Toc231755806" w:history="1">
+      <w:hyperlink w:anchor="_Toc236701023" w:history="1">
         <w:r>
           <w:rPr>
             <w:rStyle w:val="afffffff5"/>
@@ -1254,7 +1232,7 @@
             <w:noProof/>
             <w:webHidden/>
           </w:rPr>
-          <w:instrText xml:space="preserve"> PAGEREF _Toc231755806 \h </w:instrText>
+          <w:instrText xml:space="preserve"> PAGEREF _Toc236701023 \h </w:instrText>
         </w:r>
         <w:r>
           <w:rPr>
@@ -1302,7 +1280,7 @@
           <w14:ligatures w14:val="standardContextual"/>
         </w:rPr>
       </w:pPr>
-      <w:hyperlink w:anchor="_Toc231755807" w:history="1">
+      <w:hyperlink w:anchor="_Toc236701024" w:history="1">
         <w:r>
           <w:rPr>
             <w:rStyle w:val="afffffff5"/>
@@ -1329,7 +1307,7 @@
             <w:noProof/>
             <w:webHidden/>
           </w:rPr>
-          <w:instrText xml:space="preserve"> PAGEREF _Toc231755807 \h </w:instrText>
+          <w:instrText xml:space="preserve"> PAGEREF _Toc236701024 \h </w:instrText>
         </w:r>
         <w:r>
           <w:rPr>
@@ -1378,7 +1356,7 @@
           <w14:ligatures w14:val="standardContextual"/>
         </w:rPr>
       </w:pPr>
-      <w:hyperlink w:anchor="_Toc231755808" w:history="1">
+      <w:hyperlink w:anchor="_Toc236701025" w:history="1">
         <w:r>
           <w:rPr>
             <w:rStyle w:val="afffffff5"/>
@@ -1405,7 +1383,7 @@
             <w:noProof/>
             <w:webHidden/>
           </w:rPr>
-          <w:instrText xml:space="preserve"> PAGEREF _Toc231755808 \h </w:instrText>
+          <w:instrText xml:space="preserve"> PAGEREF _Toc236701025 \h </w:instrText>
         </w:r>
         <w:r>
           <w:rPr>
@@ -1453,7 +1431,7 @@
           <w14:ligatures w14:val="standardContextual"/>
         </w:rPr>
       </w:pPr>
-      <w:hyperlink w:anchor="_Toc231755809" w:history="1">
+      <w:hyperlink w:anchor="_Toc236701026" w:history="1">
         <w:r>
           <w:rPr>
             <w:rStyle w:val="afffffff5"/>
@@ -1480,7 +1458,7 @@
             <w:noProof/>
             <w:webHidden/>
           </w:rPr>
-          <w:instrText xml:space="preserve"> PAGEREF _Toc231755809 \h </w:instrText>
+          <w:instrText xml:space="preserve"> PAGEREF _Toc236701026 \h </w:instrText>
         </w:r>
         <w:r>
           <w:rPr>
@@ -1528,7 +1506,7 @@
           <w14:ligatures w14:val="standardContextual"/>
         </w:rPr>
       </w:pPr>
-      <w:hyperlink w:anchor="_Toc231755810" w:history="1">
+      <w:hyperlink w:anchor="_Toc236701027" w:history="1">
         <w:r>
           <w:rPr>
             <w:rStyle w:val="afffffff5"/>
@@ -1555,7 +1533,7 @@
             <w:noProof/>
             <w:webHidden/>
           </w:rPr>
-          <w:instrText xml:space="preserve"> PAGEREF _Toc231755810 \h </w:instrText>
+          <w:instrText xml:space="preserve"> PAGEREF _Toc236701027 \h </w:instrText>
         </w:r>
         <w:r>
           <w:rPr>
@@ -1603,7 +1581,7 @@
           <w14:ligatures w14:val="standardContextual"/>
         </w:rPr>
       </w:pPr>
-      <w:hyperlink w:anchor="_Toc231755811" w:history="1">
+      <w:hyperlink w:anchor="_Toc236701028" w:history="1">
         <w:r>
           <w:rPr>
             <w:rStyle w:val="afffffff5"/>
@@ -1630,7 +1608,7 @@
             <w:noProof/>
             <w:webHidden/>
           </w:rPr>
-          <w:instrText xml:space="preserve"> PAGEREF _Toc231755811 \h </w:instrText>
+          <w:instrText xml:space="preserve"> PAGEREF _Toc236701028 \h </w:instrText>
         </w:r>
         <w:r>
           <w:rPr>
@@ -1679,7 +1657,7 @@
           <w14:ligatures w14:val="standardContextual"/>
         </w:rPr>
       </w:pPr>
-      <w:hyperlink w:anchor="_Toc231755812" w:history="1">
+      <w:hyperlink w:anchor="_Toc236701029" w:history="1">
         <w:r>
           <w:rPr>
             <w:rStyle w:val="afffffff5"/>
@@ -1706,7 +1684,7 @@
             <w:noProof/>
             <w:webHidden/>
           </w:rPr>
-          <w:instrText xml:space="preserve"> PAGEREF _Toc231755812 \h </w:instrText>
+          <w:instrText xml:space="preserve"> PAGEREF _Toc236701029 \h </w:instrText>
         </w:r>
         <w:r>
           <w:rPr>
@@ -1754,7 +1732,7 @@
           <w14:ligatures w14:val="standardContextual"/>
         </w:rPr>
       </w:pPr>
-      <w:hyperlink w:anchor="_Toc231755813" w:history="1">
+      <w:hyperlink w:anchor="_Toc236701030" w:history="1">
         <w:r>
           <w:rPr>
             <w:rStyle w:val="afffffff5"/>
@@ -1781,7 +1759,7 @@
             <w:noProof/>
             <w:webHidden/>
           </w:rPr>
-          <w:instrText xml:space="preserve"> PAGEREF _Toc231755813 \h </w:instrText>
+          <w:instrText xml:space="preserve"> PAGEREF _Toc236701030 \h </w:instrText>
         </w:r>
         <w:r>
           <w:rPr>
@@ -1829,7 +1807,7 @@
           <w14:ligatures w14:val="standardContextual"/>
         </w:rPr>
       </w:pPr>
-      <w:hyperlink w:anchor="_Toc231755814" w:history="1">
+      <w:hyperlink w:anchor="_Toc236701031" w:history="1">
         <w:r>
           <w:rPr>
             <w:rStyle w:val="afffffff5"/>
@@ -1856,7 +1834,7 @@
             <w:noProof/>
             <w:webHidden/>
           </w:rPr>
-          <w:instrText xml:space="preserve"> PAGEREF _Toc231755814 \h </w:instrText>
+          <w:instrText xml:space="preserve"> PAGEREF _Toc236701031 \h </w:instrText>
         </w:r>
         <w:r>
           <w:rPr>
@@ -1904,7 +1882,7 @@
           <w14:ligatures w14:val="standardContextual"/>
         </w:rPr>
       </w:pPr>
-      <w:hyperlink w:anchor="_Toc231755815" w:history="1">
+      <w:hyperlink w:anchor="_Toc236701032" w:history="1">
         <w:r>
           <w:rPr>
             <w:rStyle w:val="afffffff5"/>
@@ -1931,7 +1909,7 @@
             <w:noProof/>
             <w:webHidden/>
           </w:rPr>
-          <w:instrText xml:space="preserve"> PAGEREF _Toc231755815 \h </w:instrText>
+          <w:instrText xml:space="preserve"> PAGEREF _Toc236701032 \h </w:instrText>
         </w:r>
         <w:r>
           <w:rPr>
@@ -1979,7 +1957,7 @@
           <w14:ligatures w14:val="standardContextual"/>
         </w:rPr>
       </w:pPr>
-      <w:hyperlink w:anchor="_Toc231755816" w:history="1">
+      <w:hyperlink w:anchor="_Toc236701033" w:history="1">
         <w:r>
           <w:rPr>
             <w:rStyle w:val="afffffff5"/>
@@ -2006,7 +1984,7 @@
             <w:noProof/>
             <w:webHidden/>
           </w:rPr>
-          <w:instrText xml:space="preserve"> PAGEREF _Toc231755816 \h </w:instrText>
+          <w:instrText xml:space="preserve"> PAGEREF _Toc236701033 \h </w:instrText>
         </w:r>
         <w:r>
           <w:rPr>
@@ -2054,7 +2032,7 @@
           <w14:ligatures w14:val="standardContextual"/>
         </w:rPr>
       </w:pPr>
-      <w:hyperlink w:anchor="_Toc231755817" w:history="1">
+      <w:hyperlink w:anchor="_Toc236701034" w:history="1">
         <w:r>
           <w:rPr>
             <w:rStyle w:val="afffffff5"/>
@@ -2081,7 +2059,7 @@
             <w:noProof/>
             <w:webHidden/>
           </w:rPr>
-          <w:instrText xml:space="preserve"> PAGEREF _Toc231755817 \h </w:instrText>
+          <w:instrText xml:space="preserve"> PAGEREF _Toc236701034 \h </w:instrText>
         </w:r>
         <w:r>
           <w:rPr>
@@ -2101,7 +2079,7 @@
             <w:noProof/>
             <w:webHidden/>
           </w:rPr>
-          <w:t>8</w:t>
+          <w:t>9</w:t>
         </w:r>
         <w:r>
           <w:rPr>
@@ -2129,7 +2107,7 @@
           <w14:ligatures w14:val="standardContextual"/>
         </w:rPr>
       </w:pPr>
-      <w:hyperlink w:anchor="_Toc231755818" w:history="1">
+      <w:hyperlink w:anchor="_Toc236701035" w:history="1">
         <w:r>
           <w:rPr>
             <w:rStyle w:val="afffffff5"/>
@@ -2156,7 +2134,7 @@
             <w:noProof/>
             <w:webHidden/>
           </w:rPr>
-          <w:instrText xml:space="preserve"> PAGEREF _Toc231755818 \h </w:instrText>
+          <w:instrText xml:space="preserve"> PAGEREF _Toc236701035 \h </w:instrText>
         </w:r>
         <w:r>
           <w:rPr>
@@ -2203,7 +2181,7 @@
           <w14:ligatures w14:val="standardContextual"/>
         </w:rPr>
       </w:pPr>
-      <w:hyperlink w:anchor="_Toc231755819" w:history="1">
+      <w:hyperlink w:anchor="_Toc236701036" w:history="1">
         <w:r>
           <w:rPr>
             <w:rStyle w:val="afffffff5"/>
@@ -2230,7 +2208,7 @@
             <w:noProof/>
             <w:webHidden/>
           </w:rPr>
-          <w:instrText xml:space="preserve"> PAGEREF _Toc231755819 \h </w:instrText>
+          <w:instrText xml:space="preserve"> PAGEREF _Toc236701036 \h </w:instrText>
         </w:r>
         <w:r>
           <w:rPr>
@@ -2277,7 +2255,7 @@
           <w14:ligatures w14:val="standardContextual"/>
         </w:rPr>
       </w:pPr>
-      <w:hyperlink w:anchor="_Toc231755820" w:history="1">
+      <w:hyperlink w:anchor="_Toc236701037" w:history="1">
         <w:r>
           <w:rPr>
             <w:rStyle w:val="afffffff5"/>
@@ -2304,7 +2282,7 @@
             <w:noProof/>
             <w:webHidden/>
           </w:rPr>
-          <w:instrText xml:space="preserve"> PAGEREF _Toc231755820 \h </w:instrText>
+          <w:instrText xml:space="preserve"> PAGEREF _Toc236701037 \h </w:instrText>
         </w:r>
         <w:r>
           <w:rPr>
@@ -2351,7 +2329,7 @@
           <w14:ligatures w14:val="standardContextual"/>
         </w:rPr>
       </w:pPr>
-      <w:hyperlink w:anchor="_Toc231755821" w:history="1">
+      <w:hyperlink w:anchor="_Toc236701038" w:history="1">
         <w:r>
           <w:rPr>
             <w:rStyle w:val="afffffff5"/>
@@ -2378,7 +2356,7 @@
             <w:noProof/>
             <w:webHidden/>
           </w:rPr>
-          <w:instrText xml:space="preserve"> PAGEREF _Toc231755821 \h </w:instrText>
+          <w:instrText xml:space="preserve"> PAGEREF _Toc236701038 \h </w:instrText>
         </w:r>
         <w:r>
           <w:rPr>
@@ -2398,7 +2376,7 @@
             <w:noProof/>
             <w:webHidden/>
           </w:rPr>
-          <w:t>10</w:t>
+          <w:t>11</w:t>
         </w:r>
         <w:r>
           <w:rPr>
@@ -2425,7 +2403,7 @@
           <w14:ligatures w14:val="standardContextual"/>
         </w:rPr>
       </w:pPr>
-      <w:hyperlink w:anchor="_Toc231755822" w:history="1">
+      <w:hyperlink w:anchor="_Toc236701039" w:history="1">
         <w:r>
           <w:rPr>
             <w:rStyle w:val="afffffff5"/>
@@ -2452,7 +2430,7 @@
             <w:noProof/>
             <w:webHidden/>
           </w:rPr>
-          <w:instrText xml:space="preserve"> PAGEREF _Toc231755822 \h </w:instrText>
+          <w:instrText xml:space="preserve"> PAGEREF _Toc236701039 \h </w:instrText>
         </w:r>
         <w:r>
           <w:rPr>
@@ -2501,7 +2479,7 @@
           <w14:ligatures w14:val="standardContextual"/>
         </w:rPr>
       </w:pPr>
-      <w:hyperlink w:anchor="_Toc231755823" w:history="1">
+      <w:hyperlink w:anchor="_Toc236701040" w:history="1">
         <w:r>
           <w:rPr>
             <w:rStyle w:val="afffffff5"/>
@@ -2528,7 +2506,7 @@
             <w:noProof/>
             <w:webHidden/>
           </w:rPr>
-          <w:instrText xml:space="preserve"> PAGEREF _Toc231755823 \h </w:instrText>
+          <w:instrText xml:space="preserve"> PAGEREF _Toc236701040 \h </w:instrText>
         </w:r>
         <w:r>
           <w:rPr>
@@ -2577,7 +2555,7 @@
           <w14:ligatures w14:val="standardContextual"/>
         </w:rPr>
       </w:pPr>
-      <w:hyperlink w:anchor="_Toc231755824" w:history="1">
+      <w:hyperlink w:anchor="_Toc236701041" w:history="1">
         <w:r>
           <w:rPr>
             <w:rStyle w:val="afffffff5"/>
@@ -2604,7 +2582,7 @@
             <w:noProof/>
             <w:webHidden/>
           </w:rPr>
-          <w:instrText xml:space="preserve"> PAGEREF _Toc231755824 \h </w:instrText>
+          <w:instrText xml:space="preserve"> PAGEREF _Toc236701041 \h </w:instrText>
         </w:r>
         <w:r>
           <w:rPr>
@@ -2652,7 +2630,7 @@
           <w14:ligatures w14:val="standardContextual"/>
         </w:rPr>
       </w:pPr>
-      <w:hyperlink w:anchor="_Toc231755825" w:history="1">
+      <w:hyperlink w:anchor="_Toc236701042" w:history="1">
         <w:r>
           <w:rPr>
             <w:rStyle w:val="afffffff5"/>
@@ -2679,7 +2657,7 @@
             <w:noProof/>
             <w:webHidden/>
           </w:rPr>
-          <w:instrText xml:space="preserve"> PAGEREF _Toc231755825 \h </w:instrText>
+          <w:instrText xml:space="preserve"> PAGEREF _Toc236701042 \h </w:instrText>
         </w:r>
         <w:r>
           <w:rPr>
@@ -2726,7 +2704,7 @@
           <w14:ligatures w14:val="standardContextual"/>
         </w:rPr>
       </w:pPr>
-      <w:hyperlink w:anchor="_Toc231755826" w:history="1">
+      <w:hyperlink w:anchor="_Toc236701043" w:history="1">
         <w:r>
           <w:rPr>
             <w:rStyle w:val="afffffff5"/>
@@ -2753,7 +2731,7 @@
             <w:noProof/>
             <w:webHidden/>
           </w:rPr>
-          <w:instrText xml:space="preserve"> PAGEREF _Toc231755826 \h </w:instrText>
+          <w:instrText xml:space="preserve"> PAGEREF _Toc236701043 \h </w:instrText>
         </w:r>
         <w:r>
           <w:rPr>
@@ -2800,7 +2778,7 @@
           <w14:ligatures w14:val="standardContextual"/>
         </w:rPr>
       </w:pPr>
-      <w:hyperlink w:anchor="_Toc231755827" w:history="1">
+      <w:hyperlink w:anchor="_Toc236701044" w:history="1">
         <w:r>
           <w:rPr>
             <w:rStyle w:val="afffffff5"/>
@@ -2827,7 +2805,7 @@
             <w:noProof/>
             <w:webHidden/>
           </w:rPr>
-          <w:instrText xml:space="preserve"> PAGEREF _Toc231755827 \h </w:instrText>
+          <w:instrText xml:space="preserve"> PAGEREF _Toc236701044 \h </w:instrText>
         </w:r>
         <w:r>
           <w:rPr>
@@ -2874,7 +2852,7 @@
           <w14:ligatures w14:val="standardContextual"/>
         </w:rPr>
       </w:pPr>
-      <w:hyperlink w:anchor="_Toc231755828" w:history="1">
+      <w:hyperlink w:anchor="_Toc236701045" w:history="1">
         <w:r>
           <w:rPr>
             <w:rStyle w:val="afffffff5"/>
@@ -2901,7 +2879,7 @@
             <w:noProof/>
             <w:webHidden/>
           </w:rPr>
-          <w:instrText xml:space="preserve"> PAGEREF _Toc231755828 \h </w:instrText>
+          <w:instrText xml:space="preserve"> PAGEREF _Toc236701045 \h </w:instrText>
         </w:r>
         <w:r>
           <w:rPr>
@@ -2949,7 +2927,7 @@
           <w14:ligatures w14:val="standardContextual"/>
         </w:rPr>
       </w:pPr>
-      <w:hyperlink w:anchor="_Toc231755829" w:history="1">
+      <w:hyperlink w:anchor="_Toc236701046" w:history="1">
         <w:r>
           <w:rPr>
             <w:rStyle w:val="afffffff5"/>
@@ -2976,7 +2954,7 @@
             <w:noProof/>
             <w:webHidden/>
           </w:rPr>
-          <w:instrText xml:space="preserve"> PAGEREF _Toc231755829 \h </w:instrText>
+          <w:instrText xml:space="preserve"> PAGEREF _Toc236701046 \h </w:instrText>
         </w:r>
         <w:r>
           <w:rPr>
@@ -3023,7 +3001,7 @@
           <w14:ligatures w14:val="standardContextual"/>
         </w:rPr>
       </w:pPr>
-      <w:hyperlink w:anchor="_Toc231755830" w:history="1">
+      <w:hyperlink w:anchor="_Toc236701047" w:history="1">
         <w:r>
           <w:rPr>
             <w:rStyle w:val="afffffff5"/>
@@ -3050,7 +3028,7 @@
             <w:noProof/>
             <w:webHidden/>
           </w:rPr>
-          <w:instrText xml:space="preserve"> PAGEREF _Toc231755830 \h </w:instrText>
+          <w:instrText xml:space="preserve"> PAGEREF _Toc236701047 \h </w:instrText>
         </w:r>
         <w:r>
           <w:rPr>
@@ -3070,7 +3048,7 @@
             <w:noProof/>
             <w:webHidden/>
           </w:rPr>
-          <w:t>14</w:t>
+          <w:t>15</w:t>
         </w:r>
         <w:r>
           <w:rPr>
@@ -3097,7 +3075,7 @@
           <w14:ligatures w14:val="standardContextual"/>
         </w:rPr>
       </w:pPr>
-      <w:hyperlink w:anchor="_Toc231755831" w:history="1">
+      <w:hyperlink w:anchor="_Toc236701048" w:history="1">
         <w:r>
           <w:rPr>
             <w:rStyle w:val="afffffff5"/>
@@ -3124,7 +3102,7 @@
             <w:noProof/>
             <w:webHidden/>
           </w:rPr>
-          <w:instrText xml:space="preserve"> PAGEREF _Toc231755831 \h </w:instrText>
+          <w:instrText xml:space="preserve"> PAGEREF _Toc236701048 \h </w:instrText>
         </w:r>
         <w:r>
           <w:rPr>
@@ -3171,7 +3149,7 @@
           <w14:ligatures w14:val="standardContextual"/>
         </w:rPr>
       </w:pPr>
-      <w:hyperlink w:anchor="_Toc231755832" w:history="1">
+      <w:hyperlink w:anchor="_Toc236701049" w:history="1">
         <w:r>
           <w:rPr>
             <w:rStyle w:val="afffffff5"/>
@@ -3198,7 +3176,7 @@
             <w:noProof/>
             <w:webHidden/>
           </w:rPr>
-          <w:instrText xml:space="preserve"> PAGEREF _Toc231755832 \h </w:instrText>
+          <w:instrText xml:space="preserve"> PAGEREF _Toc236701049 \h </w:instrText>
         </w:r>
         <w:r>
           <w:rPr>
@@ -3246,7 +3224,7 @@
           <w14:ligatures w14:val="standardContextual"/>
         </w:rPr>
       </w:pPr>
-      <w:hyperlink w:anchor="_Toc231755833" w:history="1">
+      <w:hyperlink w:anchor="_Toc236701050" w:history="1">
         <w:r>
           <w:rPr>
             <w:rStyle w:val="afffffff5"/>
@@ -3273,7 +3251,7 @@
             <w:noProof/>
             <w:webHidden/>
           </w:rPr>
-          <w:instrText xml:space="preserve"> PAGEREF _Toc231755833 \h </w:instrText>
+          <w:instrText xml:space="preserve"> PAGEREF _Toc236701050 \h </w:instrText>
         </w:r>
         <w:r>
           <w:rPr>
@@ -3320,7 +3298,7 @@
           <w14:ligatures w14:val="standardContextual"/>
         </w:rPr>
       </w:pPr>
-      <w:hyperlink w:anchor="_Toc231755834" w:history="1">
+      <w:hyperlink w:anchor="_Toc236701051" w:history="1">
         <w:r>
           <w:rPr>
             <w:rStyle w:val="afffffff5"/>
@@ -3347,7 +3325,7 @@
             <w:noProof/>
             <w:webHidden/>
           </w:rPr>
-          <w:instrText xml:space="preserve"> PAGEREF _Toc231755834 \h </w:instrText>
+          <w:instrText xml:space="preserve"> PAGEREF _Toc236701051 \h </w:instrText>
         </w:r>
         <w:r>
           <w:rPr>
@@ -3394,7 +3372,7 @@
           <w14:ligatures w14:val="standardContextual"/>
         </w:rPr>
       </w:pPr>
-      <w:hyperlink w:anchor="_Toc231755835" w:history="1">
+      <w:hyperlink w:anchor="_Toc236701052" w:history="1">
         <w:r>
           <w:rPr>
             <w:rStyle w:val="afffffff5"/>
@@ -3421,7 +3399,7 @@
             <w:noProof/>
             <w:webHidden/>
           </w:rPr>
-          <w:instrText xml:space="preserve"> PAGEREF _Toc231755835 \h </w:instrText>
+          <w:instrText xml:space="preserve"> PAGEREF _Toc236701052 \h </w:instrText>
         </w:r>
         <w:r>
           <w:rPr>
@@ -3441,7 +3419,7 @@
             <w:noProof/>
             <w:webHidden/>
           </w:rPr>
-          <w:t>19</w:t>
+          <w:t>20</w:t>
         </w:r>
         <w:r>
           <w:rPr>
@@ -3468,7 +3446,7 @@
           <w14:ligatures w14:val="standardContextual"/>
         </w:rPr>
       </w:pPr>
-      <w:hyperlink w:anchor="_Toc231755836" w:history="1">
+      <w:hyperlink w:anchor="_Toc236701053" w:history="1">
         <w:r>
           <w:rPr>
             <w:rStyle w:val="afffffff5"/>
@@ -3495,7 +3473,7 @@
             <w:noProof/>
             <w:webHidden/>
           </w:rPr>
-          <w:instrText xml:space="preserve"> PAGEREF _Toc231755836 \h </w:instrText>
+          <w:instrText xml:space="preserve"> PAGEREF _Toc236701053 \h </w:instrText>
         </w:r>
         <w:r>
           <w:rPr>
@@ -3544,7 +3522,7 @@
           <w14:ligatures w14:val="standardContextual"/>
         </w:rPr>
       </w:pPr>
-      <w:hyperlink w:anchor="_Toc231755837" w:history="1">
+      <w:hyperlink w:anchor="_Toc236701054" w:history="1">
         <w:r>
           <w:rPr>
             <w:rStyle w:val="afffffff5"/>
@@ -3571,7 +3549,7 @@
             <w:noProof/>
             <w:webHidden/>
           </w:rPr>
-          <w:instrText xml:space="preserve"> PAGEREF _Toc231755837 \h </w:instrText>
+          <w:instrText xml:space="preserve"> PAGEREF _Toc236701054 \h </w:instrText>
         </w:r>
         <w:r>
           <w:rPr>
@@ -3591,7 +3569,7 @@
             <w:noProof/>
             <w:webHidden/>
           </w:rPr>
-          <w:t>20</w:t>
+          <w:t>21</w:t>
         </w:r>
         <w:r>
           <w:rPr>
@@ -3619,7 +3597,7 @@
           <w14:ligatures w14:val="standardContextual"/>
         </w:rPr>
       </w:pPr>
-      <w:hyperlink w:anchor="_Toc231755838" w:history="1">
+      <w:hyperlink w:anchor="_Toc236701055" w:history="1">
         <w:r>
           <w:rPr>
             <w:rStyle w:val="afffffff5"/>
@@ -3646,7 +3624,7 @@
             <w:noProof/>
             <w:webHidden/>
           </w:rPr>
-          <w:instrText xml:space="preserve"> PAGEREF _Toc231755838 \h </w:instrText>
+          <w:instrText xml:space="preserve"> PAGEREF _Toc236701055 \h </w:instrText>
         </w:r>
         <w:r>
           <w:rPr>
@@ -3666,7 +3644,7 @@
             <w:noProof/>
             <w:webHidden/>
           </w:rPr>
-          <w:t>20</w:t>
+          <w:t>21</w:t>
         </w:r>
         <w:r>
           <w:rPr>
@@ -3694,7 +3672,7 @@
           <w14:ligatures w14:val="standardContextual"/>
         </w:rPr>
       </w:pPr>
-      <w:hyperlink w:anchor="_Toc231755839" w:history="1">
+      <w:hyperlink w:anchor="_Toc236701056" w:history="1">
         <w:r>
           <w:rPr>
             <w:rStyle w:val="afffffff5"/>
@@ -3721,7 +3699,7 @@
             <w:noProof/>
             <w:webHidden/>
           </w:rPr>
-          <w:instrText xml:space="preserve"> PAGEREF _Toc231755839 \h </w:instrText>
+          <w:instrText xml:space="preserve"> PAGEREF _Toc236701056 \h </w:instrText>
         </w:r>
         <w:r>
           <w:rPr>
@@ -3741,7 +3719,7 @@
             <w:noProof/>
             <w:webHidden/>
           </w:rPr>
-          <w:t>21</w:t>
+          <w:t>22</w:t>
         </w:r>
         <w:r>
           <w:rPr>
@@ -3769,7 +3747,7 @@
           <w14:ligatures w14:val="standardContextual"/>
         </w:rPr>
       </w:pPr>
-      <w:hyperlink w:anchor="_Toc231755840" w:history="1">
+      <w:hyperlink w:anchor="_Toc236701057" w:history="1">
         <w:r>
           <w:rPr>
             <w:rStyle w:val="afffffff5"/>
@@ -3796,7 +3774,7 @@
             <w:noProof/>
             <w:webHidden/>
           </w:rPr>
-          <w:instrText xml:space="preserve"> PAGEREF _Toc231755840 \h </w:instrText>
+          <w:instrText xml:space="preserve"> PAGEREF _Toc236701057 \h </w:instrText>
         </w:r>
         <w:r>
           <w:rPr>
@@ -3816,7 +3794,7 @@
             <w:noProof/>
             <w:webHidden/>
           </w:rPr>
-          <w:t>21</w:t>
+          <w:t>22</w:t>
         </w:r>
         <w:r>
           <w:rPr>
@@ -3845,7 +3823,7 @@
           <w14:ligatures w14:val="standardContextual"/>
         </w:rPr>
       </w:pPr>
-      <w:hyperlink w:anchor="_Toc231755841" w:history="1">
+      <w:hyperlink w:anchor="_Toc236701058" w:history="1">
         <w:r>
           <w:rPr>
             <w:rStyle w:val="afffffff5"/>
@@ -3872,7 +3850,7 @@
             <w:noProof/>
             <w:webHidden/>
           </w:rPr>
-          <w:instrText xml:space="preserve"> PAGEREF _Toc231755841 \h </w:instrText>
+          <w:instrText xml:space="preserve"> PAGEREF _Toc236701058 \h </w:instrText>
         </w:r>
         <w:r>
           <w:rPr>
@@ -3921,7 +3899,7 @@
           <w14:ligatures w14:val="standardContextual"/>
         </w:rPr>
       </w:pPr>
-      <w:hyperlink w:anchor="_Toc231755842" w:history="1">
+      <w:hyperlink w:anchor="_Toc236701059" w:history="1">
         <w:r>
           <w:rPr>
             <w:rStyle w:val="afffffff5"/>
@@ -3948,7 +3926,7 @@
             <w:noProof/>
             <w:webHidden/>
           </w:rPr>
-          <w:instrText xml:space="preserve"> PAGEREF _Toc231755842 \h </w:instrText>
+          <w:instrText xml:space="preserve"> PAGEREF _Toc236701059 \h </w:instrText>
         </w:r>
         <w:r>
           <w:rPr>
@@ -3968,7 +3946,7 @@
             <w:noProof/>
             <w:webHidden/>
           </w:rPr>
-          <w:t>23</w:t>
+          <w:t>24</w:t>
         </w:r>
         <w:r>
           <w:rPr>
@@ -3989,7 +3967,7 @@
       <w:r>
         <w:fldChar w:fldCharType="end"/>
       </w:r>
-      <w:bookmarkStart w:id="1" w:name="_Toc231755803"/>
+      <w:bookmarkStart w:id="1" w:name="_Toc236701020"/>
       <w:r>
         <w:rPr>
           <w:rFonts w:hint="eastAsia"/>
@@ -4005,7 +3983,7 @@
           <w:rFonts w:hint="eastAsia"/>
         </w:rPr>
       </w:pPr>
-      <w:bookmarkStart w:id="2" w:name="_Toc231755804"/>
+      <w:bookmarkStart w:id="2" w:name="_Toc236701021"/>
       <w:r>
         <w:rPr>
           <w:rFonts w:hint="eastAsia"/>
@@ -4024,7 +4002,7 @@
         <w:rPr>
           <w:rFonts w:hint="eastAsia"/>
         </w:rPr>
-        <w:t>本書は、メニュー画面から遷移して利用する修理申請画面（`/repair-request`）で利用する API の設計内容を整理し、画面要件、DB設計、修理管理API設計書との責務境界を一致させることを目的とする。</w:t>
+        <w:t>本書は、メニュー画面から遷移して利用する修理申請画面（/repair-request）で利用する API の設計内容を整理し、画面要件、DB設計、修理管理API設計書との責務境界を一致させることを目的とする。</w:t>
       </w:r>
     </w:p>
     <w:p>
@@ -4151,7 +4129,7 @@
         <w:rPr>
           <w:rFonts w:hint="eastAsia"/>
         </w:rPr>
-        <w:t>修理依頼時の機器写真・添付を `application_documents` に保存する方針</w:t>
+        <w:t>修理依頼時の機器写真・添付を application_documents に保存する方針</w:t>
       </w:r>
     </w:p>
     <w:p>
@@ -4170,22 +4148,41 @@
         <w:rPr>
           <w:rFonts w:hint="eastAsia"/>
         </w:rPr>
-        <w:t>修理管理（`/quotation-data-box/repair-requests`、`/repair-task`）との feature_code とAPI設計書の分離</w:t>
+        <w:t>申請時の代替機選択 NOT_NEEDED / NEEDED / REQUESTED を後続の修理管理判断から分離して保持する方針</w:t>
       </w:r>
     </w:p>
     <w:p>
       <w:pPr>
+        <w:pStyle w:val="afffffff8"/>
+        <w:numPr>
+          <w:ilvl w:val="0"/>
+          <w:numId w:val="2"/>
+        </w:numPr>
+        <w:ind w:leftChars="0"/>
+        <w:rPr>
+          <w:rFonts w:hint="eastAsia"/>
+        </w:rPr>
+      </w:pPr>
+      <w:r>
+        <w:rPr>
+          <w:rFonts w:hint="eastAsia"/>
+        </w:rPr>
+        <w:lastRenderedPageBreak/>
+        <w:t>修理管理（/quotation-data-box/repair-requests、/repair-task）との feature_code とAPI設計書の分離</w:t>
+      </w:r>
+    </w:p>
+    <w:p>
+      <w:pPr>
         <w:pStyle w:val="2"/>
         <w:rPr>
           <w:rFonts w:hint="eastAsia"/>
         </w:rPr>
       </w:pPr>
-      <w:bookmarkStart w:id="3" w:name="_Toc231755805"/>
+      <w:bookmarkStart w:id="3" w:name="_Toc236701022"/>
       <w:r>
         <w:rPr>
           <w:rFonts w:hint="eastAsia"/>
         </w:rPr>
-        <w:lastRenderedPageBreak/>
         <w:t>対象システム概要</w:t>
       </w:r>
       <w:bookmarkEnd w:id="3"/>
@@ -4200,7 +4197,7 @@
         <w:rPr>
           <w:rFonts w:hint="eastAsia"/>
         </w:rPr>
-        <w:t>修理申請は、現場担当者がメニュー画面から修理依頼画面へ遷移し、登録済み資産または資産台帳に登録されていない物品の修理依頼を起票する機能である。起票後の受付判定、院内/院外修理の振り分け、見積、発注、検収、完了、却下、廃棄申請接続は No.27 修理管理API設計書で扱う。</w:t>
+        <w:t>修理申請は、現場担当者がメニュー画面から修理依頼画面へ遷移し、登録済み資産または資産台帳に登録されていない物品の修理依頼を起票する機能である。起票後の受付判定、院内/院外修理の振り分け、見積、発注、検収、完了、却下、廃棄申請接続は No.28 修理管理API設計書で扱う。</w:t>
       </w:r>
     </w:p>
     <w:p>
@@ -4213,7 +4210,7 @@
         <w:rPr>
           <w:rFonts w:hint="eastAsia"/>
         </w:rPr>
-        <w:t>修理申請では、資産台帳に登録済みの資産だけでなく未登録資産も受け付ける。ただし未登録資産は `asset_ledgers` へ登録せず、申請内の手入力情報および `application_assets` の表示用スナップショットとして保持する。本システム未登録資産の対象スコープは修理申請と修理申請経由の廃棄申請のみであり、未登録資産の修理が完了しても資産台帳に対する CRUD は行わない。</w:t>
+        <w:t>修理申請では、資産台帳に登録済みの資産だけでなく未登録資産も受け付ける。ただし未登録資産は asset_ledgers へ登録せず、申請内の手入力情報および application_assets の表示用スナップショットとして保持する。本システム未登録資産の対象スコープは修理申請と修理申請経由の廃棄申請のみであり、未登録資産の修理が完了しても資産台帳に対する CRUD は行わない。</w:t>
       </w:r>
     </w:p>
     <w:p>
@@ -4223,7 +4220,7 @@
           <w:rFonts w:hint="eastAsia"/>
         </w:rPr>
       </w:pPr>
-      <w:bookmarkStart w:id="4" w:name="_Toc231755806"/>
+      <w:bookmarkStart w:id="4" w:name="_Toc236701023"/>
       <w:r>
         <w:rPr>
           <w:rFonts w:hint="eastAsia"/>
@@ -4252,6 +4249,7 @@
       </w:tblGrid>
       <w:tr>
         <w:trPr>
+          <w:cantSplit/>
           <w:tblHeader/>
         </w:trPr>
         <w:tc>
@@ -4296,6 +4294,9 @@
         </w:tc>
       </w:tr>
       <w:tr>
+        <w:trPr>
+          <w:cantSplit/>
+        </w:trPr>
         <w:tc>
           <w:tcPr>
             <w:tcW w:w="2500" w:type="pct"/>
@@ -4318,12 +4319,15 @@
               <w:rPr>
                 <w:rFonts w:hint="eastAsia"/>
               </w:rPr>
-              <w:t>メニュー画面から `/repair-request` で起票する現場依頼。`repair_request_create` で認可する</w:t>
+              <w:t>メニュー画面から /repair-request で起票する現場依頼。repair_request_create で認可する</w:t>
             </w:r>
           </w:p>
         </w:tc>
       </w:tr>
       <w:tr>
+        <w:trPr>
+          <w:cantSplit/>
+        </w:trPr>
         <w:tc>
           <w:tcPr>
             <w:tcW w:w="2500" w:type="pct"/>
@@ -4346,12 +4350,15 @@
               <w:rPr>
                 <w:rFonts w:hint="eastAsia"/>
               </w:rPr>
-              <w:t>タスク管理配下で修理申請を受付・進行する業務。`repair_management` で認可し、No.27 修理管理API設計書で扱う</w:t>
+              <w:t>タスク管理配下で修理申請を受付・進行する業務。repair_management で認可し、No.28 修理管理API設計書で扱う</w:t>
             </w:r>
           </w:p>
         </w:tc>
       </w:tr>
       <w:tr>
+        <w:trPr>
+          <w:cantSplit/>
+        </w:trPr>
         <w:tc>
           <w:tcPr>
             <w:tcW w:w="2500" w:type="pct"/>
@@ -4374,12 +4381,15 @@
               <w:rPr>
                 <w:rFonts w:hint="eastAsia"/>
               </w:rPr>
-              <w:t>資産台帳 `asset_ledgers` に存在し、`application_assets.asset_ledger_id` を保持する修理対象</w:t>
+              <w:t>資産台帳 asset_ledgers に存在し、application_assets.asset_ledger_id を保持する修理対象</w:t>
             </w:r>
           </w:p>
         </w:tc>
       </w:tr>
       <w:tr>
+        <w:trPr>
+          <w:cantSplit/>
+        </w:trPr>
         <w:tc>
           <w:tcPr>
             <w:tcW w:w="2500" w:type="pct"/>
@@ -4402,12 +4412,15 @@
               <w:rPr>
                 <w:rFonts w:hint="eastAsia"/>
               </w:rPr>
-              <w:t>資産台帳に登録せず、`repair_request_details.manual_item_name` 等の手入力列と `application_assets` スナップショットで保持する修理対象</w:t>
+              <w:t>資産台帳に登録せず、repair_request_details.manual_item_name 等の手入力列と application_assets スナップショットで保持する修理対象</w:t>
             </w:r>
           </w:p>
         </w:tc>
       </w:tr>
       <w:tr>
+        <w:trPr>
+          <w:cantSplit/>
+        </w:trPr>
         <w:tc>
           <w:tcPr>
             <w:tcW w:w="2500" w:type="pct"/>
@@ -4430,7 +4443,7 @@
               <w:rPr>
                 <w:rFonts w:hint="eastAsia"/>
               </w:rPr>
-              <w:t>画面表示上の受付状態。保存値にはせず、起票直後の `applications.status` は `新規申請` とする</w:t>
+              <w:t>画面表示上の受付状態。保存値にはせず、起票直後の applications.status は 新規申請 とする</w:t>
             </w:r>
           </w:p>
         </w:tc>
@@ -4444,7 +4457,7 @@
           <w:rFonts w:hint="eastAsia"/>
         </w:rPr>
       </w:pPr>
-      <w:bookmarkStart w:id="5" w:name="_Toc231755807"/>
+      <w:bookmarkStart w:id="5" w:name="_Toc236701024"/>
       <w:r>
         <w:rPr>
           <w:rFonts w:hint="eastAsia"/>
@@ -4475,6 +4488,7 @@
       </w:tblGrid>
       <w:tr>
         <w:trPr>
+          <w:cantSplit/>
           <w:tblHeader/>
         </w:trPr>
         <w:tc>
@@ -4539,6 +4553,9 @@
         </w:tc>
       </w:tr>
       <w:tr>
+        <w:trPr>
+          <w:cantSplit/>
+        </w:trPr>
         <w:tc>
           <w:tcPr>
             <w:tcW w:w="1666" w:type="pct"/>
@@ -4585,7 +4602,7 @@
           <w:rFonts w:hint="eastAsia"/>
         </w:rPr>
       </w:pPr>
-      <w:bookmarkStart w:id="6" w:name="_Toc231755808"/>
+      <w:bookmarkStart w:id="6" w:name="_Toc236701025"/>
       <w:r>
         <w:rPr>
           <w:rFonts w:hint="eastAsia"/>
@@ -4601,7 +4618,7 @@
           <w:rFonts w:hint="eastAsia"/>
         </w:rPr>
       </w:pPr>
-      <w:bookmarkStart w:id="7" w:name="_Toc231755809"/>
+      <w:bookmarkStart w:id="7" w:name="_Toc236701026"/>
       <w:r>
         <w:rPr>
           <w:rFonts w:hint="eastAsia"/>
@@ -4620,7 +4637,7 @@
         <w:rPr>
           <w:rFonts w:hint="eastAsia"/>
         </w:rPr>
-        <w:t>本API群は、修理申請の起票前準備と起票登録までを扱う。点検結果から修理申請へ遷移する場合は、日常点検APIまたは点検管理APIが返す初期値を `/repair-request` へ渡し、本書の修理依頼起票APIで `repair_request_details.inspection_result_id` として保存する。</w:t>
+        <w:t>本API群は、修理申請の起票前準備と起票登録までを扱う。点検結果から修理申請へ遷移する場合は、日常点検APIまたは点検管理APIが返す初期値を /repair-request へ渡し、本書の修理依頼起票APIで repair_request_details.inspection_result_id として保存する。</w:t>
       </w:r>
     </w:p>
     <w:p>
@@ -4633,7 +4650,7 @@
         <w:rPr>
           <w:rFonts w:hint="eastAsia"/>
         </w:rPr>
-        <w:t>起票後の修理管理タブ表示、修理タスク詳細、受付判定、却下、見積依頼、見積登録、発注、検収、完了、修理不能からの廃棄申請接続は No.27 修理管理API設計書を正本とし、本書では定義しない。修理申請を経由しない未登録資産の単独廃棄申請はPhase1対象外であり、本書にも入口UI/APIを設けない。</w:t>
+        <w:t>起票後の修理管理タブ表示、修理タスク詳細、受付判定、却下、見積依頼、見積登録、発注、検収、完了、修理不能からの廃棄申請接続は No.28 修理管理API設計書を正本とし、本書では定義しない。修理申請を経由しない未登録資産の単独廃棄申請はPhase1対象外であり、本書にも入口UI/APIを設けない。</w:t>
       </w:r>
     </w:p>
     <w:p>
@@ -4643,7 +4660,7 @@
           <w:rFonts w:hint="eastAsia"/>
         </w:rPr>
       </w:pPr>
-      <w:bookmarkStart w:id="8" w:name="_Toc231755810"/>
+      <w:bookmarkStart w:id="8" w:name="_Toc236701027"/>
       <w:r>
         <w:rPr>
           <w:rFonts w:hint="eastAsia"/>
@@ -4673,6 +4690,7 @@
       </w:tblGrid>
       <w:tr>
         <w:trPr>
+          <w:cantSplit/>
           <w:tblHeader/>
         </w:trPr>
         <w:tc>
@@ -4736,6 +4754,9 @@
         </w:tc>
       </w:tr>
       <w:tr>
+        <w:trPr>
+          <w:cantSplit/>
+        </w:trPr>
         <w:tc>
           <w:tcPr>
             <w:tcW w:w="1666" w:type="pct"/>
@@ -4755,7 +4776,7 @@
           </w:tcPr>
           <w:p>
             <w:r>
-              <w:t>`GET /repair-request/context`</w:t>
+              <w:t>GET /repair-request/context</w:t>
             </w:r>
           </w:p>
         </w:tc>
@@ -4774,6 +4795,9 @@
         </w:tc>
       </w:tr>
       <w:tr>
+        <w:trPr>
+          <w:cantSplit/>
+        </w:trPr>
         <w:tc>
           <w:tcPr>
             <w:tcW w:w="1666" w:type="pct"/>
@@ -4793,7 +4817,7 @@
           </w:tcPr>
           <w:p>
             <w:r>
-              <w:t>`GET /repair-request/assets/by-qr/{qrCode}`</w:t>
+              <w:t>GET /repair-request/assets/by-qr/{qrCode}</w:t>
             </w:r>
           </w:p>
         </w:tc>
@@ -4812,6 +4836,9 @@
         </w:tc>
       </w:tr>
       <w:tr>
+        <w:trPr>
+          <w:cantSplit/>
+        </w:trPr>
         <w:tc>
           <w:tcPr>
             <w:tcW w:w="1666" w:type="pct"/>
@@ -4831,7 +4858,7 @@
           </w:tcPr>
           <w:p>
             <w:r>
-              <w:t>`POST /repair-request/requests`</w:t>
+              <w:t>POST /repair-request/requests</w:t>
             </w:r>
           </w:p>
         </w:tc>
@@ -4844,7 +4871,7 @@
               <w:rPr>
                 <w:rFonts w:hint="eastAsia"/>
               </w:rPr>
-              <w:t>`applications`、`repair_request_details`、`application_assets`、`application_documents`、初期履歴を同一トランザクションで作成する</w:t>
+              <w:t>applications、repair_request_details、application_assets、application_documents、初期履歴を同一トランザクションで作成する</w:t>
             </w:r>
           </w:p>
         </w:tc>
@@ -4858,7 +4885,7 @@
           <w:rFonts w:hint="eastAsia"/>
         </w:rPr>
       </w:pPr>
-      <w:bookmarkStart w:id="9" w:name="_Toc231755811"/>
+      <w:bookmarkStart w:id="9" w:name="_Toc236701028"/>
       <w:r>
         <w:rPr>
           <w:rFonts w:hint="eastAsia"/>
@@ -4889,6 +4916,7 @@
       </w:tblGrid>
       <w:tr>
         <w:trPr>
+          <w:cantSplit/>
           <w:tblHeader/>
         </w:trPr>
         <w:tc>
@@ -4953,13 +4981,16 @@
         </w:tc>
       </w:tr>
       <w:tr>
+        <w:trPr>
+          <w:cantSplit/>
+        </w:trPr>
         <w:tc>
           <w:tcPr>
             <w:tcW w:w="1666" w:type="pct"/>
           </w:tcPr>
           <w:p>
             <w:r>
-              <w:t>`applications`</w:t>
+              <w:t>applications</w:t>
             </w:r>
           </w:p>
         </w:tc>
@@ -4988,13 +5019,16 @@
         </w:tc>
       </w:tr>
       <w:tr>
+        <w:trPr>
+          <w:cantSplit/>
+        </w:trPr>
         <w:tc>
           <w:tcPr>
             <w:tcW w:w="1666" w:type="pct"/>
           </w:tcPr>
           <w:p>
             <w:r>
-              <w:t>`repair_request_details`</w:t>
+              <w:t>repair_request_details</w:t>
             </w:r>
           </w:p>
         </w:tc>
@@ -5017,19 +5051,22 @@
               <w:rPr>
                 <w:rFonts w:hint="eastAsia"/>
               </w:rPr>
-              <w:t>登録済/未登録区分、症状、代替機要否、点検結果ID、未登録資産の手入力情報。`repair_category` は起票時には設定せず、修理管理STEP1で設定する</w:t>
+              <w:t>登録済/未登録区分、症状、申請時の代替機選択、点検結果ID、未登録資産の手入力情報。alternative_device_handling_required_flag と repair_category は起票時には設定せず、修理管理で設定する</w:t>
             </w:r>
           </w:p>
         </w:tc>
       </w:tr>
       <w:tr>
+        <w:trPr>
+          <w:cantSplit/>
+        </w:trPr>
         <w:tc>
           <w:tcPr>
             <w:tcW w:w="1666" w:type="pct"/>
           </w:tcPr>
           <w:p>
             <w:r>
-              <w:t>`application_assets`</w:t>
+              <w:t>application_assets</w:t>
             </w:r>
           </w:p>
         </w:tc>
@@ -5052,19 +5089,22 @@
               <w:rPr>
                 <w:rFonts w:hint="eastAsia"/>
               </w:rPr>
-              <w:t>修理対象機器の明細。登録済み資産は `asset_ledger_id`、未登録資産は表示用スナップショットを保持する</w:t>
+              <w:t>修理対象機器の明細。登録済み資産は asset_ledger_id、未登録資産は表示用スナップショットを保持する</w:t>
             </w:r>
           </w:p>
         </w:tc>
       </w:tr>
       <w:tr>
+        <w:trPr>
+          <w:cantSplit/>
+        </w:trPr>
         <w:tc>
           <w:tcPr>
             <w:tcW w:w="1666" w:type="pct"/>
           </w:tcPr>
           <w:p>
             <w:r>
-              <w:t>`application_documents`</w:t>
+              <w:t>application_documents</w:t>
             </w:r>
           </w:p>
         </w:tc>
@@ -5087,19 +5127,22 @@
               <w:rPr>
                 <w:rFonts w:hint="eastAsia"/>
               </w:rPr>
-              <w:t>修理依頼時の機器写真・添付メタデータ。写真は `document_category='PHOTO'` として保存する</w:t>
+              <w:t>修理依頼時の機器写真・添付メタデータ。写真は document_category='PHOTO' として保存する</w:t>
             </w:r>
           </w:p>
         </w:tc>
       </w:tr>
       <w:tr>
+        <w:trPr>
+          <w:cantSplit/>
+        </w:trPr>
         <w:tc>
           <w:tcPr>
             <w:tcW w:w="1666" w:type="pct"/>
           </w:tcPr>
           <w:p>
             <w:r>
-              <w:t>`application_status_histories`</w:t>
+              <w:t>application_status_histories</w:t>
             </w:r>
           </w:p>
         </w:tc>
@@ -5128,13 +5171,16 @@
         </w:tc>
       </w:tr>
       <w:tr>
+        <w:trPr>
+          <w:cantSplit/>
+        </w:trPr>
         <w:tc>
           <w:tcPr>
             <w:tcW w:w="1666" w:type="pct"/>
           </w:tcPr>
           <w:p>
             <w:r>
-              <w:t>`application_status_definitions`</w:t>
+              <w:t>application_status_definitions</w:t>
             </w:r>
           </w:p>
         </w:tc>
@@ -5157,19 +5203,22 @@
               <w:rPr>
                 <w:rFonts w:hint="eastAsia"/>
               </w:rPr>
-              <w:t>REPAIRの初期ステータス `新規申請` の存在確認</w:t>
+              <w:t>REPAIRの初期ステータス 新規申請 の存在確認</w:t>
             </w:r>
           </w:p>
         </w:tc>
       </w:tr>
       <w:tr>
+        <w:trPr>
+          <w:cantSplit/>
+        </w:trPr>
         <w:tc>
           <w:tcPr>
             <w:tcW w:w="1666" w:type="pct"/>
           </w:tcPr>
           <w:p>
             <w:r>
-              <w:t>`qr_codes`</w:t>
+              <w:t>qr_codes</w:t>
             </w:r>
           </w:p>
         </w:tc>
@@ -5198,13 +5247,16 @@
         </w:tc>
       </w:tr>
       <w:tr>
+        <w:trPr>
+          <w:cantSplit/>
+        </w:trPr>
         <w:tc>
           <w:tcPr>
             <w:tcW w:w="1666" w:type="pct"/>
           </w:tcPr>
           <w:p>
             <w:r>
-              <w:t>`asset_ledgers`</w:t>
+              <w:t>asset_ledgers</w:t>
             </w:r>
           </w:p>
         </w:tc>
@@ -5233,13 +5285,16 @@
         </w:tc>
       </w:tr>
       <w:tr>
+        <w:trPr>
+          <w:cantSplit/>
+        </w:trPr>
         <w:tc>
           <w:tcPr>
             <w:tcW w:w="1666" w:type="pct"/>
           </w:tcPr>
           <w:p>
             <w:r>
-              <w:t>`inspection_results`</w:t>
+              <w:t>inspection_results</w:t>
             </w:r>
           </w:p>
         </w:tc>
@@ -5268,13 +5323,16 @@
         </w:tc>
       </w:tr>
       <w:tr>
+        <w:trPr>
+          <w:cantSplit/>
+        </w:trPr>
         <w:tc>
           <w:tcPr>
             <w:tcW w:w="1666" w:type="pct"/>
           </w:tcPr>
           <w:p>
             <w:r>
-              <w:t>`users`</w:t>
+              <w:t>users</w:t>
             </w:r>
           </w:p>
         </w:tc>
@@ -5303,13 +5361,16 @@
         </w:tc>
       </w:tr>
       <w:tr>
+        <w:trPr>
+          <w:cantSplit/>
+        </w:trPr>
         <w:tc>
           <w:tcPr>
             <w:tcW w:w="1666" w:type="pct"/>
           </w:tcPr>
           <w:p>
             <w:r>
-              <w:t>`facilities`</w:t>
+              <w:t>facilities</w:t>
             </w:r>
           </w:p>
         </w:tc>
@@ -5346,12 +5407,11 @@
           <w:rFonts w:hint="eastAsia"/>
         </w:rPr>
       </w:pPr>
-      <w:bookmarkStart w:id="10" w:name="_Toc231755812"/>
+      <w:bookmarkStart w:id="10" w:name="_Toc236701029"/>
       <w:r>
         <w:rPr>
           <w:rFonts w:hint="eastAsia"/>
         </w:rPr>
-        <w:lastRenderedPageBreak/>
         <w:t>第3章 共通仕様</w:t>
       </w:r>
       <w:bookmarkEnd w:id="10"/>
@@ -5363,7 +5423,7 @@
           <w:rFonts w:hint="eastAsia"/>
         </w:rPr>
       </w:pPr>
-      <w:bookmarkStart w:id="11" w:name="_Toc231755813"/>
+      <w:bookmarkStart w:id="11" w:name="_Toc236701030"/>
       <w:r>
         <w:rPr>
           <w:rFonts w:hint="eastAsia"/>
@@ -5445,7 +5505,7 @@
         <w:rPr>
           <w:rFonts w:hint="eastAsia"/>
         </w:rPr>
-        <w:t>日時形式: ISO 8601（例: `2026-05-19T10:00:00+09:00`）</w:t>
+        <w:t>日時形式: ISO 8601（例: 2026-05-19T10:00:00+09:00）</w:t>
       </w:r>
     </w:p>
     <w:p>
@@ -5464,7 +5524,7 @@
         <w:rPr>
           <w:rFonts w:hint="eastAsia"/>
         </w:rPr>
-        <w:t>日付形式: `YYYY-MM-DD`</w:t>
+        <w:t>日付形式: YYYY-MM-DD</w:t>
       </w:r>
     </w:p>
     <w:p>
@@ -5483,7 +5543,7 @@
         <w:rPr>
           <w:rFonts w:hint="eastAsia"/>
         </w:rPr>
-        <w:t>認証済みAPIは Bearer トークンを `Authorization` ヘッダーに付与する</w:t>
+        <w:t>認証済みAPIは Bearer トークンを Authorization ヘッダーに付与する</w:t>
       </w:r>
     </w:p>
     <w:p>
@@ -5512,7 +5572,7 @@
           <w:rFonts w:hint="eastAsia"/>
         </w:rPr>
       </w:pPr>
-      <w:bookmarkStart w:id="12" w:name="_Toc231755814"/>
+      <w:bookmarkStart w:id="12" w:name="_Toc236701031"/>
       <w:r>
         <w:rPr>
           <w:rFonts w:hint="eastAsia"/>
@@ -5531,7 +5591,7 @@
         <w:rPr>
           <w:rFonts w:hint="eastAsia"/>
         </w:rPr>
-        <w:t>本API群で使用する `feature_code` は `repair_request_create` である。タスク管理配下の修理管理APIで使用する `repair_management` とは分離する。通常アカウントでは、画面表示用の `/auth/context` に依存せず、各業務APIで Bearer トークン上の作業対象施設に対する担当施設割当、施設提供設定、ユーザー施設別設定を再判定する。共有システム管理者アカウント（`users.account_type='SYSTEM_ADMIN'`）では、作業対象施設が未削除であることを確認できれば、担当施設割当、施設提供設定、ユーザー施設別設定による通常判定を行わず API 実行を許可する。ただし、登録済み資産や点検結果を指定する場合は、対象データが作業対象施設に属することをアカウント種別にかかわらず必ず確認する。</w:t>
+        <w:t>本API群で使用する feature_code は repair_request_create である。タスク管理配下の修理管理APIで使用する repair_management とは分離する。通常アカウントでは、画面表示用の /auth/context に依存せず、各業務APIで Bearer トークン上の作業対象施設に対する担当施設割当、施設提供設定、ユーザー施設別設定を再判定する。共有システム管理者アカウント（users.account_type='SYSTEM_ADMIN'）では、作業対象施設が未削除であることを確認できれば、担当施設割当、施設提供設定、ユーザー施設別設定による通常判定を行わず API 実行を許可する。ただし、登録済み資産や点検結果を指定する場合は、対象データが作業対象施設に属することをアカウント種別にかかわらず必ず確認する。</w:t>
       </w:r>
     </w:p>
     <w:tbl>
@@ -5556,6 +5616,7 @@
       </w:tblGrid>
       <w:tr>
         <w:trPr>
+          <w:cantSplit/>
           <w:tblHeader/>
         </w:trPr>
         <w:tc>
@@ -5574,6 +5635,7 @@
                 <w:rFonts w:hint="eastAsia"/>
                 <w:b/>
               </w:rPr>
+              <w:lastRenderedPageBreak/>
               <w:t>処理</w:t>
             </w:r>
           </w:p>
@@ -5640,6 +5702,9 @@
         </w:tc>
       </w:tr>
       <w:tr>
+        <w:trPr>
+          <w:cantSplit/>
+        </w:trPr>
         <w:tc>
           <w:tcPr>
             <w:tcW w:w="1250" w:type="pct"/>
@@ -5659,41 +5724,33 @@
           </w:tcPr>
           <w:p>
             <w:r>
-              <w:t>`repair_request_create`</w:t>
-            </w:r>
-          </w:p>
-        </w:tc>
-        <w:tc>
-          <w:tcPr>
-            <w:tcW w:w="1250" w:type="pct"/>
-          </w:tcPr>
-          <w:p>
-            <w:r>
-              <w:rPr>
-                <w:rFonts w:hint="eastAsia"/>
-              </w:rPr>
-              <w:t xml:space="preserve">通常アカウント: `user_facility_assignments`, `facility_feature_settings`, `user_facility_feature_settings` / 共有システム管理者: `users.account_type`, </w:t>
-            </w:r>
-            <w:r>
-              <w:rPr>
-                <w:rFonts w:hint="eastAsia"/>
-              </w:rPr>
-              <w:lastRenderedPageBreak/>
-              <w:t>`facilities.deleted_at`</w:t>
-            </w:r>
-          </w:p>
-        </w:tc>
-        <w:tc>
-          <w:tcPr>
-            <w:tcW w:w="1250" w:type="pct"/>
-          </w:tcPr>
-          <w:p>
-            <w:r>
-              <w:rPr>
-                <w:rFonts w:hint="eastAsia"/>
-              </w:rPr>
-              <w:lastRenderedPageBreak/>
-              <w:t>通常アカウントは作業対象施設で `repair_request_create` が実効有効であること。共有システム管理者は作業対象施設が未削除であること</w:t>
+              <w:t>repair_request_create</w:t>
+            </w:r>
+          </w:p>
+        </w:tc>
+        <w:tc>
+          <w:tcPr>
+            <w:tcW w:w="1250" w:type="pct"/>
+          </w:tcPr>
+          <w:p>
+            <w:r>
+              <w:rPr>
+                <w:rFonts w:hint="eastAsia"/>
+              </w:rPr>
+              <w:t>通常アカウント: user_facility_assignments, facility_feature_settings, user_facility_feature_settings / 共有システム管理者: users.account_type, facilities.deleted_at</w:t>
+            </w:r>
+          </w:p>
+        </w:tc>
+        <w:tc>
+          <w:tcPr>
+            <w:tcW w:w="1250" w:type="pct"/>
+          </w:tcPr>
+          <w:p>
+            <w:r>
+              <w:rPr>
+                <w:rFonts w:hint="eastAsia"/>
+              </w:rPr>
+              <w:t>通常アカウントは作業対象施設で repair_request_create が実効有効であること。共有システム管理者は作業対象施設が未削除であること</w:t>
             </w:r>
           </w:p>
         </w:tc>
@@ -5707,7 +5764,7 @@
           <w:rFonts w:hint="eastAsia"/>
         </w:rPr>
       </w:pPr>
-      <w:bookmarkStart w:id="13" w:name="_Toc231755815"/>
+      <w:bookmarkStart w:id="13" w:name="_Toc236701032"/>
       <w:r>
         <w:rPr>
           <w:rFonts w:hint="eastAsia"/>
@@ -5732,7 +5789,7 @@
         <w:rPr>
           <w:rFonts w:hint="eastAsia"/>
         </w:rPr>
-        <w:t>起票APIは `applications.application_type='REPAIR'`、`applications.status='新規申請'` で申請を作成する</w:t>
+        <w:t>起票APIは applications.application_type='REPAIR'、applications.status='新規申請' で申請を作成する</w:t>
       </w:r>
     </w:p>
     <w:p>
@@ -5751,7 +5808,7 @@
         <w:rPr>
           <w:rFonts w:hint="eastAsia"/>
         </w:rPr>
-        <w:t>画面表示上の `依頼受付` は保存値にしない</w:t>
+        <w:t>画面表示上の 依頼受付 は保存値にしない</w:t>
       </w:r>
     </w:p>
     <w:p>
@@ -5770,7 +5827,7 @@
         <w:rPr>
           <w:rFonts w:hint="eastAsia"/>
         </w:rPr>
-        <w:t>起票時点では院内修理/院外修理の振り分けを行わないため、`repair_request_details.repair_category` は未設定とする</w:t>
+        <w:t>起票時点では院内修理/院外修理の振り分けを行わないため、repair_request_details.repair_category は未設定とする</w:t>
       </w:r>
     </w:p>
     <w:p>
@@ -5789,7 +5846,7 @@
         <w:rPr>
           <w:rFonts w:hint="eastAsia"/>
         </w:rPr>
-        <w:t>申請部署、申請者、申請者連絡先はログインユーザー情報から自動取得し、リクエスト本文からは受け取らない</w:t>
+        <w:t>申請者が選択した代替機状態は repair_request_details.alternative_device_status に NOT_NEEDED / NEEDED / REQUESTED の申請時点値として保存し、No.28 修理管理APIはこの値を上書きしない</w:t>
       </w:r>
     </w:p>
     <w:p>
@@ -5808,17 +5865,55 @@
         <w:rPr>
           <w:rFonts w:hint="eastAsia"/>
         </w:rPr>
-        <w:t>起票後のステータス遷移と工程は No.27 修理管理API設計書で扱う</w:t>
+        <w:t>修理管理担当者による代替機対応の必要／不要は repair_request_details.alternative_device_handling_required_flag の責務とし、本APIでは設定しない</w:t>
       </w:r>
     </w:p>
     <w:p>
       <w:pPr>
+        <w:pStyle w:val="afffffff8"/>
+        <w:numPr>
+          <w:ilvl w:val="0"/>
+          <w:numId w:val="4"/>
+        </w:numPr>
+        <w:ind w:leftChars="0"/>
+        <w:rPr>
+          <w:rFonts w:hint="eastAsia"/>
+        </w:rPr>
+      </w:pPr>
+      <w:r>
+        <w:rPr>
+          <w:rFonts w:hint="eastAsia"/>
+        </w:rPr>
+        <w:t>申請部署、申請者、申請者連絡先はログインユーザー情報から自動取得し、リクエスト本文からは受け取らない</w:t>
+      </w:r>
+    </w:p>
+    <w:p>
+      <w:pPr>
+        <w:pStyle w:val="afffffff8"/>
+        <w:numPr>
+          <w:ilvl w:val="0"/>
+          <w:numId w:val="4"/>
+        </w:numPr>
+        <w:ind w:leftChars="0"/>
+        <w:rPr>
+          <w:rFonts w:hint="eastAsia"/>
+        </w:rPr>
+      </w:pPr>
+      <w:r>
+        <w:rPr>
+          <w:rFonts w:hint="eastAsia"/>
+        </w:rPr>
+        <w:t>起票後のステータス遷移と工程は No.28 修理管理API設計書で扱う</w:t>
+      </w:r>
+    </w:p>
+    <w:p>
+      <w:pPr>
         <w:pStyle w:val="2"/>
         <w:rPr>
           <w:rFonts w:hint="eastAsia"/>
         </w:rPr>
       </w:pPr>
-      <w:bookmarkStart w:id="14" w:name="_Toc231755816"/>
+      <w:bookmarkStart w:id="14" w:name="_Toc236701033"/>
       <w:r>
         <w:rPr>
           <w:rFonts w:hint="eastAsia"/>
@@ -5843,7 +5938,7 @@
         <w:rPr>
           <w:rFonts w:hint="eastAsia"/>
         </w:rPr>
-        <w:t>登録済み資産は `application_assets.asset_ledger_id` を保持し、申請時点の品目、メーカー、型式、シリアルNo.、設置場所を `application_assets` にスナップショット保存する</w:t>
+        <w:t>登録済み資産は application_assets.asset_ledger_id を保持し、申請時点の品目、メーカー、型式、シリアルNo.、設置場所を application_assets にスナップショット保存する</w:t>
       </w:r>
     </w:p>
     <w:p>
@@ -5862,7 +5957,14 @@
         <w:rPr>
           <w:rFonts w:hint="eastAsia"/>
         </w:rPr>
-        <w:t>未登録資産は `asset_ledgers` へ登録しない。`repair_request_details.manual_item_name`、`manual_maker_name`、`manual_model_name`、`manual_serial_no`、`manual_department_name`、`manual_room_name` と `application_assets` の表示用スナップショットに保持する</w:t>
+        <w:t>未登録資産は asset_ledgers へ登録しない。repair_request_details.manual_item_name、manual_maker_name、manual_model_name、manual_serial_no、manual_d</w:t>
+      </w:r>
+      <w:r>
+        <w:rPr>
+          <w:rFonts w:hint="eastAsia"/>
+        </w:rPr>
+        <w:lastRenderedPageBreak/>
+        <w:t>epartment_name、manual_room_name と application_assets の表示用スナップショットに保持する</w:t>
       </w:r>
     </w:p>
     <w:p>
@@ -5919,7 +6021,7 @@
         <w:rPr>
           <w:rFonts w:hint="eastAsia"/>
         </w:rPr>
-        <w:t>未登録資産が修理不能となった場合の廃棄申請接続は No.27 修理管理API設計書で扱い、元修理申請の手入力情報と `application_assets` スナップショットを廃棄対象物品情報として引き継ぐ</w:t>
+        <w:t>未登録資産が修理不能となった場合の廃棄申請接続は No.28 修理管理API設計書で扱い、元修理申請の手入力情報と application_assets スナップショットを廃棄対象物品情報として引き継ぐ</w:t>
       </w:r>
     </w:p>
     <w:p>
@@ -5929,7 +6031,7 @@
           <w:rFonts w:hint="eastAsia"/>
         </w:rPr>
       </w:pPr>
-      <w:bookmarkStart w:id="15" w:name="_Toc231755817"/>
+      <w:bookmarkStart w:id="15" w:name="_Toc236701034"/>
       <w:r>
         <w:rPr>
           <w:rFonts w:hint="eastAsia"/>
@@ -5960,6 +6062,7 @@
       </w:tblGrid>
       <w:tr>
         <w:trPr>
+          <w:cantSplit/>
           <w:tblHeader/>
         </w:trPr>
         <w:tc>
@@ -6044,6 +6147,9 @@
         </w:tc>
       </w:tr>
       <w:tr>
+        <w:trPr>
+          <w:cantSplit/>
+        </w:trPr>
         <w:tc>
           <w:tcPr>
             <w:tcW w:w="1250" w:type="pct"/>
@@ -6089,13 +6195,15 @@
         </w:tc>
       </w:tr>
       <w:tr>
-        <w:tc>
-          <w:tcPr>
-            <w:tcW w:w="1250" w:type="pct"/>
-          </w:tcPr>
-          <w:p>
-            <w:r>
-              <w:lastRenderedPageBreak/>
+        <w:trPr>
+          <w:cantSplit/>
+        </w:trPr>
+        <w:tc>
+          <w:tcPr>
+            <w:tcW w:w="1250" w:type="pct"/>
+          </w:tcPr>
+          <w:p>
+            <w:r>
               <w:t>message</w:t>
             </w:r>
           </w:p>
@@ -6135,6 +6243,9 @@
         </w:tc>
       </w:tr>
       <w:tr>
+        <w:trPr>
+          <w:cantSplit/>
+        </w:trPr>
         <w:tc>
           <w:tcPr>
             <w:tcW w:w="1250" w:type="pct"/>
@@ -6188,7 +6299,7 @@
           <w:rFonts w:hint="eastAsia"/>
         </w:rPr>
       </w:pPr>
-      <w:bookmarkStart w:id="16" w:name="_Toc231755818"/>
+      <w:bookmarkStart w:id="16" w:name="_Toc236701035"/>
       <w:r>
         <w:rPr>
           <w:rFonts w:hint="eastAsia"/>
@@ -6207,14 +6318,14 @@
         <w:rPr>
           <w:rFonts w:hint="eastAsia"/>
         </w:rPr>
-        <w:t>複数APIで共通利用する入出力DTOを以下に定義する。`DocumentCreateInput` は multipart/form-data のファイルパートに対応するメタデータであり、`filePartName` で対象ファイルを指定する。APIはファイル実体を Amazon S3 へ PutObject し、生成したS3オブジェクトキーを `application_documents.file_path` に保存する。`contentType` は `mime_type`、サーバー算出ファイルサイズは `file_size_bytes`、コンテンツハッシュは `content_hash`、認証ユーザーIDは `uploaded_by_user_id`、現在日時は `uploaded_at` に設定する。S3オブジェクトキー、バケット名、HTTPS URLはリクエスト/レスポンスで直接扱わない。</w:t>
+        <w:t>複数APIで共通利用する入出力DTOを以下に定義する。DocumentCreateInput は multipart/form-data のファイルパートに対応するメタデータであり、filePartName で対象ファイルを指定する。APIはファイル実体を Amazon S3 へ PutObject し、生成したS3オブジェクトキーを application_documents.file_path に保存する。contentType は mime_type、サーバー算出ファイルサイズは file_size_bytes、コンテンツハッシュは content_hash、認証ユーザーIDは uploaded_by_user_id、現在日時は uploaded_at に設定する。S3オブジェクトキー、バケット名、HTTPS URLはリクエスト/レスポンスで直接扱わない。</w:t>
       </w:r>
     </w:p>
     <w:p>
       <w:pPr>
         <w:pStyle w:val="3"/>
       </w:pPr>
-      <w:bookmarkStart w:id="17" w:name="_Toc231755819"/>
+      <w:bookmarkStart w:id="17" w:name="_Toc236701036"/>
       <w:r>
         <w:t>DocumentCreateInput</w:t>
       </w:r>
@@ -6242,6 +6353,7 @@
       </w:tblGrid>
       <w:tr>
         <w:trPr>
+          <w:cantSplit/>
           <w:tblHeader/>
         </w:trPr>
         <w:tc>
@@ -6326,6 +6438,9 @@
         </w:tc>
       </w:tr>
       <w:tr>
+        <w:trPr>
+          <w:cantSplit/>
+        </w:trPr>
         <w:tc>
           <w:tcPr>
             <w:tcW w:w="1250" w:type="pct"/>
@@ -6365,18 +6480,22 @@
               <w:rPr>
                 <w:rFonts w:hint="eastAsia"/>
               </w:rPr>
-              <w:t>`PHOTO` / `REQUEST_ATTACHMENT` / `OTHER`。機器写真は `PHOTO` として保存する</w:t>
+              <w:t>PHOTO / REQUEST_ATTACHMENT / OTHER。機器写真は PHOTO として保存する</w:t>
             </w:r>
           </w:p>
         </w:tc>
       </w:tr>
       <w:tr>
-        <w:tc>
-          <w:tcPr>
-            <w:tcW w:w="1250" w:type="pct"/>
-          </w:tcPr>
-          <w:p>
-            <w:r>
+        <w:trPr>
+          <w:cantSplit/>
+        </w:trPr>
+        <w:tc>
+          <w:tcPr>
+            <w:tcW w:w="1250" w:type="pct"/>
+          </w:tcPr>
+          <w:p>
+            <w:r>
+              <w:lastRenderedPageBreak/>
               <w:t>documentType</w:t>
             </w:r>
           </w:p>
@@ -6410,12 +6529,15 @@
               <w:rPr>
                 <w:rFonts w:hint="eastAsia"/>
               </w:rPr>
-              <w:t>`application_documents.document_type`。例: 機器写真 / 修理依頼添付</w:t>
+              <w:t>application_documents.document_type。例: 機器写真 / 修理依頼添付</w:t>
             </w:r>
           </w:p>
         </w:tc>
       </w:tr>
       <w:tr>
+        <w:trPr>
+          <w:cantSplit/>
+        </w:trPr>
         <w:tc>
           <w:tcPr>
             <w:tcW w:w="1250" w:type="pct"/>
@@ -6461,6 +6583,9 @@
         </w:tc>
       </w:tr>
       <w:tr>
+        <w:trPr>
+          <w:cantSplit/>
+        </w:trPr>
         <w:tc>
           <w:tcPr>
             <w:tcW w:w="1250" w:type="pct"/>
@@ -6506,13 +6631,15 @@
         </w:tc>
       </w:tr>
       <w:tr>
-        <w:tc>
-          <w:tcPr>
-            <w:tcW w:w="1250" w:type="pct"/>
-          </w:tcPr>
-          <w:p>
-            <w:r>
-              <w:lastRenderedPageBreak/>
+        <w:trPr>
+          <w:cantSplit/>
+        </w:trPr>
+        <w:tc>
+          <w:tcPr>
+            <w:tcW w:w="1250" w:type="pct"/>
+          </w:tcPr>
+          <w:p>
+            <w:r>
               <w:t>contentType</w:t>
             </w:r>
           </w:p>
@@ -6552,6 +6679,9 @@
         </w:tc>
       </w:tr>
       <w:tr>
+        <w:trPr>
+          <w:cantSplit/>
+        </w:trPr>
         <w:tc>
           <w:tcPr>
             <w:tcW w:w="1250" w:type="pct"/>
@@ -6597,6 +6727,9 @@
         </w:tc>
       </w:tr>
       <w:tr>
+        <w:trPr>
+          <w:cantSplit/>
+        </w:trPr>
         <w:tc>
           <w:tcPr>
             <w:tcW w:w="1250" w:type="pct"/>
@@ -6642,6 +6775,9 @@
         </w:tc>
       </w:tr>
       <w:tr>
+        <w:trPr>
+          <w:cantSplit/>
+        </w:trPr>
         <w:tc>
           <w:tcPr>
             <w:tcW w:w="1250" w:type="pct"/>
@@ -6687,6 +6823,9 @@
         </w:tc>
       </w:tr>
       <w:tr>
+        <w:trPr>
+          <w:cantSplit/>
+        </w:trPr>
         <w:tc>
           <w:tcPr>
             <w:tcW w:w="1250" w:type="pct"/>
@@ -6737,7 +6876,7 @@
       <w:pPr>
         <w:pStyle w:val="3"/>
       </w:pPr>
-      <w:bookmarkStart w:id="18" w:name="_Toc231755820"/>
+      <w:bookmarkStart w:id="18" w:name="_Toc236701037"/>
       <w:r>
         <w:t>RepairAssetSnapshot</w:t>
       </w:r>
@@ -6765,6 +6904,7 @@
       </w:tblGrid>
       <w:tr>
         <w:trPr>
+          <w:cantSplit/>
           <w:tblHeader/>
         </w:trPr>
         <w:tc>
@@ -6849,6 +6989,9 @@
         </w:tc>
       </w:tr>
       <w:tr>
+        <w:trPr>
+          <w:cantSplit/>
+        </w:trPr>
         <w:tc>
           <w:tcPr>
             <w:tcW w:w="1250" w:type="pct"/>
@@ -6894,6 +7037,9 @@
         </w:tc>
       </w:tr>
       <w:tr>
+        <w:trPr>
+          <w:cantSplit/>
+        </w:trPr>
         <w:tc>
           <w:tcPr>
             <w:tcW w:w="1250" w:type="pct"/>
@@ -6939,6 +7085,9 @@
         </w:tc>
       </w:tr>
       <w:tr>
+        <w:trPr>
+          <w:cantSplit/>
+        </w:trPr>
         <w:tc>
           <w:tcPr>
             <w:tcW w:w="1250" w:type="pct"/>
@@ -6984,6 +7133,9 @@
         </w:tc>
       </w:tr>
       <w:tr>
+        <w:trPr>
+          <w:cantSplit/>
+        </w:trPr>
         <w:tc>
           <w:tcPr>
             <w:tcW w:w="1250" w:type="pct"/>
@@ -7029,6 +7181,9 @@
         </w:tc>
       </w:tr>
       <w:tr>
+        <w:trPr>
+          <w:cantSplit/>
+        </w:trPr>
         <w:tc>
           <w:tcPr>
             <w:tcW w:w="1250" w:type="pct"/>
@@ -7074,6 +7229,9 @@
         </w:tc>
       </w:tr>
       <w:tr>
+        <w:trPr>
+          <w:cantSplit/>
+        </w:trPr>
         <w:tc>
           <w:tcPr>
             <w:tcW w:w="1250" w:type="pct"/>
@@ -7119,6 +7277,9 @@
         </w:tc>
       </w:tr>
       <w:tr>
+        <w:trPr>
+          <w:cantSplit/>
+        </w:trPr>
         <w:tc>
           <w:tcPr>
             <w:tcW w:w="1250" w:type="pct"/>
@@ -7164,6 +7325,9 @@
         </w:tc>
       </w:tr>
       <w:tr>
+        <w:trPr>
+          <w:cantSplit/>
+        </w:trPr>
         <w:tc>
           <w:tcPr>
             <w:tcW w:w="1250" w:type="pct"/>
@@ -7209,12 +7373,16 @@
         </w:tc>
       </w:tr>
       <w:tr>
-        <w:tc>
-          <w:tcPr>
-            <w:tcW w:w="1250" w:type="pct"/>
-          </w:tcPr>
-          <w:p>
-            <w:r>
+        <w:trPr>
+          <w:cantSplit/>
+        </w:trPr>
+        <w:tc>
+          <w:tcPr>
+            <w:tcW w:w="1250" w:type="pct"/>
+          </w:tcPr>
+          <w:p>
+            <w:r>
+              <w:lastRenderedPageBreak/>
               <w:t>roomName</w:t>
             </w:r>
           </w:p>
@@ -7254,6 +7422,9 @@
         </w:tc>
       </w:tr>
       <w:tr>
+        <w:trPr>
+          <w:cantSplit/>
+        </w:trPr>
         <w:tc>
           <w:tcPr>
             <w:tcW w:w="1250" w:type="pct"/>
@@ -7304,7 +7475,7 @@
       <w:pPr>
         <w:pStyle w:val="3"/>
       </w:pPr>
-      <w:bookmarkStart w:id="19" w:name="_Toc231755821"/>
+      <w:bookmarkStart w:id="19" w:name="_Toc236701038"/>
       <w:r>
         <w:t>RepairRequestSeed</w:t>
       </w:r>
@@ -7332,6 +7503,7 @@
       </w:tblGrid>
       <w:tr>
         <w:trPr>
+          <w:cantSplit/>
           <w:tblHeader/>
         </w:trPr>
         <w:tc>
@@ -7416,6 +7588,9 @@
         </w:tc>
       </w:tr>
       <w:tr>
+        <w:trPr>
+          <w:cantSplit/>
+        </w:trPr>
         <w:tc>
           <w:tcPr>
             <w:tcW w:w="1250" w:type="pct"/>
@@ -7461,6 +7636,9 @@
         </w:tc>
       </w:tr>
       <w:tr>
+        <w:trPr>
+          <w:cantSplit/>
+        </w:trPr>
         <w:tc>
           <w:tcPr>
             <w:tcW w:w="1250" w:type="pct"/>
@@ -7506,6 +7684,9 @@
         </w:tc>
       </w:tr>
       <w:tr>
+        <w:trPr>
+          <w:cantSplit/>
+        </w:trPr>
         <w:tc>
           <w:tcPr>
             <w:tcW w:w="1250" w:type="pct"/>
@@ -7551,13 +7732,15 @@
         </w:tc>
       </w:tr>
       <w:tr>
-        <w:tc>
-          <w:tcPr>
-            <w:tcW w:w="1250" w:type="pct"/>
-          </w:tcPr>
-          <w:p>
-            <w:r>
-              <w:lastRenderedPageBreak/>
+        <w:trPr>
+          <w:cantSplit/>
+        </w:trPr>
+        <w:tc>
+          <w:tcPr>
+            <w:tcW w:w="1250" w:type="pct"/>
+          </w:tcPr>
+          <w:p>
+            <w:r>
               <w:t>symptomText</w:t>
             </w:r>
           </w:p>
@@ -7597,6 +7780,9 @@
         </w:tc>
       </w:tr>
       <w:tr>
+        <w:trPr>
+          <w:cantSplit/>
+        </w:trPr>
         <w:tc>
           <w:tcPr>
             <w:tcW w:w="1250" w:type="pct"/>
@@ -7647,7 +7833,7 @@
       <w:pPr>
         <w:pStyle w:val="3"/>
       </w:pPr>
-      <w:bookmarkStart w:id="20" w:name="_Toc231755822"/>
+      <w:bookmarkStart w:id="20" w:name="_Toc236701039"/>
       <w:r>
         <w:t>RepairRequestCreatedResponse</w:t>
       </w:r>
@@ -7675,6 +7861,7 @@
       </w:tblGrid>
       <w:tr>
         <w:trPr>
+          <w:cantSplit/>
           <w:tblHeader/>
         </w:trPr>
         <w:tc>
@@ -7759,6 +7946,9 @@
         </w:tc>
       </w:tr>
       <w:tr>
+        <w:trPr>
+          <w:cantSplit/>
+        </w:trPr>
         <w:tc>
           <w:tcPr>
             <w:tcW w:w="1250" w:type="pct"/>
@@ -7798,12 +7988,15 @@
               <w:rPr>
                 <w:rFonts w:hint="eastAsia"/>
               </w:rPr>
-              <w:t>作成した修理申請ID。`applications.application_id`</w:t>
+              <w:t>作成した修理申請ID。applications.application_id</w:t>
             </w:r>
           </w:p>
         </w:tc>
       </w:tr>
       <w:tr>
+        <w:trPr>
+          <w:cantSplit/>
+        </w:trPr>
         <w:tc>
           <w:tcPr>
             <w:tcW w:w="1250" w:type="pct"/>
@@ -7849,6 +8042,9 @@
         </w:tc>
       </w:tr>
       <w:tr>
+        <w:trPr>
+          <w:cantSplit/>
+        </w:trPr>
         <w:tc>
           <w:tcPr>
             <w:tcW w:w="1250" w:type="pct"/>
@@ -7888,12 +8084,15 @@
               <w:rPr>
                 <w:rFonts w:hint="eastAsia"/>
               </w:rPr>
-              <w:t>`新規申請`</w:t>
+              <w:t>新規申請</w:t>
             </w:r>
           </w:p>
         </w:tc>
       </w:tr>
       <w:tr>
+        <w:trPr>
+          <w:cantSplit/>
+        </w:trPr>
         <w:tc>
           <w:tcPr>
             <w:tcW w:w="1250" w:type="pct"/>
@@ -7947,7 +8146,7 @@
           <w:rFonts w:hint="eastAsia"/>
         </w:rPr>
       </w:pPr>
-      <w:bookmarkStart w:id="21" w:name="_Toc231755823"/>
+      <w:bookmarkStart w:id="21" w:name="_Toc236701040"/>
       <w:r>
         <w:rPr>
           <w:rFonts w:hint="eastAsia"/>
@@ -7980,6 +8179,7 @@
       </w:tblGrid>
       <w:tr>
         <w:trPr>
+          <w:cantSplit/>
           <w:tblHeader/>
         </w:trPr>
         <w:tc>
@@ -8103,6 +8303,9 @@
         </w:tc>
       </w:tr>
       <w:tr>
+        <w:trPr>
+          <w:cantSplit/>
+        </w:trPr>
         <w:tc>
           <w:tcPr>
             <w:tcW w:w="833" w:type="pct"/>
@@ -8165,18 +8368,22 @@
           </w:tcPr>
           <w:p>
             <w:r>
-              <w:t>`repair_request_create`</w:t>
+              <w:t>repair_request_create</w:t>
             </w:r>
           </w:p>
         </w:tc>
       </w:tr>
       <w:tr>
+        <w:trPr>
+          <w:cantSplit/>
+        </w:trPr>
         <w:tc>
           <w:tcPr>
             <w:tcW w:w="833" w:type="pct"/>
           </w:tcPr>
           <w:p>
             <w:r>
+              <w:lastRenderedPageBreak/>
               <w:t>2</w:t>
             </w:r>
           </w:p>
@@ -8233,12 +8440,15 @@
           </w:tcPr>
           <w:p>
             <w:r>
-              <w:t>`repair_request_create`</w:t>
+              <w:t>repair_request_create</w:t>
             </w:r>
           </w:p>
         </w:tc>
       </w:tr>
       <w:tr>
+        <w:trPr>
+          <w:cantSplit/>
+        </w:trPr>
         <w:tc>
           <w:tcPr>
             <w:tcW w:w="833" w:type="pct"/>
@@ -8301,7 +8511,7 @@
           </w:tcPr>
           <w:p>
             <w:r>
-              <w:t>`repair_request_create`</w:t>
+              <w:t>repair_request_create</w:t>
             </w:r>
           </w:p>
         </w:tc>
@@ -8315,12 +8525,11 @@
           <w:rFonts w:hint="eastAsia"/>
         </w:rPr>
       </w:pPr>
-      <w:bookmarkStart w:id="22" w:name="_Toc231755824"/>
+      <w:bookmarkStart w:id="22" w:name="_Toc236701041"/>
       <w:r>
         <w:rPr>
           <w:rFonts w:hint="eastAsia"/>
         </w:rPr>
-        <w:lastRenderedPageBreak/>
         <w:t>第5章 修理申請機能設計</w:t>
       </w:r>
       <w:bookmarkEnd w:id="22"/>
@@ -8332,7 +8541,7 @@
           <w:rFonts w:hint="eastAsia"/>
         </w:rPr>
       </w:pPr>
-      <w:bookmarkStart w:id="23" w:name="_Toc231755825"/>
+      <w:bookmarkStart w:id="23" w:name="_Toc236701042"/>
       <w:r>
         <w:rPr>
           <w:rFonts w:hint="eastAsia"/>
@@ -8398,7 +8607,7 @@
           <w:rFonts w:hint="eastAsia"/>
         </w:rPr>
       </w:pPr>
-      <w:bookmarkStart w:id="24" w:name="_Toc231755826"/>
+      <w:bookmarkStart w:id="24" w:name="_Toc236701043"/>
       <w:r>
         <w:rPr>
           <w:rFonts w:hint="eastAsia"/>
@@ -8430,6 +8639,7 @@
       </w:tblGrid>
       <w:tr>
         <w:trPr>
+          <w:cantSplit/>
           <w:tblHeader/>
         </w:trPr>
         <w:tc>
@@ -8533,6 +8743,9 @@
         </w:tc>
       </w:tr>
       <w:tr>
+        <w:trPr>
+          <w:cantSplit/>
+        </w:trPr>
         <w:tc>
           <w:tcPr>
             <w:tcW w:w="1000" w:type="pct"/>
@@ -8588,6 +8801,9 @@
         </w:tc>
       </w:tr>
       <w:tr>
+        <w:trPr>
+          <w:cantSplit/>
+        </w:trPr>
         <w:tc>
           <w:tcPr>
             <w:tcW w:w="1000" w:type="pct"/>
@@ -8655,6 +8871,7 @@
         <w:rPr>
           <w:rFonts w:hint="eastAsia"/>
         </w:rPr>
+        <w:lastRenderedPageBreak/>
         <w:t>権限チェック</w:t>
       </w:r>
     </w:p>
@@ -8668,7 +8885,7 @@
         <w:rPr>
           <w:rFonts w:hint="eastAsia"/>
         </w:rPr>
-        <w:t>認可条件: 共有システム管理者アカウント（`users.account_type='SYSTEM_ADMIN'`）の場合は、作業対象施設が未削除であることを確認し、通常アカウント向けの担当施設割当・施設提供設定・ユーザー施設別設定による判定をバイパスする</w:t>
+        <w:t>認可条件: 共有システム管理者アカウント（users.account_type='SYSTEM_ADMIN'）の場合は、作業対象施設が未削除であることを確認し、通常アカウント向けの担当施設割当・施設提供設定・ユーザー施設別設定による判定をバイパスする</w:t>
       </w:r>
     </w:p>
     <w:p>
@@ -8681,7 +8898,7 @@
         <w:rPr>
           <w:rFonts w:hint="eastAsia"/>
         </w:rPr>
-        <w:t>認可条件: 通常アカウントの場合、Bearer トークン上の作業対象施設について `user_facility_assignments` に有効割当があること</w:t>
+        <w:t>認可条件: 通常アカウントの場合、Bearer トークン上の作業対象施設について user_facility_assignments に有効割当があること</w:t>
       </w:r>
     </w:p>
     <w:p>
@@ -8694,7 +8911,7 @@
         <w:rPr>
           <w:rFonts w:hint="eastAsia"/>
         </w:rPr>
-        <w:t>認可条件: 通常アカウントの場合、Bearer トークン上の作業対象施設について `facility_feature_settings` と `user_facility_feature_settings` の両方で `repair_request_create` が有効であること</w:t>
+        <w:t>認可条件: 通常アカウントの場合、Bearer トークン上の作業対象施設について facility_feature_settings と user_facility_feature_settings の両方で repair_request_create が有効であること</w:t>
       </w:r>
     </w:p>
     <w:p>
@@ -8708,7 +8925,6 @@
         <w:rPr>
           <w:rFonts w:hint="eastAsia"/>
         </w:rPr>
-        <w:lastRenderedPageBreak/>
         <w:t>処理仕様</w:t>
       </w:r>
     </w:p>
@@ -8722,7 +8938,7 @@
         <w:rPr>
           <w:rFonts w:hint="eastAsia"/>
         </w:rPr>
-        <w:t>ログインユーザー情報から `requestedByUserId`、`requestedByName`、`requestedByDepartmentName`、`requestedByContact` を返す</w:t>
+        <w:t>ログインユーザー情報から requestedByUserId、requestedByName、requestedByDepartmentName、requestedByContact を返す</w:t>
       </w:r>
     </w:p>
     <w:p>
@@ -8748,7 +8964,7 @@
         <w:rPr>
           <w:rFonts w:hint="eastAsia"/>
         </w:rPr>
-        <w:t>`inspectionResultId` 指定時は作業対象施設内の点検結果であることを検証し、症状・対象資産の初期値を返す</w:t>
+        <w:t>inspectionResultId 指定時は作業対象施設内の点検結果であることを検証し、症状・対象資産の初期値を返す</w:t>
       </w:r>
     </w:p>
     <w:p>
@@ -8761,7 +8977,7 @@
         <w:rPr>
           <w:rFonts w:hint="eastAsia"/>
         </w:rPr>
-        <w:t>`assetLedgerId` 指定時は作業対象施設内の登録済み資産であることを検証し、機器情報スナップショットを返す</w:t>
+        <w:t>assetLedgerId 指定時は作業対象施設内の登録済み資産であることを検証し、機器情報スナップショットを返す</w:t>
       </w:r>
     </w:p>
     <w:p>
@@ -8774,7 +8990,7 @@
         <w:rPr>
           <w:rFonts w:hint="eastAsia"/>
         </w:rPr>
-        <w:t>修理依頼No.は作成時に確定採番する。画面表示用には採番候補または仮表示用の `provisionalApplicationNo` を返す</w:t>
+        <w:t>修理依頼No.は作成時に確定採番する。画面表示用には採番候補または仮表示用の provisionalApplicationNo を返す</w:t>
       </w:r>
     </w:p>
     <w:p>
@@ -8784,7 +9000,7 @@
           <w:rFonts w:hint="eastAsia"/>
         </w:rPr>
       </w:pPr>
-      <w:bookmarkStart w:id="25" w:name="_Toc231755827"/>
+      <w:bookmarkStart w:id="25" w:name="_Toc236701044"/>
       <w:r>
         <w:rPr>
           <w:rFonts w:hint="eastAsia"/>
@@ -8815,6 +9031,7 @@
       </w:tblGrid>
       <w:tr>
         <w:trPr>
+          <w:cantSplit/>
           <w:tblHeader/>
         </w:trPr>
         <w:tc>
@@ -8899,6 +9116,9 @@
         </w:tc>
       </w:tr>
       <w:tr>
+        <w:trPr>
+          <w:cantSplit/>
+        </w:trPr>
         <w:tc>
           <w:tcPr>
             <w:tcW w:w="1250" w:type="pct"/>
@@ -8944,6 +9164,9 @@
         </w:tc>
       </w:tr>
       <w:tr>
+        <w:trPr>
+          <w:cantSplit/>
+        </w:trPr>
         <w:tc>
           <w:tcPr>
             <w:tcW w:w="1250" w:type="pct"/>
@@ -8989,6 +9212,9 @@
         </w:tc>
       </w:tr>
       <w:tr>
+        <w:trPr>
+          <w:cantSplit/>
+        </w:trPr>
         <w:tc>
           <w:tcPr>
             <w:tcW w:w="1250" w:type="pct"/>
@@ -9034,6 +9260,9 @@
         </w:tc>
       </w:tr>
       <w:tr>
+        <w:trPr>
+          <w:cantSplit/>
+        </w:trPr>
         <w:tc>
           <w:tcPr>
             <w:tcW w:w="1250" w:type="pct"/>
@@ -9079,6 +9308,9 @@
         </w:tc>
       </w:tr>
       <w:tr>
+        <w:trPr>
+          <w:cantSplit/>
+        </w:trPr>
         <w:tc>
           <w:tcPr>
             <w:tcW w:w="1250" w:type="pct"/>
@@ -9124,6 +9356,9 @@
         </w:tc>
       </w:tr>
       <w:tr>
+        <w:trPr>
+          <w:cantSplit/>
+        </w:trPr>
         <w:tc>
           <w:tcPr>
             <w:tcW w:w="1250" w:type="pct"/>
@@ -9181,6 +9416,7 @@
         <w:rPr>
           <w:rFonts w:hint="eastAsia"/>
         </w:rPr>
+        <w:lastRenderedPageBreak/>
         <w:t>seed要素（RepairRequestSeed）</w:t>
       </w:r>
     </w:p>
@@ -9206,6 +9442,7 @@
       </w:tblGrid>
       <w:tr>
         <w:trPr>
+          <w:cantSplit/>
           <w:tblHeader/>
         </w:trPr>
         <w:tc>
@@ -9290,6 +9527,9 @@
         </w:tc>
       </w:tr>
       <w:tr>
+        <w:trPr>
+          <w:cantSplit/>
+        </w:trPr>
         <w:tc>
           <w:tcPr>
             <w:tcW w:w="1250" w:type="pct"/>
@@ -9335,6 +9575,9 @@
         </w:tc>
       </w:tr>
       <w:tr>
+        <w:trPr>
+          <w:cantSplit/>
+        </w:trPr>
         <w:tc>
           <w:tcPr>
             <w:tcW w:w="1250" w:type="pct"/>
@@ -9380,6 +9623,9 @@
         </w:tc>
       </w:tr>
       <w:tr>
+        <w:trPr>
+          <w:cantSplit/>
+        </w:trPr>
         <w:tc>
           <w:tcPr>
             <w:tcW w:w="1250" w:type="pct"/>
@@ -9425,6 +9671,9 @@
         </w:tc>
       </w:tr>
       <w:tr>
+        <w:trPr>
+          <w:cantSplit/>
+        </w:trPr>
         <w:tc>
           <w:tcPr>
             <w:tcW w:w="1250" w:type="pct"/>
@@ -9470,6 +9719,9 @@
         </w:tc>
       </w:tr>
       <w:tr>
+        <w:trPr>
+          <w:cantSplit/>
+        </w:trPr>
         <w:tc>
           <w:tcPr>
             <w:tcW w:w="1250" w:type="pct"/>
@@ -9523,7 +9775,7 @@
           <w:rFonts w:hint="eastAsia"/>
         </w:rPr>
       </w:pPr>
-      <w:bookmarkStart w:id="26" w:name="_Toc231755828"/>
+      <w:bookmarkStart w:id="26" w:name="_Toc236701045"/>
       <w:r>
         <w:rPr>
           <w:rFonts w:hint="eastAsia"/>
@@ -9553,6 +9805,7 @@
       </w:tblGrid>
       <w:tr>
         <w:trPr>
+          <w:cantSplit/>
           <w:tblHeader/>
         </w:trPr>
         <w:tc>
@@ -9616,6 +9869,9 @@
         </w:tc>
       </w:tr>
       <w:tr>
+        <w:trPr>
+          <w:cantSplit/>
+        </w:trPr>
         <w:tc>
           <w:tcPr>
             <w:tcW w:w="1666" w:type="pct"/>
@@ -9651,6 +9907,9 @@
         </w:tc>
       </w:tr>
       <w:tr>
+        <w:trPr>
+          <w:cantSplit/>
+        </w:trPr>
         <w:tc>
           <w:tcPr>
             <w:tcW w:w="1666" w:type="pct"/>
@@ -9686,6 +9945,9 @@
         </w:tc>
       </w:tr>
       <w:tr>
+        <w:trPr>
+          <w:cantSplit/>
+        </w:trPr>
         <w:tc>
           <w:tcPr>
             <w:tcW w:w="1666" w:type="pct"/>
@@ -9721,6 +9983,9 @@
         </w:tc>
       </w:tr>
       <w:tr>
+        <w:trPr>
+          <w:cantSplit/>
+        </w:trPr>
         <w:tc>
           <w:tcPr>
             <w:tcW w:w="1666" w:type="pct"/>
@@ -9740,7 +10005,7 @@
               <w:rPr>
                 <w:rFonts w:hint="eastAsia"/>
               </w:rPr>
-              <w:t>通常アカウントで作業対象施設に対する実効 `repair_request_create` なし、共有システム管理者で作業対象施設が削除済み、または対象施設不一致</w:t>
+              <w:t>通常アカウントで作業対象施設に対する実効 repair_request_create なし、共有システム管理者で作業対象施設が削除済み、または対象施設不一致</w:t>
             </w:r>
           </w:p>
         </w:tc>
@@ -9756,6 +10021,9 @@
         </w:tc>
       </w:tr>
       <w:tr>
+        <w:trPr>
+          <w:cantSplit/>
+        </w:trPr>
         <w:tc>
           <w:tcPr>
             <w:tcW w:w="1666" w:type="pct"/>
@@ -9791,6 +10059,9 @@
         </w:tc>
       </w:tr>
       <w:tr>
+        <w:trPr>
+          <w:cantSplit/>
+        </w:trPr>
         <w:tc>
           <w:tcPr>
             <w:tcW w:w="1666" w:type="pct"/>
@@ -9834,7 +10105,7 @@
           <w:rFonts w:hint="eastAsia"/>
         </w:rPr>
       </w:pPr>
-      <w:bookmarkStart w:id="27" w:name="_Toc231755829"/>
+      <w:bookmarkStart w:id="27" w:name="_Toc236701046"/>
       <w:r>
         <w:rPr>
           <w:rFonts w:hint="eastAsia"/>
@@ -9877,6 +10148,7 @@
     </w:p>
     <w:p>
       <w:r>
+        <w:lastRenderedPageBreak/>
         <w:t>Path: /repair-request/assets/by-qr/{qrCode}</w:t>
       </w:r>
     </w:p>
@@ -9900,7 +10172,7 @@
           <w:rFonts w:hint="eastAsia"/>
         </w:rPr>
       </w:pPr>
-      <w:bookmarkStart w:id="28" w:name="_Toc231755830"/>
+      <w:bookmarkStart w:id="28" w:name="_Toc236701047"/>
       <w:r>
         <w:rPr>
           <w:rFonts w:hint="eastAsia"/>
@@ -9932,6 +10204,7 @@
       </w:tblGrid>
       <w:tr>
         <w:trPr>
+          <w:cantSplit/>
           <w:tblHeader/>
         </w:trPr>
         <w:tc>
@@ -10035,6 +10308,9 @@
         </w:tc>
       </w:tr>
       <w:tr>
+        <w:trPr>
+          <w:cantSplit/>
+        </w:trPr>
         <w:tc>
           <w:tcPr>
             <w:tcW w:w="1000" w:type="pct"/>
@@ -10102,7 +10378,6 @@
         <w:rPr>
           <w:rFonts w:hint="eastAsia"/>
         </w:rPr>
-        <w:lastRenderedPageBreak/>
         <w:t>権限チェック</w:t>
       </w:r>
     </w:p>
@@ -10116,7 +10391,7 @@
         <w:rPr>
           <w:rFonts w:hint="eastAsia"/>
         </w:rPr>
-        <w:t>認可条件: 共有システム管理者アカウント（`users.account_type='SYSTEM_ADMIN'`）の場合は、作業対象施設が未削除であることを確認し、通常アカウント向けの担当施設割当・施設提供設定・ユーザー施設別設定による判定をバイパスする</w:t>
+        <w:t>認可条件: 共有システム管理者アカウント（users.account_type='SYSTEM_ADMIN'）の場合は、作業対象施設が未削除であることを確認し、通常アカウント向けの担当施設割当・施設提供設定・ユーザー施設別設定による判定をバイパスする</w:t>
       </w:r>
     </w:p>
     <w:p>
@@ -10129,7 +10404,7 @@
         <w:rPr>
           <w:rFonts w:hint="eastAsia"/>
         </w:rPr>
-        <w:t>認可条件: 通常アカウントの場合、Bearer トークン上の作業対象施設について `user_facility_assignments` に有効割当があること</w:t>
+        <w:t>認可条件: 通常アカウントの場合、Bearer トークン上の作業対象施設について user_facility_assignments に有効割当があること</w:t>
       </w:r>
     </w:p>
     <w:p>
@@ -10142,7 +10417,7 @@
         <w:rPr>
           <w:rFonts w:hint="eastAsia"/>
         </w:rPr>
-        <w:t>認可条件: 通常アカウントの場合、Bearer トークン上の作業対象施設について `facility_feature_settings` と `user_facility_feature_settings` の両方で `repair_request_create` が有効であること</w:t>
+        <w:t>認可条件: 通常アカウントの場合、Bearer トークン上の作業対象施設について facility_feature_settings と user_facility_feature_settings の両方で repair_request_create が有効であること</w:t>
       </w:r>
     </w:p>
     <w:p>
@@ -10169,7 +10444,7 @@
         <w:rPr>
           <w:rFonts w:hint="eastAsia"/>
         </w:rPr>
-        <w:t>`qr_codes` から現行有効QRを解決し、紐づく `asset_ledgers` を取得する</w:t>
+        <w:t>qr_codes から現行有効QRを解決し、紐づく asset_ledgers を取得する</w:t>
       </w:r>
     </w:p>
     <w:p>
@@ -10218,7 +10493,7 @@
           <w:rFonts w:hint="eastAsia"/>
         </w:rPr>
       </w:pPr>
-      <w:bookmarkStart w:id="29" w:name="_Toc231755831"/>
+      <w:bookmarkStart w:id="29" w:name="_Toc236701048"/>
       <w:r>
         <w:rPr>
           <w:rFonts w:hint="eastAsia"/>
@@ -10249,6 +10524,7 @@
       </w:tblGrid>
       <w:tr>
         <w:trPr>
+          <w:cantSplit/>
           <w:tblHeader/>
         </w:trPr>
         <w:tc>
@@ -10333,6 +10609,9 @@
         </w:tc>
       </w:tr>
       <w:tr>
+        <w:trPr>
+          <w:cantSplit/>
+        </w:trPr>
         <w:tc>
           <w:tcPr>
             <w:tcW w:w="1250" w:type="pct"/>
@@ -10378,6 +10657,9 @@
         </w:tc>
       </w:tr>
       <w:tr>
+        <w:trPr>
+          <w:cantSplit/>
+        </w:trPr>
         <w:tc>
           <w:tcPr>
             <w:tcW w:w="1250" w:type="pct"/>
@@ -10423,6 +10705,9 @@
         </w:tc>
       </w:tr>
       <w:tr>
+        <w:trPr>
+          <w:cantSplit/>
+        </w:trPr>
         <w:tc>
           <w:tcPr>
             <w:tcW w:w="1250" w:type="pct"/>
@@ -10468,6 +10753,9 @@
         </w:tc>
       </w:tr>
       <w:tr>
+        <w:trPr>
+          <w:cantSplit/>
+        </w:trPr>
         <w:tc>
           <w:tcPr>
             <w:tcW w:w="1250" w:type="pct"/>
@@ -10513,6 +10801,9 @@
         </w:tc>
       </w:tr>
       <w:tr>
+        <w:trPr>
+          <w:cantSplit/>
+        </w:trPr>
         <w:tc>
           <w:tcPr>
             <w:tcW w:w="1250" w:type="pct"/>
@@ -10558,6 +10849,9 @@
         </w:tc>
       </w:tr>
       <w:tr>
+        <w:trPr>
+          <w:cantSplit/>
+        </w:trPr>
         <w:tc>
           <w:tcPr>
             <w:tcW w:w="1250" w:type="pct"/>
@@ -10603,6 +10897,9 @@
         </w:tc>
       </w:tr>
       <w:tr>
+        <w:trPr>
+          <w:cantSplit/>
+        </w:trPr>
         <w:tc>
           <w:tcPr>
             <w:tcW w:w="1250" w:type="pct"/>
@@ -10648,12 +10945,16 @@
         </w:tc>
       </w:tr>
       <w:tr>
-        <w:tc>
-          <w:tcPr>
-            <w:tcW w:w="1250" w:type="pct"/>
-          </w:tcPr>
-          <w:p>
-            <w:r>
+        <w:trPr>
+          <w:cantSplit/>
+        </w:trPr>
+        <w:tc>
+          <w:tcPr>
+            <w:tcW w:w="1250" w:type="pct"/>
+          </w:tcPr>
+          <w:p>
+            <w:r>
+              <w:lastRenderedPageBreak/>
               <w:t>departmentName</w:t>
             </w:r>
           </w:p>
@@ -10693,6 +10994,9 @@
         </w:tc>
       </w:tr>
       <w:tr>
+        <w:trPr>
+          <w:cantSplit/>
+        </w:trPr>
         <w:tc>
           <w:tcPr>
             <w:tcW w:w="1250" w:type="pct"/>
@@ -10738,6 +11042,9 @@
         </w:tc>
       </w:tr>
       <w:tr>
+        <w:trPr>
+          <w:cantSplit/>
+        </w:trPr>
         <w:tc>
           <w:tcPr>
             <w:tcW w:w="1250" w:type="pct"/>
@@ -10791,12 +11098,11 @@
           <w:rFonts w:hint="eastAsia"/>
         </w:rPr>
       </w:pPr>
-      <w:bookmarkStart w:id="30" w:name="_Toc231755832"/>
+      <w:bookmarkStart w:id="30" w:name="_Toc236701049"/>
       <w:r>
         <w:rPr>
           <w:rFonts w:hint="eastAsia"/>
         </w:rPr>
-        <w:lastRenderedPageBreak/>
         <w:t>ステータスコード</w:t>
       </w:r>
       <w:bookmarkEnd w:id="30"/>
@@ -10822,6 +11128,7 @@
       </w:tblGrid>
       <w:tr>
         <w:trPr>
+          <w:cantSplit/>
           <w:tblHeader/>
         </w:trPr>
         <w:tc>
@@ -10885,6 +11192,9 @@
         </w:tc>
       </w:tr>
       <w:tr>
+        <w:trPr>
+          <w:cantSplit/>
+        </w:trPr>
         <w:tc>
           <w:tcPr>
             <w:tcW w:w="1666" w:type="pct"/>
@@ -10920,6 +11230,9 @@
         </w:tc>
       </w:tr>
       <w:tr>
+        <w:trPr>
+          <w:cantSplit/>
+        </w:trPr>
         <w:tc>
           <w:tcPr>
             <w:tcW w:w="1666" w:type="pct"/>
@@ -10955,6 +11268,9 @@
         </w:tc>
       </w:tr>
       <w:tr>
+        <w:trPr>
+          <w:cantSplit/>
+        </w:trPr>
         <w:tc>
           <w:tcPr>
             <w:tcW w:w="1666" w:type="pct"/>
@@ -10990,6 +11306,9 @@
         </w:tc>
       </w:tr>
       <w:tr>
+        <w:trPr>
+          <w:cantSplit/>
+        </w:trPr>
         <w:tc>
           <w:tcPr>
             <w:tcW w:w="1666" w:type="pct"/>
@@ -11009,7 +11328,7 @@
               <w:rPr>
                 <w:rFonts w:hint="eastAsia"/>
               </w:rPr>
-              <w:t>通常アカウントで作業対象施設に対する実効 `repair_request_create` なし、共有システム管理者で作業対象施設が削除済み、または対象施設不一致</w:t>
+              <w:t>通常アカウントで作業対象施設に対する実効 repair_request_create なし、共有システム管理者で作業対象施設が削除済み、または対象施設不一致</w:t>
             </w:r>
           </w:p>
         </w:tc>
@@ -11025,6 +11344,9 @@
         </w:tc>
       </w:tr>
       <w:tr>
+        <w:trPr>
+          <w:cantSplit/>
+        </w:trPr>
         <w:tc>
           <w:tcPr>
             <w:tcW w:w="1666" w:type="pct"/>
@@ -11060,6 +11382,9 @@
         </w:tc>
       </w:tr>
       <w:tr>
+        <w:trPr>
+          <w:cantSplit/>
+        </w:trPr>
         <w:tc>
           <w:tcPr>
             <w:tcW w:w="1666" w:type="pct"/>
@@ -11103,7 +11428,7 @@
           <w:rFonts w:hint="eastAsia"/>
         </w:rPr>
       </w:pPr>
-      <w:bookmarkStart w:id="31" w:name="_Toc231755833"/>
+      <w:bookmarkStart w:id="31" w:name="_Toc236701050"/>
       <w:r>
         <w:rPr>
           <w:rFonts w:hint="eastAsia"/>
@@ -11169,7 +11494,7 @@
           <w:rFonts w:hint="eastAsia"/>
         </w:rPr>
       </w:pPr>
-      <w:bookmarkStart w:id="32" w:name="_Toc231755834"/>
+      <w:bookmarkStart w:id="32" w:name="_Toc236701051"/>
       <w:r>
         <w:rPr>
           <w:rFonts w:hint="eastAsia"/>
@@ -11200,6 +11525,7 @@
       </w:tblGrid>
       <w:tr>
         <w:trPr>
+          <w:cantSplit/>
           <w:tblHeader/>
         </w:trPr>
         <w:tc>
@@ -11284,6 +11610,9 @@
         </w:tc>
       </w:tr>
       <w:tr>
+        <w:trPr>
+          <w:cantSplit/>
+        </w:trPr>
         <w:tc>
           <w:tcPr>
             <w:tcW w:w="1250" w:type="pct"/>
@@ -11329,12 +11658,16 @@
         </w:tc>
       </w:tr>
       <w:tr>
-        <w:tc>
-          <w:tcPr>
-            <w:tcW w:w="1250" w:type="pct"/>
-          </w:tcPr>
-          <w:p>
-            <w:r>
+        <w:trPr>
+          <w:cantSplit/>
+        </w:trPr>
+        <w:tc>
+          <w:tcPr>
+            <w:tcW w:w="1250" w:type="pct"/>
+          </w:tcPr>
+          <w:p>
+            <w:r>
+              <w:lastRenderedPageBreak/>
               <w:t>payload.assetLedgerId</w:t>
             </w:r>
           </w:p>
@@ -11374,6 +11707,9 @@
         </w:tc>
       </w:tr>
       <w:tr>
+        <w:trPr>
+          <w:cantSplit/>
+        </w:trPr>
         <w:tc>
           <w:tcPr>
             <w:tcW w:w="1250" w:type="pct"/>
@@ -11419,6 +11755,9 @@
         </w:tc>
       </w:tr>
       <w:tr>
+        <w:trPr>
+          <w:cantSplit/>
+        </w:trPr>
         <w:tc>
           <w:tcPr>
             <w:tcW w:w="1250" w:type="pct"/>
@@ -11464,13 +11803,15 @@
         </w:tc>
       </w:tr>
       <w:tr>
-        <w:tc>
-          <w:tcPr>
-            <w:tcW w:w="1250" w:type="pct"/>
-          </w:tcPr>
-          <w:p>
-            <w:r>
-              <w:lastRenderedPageBreak/>
+        <w:trPr>
+          <w:cantSplit/>
+        </w:trPr>
+        <w:tc>
+          <w:tcPr>
+            <w:tcW w:w="1250" w:type="pct"/>
+          </w:tcPr>
+          <w:p>
+            <w:r>
               <w:t>payload.manualMakerName</w:t>
             </w:r>
           </w:p>
@@ -11510,6 +11851,9 @@
         </w:tc>
       </w:tr>
       <w:tr>
+        <w:trPr>
+          <w:cantSplit/>
+        </w:trPr>
         <w:tc>
           <w:tcPr>
             <w:tcW w:w="1250" w:type="pct"/>
@@ -11555,6 +11899,9 @@
         </w:tc>
       </w:tr>
       <w:tr>
+        <w:trPr>
+          <w:cantSplit/>
+        </w:trPr>
         <w:tc>
           <w:tcPr>
             <w:tcW w:w="1250" w:type="pct"/>
@@ -11600,6 +11947,9 @@
         </w:tc>
       </w:tr>
       <w:tr>
+        <w:trPr>
+          <w:cantSplit/>
+        </w:trPr>
         <w:tc>
           <w:tcPr>
             <w:tcW w:w="1250" w:type="pct"/>
@@ -11645,6 +11995,9 @@
         </w:tc>
       </w:tr>
       <w:tr>
+        <w:trPr>
+          <w:cantSplit/>
+        </w:trPr>
         <w:tc>
           <w:tcPr>
             <w:tcW w:w="1250" w:type="pct"/>
@@ -11690,6 +12043,9 @@
         </w:tc>
       </w:tr>
       <w:tr>
+        <w:trPr>
+          <w:cantSplit/>
+        </w:trPr>
         <w:tc>
           <w:tcPr>
             <w:tcW w:w="1250" w:type="pct"/>
@@ -11735,6 +12091,9 @@
         </w:tc>
       </w:tr>
       <w:tr>
+        <w:trPr>
+          <w:cantSplit/>
+        </w:trPr>
         <w:tc>
           <w:tcPr>
             <w:tcW w:w="1250" w:type="pct"/>
@@ -11771,12 +12130,18 @@
           </w:tcPr>
           <w:p>
             <w:r>
-              <w:t>`NEEDED` / `NOT_NEEDED` / `REQUESTED`</w:t>
+              <w:rPr>
+                <w:rFonts w:hint="eastAsia"/>
+              </w:rPr>
+              <w:t>申請時の代替機選択。NEEDED / NOT_NEEDED / REQUESTED</w:t>
             </w:r>
           </w:p>
         </w:tc>
       </w:tr>
       <w:tr>
+        <w:trPr>
+          <w:cantSplit/>
+        </w:trPr>
         <w:tc>
           <w:tcPr>
             <w:tcW w:w="1250" w:type="pct"/>
@@ -11822,6 +12187,9 @@
         </w:tc>
       </w:tr>
       <w:tr>
+        <w:trPr>
+          <w:cantSplit/>
+        </w:trPr>
         <w:tc>
           <w:tcPr>
             <w:tcW w:w="1250" w:type="pct"/>
@@ -11867,6 +12235,9 @@
         </w:tc>
       </w:tr>
       <w:tr>
+        <w:trPr>
+          <w:cantSplit/>
+        </w:trPr>
         <w:tc>
           <w:tcPr>
             <w:tcW w:w="1250" w:type="pct"/>
@@ -11883,7 +12254,7 @@
           </w:tcPr>
           <w:p>
             <w:r>
-              <w:t>DocumentCreateInput[]</w:t>
+              <w:t>string[]</w:t>
             </w:r>
           </w:p>
         </w:tc>
@@ -11906,18 +12277,22 @@
               <w:rPr>
                 <w:rFonts w:hint="eastAsia"/>
               </w:rPr>
-              <w:t>修理依頼時の機器写真メタデータ。各要素の `filePartName` で対応するファイルパートを指定する</w:t>
+              <w:t>修理依頼時の機器写真メタデータ。各要素の filePartName で対応するファイルパートを指定する</w:t>
             </w:r>
           </w:p>
         </w:tc>
       </w:tr>
       <w:tr>
-        <w:tc>
-          <w:tcPr>
-            <w:tcW w:w="1250" w:type="pct"/>
-          </w:tcPr>
-          <w:p>
-            <w:r>
+        <w:trPr>
+          <w:cantSplit/>
+        </w:trPr>
+        <w:tc>
+          <w:tcPr>
+            <w:tcW w:w="1250" w:type="pct"/>
+          </w:tcPr>
+          <w:p>
+            <w:r>
+              <w:lastRenderedPageBreak/>
               <w:t>payload.attachmentDocuments</w:t>
             </w:r>
           </w:p>
@@ -11928,7 +12303,7 @@
           </w:tcPr>
           <w:p>
             <w:r>
-              <w:t>DocumentCreateInput[]</w:t>
+              <w:t>string[]</w:t>
             </w:r>
           </w:p>
         </w:tc>
@@ -11951,12 +12326,15 @@
               <w:rPr>
                 <w:rFonts w:hint="eastAsia"/>
               </w:rPr>
-              <w:t>修理依頼時の補足添付メタデータ。各要素の `filePartName` で対応するファイルパートを指定する</w:t>
+              <w:t>修理依頼時の補足添付メタデータ。各要素の filePartName で対応するファイルパートを指定する</w:t>
             </w:r>
           </w:p>
         </w:tc>
       </w:tr>
       <w:tr>
+        <w:trPr>
+          <w:cantSplit/>
+        </w:trPr>
         <w:tc>
           <w:tcPr>
             <w:tcW w:w="1250" w:type="pct"/>
@@ -11996,7 +12374,7 @@
               <w:rPr>
                 <w:rFonts w:hint="eastAsia"/>
               </w:rPr>
-              <w:t>`payload.photoDocuments[].filePartName` / `payload.attachmentDocuments[].filePartName` で参照されるファイル本体</w:t>
+              <w:t>payload.photoDocuments[].filePartName / payload.attachmentDocuments[].filePartName で参照されるファイル本体</w:t>
             </w:r>
           </w:p>
         </w:tc>
@@ -12027,7 +12405,7 @@
         <w:rPr>
           <w:rFonts w:hint="eastAsia"/>
         </w:rPr>
-        <w:t>認可条件: 共有システム管理者アカウント（`users.account_type='SYSTEM_ADMIN'`）の場合は、作業対象施設が未削除であることを確認し、通常アカウント向けの担当施設割当・施設提供設定・ユーザー施設別設定による判定をバイパスする</w:t>
+        <w:t>認可条件: 共有システム管理者アカウント（users.account_type='SYSTEM_ADMIN'）の場合は、作業対象施設が未削除であることを確認し、通常アカウント向けの担当施設割当・施設提供設定・ユーザー施設別設定による判定をバイパスする</w:t>
       </w:r>
     </w:p>
     <w:p>
@@ -12040,7 +12418,7 @@
         <w:rPr>
           <w:rFonts w:hint="eastAsia"/>
         </w:rPr>
-        <w:t>認可条件: 通常アカウントの場合、Bearer トークン上の作業対象施設について `user_facility_assignments` に有効割当があること</w:t>
+        <w:t>認可条件: 通常アカウントの場合、Bearer トークン上の作業対象施設について user_facility_assignments に有効割当があること</w:t>
       </w:r>
     </w:p>
     <w:p>
@@ -12053,7 +12431,7 @@
         <w:rPr>
           <w:rFonts w:hint="eastAsia"/>
         </w:rPr>
-        <w:t>認可条件: 通常アカウントの場合、Bearer トークン上の作業対象施設について `facility_feature_settings` と `user_facility_feature_settings` の両方で `repair_request_create` が有効であること</w:t>
+        <w:t>認可条件: 通常アカウントの場合、Bearer トークン上の作業対象施設について facility_feature_settings と user_facility_feature_settings の両方で repair_request_create が有効であること</w:t>
       </w:r>
     </w:p>
     <w:p>
@@ -12093,7 +12471,7 @@
         <w:rPr>
           <w:rFonts w:hint="eastAsia"/>
         </w:rPr>
-        <w:t>`applications` を `application_type='REPAIR'`、`status='新規申請'`、作業対象施設ID、申請者情報、申請日、申請時刻で作成する</w:t>
+        <w:t>applications を application_type='REPAIR'、status='新規申請'、作業対象施設ID、申請者情報、申請日、申請時刻で作成する</w:t>
       </w:r>
     </w:p>
     <w:p>
@@ -12106,7 +12484,7 @@
         <w:rPr>
           <w:rFonts w:hint="eastAsia"/>
         </w:rPr>
-        <w:t>登録済み資産の場合は `asset_ledger_id` を必須とし、作業対象施設内の資産であることを検証する</w:t>
+        <w:t>登録済み資産の場合は asset_ledger_id を必須とし、作業対象施設内の資産であることを検証する</w:t>
       </w:r>
     </w:p>
     <w:p>
@@ -12119,7 +12497,7 @@
         <w:rPr>
           <w:rFonts w:hint="eastAsia"/>
         </w:rPr>
-        <w:t>未登録資産の場合は `asset_ledger_id` を保持せず、資産台帳 `asset_ledgers` への登録・更新は行わない</w:t>
+        <w:t>未登録資産の場合は asset_ledger_id を保持せず、資産台帳 asset_ledgers への登録・更新は行わない</w:t>
       </w:r>
     </w:p>
     <w:p>
@@ -12132,7 +12510,7 @@
         <w:rPr>
           <w:rFonts w:hint="eastAsia"/>
         </w:rPr>
-        <w:t>`repair_request_details` に `application_type='REPAIR'`、`is_registered_asset`、症状、代替機要否、点検結果ID、手入力 `manual_item_name`、`manual_maker_name`、`manual_model_name`、`manual_serial_no`、`manual_department_name`、`manual_room_name` を保存する</w:t>
+        <w:t>repair_request_details に application_type='REPAIR'、is_registered_asset、症状、申請時の代替機選択を alternative_device_status、点検結果ID、手入力 manual_item_name、manual_maker_name、manual_model_name、manual_serial_no、manual_department_name、manual_room_name として保存する</w:t>
       </w:r>
     </w:p>
     <w:p>
@@ -12145,7 +12523,8 @@
         <w:rPr>
           <w:rFonts w:hint="eastAsia"/>
         </w:rPr>
-        <w:t>`repair_request_details.repair_category` は起票時には設定しない。院内修理/院外修理の振り分けは No.27 修理管理API設計書のSTEP1で登録する</w:t>
+        <w:lastRenderedPageBreak/>
+        <w:t>repair_request_details.alternative_device_handling_required_flag は修理管理STEP1の管理判断用であるため、本APIではNULLとし、申請時の alternative_device_status と二重更新しない</w:t>
       </w:r>
     </w:p>
     <w:p>
@@ -12158,7 +12537,7 @@
         <w:rPr>
           <w:rFonts w:hint="eastAsia"/>
         </w:rPr>
-        <w:t>`application_assets` に `asset_role='REPAIR'`、行番号1、`quantity=1`、`unit='台'`、登録済み資産または未登録資産の表示用スナップショットを保存する</w:t>
+        <w:t>repair_request_details.repair_category は起票時には設定しない。院内修理/院外修理の振り分けは No.28 修理管理API設計書のSTEP1で登録する</w:t>
       </w:r>
     </w:p>
     <w:p>
@@ -12171,7 +12550,7 @@
         <w:rPr>
           <w:rFonts w:hint="eastAsia"/>
         </w:rPr>
-        <w:t>`payload.photoDocuments` / `payload.attachmentDocuments` の各 `filePartName` が multipart のファイルパートに存在することを検証し、不一致なら 400 (`REPAIR_REQUEST_INPUT_INVALID`) を返す</w:t>
+        <w:t>application_assets に asset_role='REPAIR'、行番号1、quantity=1、unit='台'、登録済み資産または未登録資産の表示用スナップショットを保存する</w:t>
       </w:r>
     </w:p>
     <w:p>
@@ -12184,113 +12563,126 @@
         <w:rPr>
           <w:rFonts w:hint="eastAsia"/>
         </w:rPr>
+        <w:t>payload.photoDocuments / payload.attachmentDocuments の各 filePartName が multipart のファイルパートに存在することを検証し、不一致なら 400 (REPAIR_REQUEST_INPUT_INVALID) を返す</w:t>
+      </w:r>
+    </w:p>
+    <w:p>
+      <w:pPr>
+        <w:rPr>
+          <w:rFonts w:hint="eastAsia"/>
+        </w:rPr>
+      </w:pPr>
+      <w:r>
+        <w:rPr>
+          <w:rFonts w:hint="eastAsia"/>
+        </w:rPr>
+        <w:t>ファイル本体を Amazon S3 へ PutObject する。S3オブジェクトキーは application-documents/facility-{facilityId}/{yyyy}/{mm}/{uploadUuid}.{拡張子} 形式でAPI側が生成する。keyは保存場所識別子であり、application_id や application_asset_id などの業務IDを含めない</w:t>
+      </w:r>
+    </w:p>
+    <w:p>
+      <w:pPr>
+        <w:rPr>
+          <w:rFonts w:hint="eastAsia"/>
+        </w:rPr>
+      </w:pPr>
+      <w:r>
+        <w:rPr>
+          <w:rFonts w:hint="eastAsia"/>
+        </w:rPr>
+        <w:t>写真は対象機器に紐づくため application_documents.owner_type='APPLICATION_ASSET'、document_category='PHOTO'、document_type='機器写真' として保存する</w:t>
+      </w:r>
+    </w:p>
+    <w:p>
+      <w:pPr>
+        <w:rPr>
+          <w:rFonts w:hint="eastAsia"/>
+        </w:rPr>
+      </w:pPr>
+      <w:r>
+        <w:rPr>
+          <w:rFonts w:hint="eastAsia"/>
+        </w:rPr>
+        <w:t>補足添付は申請ヘッダーに紐づくため application_documents.owner_type='APPLICATION'、document_category='REQUEST_ATTACHMENT' として保存する</w:t>
+      </w:r>
+    </w:p>
+    <w:p>
+      <w:pPr>
+        <w:rPr>
+          <w:rFonts w:hint="eastAsia"/>
+        </w:rPr>
+      </w:pPr>
+      <w:r>
+        <w:rPr>
+          <w:rFonts w:hint="eastAsia"/>
+        </w:rPr>
+        <w:t>application_documents.file_path にはS3オブジェクトキーのみを保存し、バケット名やHTTPS URLはDBへ保存しない。contentType は mime_type、サーバー算出ファイルサイズは file_size_bytes、コンテンツハッシュは content_hash に保存し、生成列 owner_key は直接書き込まない</w:t>
+      </w:r>
+    </w:p>
+    <w:p>
+      <w:pPr>
+        <w:rPr>
+          <w:rFonts w:hint="eastAsia"/>
+        </w:rPr>
+      </w:pPr>
+      <w:r>
+        <w:rPr>
+          <w:rFonts w:hint="eastAsia"/>
+        </w:rPr>
+        <w:t>DB作成またはcommitに失敗した場合は、保存済みS3オブジェクトを Amazon S3 DeleteObject で破棄する。破棄失敗時は 502 (REPAIR_REQUEST_502_S3_WRITE_FAILED) を返し、失敗内容を運用ログへ記録する</w:t>
+      </w:r>
+    </w:p>
+    <w:p>
+      <w:pPr>
+        <w:rPr>
+          <w:rFonts w:hint="eastAsia"/>
+        </w:rPr>
+      </w:pPr>
+      <w:r>
+        <w:rPr>
+          <w:rFonts w:hint="eastAsia"/>
+        </w:rPr>
+        <w:t>application_status_histories に初期ステータス履歴を作成する</w:t>
+      </w:r>
+    </w:p>
+    <w:p>
+      <w:pPr>
+        <w:rPr>
+          <w:rFonts w:hint="eastAsia"/>
+        </w:rPr>
+      </w:pPr>
+      <w:r>
+        <w:rPr>
+          <w:rFonts w:hint="eastAsia"/>
+        </w:rPr>
+        <w:t>application_no はDB採番または採番サービスで一意確定し、一意性競合時は409を返す</w:t>
+      </w:r>
+    </w:p>
+    <w:p>
+      <w:pPr>
+        <w:rPr>
+          <w:rFonts w:hint="eastAsia"/>
+        </w:rPr>
+      </w:pPr>
+      <w:r>
+        <w:rPr>
+          <w:rFonts w:hint="eastAsia"/>
+        </w:rPr>
+        <w:t>上記の applications、repair_request_details、application_assets、application_documents、application_status_histories 作成は同一DBトランザクションで行う。レスポンスにはS3オブジェクトキーを含めない</w:t>
+      </w:r>
+    </w:p>
+    <w:p>
+      <w:pPr>
+        <w:pStyle w:val="3"/>
+        <w:rPr>
+          <w:rFonts w:hint="eastAsia"/>
+        </w:rPr>
+      </w:pPr>
+      <w:bookmarkStart w:id="33" w:name="_Toc236701052"/>
+      <w:r>
+        <w:rPr>
+          <w:rFonts w:hint="eastAsia"/>
+        </w:rPr>
         <w:lastRenderedPageBreak/>
-        <w:t>ファイル本体を Amazon S3 へ PutObject する。S3オブジェクトキーは `application-documents/facility-{facilityId}/{yyyy}/{mm}/{uploadUuid}.{拡張子}` 形式でAPI側が生成する。keyは保存場所識別子であり、`application_id` や `application_asset_id` などの業務IDを含めない</w:t>
-      </w:r>
-    </w:p>
-    <w:p>
-      <w:pPr>
-        <w:rPr>
-          <w:rFonts w:hint="eastAsia"/>
-        </w:rPr>
-      </w:pPr>
-      <w:r>
-        <w:rPr>
-          <w:rFonts w:hint="eastAsia"/>
-        </w:rPr>
-        <w:t>写真は対象機器に紐づくため `application_documents.owner_type='APPLICATION_ASSET'`、`document_category='PHOTO'`、`document_type='機器写真'` として保存する</w:t>
-      </w:r>
-    </w:p>
-    <w:p>
-      <w:pPr>
-        <w:rPr>
-          <w:rFonts w:hint="eastAsia"/>
-        </w:rPr>
-      </w:pPr>
-      <w:r>
-        <w:rPr>
-          <w:rFonts w:hint="eastAsia"/>
-        </w:rPr>
-        <w:t>補足添付は申請ヘッダーに紐づくため `application_documents.owner_type='APPLICATION'`、`document_category='REQUEST_ATTACHMENT'` として保存する</w:t>
-      </w:r>
-    </w:p>
-    <w:p>
-      <w:pPr>
-        <w:rPr>
-          <w:rFonts w:hint="eastAsia"/>
-        </w:rPr>
-      </w:pPr>
-      <w:r>
-        <w:rPr>
-          <w:rFonts w:hint="eastAsia"/>
-        </w:rPr>
-        <w:t>`application_documents.file_path` にはS3オブジェクトキーのみを保存し、バケット名やHTTPS URLはDBへ保存しない。`contentType` は `mime_type`、サーバー算出ファイルサイズは `file_size_bytes`、コンテンツハッシュは `content_hash` に保存し、生成列 `owner_key` は直接書き込まない</w:t>
-      </w:r>
-    </w:p>
-    <w:p>
-      <w:pPr>
-        <w:rPr>
-          <w:rFonts w:hint="eastAsia"/>
-        </w:rPr>
-      </w:pPr>
-      <w:r>
-        <w:rPr>
-          <w:rFonts w:hint="eastAsia"/>
-        </w:rPr>
-        <w:t>DB作成またはcommitに失敗した場合は、保存済みS3オブジェクトを Amazon S3 DeleteObject で破棄する。破棄失敗時は 502 (`REPAIR_REQUEST_502_S3_WRITE_FAILED`) を返し、失敗内容を運用ログへ記録する</w:t>
-      </w:r>
-    </w:p>
-    <w:p>
-      <w:pPr>
-        <w:rPr>
-          <w:rFonts w:hint="eastAsia"/>
-        </w:rPr>
-      </w:pPr>
-      <w:r>
-        <w:rPr>
-          <w:rFonts w:hint="eastAsia"/>
-        </w:rPr>
-        <w:t>`application_status_histories` に初期ステータス履歴を作成する</w:t>
-      </w:r>
-    </w:p>
-    <w:p>
-      <w:pPr>
-        <w:rPr>
-          <w:rFonts w:hint="eastAsia"/>
-        </w:rPr>
-      </w:pPr>
-      <w:r>
-        <w:rPr>
-          <w:rFonts w:hint="eastAsia"/>
-        </w:rPr>
-        <w:t>`application_no` はDB採番または採番サービスで一意確定し、一意性競合時は409を返す</w:t>
-      </w:r>
-    </w:p>
-    <w:p>
-      <w:pPr>
-        <w:rPr>
-          <w:rFonts w:hint="eastAsia"/>
-        </w:rPr>
-      </w:pPr>
-      <w:r>
-        <w:rPr>
-          <w:rFonts w:hint="eastAsia"/>
-        </w:rPr>
-        <w:t>上記の `applications`、`repair_request_details`、`application_assets`、`application_documents`、`application_status_histories` 作成は同一DBトランザクションで行う。レスポンスにはS3オブジェクトキーを含めない</w:t>
-      </w:r>
-    </w:p>
-    <w:p>
-      <w:pPr>
-        <w:pStyle w:val="3"/>
-        <w:rPr>
-          <w:rFonts w:hint="eastAsia"/>
-        </w:rPr>
-      </w:pPr>
-      <w:bookmarkStart w:id="33" w:name="_Toc231755835"/>
-      <w:r>
-        <w:rPr>
-          <w:rFonts w:hint="eastAsia"/>
-        </w:rPr>
         <w:t>レスポンス（201：RepairRequestCreatedResponse）</w:t>
       </w:r>
       <w:bookmarkEnd w:id="33"/>
@@ -12317,6 +12709,7 @@
       </w:tblGrid>
       <w:tr>
         <w:trPr>
+          <w:cantSplit/>
           <w:tblHeader/>
         </w:trPr>
         <w:tc>
@@ -12401,6 +12794,9 @@
         </w:tc>
       </w:tr>
       <w:tr>
+        <w:trPr>
+          <w:cantSplit/>
+        </w:trPr>
         <w:tc>
           <w:tcPr>
             <w:tcW w:w="1250" w:type="pct"/>
@@ -12440,12 +12836,15 @@
               <w:rPr>
                 <w:rFonts w:hint="eastAsia"/>
               </w:rPr>
-              <w:t>作成した修理申請ID。`applications.application_id`</w:t>
+              <w:t>作成した修理申請ID。applications.application_id</w:t>
             </w:r>
           </w:p>
         </w:tc>
       </w:tr>
       <w:tr>
+        <w:trPr>
+          <w:cantSplit/>
+        </w:trPr>
         <w:tc>
           <w:tcPr>
             <w:tcW w:w="1250" w:type="pct"/>
@@ -12491,6 +12890,9 @@
         </w:tc>
       </w:tr>
       <w:tr>
+        <w:trPr>
+          <w:cantSplit/>
+        </w:trPr>
         <w:tc>
           <w:tcPr>
             <w:tcW w:w="1250" w:type="pct"/>
@@ -12530,12 +12932,15 @@
               <w:rPr>
                 <w:rFonts w:hint="eastAsia"/>
               </w:rPr>
-              <w:t>`新規申請`</w:t>
+              <w:t>新規申請</w:t>
             </w:r>
           </w:p>
         </w:tc>
       </w:tr>
       <w:tr>
+        <w:trPr>
+          <w:cantSplit/>
+        </w:trPr>
         <w:tc>
           <w:tcPr>
             <w:tcW w:w="1250" w:type="pct"/>
@@ -12552,7 +12957,7 @@
           </w:tcPr>
           <w:p>
             <w:r>
-              <w:t>datetime</w:t>
+              <w:t>string(datetime)</w:t>
             </w:r>
           </w:p>
         </w:tc>
@@ -12589,12 +12994,11 @@
           <w:rFonts w:hint="eastAsia"/>
         </w:rPr>
       </w:pPr>
-      <w:bookmarkStart w:id="34" w:name="_Toc231755836"/>
+      <w:bookmarkStart w:id="34" w:name="_Toc236701053"/>
       <w:r>
         <w:rPr>
           <w:rFonts w:hint="eastAsia"/>
         </w:rPr>
-        <w:lastRenderedPageBreak/>
         <w:t>ステータスコード</w:t>
       </w:r>
       <w:bookmarkEnd w:id="34"/>
@@ -12620,6 +13024,7 @@
       </w:tblGrid>
       <w:tr>
         <w:trPr>
+          <w:cantSplit/>
           <w:tblHeader/>
         </w:trPr>
         <w:tc>
@@ -12683,6 +13088,9 @@
         </w:tc>
       </w:tr>
       <w:tr>
+        <w:trPr>
+          <w:cantSplit/>
+        </w:trPr>
         <w:tc>
           <w:tcPr>
             <w:tcW w:w="1666" w:type="pct"/>
@@ -12718,6 +13126,9 @@
         </w:tc>
       </w:tr>
       <w:tr>
+        <w:trPr>
+          <w:cantSplit/>
+        </w:trPr>
         <w:tc>
           <w:tcPr>
             <w:tcW w:w="1666" w:type="pct"/>
@@ -12753,6 +13164,9 @@
         </w:tc>
       </w:tr>
       <w:tr>
+        <w:trPr>
+          <w:cantSplit/>
+        </w:trPr>
         <w:tc>
           <w:tcPr>
             <w:tcW w:w="1666" w:type="pct"/>
@@ -12788,6 +13202,9 @@
         </w:tc>
       </w:tr>
       <w:tr>
+        <w:trPr>
+          <w:cantSplit/>
+        </w:trPr>
         <w:tc>
           <w:tcPr>
             <w:tcW w:w="1666" w:type="pct"/>
@@ -12807,7 +13224,7 @@
               <w:rPr>
                 <w:rFonts w:hint="eastAsia"/>
               </w:rPr>
-              <w:t>通常アカウントで作業対象施設に対する実効 `repair_request_create` なし、共有システム管理者で作業対象施設が削除済み、または対象施設不一致</w:t>
+              <w:t>通常アカウントで作業対象施設に対する実効 repair_request_create なし、共有システム管理者で作業対象施設が削除済み、または対象施設不一致</w:t>
             </w:r>
           </w:p>
         </w:tc>
@@ -12823,6 +13240,9 @@
         </w:tc>
       </w:tr>
       <w:tr>
+        <w:trPr>
+          <w:cantSplit/>
+        </w:trPr>
         <w:tc>
           <w:tcPr>
             <w:tcW w:w="1666" w:type="pct"/>
@@ -12858,6 +13278,9 @@
         </w:tc>
       </w:tr>
       <w:tr>
+        <w:trPr>
+          <w:cantSplit/>
+        </w:trPr>
         <w:tc>
           <w:tcPr>
             <w:tcW w:w="1666" w:type="pct"/>
@@ -12893,6 +13316,9 @@
         </w:tc>
       </w:tr>
       <w:tr>
+        <w:trPr>
+          <w:cantSplit/>
+        </w:trPr>
         <w:tc>
           <w:tcPr>
             <w:tcW w:w="1666" w:type="pct"/>
@@ -12928,6 +13354,9 @@
         </w:tc>
       </w:tr>
       <w:tr>
+        <w:trPr>
+          <w:cantSplit/>
+        </w:trPr>
         <w:tc>
           <w:tcPr>
             <w:tcW w:w="1666" w:type="pct"/>
@@ -12971,11 +13400,12 @@
           <w:rFonts w:hint="eastAsia"/>
         </w:rPr>
       </w:pPr>
-      <w:bookmarkStart w:id="35" w:name="_Toc231755837"/>
+      <w:bookmarkStart w:id="35" w:name="_Toc236701054"/>
       <w:r>
         <w:rPr>
           <w:rFonts w:hint="eastAsia"/>
         </w:rPr>
+        <w:lastRenderedPageBreak/>
         <w:t>第6章 権限・業務ルール</w:t>
       </w:r>
       <w:bookmarkEnd w:id="35"/>
@@ -12987,7 +13417,7 @@
           <w:rFonts w:hint="eastAsia"/>
         </w:rPr>
       </w:pPr>
-      <w:bookmarkStart w:id="36" w:name="_Toc231755838"/>
+      <w:bookmarkStart w:id="36" w:name="_Toc236701055"/>
       <w:r>
         <w:rPr>
           <w:rFonts w:hint="eastAsia"/>
@@ -13018,6 +13448,7 @@
       </w:tblGrid>
       <w:tr>
         <w:trPr>
+          <w:cantSplit/>
           <w:tblHeader/>
         </w:trPr>
         <w:tc>
@@ -13101,6 +13532,9 @@
         </w:tc>
       </w:tr>
       <w:tr>
+        <w:trPr>
+          <w:cantSplit/>
+        </w:trPr>
         <w:tc>
           <w:tcPr>
             <w:tcW w:w="1250" w:type="pct"/>
@@ -13120,20 +13554,20 @@
           </w:tcPr>
           <w:p>
             <w:r>
-              <w:t>`repair_request_create`</w:t>
-            </w:r>
-          </w:p>
-        </w:tc>
-        <w:tc>
-          <w:tcPr>
-            <w:tcW w:w="1250" w:type="pct"/>
-          </w:tcPr>
-          <w:p>
-            <w:r>
-              <w:rPr>
-                <w:rFonts w:hint="eastAsia"/>
-              </w:rPr>
-              <w:t>通常アカウントは作業対象施設に対して実効 `repair_request_create` を持つこと。共有システム管理者は作業対象施設が未削除であること</w:t>
+              <w:t>repair_request_create</w:t>
+            </w:r>
+          </w:p>
+        </w:tc>
+        <w:tc>
+          <w:tcPr>
+            <w:tcW w:w="1250" w:type="pct"/>
+          </w:tcPr>
+          <w:p>
+            <w:r>
+              <w:rPr>
+                <w:rFonts w:hint="eastAsia"/>
+              </w:rPr>
+              <w:t>通常アカウントは作業対象施設に対して実効 repair_request_create を持つこと。共有システム管理者は作業対象施設が未削除であること</w:t>
             </w:r>
           </w:p>
         </w:tc>
@@ -13152,6 +13586,9 @@
         </w:tc>
       </w:tr>
       <w:tr>
+        <w:trPr>
+          <w:cantSplit/>
+        </w:trPr>
         <w:tc>
           <w:tcPr>
             <w:tcW w:w="1250" w:type="pct"/>
@@ -13171,46 +13608,41 @@
           </w:tcPr>
           <w:p>
             <w:r>
-              <w:t>`repair_request_create`</w:t>
-            </w:r>
-          </w:p>
-        </w:tc>
-        <w:tc>
-          <w:tcPr>
-            <w:tcW w:w="1250" w:type="pct"/>
-          </w:tcPr>
-          <w:p>
-            <w:r>
-              <w:rPr>
-                <w:rFonts w:hint="eastAsia"/>
-              </w:rPr>
-              <w:t>通常アカウントは作業対象施設に対して実</w:t>
-            </w:r>
-            <w:r>
-              <w:rPr>
-                <w:rFonts w:hint="eastAsia"/>
-              </w:rPr>
-              <w:lastRenderedPageBreak/>
-              <w:t>効 `repair_request_create` を持つこと。共有システム管理者は作業対象施設が未削除であること。対象資産は作業対象施設内に限定する</w:t>
-            </w:r>
-          </w:p>
-        </w:tc>
-        <w:tc>
-          <w:tcPr>
-            <w:tcW w:w="1250" w:type="pct"/>
-          </w:tcPr>
-          <w:p>
-            <w:r>
-              <w:rPr>
-                <w:rFonts w:hint="eastAsia"/>
-              </w:rPr>
-              <w:lastRenderedPageBreak/>
+              <w:t>repair_request_create</w:t>
+            </w:r>
+          </w:p>
+        </w:tc>
+        <w:tc>
+          <w:tcPr>
+            <w:tcW w:w="1250" w:type="pct"/>
+          </w:tcPr>
+          <w:p>
+            <w:r>
+              <w:rPr>
+                <w:rFonts w:hint="eastAsia"/>
+              </w:rPr>
+              <w:t>通常アカウントは作業対象施設に対して実効 repair_request_create を持つこと。共有システム管理者は作業対象施設が未削除であること。対象資産は作業対象施設内に限定する</w:t>
+            </w:r>
+          </w:p>
+        </w:tc>
+        <w:tc>
+          <w:tcPr>
+            <w:tcW w:w="1250" w:type="pct"/>
+          </w:tcPr>
+          <w:p>
+            <w:r>
+              <w:rPr>
+                <w:rFonts w:hint="eastAsia"/>
+              </w:rPr>
               <w:t>修理申請起票前の資産取得</w:t>
             </w:r>
           </w:p>
         </w:tc>
       </w:tr>
       <w:tr>
+        <w:trPr>
+          <w:cantSplit/>
+        </w:trPr>
         <w:tc>
           <w:tcPr>
             <w:tcW w:w="1250" w:type="pct"/>
@@ -13230,20 +13662,20 @@
           </w:tcPr>
           <w:p>
             <w:r>
-              <w:t>`repair_request_create`</w:t>
-            </w:r>
-          </w:p>
-        </w:tc>
-        <w:tc>
-          <w:tcPr>
-            <w:tcW w:w="1250" w:type="pct"/>
-          </w:tcPr>
-          <w:p>
-            <w:r>
-              <w:rPr>
-                <w:rFonts w:hint="eastAsia"/>
-              </w:rPr>
-              <w:t>通常アカウントは作業対象施設に対して実効 `repair_request_create` を持つこと。共有システム管理者は作業対象施設が未削除であること。登録済み資産または点検結果を指定する場合は対象施設一致を確認する</w:t>
+              <w:t>repair_request_create</w:t>
+            </w:r>
+          </w:p>
+        </w:tc>
+        <w:tc>
+          <w:tcPr>
+            <w:tcW w:w="1250" w:type="pct"/>
+          </w:tcPr>
+          <w:p>
+            <w:r>
+              <w:rPr>
+                <w:rFonts w:hint="eastAsia"/>
+              </w:rPr>
+              <w:t>通常アカウントは作業対象施設に対して実効 repair_request_create を持つこと。共有システム管理者は作業対象施設が未削除であること。登録済み資産または点検結果を指定する場合は対象施設一致を確認する</w:t>
             </w:r>
           </w:p>
         </w:tc>
@@ -13270,11 +13702,12 @@
           <w:rFonts w:hint="eastAsia"/>
         </w:rPr>
       </w:pPr>
-      <w:bookmarkStart w:id="37" w:name="_Toc231755839"/>
+      <w:bookmarkStart w:id="37" w:name="_Toc236701056"/>
       <w:r>
         <w:rPr>
           <w:rFonts w:hint="eastAsia"/>
         </w:rPr>
+        <w:lastRenderedPageBreak/>
         <w:t>入力制御ルール</w:t>
       </w:r>
       <w:bookmarkEnd w:id="37"/>
@@ -13295,7 +13728,7 @@
         <w:rPr>
           <w:rFonts w:hint="eastAsia"/>
         </w:rPr>
-        <w:t>`isRegisteredAsset=true` の場合は `assetLedgerId` を必須とし、未登録資産用の手入力品目名は保存正本にしない</w:t>
+        <w:t>isRegisteredAsset=true の場合は assetLedgerId を必須とし、未登録資産用の手入力品目名は保存正本にしない</w:t>
       </w:r>
     </w:p>
     <w:p>
@@ -13314,7 +13747,7 @@
         <w:rPr>
           <w:rFonts w:hint="eastAsia"/>
         </w:rPr>
-        <w:t>`isRegisteredAsset=false` の場合は `manualItemName` を必須とし、`assetLedgerId` を受け付けない</w:t>
+        <w:t>isRegisteredAsset=false の場合は manualItemName を必須とし、assetLedgerId を受け付けない</w:t>
       </w:r>
     </w:p>
     <w:p>
@@ -13333,7 +13766,7 @@
         <w:rPr>
           <w:rFonts w:hint="eastAsia"/>
         </w:rPr>
-        <w:t>申請者情報はログインユーザー情報から自動取得するため、画面入力項目としては扱わない</w:t>
+        <w:t>alternativeDeviceStatus を指定する場合は NOT_NEEDED / NEEDED / REQUESTED のいずれかとし、申請時点値として保存する</w:t>
       </w:r>
     </w:p>
     <w:p>
@@ -13352,7 +13785,7 @@
         <w:rPr>
           <w:rFonts w:hint="eastAsia"/>
         </w:rPr>
-        <w:t>修理依頼写真は登録済み資産・未登録資産のどちらでも添付できる</w:t>
+        <w:t>申請者情報はログインユーザー情報から自動取得するため、画面入力項目としては扱わない</w:t>
       </w:r>
     </w:p>
     <w:p>
@@ -13371,6 +13804,25 @@
         <w:rPr>
           <w:rFonts w:hint="eastAsia"/>
         </w:rPr>
+        <w:t>修理依頼写真は登録済み資産・未登録資産のどちらでも添付できる</w:t>
+      </w:r>
+    </w:p>
+    <w:p>
+      <w:pPr>
+        <w:pStyle w:val="afffffff8"/>
+        <w:numPr>
+          <w:ilvl w:val="0"/>
+          <w:numId w:val="6"/>
+        </w:numPr>
+        <w:ind w:leftChars="0"/>
+        <w:rPr>
+          <w:rFonts w:hint="eastAsia"/>
+        </w:rPr>
+      </w:pPr>
+      <w:r>
+        <w:rPr>
+          <w:rFonts w:hint="eastAsia"/>
+        </w:rPr>
         <w:t>未登録資産の修理申請では資産台帳・個別原本・QRへの登録や更新を行わない</w:t>
       </w:r>
     </w:p>
@@ -13381,7 +13833,7 @@
           <w:rFonts w:hint="eastAsia"/>
         </w:rPr>
       </w:pPr>
-      <w:bookmarkStart w:id="38" w:name="_Toc231755840"/>
+      <w:bookmarkStart w:id="38" w:name="_Toc236701057"/>
       <w:r>
         <w:rPr>
           <w:rFonts w:hint="eastAsia"/>
@@ -13406,7 +13858,7 @@
         <w:rPr>
           <w:rFonts w:hint="eastAsia"/>
         </w:rPr>
-        <w:t>日常点検APIと点検管理APIは修理申請連携用の初期値までを返し、修理申請の作成は本書の `POST /repair-request/requests` を正本とする</w:t>
+        <w:t>日常点検APIと点検管理APIは修理申請連携用の初期値までを返し、修理申請の作成は本書の POST /repair-request/requests を正本とする</w:t>
       </w:r>
     </w:p>
     <w:p>
@@ -13425,7 +13877,7 @@
         <w:rPr>
           <w:rFonts w:hint="eastAsia"/>
         </w:rPr>
-        <w:t>修理申請起票後の受付判定、院内/院外振り分け、見積、発注、検収、完了、却下、廃棄申請接続は No.27 修理管理API設計書を正本とする</w:t>
+        <w:t>申請時の alternative_device_status は本書を正本とし、No.28 修理管理APIは別列 alternative_device_handling_required_flag に管理担当者の必要／不要を保存する</w:t>
       </w:r>
     </w:p>
     <w:p>
@@ -13444,8 +13896,7 @@
         <w:rPr>
           <w:rFonts w:hint="eastAsia"/>
         </w:rPr>
-        <w:lastRenderedPageBreak/>
-        <w:t>未登録資産が修理不能となった場合は、No.27 修理管理API設計書の廃棄申請接続APIで修理申請経由の廃棄申請を作成する</w:t>
+        <w:t>修理申請起票後の受付判定、院内/院外振り分け、見積、発注、検収、完了、却下、廃棄申請接続は No.28 修理管理API設計書を正本とする</w:t>
       </w:r>
     </w:p>
     <w:p>
@@ -13464,6 +13915,25 @@
         <w:rPr>
           <w:rFonts w:hint="eastAsia"/>
         </w:rPr>
+        <w:t>未登録資産が修理不能となった場合は、No.28 修理管理API設計書の廃棄申請接続APIで修理申請経由の廃棄申請を作成する</w:t>
+      </w:r>
+    </w:p>
+    <w:p>
+      <w:pPr>
+        <w:pStyle w:val="afffffff8"/>
+        <w:numPr>
+          <w:ilvl w:val="0"/>
+          <w:numId w:val="7"/>
+        </w:numPr>
+        <w:ind w:leftChars="0"/>
+        <w:rPr>
+          <w:rFonts w:hint="eastAsia"/>
+        </w:rPr>
+      </w:pPr>
+      <w:r>
+        <w:rPr>
+          <w:rFonts w:hint="eastAsia"/>
+        </w:rPr>
         <w:t>修理申請を経由しない未登録資産の単独廃棄申請はPhase1対象外であり、本書では定義しない</w:t>
       </w:r>
     </w:p>
@@ -13474,7 +13944,7 @@
           <w:rFonts w:hint="eastAsia"/>
         </w:rPr>
       </w:pPr>
-      <w:bookmarkStart w:id="39" w:name="_Toc231755841"/>
+      <w:bookmarkStart w:id="39" w:name="_Toc236701058"/>
       <w:r>
         <w:rPr>
           <w:rFonts w:hint="eastAsia"/>
@@ -13504,6 +13974,7 @@
       </w:tblGrid>
       <w:tr>
         <w:trPr>
+          <w:cantSplit/>
           <w:tblHeader/>
         </w:trPr>
         <w:tc>
@@ -13567,6 +14038,9 @@
         </w:tc>
       </w:tr>
       <w:tr>
+        <w:trPr>
+          <w:cantSplit/>
+        </w:trPr>
         <w:tc>
           <w:tcPr>
             <w:tcW w:w="1666" w:type="pct"/>
@@ -13602,12 +14076,16 @@
         </w:tc>
       </w:tr>
       <w:tr>
+        <w:trPr>
+          <w:cantSplit/>
+        </w:trPr>
         <w:tc>
           <w:tcPr>
             <w:tcW w:w="1666" w:type="pct"/>
           </w:tcPr>
           <w:p>
             <w:r>
+              <w:lastRenderedPageBreak/>
               <w:t>AUTH_403_REPAIR_REQUEST_CREATE_DENIED</w:t>
             </w:r>
           </w:p>
@@ -13631,12 +14109,15 @@
               <w:rPr>
                 <w:rFonts w:hint="eastAsia"/>
               </w:rPr>
-              <w:t>通常アカウントで作業対象施設に対する実効 `repair_request_create` がない、共有システム管理者で作業対象施設が削除済み、または対象施設不一致</w:t>
+              <w:t>通常アカウントで作業対象施設に対する実効 repair_request_create がない、共有システム管理者で作業対象施設が削除済み、または対象施設不一致</w:t>
             </w:r>
           </w:p>
         </w:tc>
       </w:tr>
       <w:tr>
+        <w:trPr>
+          <w:cantSplit/>
+        </w:trPr>
         <w:tc>
           <w:tcPr>
             <w:tcW w:w="1666" w:type="pct"/>
@@ -13672,6 +14153,9 @@
         </w:tc>
       </w:tr>
       <w:tr>
+        <w:trPr>
+          <w:cantSplit/>
+        </w:trPr>
         <w:tc>
           <w:tcPr>
             <w:tcW w:w="1666" w:type="pct"/>
@@ -13707,6 +14191,9 @@
         </w:tc>
       </w:tr>
       <w:tr>
+        <w:trPr>
+          <w:cantSplit/>
+        </w:trPr>
         <w:tc>
           <w:tcPr>
             <w:tcW w:w="1666" w:type="pct"/>
@@ -13742,6 +14229,9 @@
         </w:tc>
       </w:tr>
       <w:tr>
+        <w:trPr>
+          <w:cantSplit/>
+        </w:trPr>
         <w:tc>
           <w:tcPr>
             <w:tcW w:w="1666" w:type="pct"/>
@@ -13777,6 +14267,9 @@
         </w:tc>
       </w:tr>
       <w:tr>
+        <w:trPr>
+          <w:cantSplit/>
+        </w:trPr>
         <w:tc>
           <w:tcPr>
             <w:tcW w:w="1666" w:type="pct"/>
@@ -13812,6 +14305,9 @@
         </w:tc>
       </w:tr>
       <w:tr>
+        <w:trPr>
+          <w:cantSplit/>
+        </w:trPr>
         <w:tc>
           <w:tcPr>
             <w:tcW w:w="1666" w:type="pct"/>
@@ -13869,6 +14365,7 @@
       </w:tblGrid>
       <w:tr>
         <w:trPr>
+          <w:cantSplit/>
           <w:tblHeader/>
         </w:trPr>
         <w:tc>
@@ -13933,6 +14430,9 @@
         </w:tc>
       </w:tr>
       <w:tr>
+        <w:trPr>
+          <w:cantSplit/>
+        </w:trPr>
         <w:tc>
           <w:tcPr>
             <w:tcW w:w="1666" w:type="pct"/>
@@ -13971,6 +14471,9 @@
         </w:tc>
       </w:tr>
       <w:tr>
+        <w:trPr>
+          <w:cantSplit/>
+        </w:trPr>
         <w:tc>
           <w:tcPr>
             <w:tcW w:w="1666" w:type="pct"/>
@@ -14009,6 +14512,9 @@
         </w:tc>
       </w:tr>
       <w:tr>
+        <w:trPr>
+          <w:cantSplit/>
+        </w:trPr>
         <w:tc>
           <w:tcPr>
             <w:tcW w:w="1666" w:type="pct"/>
@@ -14044,13 +14550,15 @@
         </w:tc>
       </w:tr>
       <w:tr>
+        <w:trPr>
+          <w:cantSplit/>
+        </w:trPr>
         <w:tc>
           <w:tcPr>
             <w:tcW w:w="1666" w:type="pct"/>
           </w:tcPr>
           <w:p>
             <w:r>
-              <w:lastRenderedPageBreak/>
               <w:t>401</w:t>
             </w:r>
           </w:p>
@@ -14080,6 +14588,9 @@
         </w:tc>
       </w:tr>
       <w:tr>
+        <w:trPr>
+          <w:cantSplit/>
+        </w:trPr>
         <w:tc>
           <w:tcPr>
             <w:tcW w:w="1666" w:type="pct"/>
@@ -14099,7 +14610,7 @@
               <w:rPr>
                 <w:rFonts w:hint="eastAsia"/>
               </w:rPr>
-              <w:t>通常アカウントで作業対象施設に対する実効 `repair_request_create` なし、または共有システム管理者で作業対象施設が削除済み</w:t>
+              <w:t>通常アカウントで作業対象施設に対する実効 repair_request_create なし、または共有システム管理者で作業対象施設が削除済み</w:t>
             </w:r>
           </w:p>
         </w:tc>
@@ -14115,6 +14626,9 @@
         </w:tc>
       </w:tr>
       <w:tr>
+        <w:trPr>
+          <w:cantSplit/>
+        </w:trPr>
         <w:tc>
           <w:tcPr>
             <w:tcW w:w="1666" w:type="pct"/>
@@ -14150,6 +14664,9 @@
         </w:tc>
       </w:tr>
       <w:tr>
+        <w:trPr>
+          <w:cantSplit/>
+        </w:trPr>
         <w:tc>
           <w:tcPr>
             <w:tcW w:w="1666" w:type="pct"/>
@@ -14185,12 +14702,16 @@
         </w:tc>
       </w:tr>
       <w:tr>
+        <w:trPr>
+          <w:cantSplit/>
+        </w:trPr>
         <w:tc>
           <w:tcPr>
             <w:tcW w:w="1666" w:type="pct"/>
           </w:tcPr>
           <w:p>
             <w:r>
+              <w:lastRenderedPageBreak/>
               <w:t>502</w:t>
             </w:r>
           </w:p>
@@ -14220,6 +14741,9 @@
         </w:tc>
       </w:tr>
       <w:tr>
+        <w:trPr>
+          <w:cantSplit/>
+        </w:trPr>
         <w:tc>
           <w:tcPr>
             <w:tcW w:w="1666" w:type="pct"/>
@@ -14263,7 +14787,7 @@
           <w:rFonts w:hint="eastAsia"/>
         </w:rPr>
       </w:pPr>
-      <w:bookmarkStart w:id="40" w:name="_Toc231755842"/>
+      <w:bookmarkStart w:id="40" w:name="_Toc236701059"/>
       <w:r>
         <w:rPr>
           <w:rFonts w:hint="eastAsia"/>
@@ -14288,7 +14812,7 @@
         <w:rPr>
           <w:rFonts w:hint="eastAsia"/>
         </w:rPr>
-        <w:t>修理申請の状態変更は `application_status_histories` に履歴を残す</w:t>
+        <w:t>修理申請の状態変更は application_status_histories に履歴を残す</w:t>
       </w:r>
     </w:p>
     <w:p>
@@ -14307,7 +14831,7 @@
         <w:rPr>
           <w:rFonts w:hint="eastAsia"/>
         </w:rPr>
-        <w:t>機器写真・添付メタデータは `application_documents` で管理し、ファイル実体は Amazon S3 に保存する。DB上の `application_documents.file_path` はS3オブジェクトキーを正本とし、バケット名やHTTPS URLは保存しない</w:t>
+        <w:t>機器写真・添付メタデータは application_documents で管理し、ファイル実体は Amazon S3 に保存する。DB上の application_documents.file_path はS3オブジェクトキーを正本とし、バケット名やHTTPS URLは保存しない</w:t>
       </w:r>
     </w:p>
     <w:p>
@@ -14364,10 +14888,9 @@
         <w:rPr>
           <w:rFonts w:hint="eastAsia"/>
         </w:rPr>
-        <w:t>修理管理側で院内/院外振り分けを行うまでは `repair_category` 未設定として扱い、一覧やタスクの表示では未受付状態として扱う</w:t>
+        <w:t>修理管理側で院内/院外振り分けを行うまでは repair_category 未設定として扱い、一覧やタスクの表示では未受付状態として扱う</w:t>
       </w:r>
     </w:p>
-    <w:p/>
     <w:sectPr>
       <w:pgSz w:w="11909" w:h="16834"/>
       <w:pgMar w:top="1440" w:right="1440" w:bottom="1440" w:left="1440" w:header="720" w:footer="720" w:gutter="0"/>
@@ -14381,7 +14904,7 @@
 </file>
 
 <file path=word/endnotes.xml><?xml version="1.0" encoding="utf-8"?>
-<w:endnotes xmlns:wpc="http://schemas.microsoft.com/office/word/2010/wordprocessingCanvas" xmlns:cx="http://schemas.microsoft.com/office/drawing/2014/chartex" xmlns:cx1="http://schemas.microsoft.com/office/drawing/2015/9/8/chartex" xmlns:cx2="http://schemas.microsoft.com/office/drawing/2015/10/21/chartex" xmlns:cx3="http://schemas.microsoft.com/office/drawing/2016/5/9/chartex" xmlns:cx4="http://schemas.microsoft.com/office/drawing/2016/5/10/chartex" xmlns:cx5="http://schemas.microsoft.com/office/drawing/2016/5/11/chartex" xmlns:cx6="http://schemas.microsoft.com/office/drawing/2016/5/12/chartex" xmlns:cx7="http://schemas.microsoft.com/office/drawing/2016/5/13/chartex" xmlns:cx8="http://schemas.microsoft.com/office/drawing/2016/5/14/chartex" xmlns:mc="http://schemas.openxmlformats.org/markup-compatibility/2006" xmlns:aink="http://schemas.microsoft.com/office/drawing/2016/ink" xmlns:am3d="http://schemas.microsoft.com/office/drawing/2017/model3d" xmlns:o="urn:schemas-microsoft-com:office:office" xmlns:oel="http://schemas.microsoft.com/office/2019/extlst" xmlns:r="http://schemas.openxmlformats.org/officeDocument/2006/relationships" xmlns:m="http://schemas.openxmlformats.org/officeDocument/2006/math" xmlns:v="urn:schemas-microsoft-com:vml" xmlns:wp14="http://schemas.microsoft.com/office/word/2010/wordprocessingDrawing" xmlns:wp="http://schemas.openxmlformats.org/drawingml/2006/wordprocessingDrawing" xmlns:w10="urn:schemas-microsoft-com:office:word" xmlns:w="http://schemas.openxmlformats.org/wordprocessingml/2006/main" xmlns:w14="http://schemas.microsoft.com/office/word/2010/wordml" xmlns:w15="http://schemas.microsoft.com/office/word/2012/wordml" xmlns:w16cex="http://schemas.microsoft.com/office/word/2018/wordml/cex" xmlns:w16cid="http://schemas.microsoft.com/office/word/2016/wordml/cid" xmlns:w16="http://schemas.microsoft.com/office/word/2018/wordml" xmlns:w16du="http://schemas.microsoft.com/office/word/2023/wordml/word16du" xmlns:w16sdtdh="http://schemas.microsoft.com/office/word/2020/wordml/sdtdatahash" xmlns:w16sdtfl="http://schemas.microsoft.com/office/word/2024/wordml/sdtformatlock" xmlns:w16se="http://schemas.microsoft.com/office/word/2015/wordml/symex" xmlns:wpg="http://schemas.microsoft.com/office/word/2010/wordprocessingGroup" xmlns:wpi="http://schemas.microsoft.com/office/word/2010/wordprocessingInk" xmlns:wne="http://schemas.microsoft.com/office/word/2006/wordml" xmlns:wps="http://schemas.microsoft.com/office/word/2010/wordprocessingShape" mc:Ignorable="w14 w15 w16se w16cid w16 w16cex w16sdtdh w16sdtfl w16du wp14">
+<w:endnotes xmlns:wpc="http://schemas.microsoft.com/office/word/2010/wordprocessingCanvas" xmlns:cx="http://schemas.microsoft.com/office/drawing/2014/chartex" xmlns:cx1="http://schemas.microsoft.com/office/drawing/2015/9/8/chartex" xmlns:cx2="http://schemas.microsoft.com/office/drawing/2015/10/21/chartex" xmlns:cx3="http://schemas.microsoft.com/office/drawing/2016/5/9/chartex" xmlns:cx4="http://schemas.microsoft.com/office/drawing/2016/5/10/chartex" xmlns:cx5="http://schemas.microsoft.com/office/drawing/2016/5/11/chartex" xmlns:cx6="http://schemas.microsoft.com/office/drawing/2016/5/12/chartex" xmlns:cx7="http://schemas.microsoft.com/office/drawing/2016/5/13/chartex" xmlns:cx8="http://schemas.microsoft.com/office/drawing/2016/5/14/chartex" xmlns:mc="http://schemas.openxmlformats.org/markup-compatibility/2006" xmlns:aink="http://schemas.microsoft.com/office/drawing/2016/ink" xmlns:am3d="http://schemas.microsoft.com/office/drawing/2017/model3d" xmlns:o="urn:schemas-microsoft-com:office:office" xmlns:oel="http://schemas.microsoft.com/office/2019/extlst" xmlns:r="http://schemas.openxmlformats.org/officeDocument/2006/relationships" xmlns:m="http://schemas.openxmlformats.org/officeDocument/2006/math" xmlns:v="urn:schemas-microsoft-com:vml" xmlns:wp14="http://schemas.microsoft.com/office/word/2010/wordprocessingDrawing" xmlns:wp="http://schemas.openxmlformats.org/drawingml/2006/wordprocessingDrawing" xmlns:w10="urn:schemas-microsoft-com:office:word" xmlns:w="http://schemas.openxmlformats.org/wordprocessingml/2006/main" xmlns:w14="http://schemas.microsoft.com/office/word/2010/wordml" xmlns:w15="http://schemas.microsoft.com/office/word/2012/wordml" xmlns:w16cei="http://schemas.microsoft.com/office/word/2026/wordml/cei" xmlns:w16cex="http://schemas.microsoft.com/office/word/2018/wordml/cex" xmlns:w16cid="http://schemas.microsoft.com/office/word/2016/wordml/cid" xmlns:w16="http://schemas.microsoft.com/office/word/2018/wordml" xmlns:w16du="http://schemas.microsoft.com/office/word/2023/wordml/word16du" xmlns:w16sdtdh="http://schemas.microsoft.com/office/word/2020/wordml/sdtdatahash" xmlns:w16sdtfl="http://schemas.microsoft.com/office/word/2024/wordml/sdtformatlock" xmlns:w16se="http://schemas.microsoft.com/office/word/2015/wordml/symex" xmlns:wpg="http://schemas.microsoft.com/office/word/2010/wordprocessingGroup" xmlns:wpi="http://schemas.microsoft.com/office/word/2010/wordprocessingInk" xmlns:wne="http://schemas.microsoft.com/office/word/2006/wordml" xmlns:wps="http://schemas.microsoft.com/office/word/2010/wordprocessingShape" mc:Ignorable="w14 w15 w16se w16cid w16 w16cex w16sdtdh w16sdtfl w16du wp14">
   <w:endnote w:type="separator" w:id="-1">
     <w:p>
       <w:pPr>
@@ -14406,7 +14929,7 @@
 </file>
 
 <file path=word/footnotes.xml><?xml version="1.0" encoding="utf-8"?>
-<w:footnotes xmlns:wpc="http://schemas.microsoft.com/office/word/2010/wordprocessingCanvas" xmlns:cx="http://schemas.microsoft.com/office/drawing/2014/chartex" xmlns:cx1="http://schemas.microsoft.com/office/drawing/2015/9/8/chartex" xmlns:cx2="http://schemas.microsoft.com/office/drawing/2015/10/21/chartex" xmlns:cx3="http://schemas.microsoft.com/office/drawing/2016/5/9/chartex" xmlns:cx4="http://schemas.microsoft.com/office/drawing/2016/5/10/chartex" xmlns:cx5="http://schemas.microsoft.com/office/drawing/2016/5/11/chartex" xmlns:cx6="http://schemas.microsoft.com/office/drawing/2016/5/12/chartex" xmlns:cx7="http://schemas.microsoft.com/office/drawing/2016/5/13/chartex" xmlns:cx8="http://schemas.microsoft.com/office/drawing/2016/5/14/chartex" xmlns:mc="http://schemas.openxmlformats.org/markup-compatibility/2006" xmlns:aink="http://schemas.microsoft.com/office/drawing/2016/ink" xmlns:am3d="http://schemas.microsoft.com/office/drawing/2017/model3d" xmlns:o="urn:schemas-microsoft-com:office:office" xmlns:oel="http://schemas.microsoft.com/office/2019/extlst" xmlns:r="http://schemas.openxmlformats.org/officeDocument/2006/relationships" xmlns:m="http://schemas.openxmlformats.org/officeDocument/2006/math" xmlns:v="urn:schemas-microsoft-com:vml" xmlns:wp14="http://schemas.microsoft.com/office/word/2010/wordprocessingDrawing" xmlns:wp="http://schemas.openxmlformats.org/drawingml/2006/wordprocessingDrawing" xmlns:w10="urn:schemas-microsoft-com:office:word" xmlns:w="http://schemas.openxmlformats.org/wordprocessingml/2006/main" xmlns:w14="http://schemas.microsoft.com/office/word/2010/wordml" xmlns:w15="http://schemas.microsoft.com/office/word/2012/wordml" xmlns:w16cex="http://schemas.microsoft.com/office/word/2018/wordml/cex" xmlns:w16cid="http://schemas.microsoft.com/office/word/2016/wordml/cid" xmlns:w16="http://schemas.microsoft.com/office/word/2018/wordml" xmlns:w16du="http://schemas.microsoft.com/office/word/2023/wordml/word16du" xmlns:w16sdtdh="http://schemas.microsoft.com/office/word/2020/wordml/sdtdatahash" xmlns:w16sdtfl="http://schemas.microsoft.com/office/word/2024/wordml/sdtformatlock" xmlns:w16se="http://schemas.microsoft.com/office/word/2015/wordml/symex" xmlns:wpg="http://schemas.microsoft.com/office/word/2010/wordprocessingGroup" xmlns:wpi="http://schemas.microsoft.com/office/word/2010/wordprocessingInk" xmlns:wne="http://schemas.microsoft.com/office/word/2006/wordml" xmlns:wps="http://schemas.microsoft.com/office/word/2010/wordprocessingShape" mc:Ignorable="w14 w15 w16se w16cid w16 w16cex w16sdtdh w16sdtfl w16du wp14">
+<w:footnotes xmlns:wpc="http://schemas.microsoft.com/office/word/2010/wordprocessingCanvas" xmlns:cx="http://schemas.microsoft.com/office/drawing/2014/chartex" xmlns:cx1="http://schemas.microsoft.com/office/drawing/2015/9/8/chartex" xmlns:cx2="http://schemas.microsoft.com/office/drawing/2015/10/21/chartex" xmlns:cx3="http://schemas.microsoft.com/office/drawing/2016/5/9/chartex" xmlns:cx4="http://schemas.microsoft.com/office/drawing/2016/5/10/chartex" xmlns:cx5="http://schemas.microsoft.com/office/drawing/2016/5/11/chartex" xmlns:cx6="http://schemas.microsoft.com/office/drawing/2016/5/12/chartex" xmlns:cx7="http://schemas.microsoft.com/office/drawing/2016/5/13/chartex" xmlns:cx8="http://schemas.microsoft.com/office/drawing/2016/5/14/chartex" xmlns:mc="http://schemas.openxmlformats.org/markup-compatibility/2006" xmlns:aink="http://schemas.microsoft.com/office/drawing/2016/ink" xmlns:am3d="http://schemas.microsoft.com/office/drawing/2017/model3d" xmlns:o="urn:schemas-microsoft-com:office:office" xmlns:oel="http://schemas.microsoft.com/office/2019/extlst" xmlns:r="http://schemas.openxmlformats.org/officeDocument/2006/relationships" xmlns:m="http://schemas.openxmlformats.org/officeDocument/2006/math" xmlns:v="urn:schemas-microsoft-com:vml" xmlns:wp14="http://schemas.microsoft.com/office/word/2010/wordprocessingDrawing" xmlns:wp="http://schemas.openxmlformats.org/drawingml/2006/wordprocessingDrawing" xmlns:w10="urn:schemas-microsoft-com:office:word" xmlns:w="http://schemas.openxmlformats.org/wordprocessingml/2006/main" xmlns:w14="http://schemas.microsoft.com/office/word/2010/wordml" xmlns:w15="http://schemas.microsoft.com/office/word/2012/wordml" xmlns:w16cei="http://schemas.microsoft.com/office/word/2026/wordml/cei" xmlns:w16cex="http://schemas.microsoft.com/office/word/2018/wordml/cex" xmlns:w16cid="http://schemas.microsoft.com/office/word/2016/wordml/cid" xmlns:w16="http://schemas.microsoft.com/office/word/2018/wordml" xmlns:w16du="http://schemas.microsoft.com/office/word/2023/wordml/word16du" xmlns:w16sdtdh="http://schemas.microsoft.com/office/word/2020/wordml/sdtdatahash" xmlns:w16sdtfl="http://schemas.microsoft.com/office/word/2024/wordml/sdtformatlock" xmlns:w16se="http://schemas.microsoft.com/office/word/2015/wordml/symex" xmlns:wpg="http://schemas.microsoft.com/office/word/2010/wordprocessingGroup" xmlns:wpi="http://schemas.microsoft.com/office/word/2010/wordprocessingInk" xmlns:wne="http://schemas.microsoft.com/office/word/2006/wordml" xmlns:wps="http://schemas.microsoft.com/office/word/2010/wordprocessingShape" mc:Ignorable="w14 w15 w16se w16cid w16 w16cex w16sdtdh w16sdtfl w16du wp14">
   <w:footnote w:type="separator" w:id="-1">
     <w:p>
       <w:pPr>
@@ -14431,374 +14954,9 @@
 </file>
 
 <file path=word/numbering.xml><?xml version="1.0" encoding="utf-8"?>
-<w:numbering xmlns:wpc="http://schemas.microsoft.com/office/word/2010/wordprocessingCanvas" xmlns:cx="http://schemas.microsoft.com/office/drawing/2014/chartex" xmlns:cx1="http://schemas.microsoft.com/office/drawing/2015/9/8/chartex" xmlns:cx2="http://schemas.microsoft.com/office/drawing/2015/10/21/chartex" xmlns:cx3="http://schemas.microsoft.com/office/drawing/2016/5/9/chartex" xmlns:cx4="http://schemas.microsoft.com/office/drawing/2016/5/10/chartex" xmlns:cx5="http://schemas.microsoft.com/office/drawing/2016/5/11/chartex" xmlns:cx6="http://schemas.microsoft.com/office/drawing/2016/5/12/chartex" xmlns:cx7="http://schemas.microsoft.com/office/drawing/2016/5/13/chartex" xmlns:cx8="http://schemas.microsoft.com/office/drawing/2016/5/14/chartex" xmlns:mc="http://schemas.openxmlformats.org/markup-compatibility/2006" xmlns:aink="http://schemas.microsoft.com/office/drawing/2016/ink" xmlns:am3d="http://schemas.microsoft.com/office/drawing/2017/model3d" xmlns:o="urn:schemas-microsoft-com:office:office" xmlns:oel="http://schemas.microsoft.com/office/2019/extlst" xmlns:r="http://schemas.openxmlformats.org/officeDocument/2006/relationships" xmlns:m="http://schemas.openxmlformats.org/officeDocument/2006/math" xmlns:v="urn:schemas-microsoft-com:vml" xmlns:wp14="http://schemas.microsoft.com/office/word/2010/wordprocessingDrawing" xmlns:wp="http://schemas.openxmlformats.org/drawingml/2006/wordprocessingDrawing" xmlns:w10="urn:schemas-microsoft-com:office:word" xmlns:w="http://schemas.openxmlformats.org/wordprocessingml/2006/main" xmlns:w14="http://schemas.microsoft.com/office/word/2010/wordml" xmlns:w15="http://schemas.microsoft.com/office/word/2012/wordml" xmlns:w16cex="http://schemas.microsoft.com/office/word/2018/wordml/cex" xmlns:w16cid="http://schemas.microsoft.com/office/word/2016/wordml/cid" xmlns:w16="http://schemas.microsoft.com/office/word/2018/wordml" xmlns:w16du="http://schemas.microsoft.com/office/word/2023/wordml/word16du" xmlns:w16sdtdh="http://schemas.microsoft.com/office/word/2020/wordml/sdtdatahash" xmlns:w16sdtfl="http://schemas.microsoft.com/office/word/2024/wordml/sdtformatlock" xmlns:w16se="http://schemas.microsoft.com/office/word/2015/wordml/symex" xmlns:wpg="http://schemas.microsoft.com/office/word/2010/wordprocessingGroup" xmlns:wpi="http://schemas.microsoft.com/office/word/2010/wordprocessingInk" xmlns:wne="http://schemas.microsoft.com/office/word/2006/wordml" xmlns:wps="http://schemas.microsoft.com/office/word/2010/wordprocessingShape" mc:Ignorable="w14 w15 w16se w16cid w16 w16cex w16sdtdh w16sdtfl w16du wp14">
+<w:numbering xmlns:wpc="http://schemas.microsoft.com/office/word/2010/wordprocessingCanvas" xmlns:cx="http://schemas.microsoft.com/office/drawing/2014/chartex" xmlns:cx1="http://schemas.microsoft.com/office/drawing/2015/9/8/chartex" xmlns:cx2="http://schemas.microsoft.com/office/drawing/2015/10/21/chartex" xmlns:cx3="http://schemas.microsoft.com/office/drawing/2016/5/9/chartex" xmlns:cx4="http://schemas.microsoft.com/office/drawing/2016/5/10/chartex" xmlns:cx5="http://schemas.microsoft.com/office/drawing/2016/5/11/chartex" xmlns:cx6="http://schemas.microsoft.com/office/drawing/2016/5/12/chartex" xmlns:cx7="http://schemas.microsoft.com/office/drawing/2016/5/13/chartex" xmlns:cx8="http://schemas.microsoft.com/office/drawing/2016/5/14/chartex" xmlns:mc="http://schemas.openxmlformats.org/markup-compatibility/2006" xmlns:aink="http://schemas.microsoft.com/office/drawing/2016/ink" xmlns:am3d="http://schemas.microsoft.com/office/drawing/2017/model3d" xmlns:o="urn:schemas-microsoft-com:office:office" xmlns:oel="http://schemas.microsoft.com/office/2019/extlst" xmlns:r="http://schemas.openxmlformats.org/officeDocument/2006/relationships" xmlns:m="http://schemas.openxmlformats.org/officeDocument/2006/math" xmlns:v="urn:schemas-microsoft-com:vml" xmlns:wp14="http://schemas.microsoft.com/office/word/2010/wordprocessingDrawing" xmlns:wp="http://schemas.openxmlformats.org/drawingml/2006/wordprocessingDrawing" xmlns:w10="urn:schemas-microsoft-com:office:word" xmlns:w="http://schemas.openxmlformats.org/wordprocessingml/2006/main" xmlns:w14="http://schemas.microsoft.com/office/word/2010/wordml" xmlns:w15="http://schemas.microsoft.com/office/word/2012/wordml" xmlns:w16cei="http://schemas.microsoft.com/office/word/2026/wordml/cei" xmlns:w16cex="http://schemas.microsoft.com/office/word/2018/wordml/cex" xmlns:w16cid="http://schemas.microsoft.com/office/word/2016/wordml/cid" xmlns:w16="http://schemas.microsoft.com/office/word/2018/wordml" xmlns:w16du="http://schemas.microsoft.com/office/word/2023/wordml/word16du" xmlns:w16sdtdh="http://schemas.microsoft.com/office/word/2020/wordml/sdtdatahash" xmlns:w16sdtfl="http://schemas.microsoft.com/office/word/2024/wordml/sdtformatlock" xmlns:w16se="http://schemas.microsoft.com/office/word/2015/wordml/symex" xmlns:wpg="http://schemas.microsoft.com/office/word/2010/wordprocessingGroup" xmlns:wpi="http://schemas.microsoft.com/office/word/2010/wordprocessingInk" xmlns:wne="http://schemas.microsoft.com/office/word/2006/wordml" xmlns:wps="http://schemas.microsoft.com/office/word/2010/wordprocessingShape" mc:Ignorable="w14 w15 w16se w16cid w16 w16cex w16sdtdh w16sdtfl w16du wp14">
   <w:abstractNum w:abstractNumId="0" w15:restartNumberingAfterBreak="0">
-    <w:nsid w:val="18494F89"/>
-    <w:multiLevelType w:val="singleLevel"/>
-    <w:tmpl w:val="04090001"/>
-    <w:lvl w:ilvl="0">
-      <w:start w:val="1"/>
-      <w:numFmt w:val="bullet"/>
-      <w:lvlText w:val="■"/>
-      <w:lvlJc w:val="left"/>
-      <w:pPr>
-        <w:ind w:left="440" w:hanging="440"/>
-      </w:pPr>
-      <w:rPr>
-        <w:rFonts w:ascii="Meiryo UI" w:hAnsi="Meiryo UI" w:eastAsia="Meiryo UI" w:cs="Meiryo UI" w:hint="default"/>
-      </w:rPr>
-    </w:lvl>
-  </w:abstractNum>
-  <w:abstractNum w:abstractNumId="1" w15:restartNumberingAfterBreak="0">
-    <w:nsid w:val="19AF76EC"/>
-    <w:multiLevelType w:val="hybridMultilevel"/>
-    <w:tmpl w:val="F5660342"/>
-    <w:name w:val="__API_DOC_SQUARE_BULLET__22"/>
-    <w:lvl w:ilvl="0" w:tplc="0409000F">
-      <w:start w:val="1"/>
-      <w:numFmt w:val="decimal"/>
-      <w:lvlText w:val="%1."/>
-      <w:lvlJc w:val="left"/>
-      <w:pPr>
-        <w:ind w:left="440" w:hanging="440"/>
-      </w:pPr>
-    </w:lvl>
-    <w:lvl w:ilvl="1" w:tplc="04090017" w:tentative="1">
-      <w:start w:val="1"/>
-      <w:numFmt w:val="aiueoFullWidth"/>
-      <w:lvlText w:val="(%2)"/>
-      <w:lvlJc w:val="left"/>
-      <w:pPr>
-        <w:ind w:left="880" w:hanging="440"/>
-      </w:pPr>
-    </w:lvl>
-    <w:lvl w:ilvl="2" w:tplc="04090011" w:tentative="1">
-      <w:start w:val="1"/>
-      <w:numFmt w:val="decimalEnclosedCircle"/>
-      <w:lvlText w:val="%3"/>
-      <w:lvlJc w:val="left"/>
-      <w:pPr>
-        <w:ind w:left="1320" w:hanging="440"/>
-      </w:pPr>
-    </w:lvl>
-    <w:lvl w:ilvl="3" w:tplc="0409000F" w:tentative="1">
-      <w:start w:val="1"/>
-      <w:numFmt w:val="decimal"/>
-      <w:lvlText w:val="%4."/>
-      <w:lvlJc w:val="left"/>
-      <w:pPr>
-        <w:ind w:left="1760" w:hanging="440"/>
-      </w:pPr>
-    </w:lvl>
-    <w:lvl w:ilvl="4" w:tplc="04090017" w:tentative="1">
-      <w:start w:val="1"/>
-      <w:numFmt w:val="aiueoFullWidth"/>
-      <w:lvlText w:val="(%5)"/>
-      <w:lvlJc w:val="left"/>
-      <w:pPr>
-        <w:ind w:left="2200" w:hanging="440"/>
-      </w:pPr>
-    </w:lvl>
-    <w:lvl w:ilvl="5" w:tplc="04090011" w:tentative="1">
-      <w:start w:val="1"/>
-      <w:numFmt w:val="decimalEnclosedCircle"/>
-      <w:lvlText w:val="%6"/>
-      <w:lvlJc w:val="left"/>
-      <w:pPr>
-        <w:ind w:left="2640" w:hanging="440"/>
-      </w:pPr>
-    </w:lvl>
-    <w:lvl w:ilvl="6" w:tplc="0409000F" w:tentative="1">
-      <w:start w:val="1"/>
-      <w:numFmt w:val="decimal"/>
-      <w:lvlText w:val="%7."/>
-      <w:lvlJc w:val="left"/>
-      <w:pPr>
-        <w:ind w:left="3080" w:hanging="440"/>
-      </w:pPr>
-    </w:lvl>
-    <w:lvl w:ilvl="7" w:tplc="04090017" w:tentative="1">
-      <w:start w:val="1"/>
-      <w:numFmt w:val="aiueoFullWidth"/>
-      <w:lvlText w:val="(%8)"/>
-      <w:lvlJc w:val="left"/>
-      <w:pPr>
-        <w:ind w:left="3520" w:hanging="440"/>
-      </w:pPr>
-    </w:lvl>
-    <w:lvl w:ilvl="8" w:tplc="04090011" w:tentative="1">
-      <w:start w:val="1"/>
-      <w:numFmt w:val="decimalEnclosedCircle"/>
-      <w:lvlText w:val="%9"/>
-      <w:lvlJc w:val="left"/>
-      <w:pPr>
-        <w:ind w:left="3960" w:hanging="440"/>
-      </w:pPr>
-    </w:lvl>
-  </w:abstractNum>
-  <w:abstractNum w:abstractNumId="2" w15:restartNumberingAfterBreak="0">
-    <w:nsid w:val="23121CC4"/>
-    <w:multiLevelType w:val="hybridMultilevel"/>
-    <w:tmpl w:val="5DE812E4"/>
-    <w:name w:val="__API_DOC_SQUARE_BULLET__22222"/>
-    <w:lvl w:ilvl="0" w:tplc="0409000F">
-      <w:start w:val="1"/>
-      <w:numFmt w:val="decimal"/>
-      <w:lvlText w:val="%1."/>
-      <w:lvlJc w:val="left"/>
-      <w:pPr>
-        <w:ind w:left="440" w:hanging="440"/>
-      </w:pPr>
-    </w:lvl>
-    <w:lvl w:ilvl="1" w:tplc="04090017" w:tentative="1">
-      <w:start w:val="1"/>
-      <w:numFmt w:val="aiueoFullWidth"/>
-      <w:lvlText w:val="(%2)"/>
-      <w:lvlJc w:val="left"/>
-      <w:pPr>
-        <w:ind w:left="880" w:hanging="440"/>
-      </w:pPr>
-    </w:lvl>
-    <w:lvl w:ilvl="2" w:tplc="04090011" w:tentative="1">
-      <w:start w:val="1"/>
-      <w:numFmt w:val="decimalEnclosedCircle"/>
-      <w:lvlText w:val="%3"/>
-      <w:lvlJc w:val="left"/>
-      <w:pPr>
-        <w:ind w:left="1320" w:hanging="440"/>
-      </w:pPr>
-    </w:lvl>
-    <w:lvl w:ilvl="3" w:tplc="0409000F" w:tentative="1">
-      <w:start w:val="1"/>
-      <w:numFmt w:val="decimal"/>
-      <w:lvlText w:val="%4."/>
-      <w:lvlJc w:val="left"/>
-      <w:pPr>
-        <w:ind w:left="1760" w:hanging="440"/>
-      </w:pPr>
-    </w:lvl>
-    <w:lvl w:ilvl="4" w:tplc="04090017" w:tentative="1">
-      <w:start w:val="1"/>
-      <w:numFmt w:val="aiueoFullWidth"/>
-      <w:lvlText w:val="(%5)"/>
-      <w:lvlJc w:val="left"/>
-      <w:pPr>
-        <w:ind w:left="2200" w:hanging="440"/>
-      </w:pPr>
-    </w:lvl>
-    <w:lvl w:ilvl="5" w:tplc="04090011" w:tentative="1">
-      <w:start w:val="1"/>
-      <w:numFmt w:val="decimalEnclosedCircle"/>
-      <w:lvlText w:val="%6"/>
-      <w:lvlJc w:val="left"/>
-      <w:pPr>
-        <w:ind w:left="2640" w:hanging="440"/>
-      </w:pPr>
-    </w:lvl>
-    <w:lvl w:ilvl="6" w:tplc="0409000F" w:tentative="1">
-      <w:start w:val="1"/>
-      <w:numFmt w:val="decimal"/>
-      <w:lvlText w:val="%7."/>
-      <w:lvlJc w:val="left"/>
-      <w:pPr>
-        <w:ind w:left="3080" w:hanging="440"/>
-      </w:pPr>
-    </w:lvl>
-    <w:lvl w:ilvl="7" w:tplc="04090017" w:tentative="1">
-      <w:start w:val="1"/>
-      <w:numFmt w:val="aiueoFullWidth"/>
-      <w:lvlText w:val="(%8)"/>
-      <w:lvlJc w:val="left"/>
-      <w:pPr>
-        <w:ind w:left="3520" w:hanging="440"/>
-      </w:pPr>
-    </w:lvl>
-    <w:lvl w:ilvl="8" w:tplc="04090011" w:tentative="1">
-      <w:start w:val="1"/>
-      <w:numFmt w:val="decimalEnclosedCircle"/>
-      <w:lvlText w:val="%9"/>
-      <w:lvlJc w:val="left"/>
-      <w:pPr>
-        <w:ind w:left="3960" w:hanging="440"/>
-      </w:pPr>
-    </w:lvl>
-  </w:abstractNum>
-  <w:abstractNum w:abstractNumId="3" w15:restartNumberingAfterBreak="0">
-    <w:nsid w:val="26A116B8"/>
-    <w:multiLevelType w:val="hybridMultilevel"/>
-    <w:tmpl w:val="8ADA430A"/>
-    <w:name w:val="__API_DOC_SQUARE_BULLET__2222"/>
-    <w:lvl w:ilvl="0" w:tplc="0409000F">
-      <w:start w:val="1"/>
-      <w:numFmt w:val="decimal"/>
-      <w:lvlText w:val="%1."/>
-      <w:lvlJc w:val="left"/>
-      <w:pPr>
-        <w:ind w:left="440" w:hanging="440"/>
-      </w:pPr>
-    </w:lvl>
-    <w:lvl w:ilvl="1" w:tplc="04090017" w:tentative="1">
-      <w:start w:val="1"/>
-      <w:numFmt w:val="aiueoFullWidth"/>
-      <w:lvlText w:val="(%2)"/>
-      <w:lvlJc w:val="left"/>
-      <w:pPr>
-        <w:ind w:left="880" w:hanging="440"/>
-      </w:pPr>
-    </w:lvl>
-    <w:lvl w:ilvl="2" w:tplc="04090011" w:tentative="1">
-      <w:start w:val="1"/>
-      <w:numFmt w:val="decimalEnclosedCircle"/>
-      <w:lvlText w:val="%3"/>
-      <w:lvlJc w:val="left"/>
-      <w:pPr>
-        <w:ind w:left="1320" w:hanging="440"/>
-      </w:pPr>
-    </w:lvl>
-    <w:lvl w:ilvl="3" w:tplc="0409000F" w:tentative="1">
-      <w:start w:val="1"/>
-      <w:numFmt w:val="decimal"/>
-      <w:lvlText w:val="%4."/>
-      <w:lvlJc w:val="left"/>
-      <w:pPr>
-        <w:ind w:left="1760" w:hanging="440"/>
-      </w:pPr>
-    </w:lvl>
-    <w:lvl w:ilvl="4" w:tplc="04090017" w:tentative="1">
-      <w:start w:val="1"/>
-      <w:numFmt w:val="aiueoFullWidth"/>
-      <w:lvlText w:val="(%5)"/>
-      <w:lvlJc w:val="left"/>
-      <w:pPr>
-        <w:ind w:left="2200" w:hanging="440"/>
-      </w:pPr>
-    </w:lvl>
-    <w:lvl w:ilvl="5" w:tplc="04090011" w:tentative="1">
-      <w:start w:val="1"/>
-      <w:numFmt w:val="decimalEnclosedCircle"/>
-      <w:lvlText w:val="%6"/>
-      <w:lvlJc w:val="left"/>
-      <w:pPr>
-        <w:ind w:left="2640" w:hanging="440"/>
-      </w:pPr>
-    </w:lvl>
-    <w:lvl w:ilvl="6" w:tplc="0409000F" w:tentative="1">
-      <w:start w:val="1"/>
-      <w:numFmt w:val="decimal"/>
-      <w:lvlText w:val="%7."/>
-      <w:lvlJc w:val="left"/>
-      <w:pPr>
-        <w:ind w:left="3080" w:hanging="440"/>
-      </w:pPr>
-    </w:lvl>
-    <w:lvl w:ilvl="7" w:tplc="04090017" w:tentative="1">
-      <w:start w:val="1"/>
-      <w:numFmt w:val="aiueoFullWidth"/>
-      <w:lvlText w:val="(%8)"/>
-      <w:lvlJc w:val="left"/>
-      <w:pPr>
-        <w:ind w:left="3520" w:hanging="440"/>
-      </w:pPr>
-    </w:lvl>
-    <w:lvl w:ilvl="8" w:tplc="04090011" w:tentative="1">
-      <w:start w:val="1"/>
-      <w:numFmt w:val="decimalEnclosedCircle"/>
-      <w:lvlText w:val="%9"/>
-      <w:lvlJc w:val="left"/>
-      <w:pPr>
-        <w:ind w:left="3960" w:hanging="440"/>
-      </w:pPr>
-    </w:lvl>
-  </w:abstractNum>
-  <w:abstractNum w:abstractNumId="4" w15:restartNumberingAfterBreak="0">
-    <w:nsid w:val="552F4689"/>
-    <w:multiLevelType w:val="hybridMultilevel"/>
-    <w:tmpl w:val="7E8A18C8"/>
-    <w:name w:val="__API_DOC_SQUARE_BULLET__222"/>
-    <w:lvl w:ilvl="0" w:tplc="0409000F">
-      <w:start w:val="1"/>
-      <w:numFmt w:val="decimal"/>
-      <w:lvlText w:val="%1."/>
-      <w:lvlJc w:val="left"/>
-      <w:pPr>
-        <w:ind w:left="440" w:hanging="440"/>
-      </w:pPr>
-    </w:lvl>
-    <w:lvl w:ilvl="1" w:tplc="04090017" w:tentative="1">
-      <w:start w:val="1"/>
-      <w:numFmt w:val="aiueoFullWidth"/>
-      <w:lvlText w:val="(%2)"/>
-      <w:lvlJc w:val="left"/>
-      <w:pPr>
-        <w:ind w:left="880" w:hanging="440"/>
-      </w:pPr>
-    </w:lvl>
-    <w:lvl w:ilvl="2" w:tplc="04090011" w:tentative="1">
-      <w:start w:val="1"/>
-      <w:numFmt w:val="decimalEnclosedCircle"/>
-      <w:lvlText w:val="%3"/>
-      <w:lvlJc w:val="left"/>
-      <w:pPr>
-        <w:ind w:left="1320" w:hanging="440"/>
-      </w:pPr>
-    </w:lvl>
-    <w:lvl w:ilvl="3" w:tplc="0409000F" w:tentative="1">
-      <w:start w:val="1"/>
-      <w:numFmt w:val="decimal"/>
-      <w:lvlText w:val="%4."/>
-      <w:lvlJc w:val="left"/>
-      <w:pPr>
-        <w:ind w:left="1760" w:hanging="440"/>
-      </w:pPr>
-    </w:lvl>
-    <w:lvl w:ilvl="4" w:tplc="04090017" w:tentative="1">
-      <w:start w:val="1"/>
-      <w:numFmt w:val="aiueoFullWidth"/>
-      <w:lvlText w:val="(%5)"/>
-      <w:lvlJc w:val="left"/>
-      <w:pPr>
-        <w:ind w:left="2200" w:hanging="440"/>
-      </w:pPr>
-    </w:lvl>
-    <w:lvl w:ilvl="5" w:tplc="04090011" w:tentative="1">
-      <w:start w:val="1"/>
-      <w:numFmt w:val="decimalEnclosedCircle"/>
-      <w:lvlText w:val="%6"/>
-      <w:lvlJc w:val="left"/>
-      <w:pPr>
-        <w:ind w:left="2640" w:hanging="440"/>
-      </w:pPr>
-    </w:lvl>
-    <w:lvl w:ilvl="6" w:tplc="0409000F" w:tentative="1">
-      <w:start w:val="1"/>
-      <w:numFmt w:val="decimal"/>
-      <w:lvlText w:val="%7."/>
-      <w:lvlJc w:val="left"/>
-      <w:pPr>
-        <w:ind w:left="3080" w:hanging="440"/>
-      </w:pPr>
-    </w:lvl>
-    <w:lvl w:ilvl="7" w:tplc="04090017" w:tentative="1">
-      <w:start w:val="1"/>
-      <w:numFmt w:val="aiueoFullWidth"/>
-      <w:lvlText w:val="(%8)"/>
-      <w:lvlJc w:val="left"/>
-      <w:pPr>
-        <w:ind w:left="3520" w:hanging="440"/>
-      </w:pPr>
-    </w:lvl>
-    <w:lvl w:ilvl="8" w:tplc="04090011" w:tentative="1">
-      <w:start w:val="1"/>
-      <w:numFmt w:val="decimalEnclosedCircle"/>
-      <w:lvlText w:val="%9"/>
-      <w:lvlJc w:val="left"/>
-      <w:pPr>
-        <w:ind w:left="3960" w:hanging="440"/>
-      </w:pPr>
-    </w:lvl>
-  </w:abstractNum>
-  <w:abstractNum w:abstractNumId="5" w15:restartNumberingAfterBreak="0">
-    <w:nsid w:val="6A4E7C37"/>
+    <w:nsid w:val="0C750E2B"/>
     <w:multiLevelType w:val="singleLevel"/>
     <w:tmpl w:val="0409000F"/>
     <w:name w:val="__API_DOC_SQUARE_BULLET__"/>
@@ -14812,94 +14970,126 @@
       </w:pPr>
     </w:lvl>
   </w:abstractNum>
+  <w:abstractNum w:abstractNumId="1" w15:restartNumberingAfterBreak="0">
+    <w:nsid w:val="0CB527F7"/>
+    <w:multiLevelType w:val="singleLevel"/>
+    <w:tmpl w:val="04090001"/>
+    <w:lvl w:ilvl="0">
+      <w:start w:val="1"/>
+      <w:numFmt w:val="bullet"/>
+      <w:lvlText w:val="■"/>
+      <w:lvlJc w:val="left"/>
+      <w:pPr>
+        <w:ind w:left="440" w:hanging="440"/>
+      </w:pPr>
+      <w:rPr>
+        <w:rFonts w:ascii="Meiryo UI" w:hAnsi="Meiryo UI" w:eastAsia="Meiryo UI" w:cs="Meiryo UI" w:hint="default"/>
+      </w:rPr>
+    </w:lvl>
+  </w:abstractNum>
+  <w:abstractNum w:abstractNumId="2" w15:restartNumberingAfterBreak="0">
+    <w:nsid w:val="0EFE541C"/>
+    <w:multiLevelType w:val="singleLevel"/>
+    <w:tmpl w:val="04090001"/>
+    <w:lvl w:ilvl="0">
+      <w:start w:val="1"/>
+      <w:numFmt w:val="bullet"/>
+      <w:lvlText w:val="■"/>
+      <w:lvlJc w:val="left"/>
+      <w:pPr>
+        <w:ind w:left="440" w:hanging="440"/>
+      </w:pPr>
+      <w:rPr>
+        <w:rFonts w:ascii="Meiryo UI" w:hAnsi="Meiryo UI" w:eastAsia="Meiryo UI" w:cs="Meiryo UI" w:hint="default"/>
+      </w:rPr>
+    </w:lvl>
+  </w:abstractNum>
+  <w:abstractNum w:abstractNumId="3" w15:restartNumberingAfterBreak="0">
+    <w:nsid w:val="324C4A4F"/>
+    <w:multiLevelType w:val="singleLevel"/>
+    <w:tmpl w:val="04090001"/>
+    <w:lvl w:ilvl="0">
+      <w:start w:val="1"/>
+      <w:numFmt w:val="bullet"/>
+      <w:lvlText w:val="■"/>
+      <w:lvlJc w:val="left"/>
+      <w:pPr>
+        <w:ind w:left="440" w:hanging="440"/>
+      </w:pPr>
+      <w:rPr>
+        <w:rFonts w:ascii="Meiryo UI" w:hAnsi="Meiryo UI" w:eastAsia="Meiryo UI" w:cs="Meiryo UI" w:hint="default"/>
+      </w:rPr>
+    </w:lvl>
+  </w:abstractNum>
+  <w:abstractNum w:abstractNumId="4" w15:restartNumberingAfterBreak="0">
+    <w:nsid w:val="52182AC7"/>
+    <w:multiLevelType w:val="singleLevel"/>
+    <w:tmpl w:val="04090001"/>
+    <w:lvl w:ilvl="0">
+      <w:start w:val="1"/>
+      <w:numFmt w:val="bullet"/>
+      <w:lvlText w:val="■"/>
+      <w:lvlJc w:val="left"/>
+      <w:pPr>
+        <w:ind w:left="440" w:hanging="440"/>
+      </w:pPr>
+      <w:rPr>
+        <w:rFonts w:ascii="Meiryo UI" w:hAnsi="Meiryo UI" w:eastAsia="Meiryo UI" w:cs="Meiryo UI" w:hint="default"/>
+      </w:rPr>
+    </w:lvl>
+  </w:abstractNum>
+  <w:abstractNum w:abstractNumId="5" w15:restartNumberingAfterBreak="0">
+    <w:nsid w:val="5F602810"/>
+    <w:multiLevelType w:val="singleLevel"/>
+    <w:tmpl w:val="04090001"/>
+    <w:lvl w:ilvl="0">
+      <w:start w:val="1"/>
+      <w:numFmt w:val="bullet"/>
+      <w:lvlText w:val="■"/>
+      <w:lvlJc w:val="left"/>
+      <w:pPr>
+        <w:ind w:left="440" w:hanging="440"/>
+      </w:pPr>
+      <w:rPr>
+        <w:rFonts w:ascii="Meiryo UI" w:hAnsi="Meiryo UI" w:eastAsia="Meiryo UI" w:cs="Meiryo UI" w:hint="default"/>
+      </w:rPr>
+    </w:lvl>
+  </w:abstractNum>
   <w:abstractNum w:abstractNumId="6" w15:restartNumberingAfterBreak="0">
-    <w:nsid w:val="6A7903CA"/>
-    <w:multiLevelType w:val="hybridMultilevel"/>
-    <w:tmpl w:val="FF60CEF4"/>
-    <w:name w:val="__API_DOC_SQUARE_BULLET__2"/>
-    <w:lvl w:ilvl="0" w:tplc="0409000F">
+    <w:nsid w:val="71911AF9"/>
+    <w:multiLevelType w:val="singleLevel"/>
+    <w:tmpl w:val="04090001"/>
+    <w:lvl w:ilvl="0">
       <w:start w:val="1"/>
-      <w:numFmt w:val="decimal"/>
-      <w:lvlText w:val="%1."/>
+      <w:numFmt w:val="bullet"/>
+      <w:lvlText w:val="■"/>
       <w:lvlJc w:val="left"/>
       <w:pPr>
         <w:ind w:left="440" w:hanging="440"/>
       </w:pPr>
-    </w:lvl>
-    <w:lvl w:ilvl="1" w:tplc="04090017" w:tentative="1">
-      <w:start w:val="1"/>
-      <w:numFmt w:val="aiueoFullWidth"/>
-      <w:lvlText w:val="(%2)"/>
-      <w:lvlJc w:val="left"/>
-      <w:pPr>
-        <w:ind w:left="880" w:hanging="440"/>
-      </w:pPr>
-    </w:lvl>
-    <w:lvl w:ilvl="2" w:tplc="04090011" w:tentative="1">
-      <w:start w:val="1"/>
-      <w:numFmt w:val="decimalEnclosedCircle"/>
-      <w:lvlText w:val="%3"/>
-      <w:lvlJc w:val="left"/>
-      <w:pPr>
-        <w:ind w:left="1320" w:hanging="440"/>
-      </w:pPr>
-    </w:lvl>
-    <w:lvl w:ilvl="3" w:tplc="0409000F" w:tentative="1">
-      <w:start w:val="1"/>
-      <w:numFmt w:val="decimal"/>
-      <w:lvlText w:val="%4."/>
-      <w:lvlJc w:val="left"/>
-      <w:pPr>
-        <w:ind w:left="1760" w:hanging="440"/>
-      </w:pPr>
-    </w:lvl>
-    <w:lvl w:ilvl="4" w:tplc="04090017" w:tentative="1">
-      <w:start w:val="1"/>
-      <w:numFmt w:val="aiueoFullWidth"/>
-      <w:lvlText w:val="(%5)"/>
-      <w:lvlJc w:val="left"/>
-      <w:pPr>
-        <w:ind w:left="2200" w:hanging="440"/>
-      </w:pPr>
-    </w:lvl>
-    <w:lvl w:ilvl="5" w:tplc="04090011" w:tentative="1">
-      <w:start w:val="1"/>
-      <w:numFmt w:val="decimalEnclosedCircle"/>
-      <w:lvlText w:val="%6"/>
-      <w:lvlJc w:val="left"/>
-      <w:pPr>
-        <w:ind w:left="2640" w:hanging="440"/>
-      </w:pPr>
-    </w:lvl>
-    <w:lvl w:ilvl="6" w:tplc="0409000F" w:tentative="1">
-      <w:start w:val="1"/>
-      <w:numFmt w:val="decimal"/>
-      <w:lvlText w:val="%7."/>
-      <w:lvlJc w:val="left"/>
-      <w:pPr>
-        <w:ind w:left="3080" w:hanging="440"/>
-      </w:pPr>
-    </w:lvl>
-    <w:lvl w:ilvl="7" w:tplc="04090017" w:tentative="1">
-      <w:start w:val="1"/>
-      <w:numFmt w:val="aiueoFullWidth"/>
-      <w:lvlText w:val="(%8)"/>
-      <w:lvlJc w:val="left"/>
-      <w:pPr>
-        <w:ind w:left="3520" w:hanging="440"/>
-      </w:pPr>
-    </w:lvl>
-    <w:lvl w:ilvl="8" w:tplc="04090011" w:tentative="1">
-      <w:start w:val="1"/>
-      <w:numFmt w:val="decimalEnclosedCircle"/>
-      <w:lvlText w:val="%9"/>
-      <w:lvlJc w:val="left"/>
-      <w:pPr>
-        <w:ind w:left="3960" w:hanging="440"/>
-      </w:pPr>
+      <w:rPr>
+        <w:rFonts w:ascii="Meiryo UI" w:hAnsi="Meiryo UI" w:eastAsia="Meiryo UI" w:cs="Meiryo UI" w:hint="default"/>
+      </w:rPr>
     </w:lvl>
   </w:abstractNum>
   <w:abstractNum w:abstractNumId="7" w15:restartNumberingAfterBreak="0">
+    <w:nsid w:val="74E26331"/>
+    <w:multiLevelType w:val="singleLevel"/>
+    <w:tmpl w:val="04090001"/>
+    <w:lvl w:ilvl="0">
+      <w:start w:val="1"/>
+      <w:numFmt w:val="bullet"/>
+      <w:lvlText w:val="■"/>
+      <w:lvlJc w:val="left"/>
+      <w:pPr>
+        <w:ind w:left="440" w:hanging="440"/>
+      </w:pPr>
+      <w:rPr>
+        <w:rFonts w:ascii="Meiryo UI" w:hAnsi="Meiryo UI" w:eastAsia="Meiryo UI" w:cs="Meiryo UI" w:hint="default"/>
+      </w:rPr>
+    </w:lvl>
+  </w:abstractNum>
+  <w:abstractNum w:abstractNumId="8" w15:restartNumberingAfterBreak="0">
     <w:nsid w:val="7AC532A8"/>
     <w:multiLevelType w:val="multilevel"/>
     <w:tmpl w:val="4E1E5628"/>
@@ -15014,28 +15204,28 @@
     </w:lvl>
   </w:abstractNum>
   <w:num w:numId="1" w16cid:durableId="296302402">
-    <w:abstractNumId w:val="7"/>
+    <w:abstractNumId w:val="8"/>
   </w:num>
-  <w:num w:numId="2" w16cid:durableId="144856169">
-    <w:abstractNumId w:val="0"/>
+  <w:num w:numId="2" w16cid:durableId="1520578337">
+    <w:abstractNumId w:val="4"/>
   </w:num>
-  <w:num w:numId="3" w16cid:durableId="1629433302">
+  <w:num w:numId="3" w16cid:durableId="918371628">
+    <w:abstractNumId w:val="6"/>
+  </w:num>
+  <w:num w:numId="4" w16cid:durableId="561447135">
+    <w:abstractNumId w:val="1"/>
+  </w:num>
+  <w:num w:numId="5" w16cid:durableId="644504642">
+    <w:abstractNumId w:val="2"/>
+  </w:num>
+  <w:num w:numId="6" w16cid:durableId="1343973511">
     <w:abstractNumId w:val="5"/>
   </w:num>
-  <w:num w:numId="4" w16cid:durableId="1011222697">
-    <w:abstractNumId w:val="6"/>
-  </w:num>
-  <w:num w:numId="5" w16cid:durableId="1347513655">
-    <w:abstractNumId w:val="1"/>
-  </w:num>
-  <w:num w:numId="6" w16cid:durableId="560870178">
-    <w:abstractNumId w:val="4"/>
-  </w:num>
-  <w:num w:numId="7" w16cid:durableId="473714924">
+  <w:num w:numId="7" w16cid:durableId="356199060">
     <w:abstractNumId w:val="3"/>
   </w:num>
-  <w:num w:numId="8" w16cid:durableId="1333143354">
-    <w:abstractNumId w:val="2"/>
+  <w:num w:numId="8" w16cid:durableId="1436710769">
+    <w:abstractNumId w:val="7"/>
   </w:num>
   <w:numIdMacAtCleanup w:val="8"/>
 </w:numbering>
